--- a/plantillas_maestras/03_seguro_desgravamen/materia_general_asegurativa/1_ddo_aseguradora/varon/TPL_2349_2026_SEGURO_DESGRAVAMEN_MATERIA_GENERAL_ASEGURATIVA_ASEGURADORA_VARON_R0281.docx
+++ b/plantillas_maestras/03_seguro_desgravamen/materia_general_asegurativa/1_ddo_aseguradora/varon/TPL_2349_2026_SEGURO_DESGRAVAMEN_MATERIA_GENERAL_ASEGURATIVA_ASEGURADORA_VARON_R0281.docx
@@ -1584,7 +1584,7 @@
           <w:sz w:val="22"/>
           <w:szCs w:val="22"/>
         </w:rPr>
-        <w:t>El artículo 6° de la Ley sobre Facultades, Normas</w:t>
+        <w:t>El artículo 6 de la Ley sobre Facultades, Normas</w:t>
       </w:r>
       <w:r>
         <w:rPr>
@@ -1601,7 +1601,7 @@
           <w:sz w:val="22"/>
           <w:szCs w:val="22"/>
         </w:rPr>
-        <w:t>N°</w:t>
+        <w:t/>
       </w:r>
       <w:proofErr w:type="spellEnd"/>
       <w:r>
@@ -1655,7 +1655,7 @@
           <w:sz w:val="22"/>
           <w:szCs w:val="22"/>
         </w:rPr>
-        <w:t>N°</w:t>
+        <w:t/>
       </w:r>
       <w:proofErr w:type="spellEnd"/>
       <w:r>
@@ -1682,7 +1682,7 @@
           <w:sz w:val="22"/>
           <w:szCs w:val="22"/>
         </w:rPr>
-        <w:t>Nº</w:t>
+        <w:t/>
       </w:r>
       <w:proofErr w:type="spellEnd"/>
       <w:r>
@@ -2832,7 +2832,7 @@
           <w:sz w:val="20"/>
           <w:szCs w:val="20"/>
         </w:rPr>
-        <w:t xml:space="preserve">     </w:t>
+        <w:t xml:space="preserve"> </w:t>
       </w:r>
       <w:r>
         <w:rPr>
@@ -2881,7 +2881,7 @@
           <w:sz w:val="20"/>
           <w:szCs w:val="20"/>
         </w:rPr>
-        <w:t xml:space="preserve">    </w:t>
+        <w:t xml:space="preserve"> </w:t>
       </w:r>
       <w:r>
         <w:rPr>
@@ -2952,7 +2952,7 @@
           <w:sz w:val="20"/>
           <w:szCs w:val="20"/>
         </w:rPr>
-        <w:t xml:space="preserve">     e) </w:t>
+        <w:t xml:space="preserve"> e) </w:t>
       </w:r>
       <w:r>
         <w:rPr>
@@ -3174,7 +3174,7 @@
           <w:sz w:val="22"/>
           <w:szCs w:val="22"/>
         </w:rPr>
-        <w:t>Nº</w:t>
+        <w:t/>
       </w:r>
       <w:proofErr w:type="spellEnd"/>
       <w:r>
@@ -3363,7 +3363,7 @@
           <w:sz w:val="22"/>
           <w:szCs w:val="22"/>
         </w:rPr>
-        <w:t>Nº</w:t>
+        <w:t/>
       </w:r>
       <w:proofErr w:type="spellEnd"/>
       <w:r>
@@ -3432,7 +3432,7 @@
           <w:szCs w:val="22"/>
           <w:lang w:val="es-ES"/>
         </w:rPr>
-        <w:t>Nº</w:t>
+        <w:t/>
       </w:r>
       <w:proofErr w:type="spellEnd"/>
       <w:r>
@@ -3646,7 +3646,7 @@
           <w:szCs w:val="22"/>
           <w:lang w:val="es-ES"/>
         </w:rPr>
-        <w:t xml:space="preserve">La Resolución Nº1 fue debidamente notificada </w:t>
+        <w:t xml:space="preserve">La Resolución 1 fue debidamente notificada </w:t>
       </w:r>
       <w:r>
         <w:rPr>
@@ -4658,7 +4658,7 @@
           <w:sz w:val="22"/>
           <w:szCs w:val="22"/>
         </w:rPr>
-        <w:t>N°</w:t>
+        <w:t/>
       </w:r>
       <w:proofErr w:type="spellEnd"/>
       <w:r>
@@ -4765,7 +4765,7 @@
           <w:sz w:val="22"/>
           <w:szCs w:val="22"/>
         </w:rPr>
-        <w:t>N°</w:t>
+        <w:t/>
       </w:r>
       <w:proofErr w:type="spellEnd"/>
       <w:r>
@@ -4827,7 +4827,7 @@
           <w:sz w:val="22"/>
           <w:szCs w:val="22"/>
         </w:rPr>
-        <w:t>Nº</w:t>
+        <w:t/>
       </w:r>
       <w:proofErr w:type="spellEnd"/>
       <w:r>
@@ -5049,7 +5049,7 @@
           <w:sz w:val="22"/>
           <w:szCs w:val="22"/>
         </w:rPr>
-        <w:t>N°</w:t>
+        <w:t/>
       </w:r>
       <w:proofErr w:type="spellEnd"/>
       <w:r>
@@ -5174,7 +5174,7 @@
           <w:sz w:val="22"/>
           <w:szCs w:val="22"/>
         </w:rPr>
-        <w:t>N°</w:t>
+        <w:t/>
       </w:r>
       <w:proofErr w:type="spellEnd"/>
       <w:r>
@@ -5261,7 +5261,7 @@
           <w:sz w:val="22"/>
           <w:szCs w:val="22"/>
         </w:rPr>
-        <w:t>involucraría una afectación a sus expectativas, al no haber encontrado una correspondencia entre lo que esperaba recibir de parte del proveedor denunciado y lo que realmente recibió. Por consiguiente, corresponde calificar el hecho materia de denuncia como una presunta infracción al deber de idoneidad, tipificado en los artículos 18° y 19° del Código</w:t>
+        <w:t>involucraría una afectación a sus expectativas, al no haber encontrado una correspondencia entre lo que esperaba recibir de parte del proveedor denunciado y lo que realmente recibió. Por consiguiente, corresponde calificar el hecho materia de denuncia como una presunta infracción al deber de idoneidad, tipificado en los artículos 18 y 19 del Código</w:t>
       </w:r>
       <w:r>
         <w:rPr>
@@ -5440,7 +5440,7 @@
           <w:szCs w:val="22"/>
           <w:shd w:val="clear" w:color="auto" w:fill="FFFFFF"/>
         </w:rPr>
-        <w:t xml:space="preserve">artículo 38° del </w:t>
+        <w:t xml:space="preserve">artículo 38 del </w:t>
       </w:r>
       <w:r>
         <w:rPr>
@@ -5851,7 +5851,7 @@
           <w:sz w:val="22"/>
           <w:szCs w:val="22"/>
         </w:rPr>
-        <w:t xml:space="preserve">.  </w:t>
+        <w:t xml:space="preserve">. </w:t>
       </w:r>
     </w:p>
     <w:p>
@@ -6010,7 +6010,7 @@
           <w:sz w:val="22"/>
           <w:szCs w:val="22"/>
         </w:rPr>
-        <w:t>N°</w:t>
+        <w:t/>
       </w:r>
       <w:proofErr w:type="spellEnd"/>
       <w:r>
@@ -6032,7 +6032,7 @@
           <w:sz w:val="22"/>
           <w:szCs w:val="22"/>
         </w:rPr>
-        <w:t>Nº</w:t>
+        <w:t/>
       </w:r>
       <w:proofErr w:type="spellEnd"/>
       <w:r>
@@ -6285,7 +6285,7 @@
           <w:sz w:val="22"/>
           <w:szCs w:val="22"/>
         </w:rPr>
-        <w:t xml:space="preserve">Presunta infracción de los artículos 18° y 19° de la Ley </w:t>
+        <w:t xml:space="preserve">Presunta infracción de los artículos 18 y 19 de la Ley </w:t>
       </w:r>
       <w:proofErr w:type="spellStart"/>
       <w:r>
@@ -6294,7 +6294,7 @@
           <w:sz w:val="22"/>
           <w:szCs w:val="22"/>
         </w:rPr>
-        <w:t>N°</w:t>
+        <w:t/>
       </w:r>
       <w:proofErr w:type="spellEnd"/>
       <w:r>
@@ -6412,7 +6412,7 @@
           <w:szCs w:val="22"/>
           <w:shd w:val="clear" w:color="auto" w:fill="FFFFFF"/>
         </w:rPr>
-        <w:t xml:space="preserve">Presunta infracción al artículo 38° de la Ley 29571, Código de Protección y Defensa del Consumidor, en tanto la compañía aseguradora habría </w:t>
+        <w:t xml:space="preserve">Presunta infracción al artículo 38 de la Ley 29571, Código de Protección y Defensa del Consumidor, en tanto la compañía aseguradora habría </w:t>
       </w:r>
       <w:r>
         <w:rPr>
@@ -6820,7 +6820,7 @@
           <w:sz w:val="22"/>
           <w:szCs w:val="22"/>
         </w:rPr>
-        <w:t>fijar domicilio procesal para el procedimiento, de conformidad con el numeral 1 del artículo 442° del Código Procesal Civil; y,</w:t>
+        <w:t>fijar domicilio procesal para el procedimiento, de conformidad con el numeral 1 del artículo 442 del Código Procesal Civil; y,</w:t>
       </w:r>
       <w:bookmarkStart w:id="9" w:name="_Hlk136948279"/>
     </w:p>
@@ -6893,7 +6893,7 @@
           <w:sz w:val="22"/>
           <w:szCs w:val="22"/>
         </w:rPr>
-        <w:t xml:space="preserve"> dicha documentación, conforme lo establece el artículo 110º del </w:t>
+        <w:t xml:space="preserve"> dicha documentación, conforme lo establece el artículo 110 del </w:t>
       </w:r>
       <w:r>
         <w:rPr>
@@ -7066,7 +7066,7 @@
           <w:szCs w:val="22"/>
           <w:lang w:val="es-ES" w:eastAsia="es-ES"/>
         </w:rPr>
-        <w:t xml:space="preserve">Ello, para que, de conformidad con lo dispuesto por el artículo 26° del Decreto Legislativo </w:t>
+        <w:t xml:space="preserve">Ello, para que, de conformidad con lo dispuesto por el artículo 26 del Decreto Legislativo </w:t>
       </w:r>
       <w:proofErr w:type="spellStart"/>
       <w:r>
@@ -7076,7 +7076,7 @@
           <w:szCs w:val="22"/>
           <w:lang w:val="es-ES" w:eastAsia="es-ES"/>
         </w:rPr>
-        <w:t>N°</w:t>
+        <w:t/>
       </w:r>
       <w:proofErr w:type="spellEnd"/>
       <w:r>
@@ -7140,7 +7140,7 @@
           <w:szCs w:val="22"/>
           <w:lang w:val="es-ES" w:eastAsia="es-ES"/>
         </w:rPr>
-        <w:t xml:space="preserve"> declarará en rebeldía al denunciado que no lo hubiera presentado. Debe precisarse que de conformidad con lo establecido por el numeral 233.1 del artículo 233° del Texto Único Ordenado de la Ley </w:t>
+        <w:t xml:space="preserve"> declarará en rebeldía al denunciado que no lo hubiera presentado. Debe precisarse que de conformidad con lo establecido por el numeral 233.1 del artículo 233 del Texto Único Ordenado de la Ley </w:t>
       </w:r>
       <w:proofErr w:type="spellStart"/>
       <w:r>
@@ -7150,7 +7150,7 @@
           <w:szCs w:val="22"/>
           <w:lang w:val="es-ES" w:eastAsia="es-ES"/>
         </w:rPr>
-        <w:t>N°</w:t>
+        <w:t/>
       </w:r>
       <w:proofErr w:type="spellEnd"/>
       <w:r>
@@ -7477,7 +7477,7 @@
           <w:sz w:val="22"/>
           <w:szCs w:val="22"/>
         </w:rPr>
-        <w:t>°</w:t>
+        <w:t/>
       </w:r>
       <w:r>
         <w:rPr>
@@ -7494,7 +7494,7 @@
           <w:sz w:val="22"/>
           <w:szCs w:val="22"/>
         </w:rPr>
-        <w:t>Nº</w:t>
+        <w:t/>
       </w:r>
       <w:proofErr w:type="spellEnd"/>
       <w:r>
@@ -7553,7 +7553,7 @@
           <w:sz w:val="22"/>
           <w:szCs w:val="22"/>
         </w:rPr>
-        <w:t>°</w:t>
+        <w:t/>
       </w:r>
       <w:r>
         <w:rPr>
@@ -7569,7 +7569,7 @@
           <w:sz w:val="22"/>
           <w:szCs w:val="22"/>
         </w:rPr>
-        <w:t>°</w:t>
+        <w:t/>
       </w:r>
       <w:r>
         <w:rPr>
@@ -7585,7 +7585,7 @@
           <w:sz w:val="22"/>
           <w:szCs w:val="22"/>
         </w:rPr>
-        <w:t>°</w:t>
+        <w:t/>
       </w:r>
       <w:r>
         <w:rPr>
@@ -7639,7 +7639,7 @@
           <w:sz w:val="22"/>
           <w:szCs w:val="22"/>
         </w:rPr>
-        <w:t>°</w:t>
+        <w:t/>
       </w:r>
       <w:r>
         <w:rPr>
@@ -7717,7 +7717,7 @@
           <w:sz w:val="22"/>
           <w:szCs w:val="22"/>
         </w:rPr>
-        <w:t xml:space="preserve"> informar a las partes que conforme a lo establecido en el artículo 39° del </w:t>
+        <w:t xml:space="preserve"> informar a las partes que conforme a lo establecido en el artículo 39 del </w:t>
       </w:r>
       <w:r>
         <w:rPr>
@@ -7736,7 +7736,7 @@
           <w:szCs w:val="22"/>
           <w:lang w:eastAsia="es-ES"/>
         </w:rPr>
-        <w:t>N°</w:t>
+        <w:t/>
       </w:r>
       <w:proofErr w:type="spellEnd"/>
       <w:r>
@@ -7805,7 +7805,7 @@
           <w:sz w:val="22"/>
           <w:szCs w:val="22"/>
         </w:rPr>
-        <w:t xml:space="preserve">comunicar a las partes que, de acuerdo a lo señalado por el artículo 29° del Decreto Legislativo </w:t>
+        <w:t xml:space="preserve">comunicar a las partes que, de acuerdo a lo señalado por el artículo 29 del Decreto Legislativo </w:t>
       </w:r>
       <w:proofErr w:type="spellStart"/>
       <w:r>
@@ -7814,7 +7814,7 @@
           <w:sz w:val="22"/>
           <w:szCs w:val="22"/>
         </w:rPr>
-        <w:t>N°</w:t>
+        <w:t/>
       </w:r>
       <w:proofErr w:type="spellEnd"/>
       <w:r>
@@ -8059,7 +8059,7 @@
           <w:sz w:val="22"/>
           <w:szCs w:val="22"/>
         </w:rPr>
-        <w:t>°</w:t>
+        <w:t/>
       </w:r>
       <w:r>
         <w:rPr>
@@ -8078,7 +8078,7 @@
           <w:sz w:val="22"/>
           <w:szCs w:val="22"/>
         </w:rPr>
-        <w:t>N°</w:t>
+        <w:t/>
       </w:r>
       <w:proofErr w:type="spellEnd"/>
       <w:r>
@@ -8663,7 +8663,7 @@
           <w:sz w:val="15"/>
           <w:szCs w:val="15"/>
         </w:rPr>
-        <w:t>N°</w:t>
+        <w:t/>
       </w:r>
       <w:proofErr w:type="spellEnd"/>
       <w:r>
@@ -8758,7 +8758,7 @@
           <w:sz w:val="15"/>
           <w:szCs w:val="15"/>
         </w:rPr>
-        <w:t>N°</w:t>
+        <w:t/>
       </w:r>
       <w:proofErr w:type="spellEnd"/>
       <w:r>
@@ -8944,7 +8944,7 @@
           <w:sz w:val="15"/>
           <w:szCs w:val="15"/>
         </w:rPr>
-        <w:t>Nº</w:t>
+        <w:t/>
       </w:r>
       <w:proofErr w:type="spellEnd"/>
       <w:r>
@@ -8974,7 +8974,7 @@
           <w:sz w:val="15"/>
           <w:szCs w:val="15"/>
         </w:rPr>
-        <w:t xml:space="preserve">        </w:t>
+        <w:t xml:space="preserve"> </w:t>
       </w:r>
       <w:r>
         <w:rPr>
@@ -9002,7 +9002,7 @@
           <w:sz w:val="15"/>
           <w:szCs w:val="15"/>
         </w:rPr>
-        <w:t xml:space="preserve"> (….)             </w:t>
+        <w:t xml:space="preserve"> (….) </w:t>
       </w:r>
     </w:p>
     <w:p>
@@ -9080,7 +9080,7 @@
           <w:sz w:val="15"/>
           <w:szCs w:val="15"/>
         </w:rPr>
-        <w:t xml:space="preserve">          </w:t>
+        <w:t xml:space="preserve"> </w:t>
       </w:r>
       <w:r>
         <w:rPr>
@@ -9109,7 +9109,7 @@
           <w:sz w:val="15"/>
           <w:szCs w:val="15"/>
         </w:rPr>
-        <w:t>Nº</w:t>
+        <w:t/>
       </w:r>
       <w:proofErr w:type="spellEnd"/>
       <w:r>
@@ -9305,7 +9305,7 @@
           <w:sz w:val="15"/>
           <w:szCs w:val="15"/>
         </w:rPr>
-        <w:t>N°</w:t>
+        <w:t/>
       </w:r>
       <w:proofErr w:type="spellEnd"/>
       <w:r>
@@ -9587,7 +9587,7 @@
           <w:sz w:val="15"/>
           <w:szCs w:val="15"/>
         </w:rPr>
-        <w:t>N°</w:t>
+        <w:t/>
       </w:r>
       <w:proofErr w:type="spellEnd"/>
       <w:r>
@@ -9609,7 +9609,7 @@
           <w:sz w:val="15"/>
           <w:szCs w:val="15"/>
         </w:rPr>
-        <w:t>N°</w:t>
+        <w:t/>
       </w:r>
       <w:proofErr w:type="spellEnd"/>
       <w:r>
@@ -9774,7 +9774,7 @@
           <w:sz w:val="15"/>
           <w:szCs w:val="15"/>
         </w:rPr>
-        <w:t xml:space="preserve">           </w:t>
+        <w:t xml:space="preserve"> </w:t>
       </w:r>
       <w:r>
         <w:rPr>
@@ -9803,7 +9803,7 @@
           <w:sz w:val="15"/>
           <w:szCs w:val="15"/>
         </w:rPr>
-        <w:t>N°</w:t>
+        <w:t/>
       </w:r>
       <w:proofErr w:type="spellEnd"/>
       <w:r>
@@ -9825,7 +9825,7 @@
           <w:sz w:val="15"/>
           <w:szCs w:val="15"/>
         </w:rPr>
-        <w:t>N°</w:t>
+        <w:t/>
       </w:r>
       <w:proofErr w:type="spellEnd"/>
       <w:r>
@@ -9836,7 +9836,7 @@
           <w:sz w:val="15"/>
           <w:szCs w:val="15"/>
         </w:rPr>
-        <w:t xml:space="preserve"> 1308  </w:t>
+        <w:t xml:space="preserve"> 1308 </w:t>
       </w:r>
     </w:p>
     <w:p>
@@ -9866,7 +9866,7 @@
           <w:sz w:val="15"/>
           <w:szCs w:val="15"/>
         </w:rPr>
-        <w:t xml:space="preserve">  </w:t>
+        <w:t xml:space="preserve"> </w:t>
       </w:r>
     </w:p>
     <w:p>
@@ -9895,7 +9895,7 @@
           <w:sz w:val="15"/>
           <w:szCs w:val="15"/>
         </w:rPr>
-        <w:t>N°</w:t>
+        <w:t/>
       </w:r>
       <w:proofErr w:type="spellEnd"/>
       <w:r>
@@ -9904,7 +9904,7 @@
           <w:sz w:val="15"/>
           <w:szCs w:val="15"/>
         </w:rPr>
-        <w:t xml:space="preserve"> 1033, Ley de Organización y Funciones del Indecopi. Dicha competencia solo puede ser negada cuando ella haya sido asignada o se asigne a favor de otro organismo por norma expresa con rango de ley.  </w:t>
+        <w:t xml:space="preserve"> 1033, Ley de Organización y Funciones del Indecopi. Dicha competencia solo puede ser negada cuando ella haya sido asignada o se asigne a favor de otro organismo por norma expresa con rango de ley. </w:t>
       </w:r>
     </w:p>
     <w:p>
@@ -9924,7 +9924,7 @@
           <w:sz w:val="15"/>
           <w:szCs w:val="15"/>
         </w:rPr>
-        <w:t xml:space="preserve">(…).  </w:t>
+        <w:t xml:space="preserve">(…). </w:t>
       </w:r>
     </w:p>
     <w:p>
@@ -9979,7 +9979,7 @@
           <w:sz w:val="15"/>
           <w:szCs w:val="15"/>
         </w:rPr>
-        <w:t>N°</w:t>
+        <w:t/>
       </w:r>
       <w:proofErr w:type="spellEnd"/>
       <w:r>
@@ -9990,7 +9990,7 @@
           <w:sz w:val="15"/>
           <w:szCs w:val="15"/>
         </w:rPr>
-        <w:t xml:space="preserve"> 1033  </w:t>
+        <w:t xml:space="preserve"> 1033 </w:t>
       </w:r>
     </w:p>
     <w:p>
@@ -10020,7 +10020,7 @@
           <w:sz w:val="15"/>
           <w:szCs w:val="15"/>
         </w:rPr>
-        <w:t xml:space="preserve"> De la Comisión de Protección al Consumidor.-  </w:t>
+        <w:t xml:space="preserve"> De la Comisión de Protección al Consumidor.- </w:t>
       </w:r>
     </w:p>
     <w:p>
@@ -10040,7 +10040,7 @@
           <w:sz w:val="15"/>
           <w:szCs w:val="15"/>
         </w:rPr>
-        <w:t xml:space="preserve">Corresponde a la Comisión de Protección al Consumidor velar por el cumplimiento de la Ley de Protección al Consumidor y de las leyes que, en general, protegen a los consumidores de la falta de idoneidad de los bienes y servicios en función de la información brindada, de las omisiones de información y de la discriminación en el consumo, así como de aquellas que complementen o sustituyan a las anteriores.  </w:t>
+        <w:t xml:space="preserve">Corresponde a la Comisión de Protección al Consumidor velar por el cumplimiento de la Ley de Protección al Consumidor y de las leyes que, en general, protegen a los consumidores de la falta de idoneidad de los bienes y servicios en función de la información brindada, de las omisiones de información y de la discriminación en el consumo, así como de aquellas que complementen o sustituyan a las anteriores. </w:t>
       </w:r>
     </w:p>
     <w:p>
@@ -10095,7 +10095,7 @@
           <w:sz w:val="15"/>
           <w:szCs w:val="15"/>
         </w:rPr>
-        <w:t>N°</w:t>
+        <w:t/>
       </w:r>
       <w:proofErr w:type="spellEnd"/>
       <w:r>
@@ -10106,7 +10106,7 @@
           <w:sz w:val="15"/>
           <w:szCs w:val="15"/>
         </w:rPr>
-        <w:t xml:space="preserve"> 807  </w:t>
+        <w:t xml:space="preserve"> 807 </w:t>
       </w:r>
     </w:p>
     <w:p>
@@ -10136,7 +10136,7 @@
           <w:sz w:val="15"/>
           <w:szCs w:val="15"/>
         </w:rPr>
-        <w:t xml:space="preserve">- El Secretario Técnico se encargará de la tramitación del procedimiento. Para ello, cuenta con las siguientes facultades:  </w:t>
+        <w:t xml:space="preserve">- El Secretario Técnico se encargará de la tramitación del procedimiento. Para ello, cuenta con las siguientes facultades: </w:t>
       </w:r>
     </w:p>
     <w:p>
@@ -10156,7 +10156,7 @@
           <w:sz w:val="15"/>
           <w:szCs w:val="15"/>
         </w:rPr>
-        <w:t xml:space="preserve">(...)  </w:t>
+        <w:t xml:space="preserve">(...) </w:t>
       </w:r>
     </w:p>
     <w:p>
@@ -10176,7 +10176,7 @@
           <w:sz w:val="15"/>
           <w:szCs w:val="15"/>
         </w:rPr>
-        <w:t xml:space="preserve">c) Admitir denuncias a trámite, en aquellos casos en que la Comisión le haya delegado esta facultad.  </w:t>
+        <w:t xml:space="preserve">c) Admitir denuncias a trámite, en aquellos casos en que la Comisión le haya delegado esta facultad. </w:t>
       </w:r>
     </w:p>
     <w:p>
@@ -10279,7 +10279,7 @@
           <w:szCs w:val="15"/>
           <w:lang w:eastAsia="en-US"/>
         </w:rPr>
-        <w:t>N°</w:t>
+        <w:t/>
       </w:r>
       <w:proofErr w:type="spellEnd"/>
       <w:r>
@@ -10341,7 +10341,7 @@
           <w:szCs w:val="15"/>
           <w:lang w:eastAsia="en-US"/>
         </w:rPr>
-        <w:t>Artículo 18°.- Idoneidad</w:t>
+        <w:t>Artículo 18.- Idoneidad</w:t>
       </w:r>
     </w:p>
     <w:p>
@@ -10468,7 +10468,7 @@
           <w:szCs w:val="15"/>
           <w:lang w:eastAsia="en-US"/>
         </w:rPr>
-        <w:t>Artículo 19°.- Obligación de los proveedores</w:t>
+        <w:t>Artículo 19.- Obligación de los proveedores</w:t>
       </w:r>
     </w:p>
     <w:p>
@@ -10537,7 +10537,7 @@
           <w:sz w:val="15"/>
           <w:szCs w:val="15"/>
         </w:rPr>
-        <w:t xml:space="preserve">           </w:t>
+        <w:t xml:space="preserve"> </w:t>
       </w:r>
       <w:r>
         <w:rPr>
@@ -10566,7 +10566,7 @@
           <w:sz w:val="15"/>
           <w:szCs w:val="15"/>
         </w:rPr>
-        <w:t>N°</w:t>
+        <w:t/>
       </w:r>
       <w:proofErr w:type="spellEnd"/>
       <w:r>
@@ -10588,7 +10588,7 @@
           <w:sz w:val="15"/>
           <w:szCs w:val="15"/>
         </w:rPr>
-        <w:t>N°</w:t>
+        <w:t/>
       </w:r>
       <w:proofErr w:type="spellEnd"/>
       <w:r>
@@ -10599,7 +10599,7 @@
           <w:sz w:val="15"/>
           <w:szCs w:val="15"/>
         </w:rPr>
-        <w:t xml:space="preserve"> 1308   </w:t>
+        <w:t xml:space="preserve"> 1308 </w:t>
       </w:r>
     </w:p>
     <w:p>
@@ -10743,7 +10743,7 @@
           <w:sz w:val="15"/>
           <w:szCs w:val="15"/>
         </w:rPr>
-        <w:t>N°</w:t>
+        <w:t/>
       </w:r>
       <w:proofErr w:type="spellEnd"/>
       <w:r>
@@ -11051,7 +11051,7 @@
           <w:szCs w:val="15"/>
           <w:lang w:eastAsia="es-PE"/>
         </w:rPr>
-        <w:t>Nº</w:t>
+        <w:t/>
       </w:r>
       <w:proofErr w:type="spellEnd"/>
       <w:r>
@@ -11061,7 +11061,7 @@
           <w:szCs w:val="15"/>
           <w:lang w:eastAsia="es-PE"/>
         </w:rPr>
-        <w:t xml:space="preserve"> 30056, publicada el 2 de julio de 2013, que modificó el artículo 5º del Texto Único Ordenado de la Ley de Promoción de la Competitividad, Formalización y Desarrollo de la Micro y Pequeña Empresa y de Acceso al Empleo Decente (LEY MYPE). Ello, en la medida que la Tercera Disposición Complementaria Transitoria de la norma modificatoria precisa que las empresas constituidas antes de la entrada en vigencia de dicha Ley se rigen por los requisitos de acogimiento al régimen de las micro y pequeñas empresas regulados en el Decreto Legislativo 1086.</w:t>
+        <w:t xml:space="preserve"> 30056, publicada el 2 de julio de 2013, que modificó el artículo 5 del Texto Único Ordenado de la Ley de Promoción de la Competitividad, Formalización y Desarrollo de la Micro y Pequeña Empresa y de Acceso al Empleo Decente (LEY MYPE). Ello, en la medida que la Tercera Disposición Complementaria Transitoria de la norma modificatoria precisa que las empresas constituidas antes de la entrada en vigencia de dicha Ley se rigen por los requisitos de acogimiento al régimen de las micro y pequeñas empresas regulados en el Decreto Legislativo 1086.</w:t>
       </w:r>
     </w:p>
     <w:p>
@@ -11141,7 +11141,7 @@
           <w:sz w:val="15"/>
           <w:szCs w:val="15"/>
         </w:rPr>
-        <w:t>°</w:t>
+        <w:t/>
       </w:r>
       <w:proofErr w:type="spellEnd"/>
       <w:r>
@@ -11184,7 +11184,7 @@
           <w:sz w:val="15"/>
           <w:szCs w:val="15"/>
         </w:rPr>
-        <w:t>Artículo 110º.- Sanciones Administrativas</w:t>
+        <w:t>Artículo 110.- Sanciones Administrativas</w:t>
       </w:r>
     </w:p>
     <w:p>
@@ -11295,7 +11295,7 @@
           <w:sz w:val="15"/>
           <w:szCs w:val="15"/>
         </w:rPr>
-        <w:t xml:space="preserve">            </w:t>
+        <w:t xml:space="preserve"> </w:t>
       </w:r>
       <w:r>
         <w:rPr>
@@ -11324,7 +11324,7 @@
           <w:sz w:val="15"/>
           <w:szCs w:val="15"/>
         </w:rPr>
-        <w:t>N°</w:t>
+        <w:t/>
       </w:r>
       <w:proofErr w:type="spellEnd"/>
       <w:r>
@@ -11346,7 +11346,7 @@
           <w:sz w:val="15"/>
           <w:szCs w:val="15"/>
         </w:rPr>
-        <w:t>N°</w:t>
+        <w:t/>
       </w:r>
       <w:proofErr w:type="spellEnd"/>
       <w:r>
@@ -11465,7 +11465,7 @@
           <w:sz w:val="15"/>
           <w:szCs w:val="15"/>
         </w:rPr>
-        <w:t xml:space="preserve">            </w:t>
+        <w:t xml:space="preserve"> </w:t>
       </w:r>
       <w:r>
         <w:rPr>
@@ -11486,7 +11486,7 @@
           <w:sz w:val="15"/>
           <w:szCs w:val="15"/>
         </w:rPr>
-        <w:t>N°</w:t>
+        <w:t/>
       </w:r>
       <w:proofErr w:type="spellEnd"/>
       <w:r>
@@ -11538,7 +11538,7 @@
           <w:sz w:val="15"/>
           <w:szCs w:val="15"/>
         </w:rPr>
-        <w:t xml:space="preserve">                El órgano resolutivo puede sancionar las infracciones administrativas a que se refiere el artículo 108º con amonestación y multas de hasta cuatrocientos cincuenta (450) Unidades Impositivas Tributarias (UIT), las cuales son calificadas de la siguiente manera:</w:t>
+        <w:t xml:space="preserve"> El órgano resolutivo puede sancionar las infracciones administrativas a que se refiere el artículo 108 con amonestación y multas de hasta cuatrocientos cincuenta (450) Unidades Impositivas Tributarias (UIT), las cuales son calificadas de la siguiente manera:</w:t>
       </w:r>
     </w:p>
     <w:p>
@@ -11695,7 +11695,7 @@
           <w:sz w:val="15"/>
           <w:szCs w:val="15"/>
         </w:rPr>
-        <w:t>N°</w:t>
+        <w:t/>
       </w:r>
       <w:proofErr w:type="spellEnd"/>
       <w:r>
@@ -11795,7 +11795,7 @@
           <w:sz w:val="15"/>
           <w:szCs w:val="15"/>
         </w:rPr>
-        <w:t>N°</w:t>
+        <w:t/>
       </w:r>
       <w:proofErr w:type="spellEnd"/>
       <w:r>
@@ -11995,7 +11995,7 @@
           <w:sz w:val="15"/>
           <w:szCs w:val="15"/>
         </w:rPr>
-        <w:t>Cambiar productos por otros de idénticas o similares características, cuando la reparación no sea posible o no resulte    razonable según las circunstancias.</w:t>
+        <w:t>Cambiar productos por otros de idénticas o similares características, cuando la reparación no sea posible o no resulte razonable según las circunstancias.</w:t>
       </w:r>
     </w:p>
     <w:p>
@@ -12189,7 +12189,7 @@
           <w:sz w:val="15"/>
           <w:szCs w:val="15"/>
         </w:rPr>
-        <w:t>115.2    Las medidas correctivas reparadoras no pueden ser solicitadas de manera acumulativa conjunta, pudiendo plantearse de manera alternativa o subsidiaria, con excepción de la medida correctiva señalada en el literal h) que puede solicitarse conjuntamente con otra medida correctiva. Cuando los órganos competentes del Indecopi se pronuncian respecto de una medida correctiva reparadora, aplican el principio de congruencia procesal.</w:t>
+        <w:t>115.2 Las medidas correctivas reparadoras no pueden ser solicitadas de manera acumulativa conjunta, pudiendo plantearse de manera alternativa o subsidiaria, con excepción de la medida correctiva señalada en el literal h) que puede solicitarse conjuntamente con otra medida correctiva. Cuando los órganos competentes del Indecopi se pronuncian respecto de una medida correctiva reparadora, aplican el principio de congruencia procesal.</w:t>
       </w:r>
     </w:p>
     <w:p>
@@ -12219,7 +12219,7 @@
           <w:sz w:val="15"/>
           <w:szCs w:val="15"/>
         </w:rPr>
-        <w:t>115.3    Las medidas correctivas reparadoras pueden solicitarse en cualquier momento hasta antes de la notificación de cargo al proveedor, sin perjuicio de la facultad de secretaría técnica de la comisión de requerir al consumidor que precise la medida correctiva materia de solicitud. El consumidor puede variar su solicitud de medida correctiva hasta antes de la decisión de primera instancia, en cuyo caso se confiere traslado al proveedor para que formule su descargo.</w:t>
+        <w:t>115.3 Las medidas correctivas reparadoras pueden solicitarse en cualquier momento hasta antes de la notificación de cargo al proveedor, sin perjuicio de la facultad de secretaría técnica de la comisión de requerir al consumidor que precise la medida correctiva materia de solicitud. El consumidor puede variar su solicitud de medida correctiva hasta antes de la decisión de primera instancia, en cuyo caso se confiere traslado al proveedor para que formule su descargo.</w:t>
       </w:r>
     </w:p>
     <w:p>
@@ -12249,7 +12249,7 @@
           <w:sz w:val="15"/>
           <w:szCs w:val="15"/>
         </w:rPr>
-        <w:t>115.4     Corresponde al consumidor que solicita el dictado de la medida correctiva reparadora probar las consecuencias patrimoniales directas e inmediatas causadas por la comisión de la infracción administrativa.</w:t>
+        <w:t>115.4 Corresponde al consumidor que solicita el dictado de la medida correctiva reparadora probar las consecuencias patrimoniales directas e inmediatas causadas por la comisión de la infracción administrativa.</w:t>
       </w:r>
     </w:p>
     <w:p>
@@ -12279,7 +12279,7 @@
           <w:sz w:val="15"/>
           <w:szCs w:val="15"/>
         </w:rPr>
-        <w:t>115.5     Los bienes o montos objeto de medidas correctivas reparadoras son entregados por el proveedor directamente al consumidor que los reclama, salvo mandato distinto contenido en la resolución. Aquellos bienes o montos materia de una medida correctiva reparadora, que por algún motivo se encuentran en posesión del Indecopi y deban ser entregados a los consumidores beneficiados, son puestos a disposición de estos.</w:t>
+        <w:t>115.5 Los bienes o montos objeto de medidas correctivas reparadoras son entregados por el proveedor directamente al consumidor que los reclama, salvo mandato distinto contenido en la resolución. Aquellos bienes o montos materia de una medida correctiva reparadora, que por algún motivo se encuentran en posesión del Indecopi y deban ser entregados a los consumidores beneficiados, son puestos a disposición de estos.</w:t>
       </w:r>
     </w:p>
     <w:p>
@@ -12309,7 +12309,7 @@
           <w:sz w:val="15"/>
           <w:szCs w:val="15"/>
         </w:rPr>
-        <w:t>115.6      El extremo de la resolución final que ordena el cumplimiento de una medida correctiva reparadora a favor del consumidor constituye título ejecutivo conforme con lo dispuesto en el artículo 688 del Código Procesal Civil, una vez que quedan consentidas o causan estado en la vía administrativa. La legitimidad para obrar en los procesos civiles de ejecución corresponde a los consumidores beneficiados con la medida correctiva reparadora.</w:t>
+        <w:t>115.6 El extremo de la resolución final que ordena el cumplimiento de una medida correctiva reparadora a favor del consumidor constituye título ejecutivo conforme con lo dispuesto en el artículo 688 del Código Procesal Civil, una vez que quedan consentidas o causan estado en la vía administrativa. La legitimidad para obrar en los procesos civiles de ejecución corresponde a los consumidores beneficiados con la medida correctiva reparadora.</w:t>
       </w:r>
     </w:p>
     <w:p>
@@ -12339,7 +12339,7 @@
           <w:sz w:val="15"/>
           <w:szCs w:val="15"/>
         </w:rPr>
-        <w:t xml:space="preserve">115.7    </w:t>
+        <w:t xml:space="preserve">115.7 </w:t>
       </w:r>
       <w:r>
         <w:rPr>
@@ -13018,7 +13018,7 @@
           <w:sz w:val="15"/>
           <w:szCs w:val="15"/>
         </w:rPr>
-        <w:t>Nº</w:t>
+        <w:t/>
       </w:r>
       <w:proofErr w:type="spellEnd"/>
       <w:r>
@@ -13051,7 +13051,7 @@
           <w:sz w:val="15"/>
           <w:szCs w:val="15"/>
         </w:rPr>
-        <w:t xml:space="preserve">Artículo 29º.- </w:t>
+        <w:t xml:space="preserve">Artículo 29.- </w:t>
       </w:r>
       <w:r>
         <w:rPr>
@@ -13406,7 +13406,7 @@
               <w:sz w:val="16"/>
               <w:szCs w:val="16"/>
             </w:rPr>
-            <w:t xml:space="preserve">SECRETARIA TÉCNICA DE LA    </w:t>
+            <w:t xml:space="preserve">SECRETARIA TÉCNICA DE LA </w:t>
           </w:r>
         </w:p>
         <w:p>

--- a/plantillas_maestras/03_seguro_desgravamen/materia_general_asegurativa/1_ddo_aseguradora/varon/TPL_2349_2026_SEGURO_DESGRAVAMEN_MATERIA_GENERAL_ASEGURATIVA_ASEGURADORA_VARON_R0281.docx
+++ b/plantillas_maestras/03_seguro_desgravamen/materia_general_asegurativa/1_ddo_aseguradora/varon/TPL_2349_2026_SEGURO_DESGRAVAMEN_MATERIA_GENERAL_ASEGURATIVA_ASEGURADORA_VARON_R0281.docx
@@ -126,7 +126,7 @@
           <w:sz w:val="22"/>
           <w:szCs w:val="22"/>
         </w:rPr>
-        <w:t>DENUNCIANTE</w:t>
+        <w:t xml:space="preserve">DENUNCIANTE:[DENUNCIANTE] (SEÑOR [APELLIDO])</w:t>
       </w:r>
       <w:r>
         <w:rPr>
@@ -136,7 +136,7 @@
           <w:szCs w:val="22"/>
         </w:rPr>
         <w:tab/>
-        <w:t>:</w:t>
+        <w:t/>
       </w:r>
       <w:r>
         <w:rPr>
@@ -154,34 +154,34 @@
           <w:sz w:val="22"/>
           <w:szCs w:val="22"/>
         </w:rPr>
-        <w:t xml:space="preserve">RUBEN DARIO REYNALDO TICLAVILCA FORLONG </w:t>
-      </w:r>
-      <w:r>
-        <w:rPr>
-          <w:rFonts w:ascii="Arial Narrow" w:eastAsia="Arial Narrow" w:hAnsi="Arial Narrow" w:cs="Arial Narrow"/>
-          <w:b/>
-          <w:sz w:val="22"/>
-          <w:szCs w:val="22"/>
-        </w:rPr>
-        <w:t>(</w:t>
-      </w:r>
-      <w:r>
-        <w:rPr>
-          <w:rFonts w:ascii="Arial Narrow" w:eastAsia="Arial Narrow" w:hAnsi="Arial Narrow" w:cs="Arial Narrow"/>
-          <w:b/>
-          <w:sz w:val="22"/>
-          <w:szCs w:val="22"/>
-        </w:rPr>
-        <w:t>SEÑOR TICLAVILCA</w:t>
-      </w:r>
-      <w:r>
-        <w:rPr>
-          <w:rFonts w:ascii="Arial Narrow" w:eastAsia="Arial Narrow" w:hAnsi="Arial Narrow" w:cs="Arial Narrow"/>
-          <w:b/>
-          <w:sz w:val="22"/>
-          <w:szCs w:val="22"/>
-        </w:rPr>
-        <w:t>)</w:t>
+        <w:t xml:space="preserve"/>
+      </w:r>
+      <w:r>
+        <w:rPr>
+          <w:rFonts w:ascii="Arial Narrow" w:eastAsia="Arial Narrow" w:hAnsi="Arial Narrow" w:cs="Arial Narrow"/>
+          <w:b/>
+          <w:sz w:val="22"/>
+          <w:szCs w:val="22"/>
+        </w:rPr>
+        <w:t/>
+      </w:r>
+      <w:r>
+        <w:rPr>
+          <w:rFonts w:ascii="Arial Narrow" w:eastAsia="Arial Narrow" w:hAnsi="Arial Narrow" w:cs="Arial Narrow"/>
+          <w:b/>
+          <w:sz w:val="22"/>
+          <w:szCs w:val="22"/>
+        </w:rPr>
+        <w:t/>
+      </w:r>
+      <w:r>
+        <w:rPr>
+          <w:rFonts w:ascii="Arial Narrow" w:eastAsia="Arial Narrow" w:hAnsi="Arial Narrow" w:cs="Arial Narrow"/>
+          <w:b/>
+          <w:sz w:val="22"/>
+          <w:szCs w:val="22"/>
+        </w:rPr>
+        <w:t/>
       </w:r>
     </w:p>
     <w:p>
@@ -540,7 +540,7 @@
           <w:sz w:val="22"/>
           <w:szCs w:val="22"/>
         </w:rPr>
-        <w:t xml:space="preserve">Mediante </w:t>
+        <w:t xml:space="preserve">Mediante el escrito del 8 de mayo de 2026, subsanada mediante escrito del 16 de julio de 2026, el señor [APELLIDO] denunció a Interseguro por presuntas infracciones a la Ley 29571, Código de Protección y Defensa del Consumidor (en adelante, Código), señalando lo siguiente:</w:t>
       </w:r>
       <w:r>
         <w:rPr>
@@ -550,7 +550,7 @@
           <w:szCs w:val="22"/>
           <w:lang w:val="es-ES" w:eastAsia="es-ES"/>
         </w:rPr>
-        <w:t>el escrito del 8 de mayo de 2026</w:t>
+        <w:t/>
       </w:r>
       <w:r>
         <w:rPr>
@@ -571,7 +571,7 @@
           <w:szCs w:val="22"/>
           <w:lang w:val="es-ES" w:eastAsia="es-ES"/>
         </w:rPr>
-        <w:t>, subsanada mediante escrito del 16 de julio de 2026</w:t>
+        <w:t/>
       </w:r>
       <w:r>
         <w:rPr>
@@ -579,7 +579,7 @@
           <w:sz w:val="22"/>
           <w:szCs w:val="22"/>
         </w:rPr>
-        <w:t xml:space="preserve">, </w:t>
+        <w:t xml:space="preserve"/>
       </w:r>
       <w:r>
         <w:rPr>
@@ -587,7 +587,7 @@
           <w:sz w:val="22"/>
           <w:szCs w:val="22"/>
         </w:rPr>
-        <w:t xml:space="preserve">el señor Ticlavilca </w:t>
+        <w:t xml:space="preserve"/>
       </w:r>
       <w:r>
         <w:rPr>
@@ -595,7 +595,7 @@
           <w:sz w:val="22"/>
           <w:szCs w:val="22"/>
         </w:rPr>
-        <w:t>d</w:t>
+        <w:t/>
       </w:r>
       <w:r>
         <w:rPr>
@@ -605,7 +605,7 @@
           <w:szCs w:val="22"/>
           <w:lang w:val="es-ES" w:eastAsia="es-ES"/>
         </w:rPr>
-        <w:t xml:space="preserve">enunció a </w:t>
+        <w:t xml:space="preserve"/>
       </w:r>
       <w:proofErr w:type="spellStart"/>
       <w:r>
@@ -616,7 +616,7 @@
           <w:szCs w:val="22"/>
           <w:lang w:val="es-ES" w:eastAsia="es-ES"/>
         </w:rPr>
-        <w:t>Interseguro</w:t>
+        <w:t/>
       </w:r>
       <w:proofErr w:type="spellEnd"/>
       <w:r>
@@ -627,7 +627,7 @@
           <w:szCs w:val="22"/>
           <w:lang w:val="es-ES" w:eastAsia="es-ES"/>
         </w:rPr>
-        <w:t xml:space="preserve"> </w:t>
+        <w:t xml:space="preserve"/>
       </w:r>
       <w:r>
         <w:rPr>
@@ -637,7 +637,7 @@
           <w:szCs w:val="22"/>
           <w:lang w:val="es-ES" w:eastAsia="es-ES"/>
         </w:rPr>
-        <w:t xml:space="preserve">por presuntas infracciones a la Ley </w:t>
+        <w:t xml:space="preserve"/>
       </w:r>
       <w:r>
         <w:rPr>
@@ -646,7 +646,7 @@
           <w:szCs w:val="22"/>
           <w:shd w:val="clear" w:color="auto" w:fill="FFFFFF"/>
         </w:rPr>
-        <w:t>29571</w:t>
+        <w:t/>
       </w:r>
       <w:r>
         <w:rPr>
@@ -656,15 +656,15 @@
           <w:szCs w:val="22"/>
           <w:lang w:val="es-ES" w:eastAsia="es-ES"/>
         </w:rPr>
-        <w:t xml:space="preserve">, Código de Protección y Defensa del Consumidor </w:t>
-      </w:r>
-      <w:r>
-        <w:rPr>
-          <w:rFonts w:ascii="Arial Narrow" w:eastAsia="Arial Narrow" w:hAnsi="Arial Narrow" w:cs="Arial Narrow"/>
-          <w:sz w:val="22"/>
-          <w:szCs w:val="22"/>
-        </w:rPr>
-        <w:t>(en adelante, Código), señalando lo siguiente:</w:t>
+        <w:t xml:space="preserve"/>
+      </w:r>
+      <w:r>
+        <w:rPr>
+          <w:rFonts w:ascii="Arial Narrow" w:eastAsia="Arial Narrow" w:hAnsi="Arial Narrow" w:cs="Arial Narrow"/>
+          <w:sz w:val="22"/>
+          <w:szCs w:val="22"/>
+        </w:rPr>
+        <w:t/>
       </w:r>
     </w:p>
     <w:p>
@@ -1399,23 +1399,23 @@
           <w:sz w:val="22"/>
           <w:szCs w:val="22"/>
         </w:rPr>
-        <w:t>El</w:t>
-      </w:r>
-      <w:r>
-        <w:rPr>
-          <w:rFonts w:ascii="Arial Narrow" w:eastAsia="Arial Narrow" w:hAnsi="Arial Narrow" w:cs="Arial Narrow"/>
-          <w:sz w:val="22"/>
-          <w:szCs w:val="22"/>
-        </w:rPr>
-        <w:t xml:space="preserve"> </w:t>
-      </w:r>
-      <w:r>
-        <w:rPr>
-          <w:rFonts w:ascii="Arial Narrow" w:eastAsia="Arial Narrow" w:hAnsi="Arial Narrow" w:cs="Arial Narrow"/>
-          <w:sz w:val="22"/>
-          <w:szCs w:val="22"/>
-        </w:rPr>
-        <w:t xml:space="preserve">señor Ticlavilca </w:t>
+        <w:t xml:space="preserve">El señor [APELLIDO] solicitó, en calidad de medidas correctivas, que la compañía aseguradora cumpla con otorgar la cobertura del seguro de desgravamen por invalidez total y permanente cubriendo el saldo del crédito hipotecario, considerando la devolución de los montos pagados desde el 17 de febrero de 2025 hasta la fecha. Asimismo, requirió el reembolso de costos y costas del presente procedimiento.</w:t>
+      </w:r>
+      <w:r>
+        <w:rPr>
+          <w:rFonts w:ascii="Arial Narrow" w:eastAsia="Arial Narrow" w:hAnsi="Arial Narrow" w:cs="Arial Narrow"/>
+          <w:sz w:val="22"/>
+          <w:szCs w:val="22"/>
+        </w:rPr>
+        <w:t xml:space="preserve"/>
+      </w:r>
+      <w:r>
+        <w:rPr>
+          <w:rFonts w:ascii="Arial Narrow" w:eastAsia="Arial Narrow" w:hAnsi="Arial Narrow" w:cs="Arial Narrow"/>
+          <w:sz w:val="22"/>
+          <w:szCs w:val="22"/>
+        </w:rPr>
+        <w:t xml:space="preserve"/>
       </w:r>
       <w:r>
         <w:rPr>
@@ -1424,7 +1424,7 @@
           <w:szCs w:val="22"/>
           <w:lang w:eastAsia="es-ES"/>
         </w:rPr>
-        <w:t>solicitó, en calidad de medidas correctivas, que</w:t>
+        <w:t/>
       </w:r>
       <w:r>
         <w:rPr>
@@ -1433,7 +1433,7 @@
           <w:szCs w:val="22"/>
           <w:lang w:eastAsia="es-ES"/>
         </w:rPr>
-        <w:t xml:space="preserve"> la compañía aseguradora cumpla con otorgar la cobertura </w:t>
+        <w:t xml:space="preserve"/>
       </w:r>
       <w:r>
         <w:rPr>
@@ -1442,7 +1442,7 @@
           <w:szCs w:val="22"/>
           <w:lang w:eastAsia="es-ES"/>
         </w:rPr>
-        <w:t>del seguro de desgravamen</w:t>
+        <w:t/>
       </w:r>
       <w:r>
         <w:rPr>
@@ -1451,7 +1451,7 @@
           <w:szCs w:val="22"/>
           <w:lang w:eastAsia="es-ES"/>
         </w:rPr>
-        <w:t xml:space="preserve"> por invalidez total y permanente</w:t>
+        <w:t xml:space="preserve"/>
       </w:r>
       <w:r>
         <w:rPr>
@@ -1460,7 +1460,7 @@
           <w:szCs w:val="22"/>
           <w:lang w:eastAsia="es-ES"/>
         </w:rPr>
-        <w:t xml:space="preserve"> </w:t>
+        <w:t xml:space="preserve"/>
       </w:r>
       <w:r>
         <w:rPr>
@@ -1469,7 +1469,7 @@
           <w:szCs w:val="22"/>
           <w:lang w:eastAsia="es-ES"/>
         </w:rPr>
-        <w:t xml:space="preserve">cubriendo el saldo del crédito hipotecario, considerando la </w:t>
+        <w:t xml:space="preserve"/>
       </w:r>
       <w:r>
         <w:rPr>
@@ -1478,7 +1478,7 @@
           <w:szCs w:val="22"/>
           <w:lang w:eastAsia="es-ES"/>
         </w:rPr>
-        <w:t>devolución de los montos pagados desde el 17</w:t>
+        <w:t/>
       </w:r>
       <w:r>
         <w:rPr>
@@ -1487,7 +1487,7 @@
           <w:szCs w:val="22"/>
           <w:lang w:eastAsia="es-ES"/>
         </w:rPr>
-        <w:t xml:space="preserve"> de febrero de </w:t>
+        <w:t xml:space="preserve"/>
       </w:r>
       <w:r>
         <w:rPr>
@@ -1496,7 +1496,7 @@
           <w:szCs w:val="22"/>
           <w:lang w:eastAsia="es-ES"/>
         </w:rPr>
-        <w:t>2025 hasta la fecha.</w:t>
+        <w:t/>
       </w:r>
       <w:r>
         <w:rPr>
@@ -1506,7 +1506,7 @@
           <w:szCs w:val="22"/>
           <w:lang w:val="es-ES" w:eastAsia="es-ES"/>
         </w:rPr>
-        <w:t xml:space="preserve"> Asimismo, requirió el reembolso de costos y costas del presente procedimiento.</w:t>
+        <w:t xml:space="preserve"/>
       </w:r>
     </w:p>
     <w:p>
@@ -3646,7 +3646,7 @@
           <w:szCs w:val="22"/>
           <w:lang w:val="es-ES"/>
         </w:rPr>
-        <w:t xml:space="preserve">La Resolución 1 fue debidamente notificada </w:t>
+        <w:t xml:space="preserve">La Resolución 1 fue debidamente notificada al denunciante el 14 de julio de 2026, al correo electrónico [CORREO].</w:t>
       </w:r>
       <w:r>
         <w:rPr>
@@ -3656,7 +3656,7 @@
           <w:szCs w:val="22"/>
           <w:lang w:val="es-ES"/>
         </w:rPr>
-        <w:t>al denunciante</w:t>
+        <w:t/>
       </w:r>
       <w:r>
         <w:rPr>
@@ -3666,7 +3666,7 @@
           <w:szCs w:val="22"/>
           <w:lang w:val="es-ES"/>
         </w:rPr>
-        <w:t xml:space="preserve"> el </w:t>
+        <w:t xml:space="preserve"/>
       </w:r>
       <w:r>
         <w:rPr>
@@ -3675,7 +3675,7 @@
           <w:sz w:val="22"/>
           <w:szCs w:val="22"/>
         </w:rPr>
-        <w:t>14</w:t>
+        <w:t/>
       </w:r>
       <w:r>
         <w:rPr>
@@ -3684,7 +3684,7 @@
           <w:sz w:val="22"/>
           <w:szCs w:val="22"/>
         </w:rPr>
-        <w:t xml:space="preserve"> de julio de 2026</w:t>
+        <w:t xml:space="preserve"/>
       </w:r>
       <w:r>
         <w:rPr>
@@ -3694,7 +3694,7 @@
           <w:szCs w:val="22"/>
           <w:lang w:val="es-ES"/>
         </w:rPr>
-        <w:t xml:space="preserve">, al correo electrónico </w:t>
+        <w:t xml:space="preserve"/>
       </w:r>
       <w:r>
         <w:rPr>
@@ -3702,7 +3702,7 @@
           <w:sz w:val="22"/>
           <w:szCs w:val="22"/>
         </w:rPr>
-        <w:t>rticlavilca@gmail.com</w:t>
+        <w:t/>
       </w:r>
       <w:r>
         <w:rPr>
@@ -3710,7 +3710,7 @@
           <w:sz w:val="22"/>
           <w:szCs w:val="22"/>
         </w:rPr>
-        <w:t>.</w:t>
+        <w:t/>
       </w:r>
     </w:p>
     <w:p>
@@ -5932,23 +5932,23 @@
           <w:sz w:val="22"/>
           <w:szCs w:val="22"/>
         </w:rPr>
-        <w:t xml:space="preserve">PRIMERO: </w:t>
-      </w:r>
-      <w:r>
-        <w:rPr>
-          <w:rFonts w:ascii="Arial Narrow" w:eastAsia="Arial Narrow" w:hAnsi="Arial Narrow" w:cs="Arial Narrow"/>
-          <w:sz w:val="22"/>
-          <w:szCs w:val="22"/>
-        </w:rPr>
-        <w:t>calificar como confidencial, frente a terceros ajenos al procedimiento, la información presentada por el</w:t>
-      </w:r>
-      <w:r>
-        <w:rPr>
-          <w:rFonts w:ascii="Arial Narrow" w:eastAsia="Arial Narrow" w:hAnsi="Arial Narrow" w:cs="Arial Narrow"/>
-          <w:sz w:val="22"/>
-          <w:szCs w:val="22"/>
-        </w:rPr>
-        <w:t xml:space="preserve"> </w:t>
+        <w:t xml:space="preserve">PRIMERO: calificar como confidencial, frente a terceros ajenos al procedimiento, la información presentada por el señor [DENUNCIANTE] con su escrito de denuncia del 8 de mayo de 2026, subsanada mediante escrito del 16 de julio de 2026, la cual obra en el documento  2 denominado “06 Y 08 - DICTAMEN COMAFP E IMAGENES INVALIDEZ TOTAL Y PERMANENTE.PDF”, de la pieza  7 del expediente, presentado el 16 de julio de 2026; precisándose que la confidencialidad declarada deberá mantenerse permanentemente.</w:t>
+      </w:r>
+      <w:r>
+        <w:rPr>
+          <w:rFonts w:ascii="Arial Narrow" w:eastAsia="Arial Narrow" w:hAnsi="Arial Narrow" w:cs="Arial Narrow"/>
+          <w:sz w:val="22"/>
+          <w:szCs w:val="22"/>
+        </w:rPr>
+        <w:t/>
+      </w:r>
+      <w:r>
+        <w:rPr>
+          <w:rFonts w:ascii="Arial Narrow" w:eastAsia="Arial Narrow" w:hAnsi="Arial Narrow" w:cs="Arial Narrow"/>
+          <w:sz w:val="22"/>
+          <w:szCs w:val="22"/>
+        </w:rPr>
+        <w:t xml:space="preserve"/>
       </w:r>
       <w:r>
         <w:rPr>
@@ -5957,39 +5957,39 @@
           <w:sz w:val="22"/>
           <w:szCs w:val="22"/>
         </w:rPr>
-        <w:t xml:space="preserve">señor Ruben Dario Reynaldo Ticlavilca Forlong </w:t>
-      </w:r>
-      <w:r>
-        <w:rPr>
-          <w:rFonts w:ascii="Arial Narrow" w:eastAsia="Arial Narrow" w:hAnsi="Arial Narrow" w:cs="Arial Narrow"/>
-          <w:sz w:val="22"/>
-          <w:szCs w:val="22"/>
-        </w:rPr>
-        <w:t xml:space="preserve">con su escrito de denuncia del </w:t>
-      </w:r>
-      <w:r>
-        <w:rPr>
-          <w:rFonts w:ascii="Arial Narrow" w:eastAsia="Arial Narrow" w:hAnsi="Arial Narrow" w:cs="Arial Narrow"/>
-          <w:sz w:val="22"/>
-          <w:szCs w:val="22"/>
-        </w:rPr>
-        <w:t>8 de mayo de 2026, subsanada mediante escrito del 16 de julio de 2026</w:t>
-      </w:r>
-      <w:r>
-        <w:rPr>
-          <w:rFonts w:ascii="Arial Narrow" w:eastAsia="Arial Narrow" w:hAnsi="Arial Narrow" w:cs="Arial Narrow"/>
-          <w:sz w:val="22"/>
-          <w:szCs w:val="22"/>
-        </w:rPr>
-        <w:t xml:space="preserve">, la cual </w:t>
-      </w:r>
-      <w:r>
-        <w:rPr>
-          <w:rFonts w:ascii="Arial Narrow" w:eastAsia="Arial Narrow" w:hAnsi="Arial Narrow" w:cs="Arial Narrow"/>
-          <w:sz w:val="22"/>
-          <w:szCs w:val="22"/>
-        </w:rPr>
-        <w:t xml:space="preserve">obra en el </w:t>
+        <w:t xml:space="preserve"/>
+      </w:r>
+      <w:r>
+        <w:rPr>
+          <w:rFonts w:ascii="Arial Narrow" w:eastAsia="Arial Narrow" w:hAnsi="Arial Narrow" w:cs="Arial Narrow"/>
+          <w:sz w:val="22"/>
+          <w:szCs w:val="22"/>
+        </w:rPr>
+        <w:t xml:space="preserve"/>
+      </w:r>
+      <w:r>
+        <w:rPr>
+          <w:rFonts w:ascii="Arial Narrow" w:eastAsia="Arial Narrow" w:hAnsi="Arial Narrow" w:cs="Arial Narrow"/>
+          <w:sz w:val="22"/>
+          <w:szCs w:val="22"/>
+        </w:rPr>
+        <w:t/>
+      </w:r>
+      <w:r>
+        <w:rPr>
+          <w:rFonts w:ascii="Arial Narrow" w:eastAsia="Arial Narrow" w:hAnsi="Arial Narrow" w:cs="Arial Narrow"/>
+          <w:sz w:val="22"/>
+          <w:szCs w:val="22"/>
+        </w:rPr>
+        <w:t xml:space="preserve"/>
+      </w:r>
+      <w:r>
+        <w:rPr>
+          <w:rFonts w:ascii="Arial Narrow" w:eastAsia="Arial Narrow" w:hAnsi="Arial Narrow" w:cs="Arial Narrow"/>
+          <w:sz w:val="22"/>
+          <w:szCs w:val="22"/>
+        </w:rPr>
+        <w:t xml:space="preserve"/>
       </w:r>
       <w:r>
         <w:rPr>
@@ -5999,7 +5999,7 @@
           <w:sz w:val="22"/>
           <w:szCs w:val="22"/>
         </w:rPr>
-        <w:t xml:space="preserve">documento </w:t>
+        <w:t xml:space="preserve"/>
       </w:r>
       <w:proofErr w:type="spellStart"/>
       <w:r>
@@ -6021,7 +6021,7 @@
           <w:sz w:val="22"/>
           <w:szCs w:val="22"/>
         </w:rPr>
-        <w:t xml:space="preserve"> 2 denominado “06 Y 08 - DICTAMEN COMAFP E IMAGENES INVALIDEZ TOTAL Y PERMANENTE.PDF”, de la pieza </w:t>
+        <w:t xml:space="preserve"/>
       </w:r>
       <w:proofErr w:type="spellStart"/>
       <w:r>
@@ -6041,7 +6041,7 @@
           <w:sz w:val="22"/>
           <w:szCs w:val="22"/>
         </w:rPr>
-        <w:t xml:space="preserve"> </w:t>
+        <w:t xml:space="preserve"/>
       </w:r>
       <w:r>
         <w:rPr>
@@ -6051,15 +6051,15 @@
           <w:sz w:val="22"/>
           <w:szCs w:val="22"/>
         </w:rPr>
-        <w:t>7</w:t>
-      </w:r>
-      <w:r>
-        <w:rPr>
-          <w:rFonts w:ascii="Arial Narrow" w:eastAsia="Arial Narrow" w:hAnsi="Arial Narrow" w:cs="Arial Narrow"/>
-          <w:sz w:val="22"/>
-          <w:szCs w:val="22"/>
-        </w:rPr>
-        <w:t xml:space="preserve"> </w:t>
+        <w:t/>
+      </w:r>
+      <w:r>
+        <w:rPr>
+          <w:rFonts w:ascii="Arial Narrow" w:eastAsia="Arial Narrow" w:hAnsi="Arial Narrow" w:cs="Arial Narrow"/>
+          <w:sz w:val="22"/>
+          <w:szCs w:val="22"/>
+        </w:rPr>
+        <w:t xml:space="preserve"/>
       </w:r>
       <w:r>
         <w:rPr>
@@ -6067,23 +6067,23 @@
           <w:sz w:val="22"/>
           <w:szCs w:val="22"/>
         </w:rPr>
-        <w:t>del expediente, presentado el 16 de julio de 2026</w:t>
-      </w:r>
-      <w:r>
-        <w:rPr>
-          <w:rFonts w:ascii="Arial Narrow" w:eastAsia="Arial Narrow" w:hAnsi="Arial Narrow" w:cs="Arial Narrow"/>
-          <w:sz w:val="22"/>
-          <w:szCs w:val="22"/>
-        </w:rPr>
-        <w:t xml:space="preserve">; precisándose </w:t>
-      </w:r>
-      <w:r>
-        <w:rPr>
-          <w:rFonts w:ascii="Arial Narrow" w:eastAsia="Arial Narrow" w:hAnsi="Arial Narrow" w:cs="Arial Narrow"/>
-          <w:sz w:val="22"/>
-          <w:szCs w:val="22"/>
-        </w:rPr>
-        <w:t>que la confidencialidad declarada deberá mantenerse permanentemente.</w:t>
+        <w:t/>
+      </w:r>
+      <w:r>
+        <w:rPr>
+          <w:rFonts w:ascii="Arial Narrow" w:eastAsia="Arial Narrow" w:hAnsi="Arial Narrow" w:cs="Arial Narrow"/>
+          <w:sz w:val="22"/>
+          <w:szCs w:val="22"/>
+        </w:rPr>
+        <w:t xml:space="preserve"/>
+      </w:r>
+      <w:r>
+        <w:rPr>
+          <w:rFonts w:ascii="Arial Narrow" w:eastAsia="Arial Narrow" w:hAnsi="Arial Narrow" w:cs="Arial Narrow"/>
+          <w:sz w:val="22"/>
+          <w:szCs w:val="22"/>
+        </w:rPr>
+        <w:t/>
       </w:r>
     </w:p>
     <w:p>
@@ -6114,16 +6114,16 @@
           <w:sz w:val="22"/>
           <w:szCs w:val="22"/>
         </w:rPr>
-        <w:t>SEGUND</w:t>
-      </w:r>
-      <w:r>
-        <w:rPr>
-          <w:rFonts w:ascii="Arial Narrow" w:eastAsia="Arial Narrow" w:hAnsi="Arial Narrow" w:cs="Arial Narrow"/>
-          <w:b/>
-          <w:sz w:val="22"/>
-          <w:szCs w:val="22"/>
-        </w:rPr>
-        <w:t xml:space="preserve">O: </w:t>
+        <w:t xml:space="preserve">SEGUNDO: admitir a trámite la denuncia del 8 de mayo de 2026, subsanada mediante escrito del 16 de julio de 2026, interpuesta por el señor [DENUNCIANTE]. contra Interseguro Compañía de Seguros S.A. por lo siguiente:</w:t>
+      </w:r>
+      <w:r>
+        <w:rPr>
+          <w:rFonts w:ascii="Arial Narrow" w:eastAsia="Arial Narrow" w:hAnsi="Arial Narrow" w:cs="Arial Narrow"/>
+          <w:b/>
+          <w:sz w:val="22"/>
+          <w:szCs w:val="22"/>
+        </w:rPr>
+        <w:t xml:space="preserve"/>
       </w:r>
       <w:r>
         <w:rPr>
@@ -6132,15 +6132,15 @@
           <w:sz w:val="22"/>
           <w:szCs w:val="22"/>
         </w:rPr>
-        <w:t xml:space="preserve">admitir a trámite la denuncia del </w:t>
-      </w:r>
-      <w:r>
-        <w:rPr>
-          <w:rFonts w:ascii="Arial Narrow" w:eastAsia="Arial Narrow" w:hAnsi="Arial Narrow" w:cs="Arial Narrow"/>
-          <w:sz w:val="22"/>
-          <w:szCs w:val="22"/>
-        </w:rPr>
-        <w:t>8 de mayo de 2026, subsanada mediante escrito del 16 de julio de 2026</w:t>
+        <w:t xml:space="preserve"/>
+      </w:r>
+      <w:r>
+        <w:rPr>
+          <w:rFonts w:ascii="Arial Narrow" w:eastAsia="Arial Narrow" w:hAnsi="Arial Narrow" w:cs="Arial Narrow"/>
+          <w:sz w:val="22"/>
+          <w:szCs w:val="22"/>
+        </w:rPr>
+        <w:t/>
       </w:r>
       <w:r>
         <w:rPr>
@@ -6149,7 +6149,7 @@
           <w:sz w:val="22"/>
           <w:szCs w:val="22"/>
         </w:rPr>
-        <w:t xml:space="preserve">, </w:t>
+        <w:t xml:space="preserve"/>
       </w:r>
       <w:r>
         <w:rPr>
@@ -6158,7 +6158,7 @@
           <w:sz w:val="22"/>
           <w:szCs w:val="22"/>
         </w:rPr>
-        <w:t>interpuesta por</w:t>
+        <w:t/>
       </w:r>
       <w:r>
         <w:rPr>
@@ -6167,7 +6167,7 @@
           <w:sz w:val="22"/>
           <w:szCs w:val="22"/>
         </w:rPr>
-        <w:t xml:space="preserve"> </w:t>
+        <w:t xml:space="preserve"/>
       </w:r>
       <w:r>
         <w:rPr>
@@ -6176,7 +6176,7 @@
           <w:sz w:val="22"/>
           <w:szCs w:val="22"/>
         </w:rPr>
-        <w:t xml:space="preserve">el </w:t>
+        <w:t xml:space="preserve"/>
       </w:r>
       <w:r>
         <w:rPr>
@@ -6185,7 +6185,7 @@
           <w:sz w:val="22"/>
           <w:szCs w:val="22"/>
         </w:rPr>
-        <w:t>señor Ruben Dario Reynaldo Ticlavilca Forlong</w:t>
+        <w:t/>
       </w:r>
       <w:r>
         <w:rPr>
@@ -6194,7 +6194,7 @@
           <w:sz w:val="22"/>
           <w:szCs w:val="22"/>
         </w:rPr>
-        <w:t xml:space="preserve">. </w:t>
+        <w:t xml:space="preserve"/>
       </w:r>
       <w:r>
         <w:rPr>
@@ -6203,7 +6203,7 @@
           <w:sz w:val="22"/>
           <w:szCs w:val="22"/>
         </w:rPr>
-        <w:t>contra</w:t>
+        <w:t/>
       </w:r>
       <w:r>
         <w:rPr>
@@ -6212,7 +6212,7 @@
           <w:sz w:val="22"/>
           <w:szCs w:val="22"/>
         </w:rPr>
-        <w:t xml:space="preserve"> </w:t>
+        <w:t xml:space="preserve"/>
       </w:r>
       <w:proofErr w:type="spellStart"/>
       <w:r>
@@ -6222,7 +6222,7 @@
           <w:sz w:val="22"/>
           <w:szCs w:val="22"/>
         </w:rPr>
-        <w:t>Interseguro</w:t>
+        <w:t/>
       </w:r>
       <w:proofErr w:type="spellEnd"/>
       <w:r>
@@ -6232,7 +6232,7 @@
           <w:sz w:val="22"/>
           <w:szCs w:val="22"/>
         </w:rPr>
-        <w:t xml:space="preserve"> Compañía de Seguros S.A.</w:t>
+        <w:t xml:space="preserve"/>
       </w:r>
       <w:r>
         <w:rPr>
@@ -6242,7 +6242,7 @@
           <w:szCs w:val="22"/>
           <w:shd w:val="clear" w:color="auto" w:fill="FFFFFF"/>
         </w:rPr>
-        <w:t xml:space="preserve"> </w:t>
+        <w:t xml:space="preserve"/>
       </w:r>
       <w:r>
         <w:rPr>
@@ -6251,7 +6251,7 @@
           <w:sz w:val="22"/>
           <w:szCs w:val="22"/>
         </w:rPr>
-        <w:t>por lo siguiente:</w:t>
+        <w:t/>
       </w:r>
     </w:p>
     <w:p>
@@ -7973,7 +7973,7 @@
           <w:sz w:val="22"/>
           <w:szCs w:val="22"/>
         </w:rPr>
-        <w:t>DÉCIMO SEGUNDO</w:t>
+        <w:t xml:space="preserve">DÉCIMO SEGUNDO: requerir al señor [DENUNCIANTE] para que, dentro del plazo de dos (2) días hábiles siguientes a la fecha en que reciba la notificación en su bandeja de correo electrónico, efectúe la confirmación de recepción de la notificación remitida por este despacho a su correo electrónico, de conformidad con el segundo párrafo del numeral 4 del artículo 20 del Texto Único Ordenado de la Ley del Procedimiento Administrativo General, aprobado mediante Decreto Supremo  006-2026-JUS, bajo apercibimiento de rehacer el acto de notificación y notificarle conforme al numeral 1 del artículo 20 del citado cuerpo normativo.</w:t>
       </w:r>
       <w:r>
         <w:rPr>
@@ -7983,7 +7983,7 @@
           <w:sz w:val="22"/>
           <w:szCs w:val="22"/>
         </w:rPr>
-        <w:t>:</w:t>
+        <w:t/>
       </w:r>
       <w:r>
         <w:rPr>
@@ -7993,7 +7993,7 @@
           <w:sz w:val="22"/>
           <w:szCs w:val="22"/>
         </w:rPr>
-        <w:t xml:space="preserve"> requerir </w:t>
+        <w:t xml:space="preserve"/>
       </w:r>
       <w:r>
         <w:rPr>
@@ -8003,7 +8003,7 @@
           <w:sz w:val="22"/>
           <w:szCs w:val="22"/>
         </w:rPr>
-        <w:t>al señor</w:t>
+        <w:t/>
       </w:r>
       <w:r>
         <w:rPr>
@@ -8013,7 +8013,7 @@
           <w:sz w:val="22"/>
           <w:szCs w:val="22"/>
         </w:rPr>
-        <w:t xml:space="preserve"> </w:t>
+        <w:t xml:space="preserve"/>
       </w:r>
       <w:r>
         <w:rPr>
@@ -8023,7 +8023,7 @@
           <w:szCs w:val="22"/>
           <w:shd w:val="clear" w:color="auto" w:fill="FFFFFF"/>
         </w:rPr>
-        <w:t xml:space="preserve">Ruben Dario Reynaldo Ticlavilca Forlong </w:t>
+        <w:t xml:space="preserve"/>
       </w:r>
       <w:r>
         <w:rPr>
@@ -8032,7 +8032,7 @@
           <w:sz w:val="22"/>
           <w:szCs w:val="22"/>
         </w:rPr>
-        <w:t>para que, dentro del plazo de dos (2) días hábiles siguientes a la fecha en que reciba la notificación en su bandeja de correo electrónico, efectú</w:t>
+        <w:t/>
       </w:r>
       <w:r>
         <w:rPr>
@@ -8041,7 +8041,7 @@
           <w:sz w:val="22"/>
           <w:szCs w:val="22"/>
         </w:rPr>
-        <w:t>e</w:t>
+        <w:t/>
       </w:r>
       <w:r>
         <w:rPr>
@@ -8050,7 +8050,7 @@
           <w:sz w:val="22"/>
           <w:szCs w:val="22"/>
         </w:rPr>
-        <w:t xml:space="preserve"> la confirmación de recepción de la notificación remitida por este despacho a su correo electrónico, de conformidad con el segundo párrafo del numeral 4 del artículo 20</w:t>
+        <w:t xml:space="preserve"/>
       </w:r>
       <w:r>
         <w:rPr>
@@ -8068,7 +8068,7 @@
           <w:sz w:val="22"/>
           <w:szCs w:val="22"/>
         </w:rPr>
-        <w:t xml:space="preserve"> del Texto Único Ordenado de la Ley del Procedimiento Administrativo General, aprobado mediante Decreto Supremo </w:t>
+        <w:t xml:space="preserve"/>
       </w:r>
       <w:proofErr w:type="spellStart"/>
       <w:r>
@@ -8088,7 +8088,7 @@
           <w:sz w:val="22"/>
           <w:szCs w:val="22"/>
         </w:rPr>
-        <w:t xml:space="preserve"> 006-2026-JUS, bajo apercibimiento de rehacer el acto de notificación y </w:t>
+        <w:t xml:space="preserve"/>
       </w:r>
       <w:r>
         <w:rPr>
@@ -8097,7 +8097,7 @@
           <w:sz w:val="22"/>
           <w:szCs w:val="22"/>
         </w:rPr>
-        <w:t>notificarle conforme al numeral 1 del artículo 20 del citado cuerpo normativo</w:t>
+        <w:t/>
       </w:r>
       <w:r>
         <w:rPr>
@@ -8114,7 +8114,7 @@
           <w:sz w:val="22"/>
           <w:szCs w:val="22"/>
         </w:rPr>
-        <w:t>.</w:t>
+        <w:t/>
       </w:r>
     </w:p>
     <w:p>

--- a/plantillas_maestras/03_seguro_desgravamen/materia_general_asegurativa/1_ddo_aseguradora/varon/TPL_2349_2026_SEGURO_DESGRAVAMEN_MATERIA_GENERAL_ASEGURATIVA_ASEGURADORA_VARON_R0281.docx
+++ b/plantillas_maestras/03_seguro_desgravamen/materia_general_asegurativa/1_ddo_aseguradora/varon/TPL_2349_2026_SEGURO_DESGRAVAMEN_MATERIA_GENERAL_ASEGURATIVA_ASEGURADORA_VARON_R0281.docx
@@ -5932,7 +5932,7 @@
           <w:sz w:val="22"/>
           <w:szCs w:val="22"/>
         </w:rPr>
-        <w:t xml:space="preserve">PRIMERO: calificar como confidencial, frente a terceros ajenos al procedimiento, la información presentada por el señor [DENUNCIANTE] con su escrito de denuncia del 8 de mayo de 2026, subsanada mediante escrito del 16 de julio de 2026, la cual obra en el documento  2 denominado “06 Y 08 - DICTAMEN COMAFP E IMAGENES INVALIDEZ TOTAL Y PERMANENTE.PDF”, de la pieza  7 del expediente, presentado el 16 de julio de 2026; precisándose que la confidencialidad declarada deberá mantenerse permanentemente.</w:t>
+        <w:t xml:space="preserve">PRIMERO: calificar como confidencial, frente a terceros ajenos al procedimiento, la información presentada por el señor [DENUNCIANTE] con su escrito de denuncia del 8 de mayo de 2026, subsanada mediante escrito del 16 de julio de 2026, la cual obra en el documento 2 denominado “06 Y 08 - DICTAMEN COMAFP E IMAGENES INVALIDEZ TOTAL Y PERMANENTE.PDF”, de la pieza 7 del expediente, presentado el 16 de julio de 2026; precisándose que la confidencialidad declarada deberá mantenerse permanentemente.</w:t>
       </w:r>
       <w:r>
         <w:rPr>
@@ -7973,7 +7973,7 @@
           <w:sz w:val="22"/>
           <w:szCs w:val="22"/>
         </w:rPr>
-        <w:t xml:space="preserve">DÉCIMO SEGUNDO: requerir al señor [DENUNCIANTE] para que, dentro del plazo de dos (2) días hábiles siguientes a la fecha en que reciba la notificación en su bandeja de correo electrónico, efectúe la confirmación de recepción de la notificación remitida por este despacho a su correo electrónico, de conformidad con el segundo párrafo del numeral 4 del artículo 20 del Texto Único Ordenado de la Ley del Procedimiento Administrativo General, aprobado mediante Decreto Supremo  006-2026-JUS, bajo apercibimiento de rehacer el acto de notificación y notificarle conforme al numeral 1 del artículo 20 del citado cuerpo normativo.</w:t>
+        <w:t xml:space="preserve">DÉCIMO SEGUNDO: requerir al señor [DENUNCIANTE] para que, dentro del plazo de dos (2) días hábiles siguientes a la fecha en que reciba la notificación en su bandeja de correo electrónico, efectúe la confirmación de recepción de la notificación remitida por este despacho a su correo electrónico, de conformidad con el segundo párrafo del numeral 4 del artículo 20 del Texto Único Ordenado de la Ley del Procedimiento Administrativo General, aprobado mediante Decreto Supremo 006-2026-JUS, bajo apercibimiento de rehacer el acto de notificación y notificarle conforme al numeral 1 del artículo 20 del citado cuerpo normativo.</w:t>
       </w:r>
       <w:r>
         <w:rPr>

--- a/plantillas_maestras/03_seguro_desgravamen/materia_general_asegurativa/1_ddo_aseguradora/varon/TPL_2349_2026_SEGURO_DESGRAVAMEN_MATERIA_GENERAL_ASEGURATIVA_ASEGURADORA_VARON_R0281.docx
+++ b/plantillas_maestras/03_seguro_desgravamen/materia_general_asegurativa/1_ddo_aseguradora/varon/TPL_2349_2026_SEGURO_DESGRAVAMEN_MATERIA_GENERAL_ASEGURATIVA_ASEGURADORA_VARON_R0281.docx
@@ -554,6 +554,7 @@
       </w:r>
       <w:r>
         <w:rPr>
+          <w:rStyle w:val="Refdenotaalpie"/>
           <w:rFonts w:ascii="Arial Narrow" w:hAnsi="Arial Narrow"/>
           <w:color w:val="000000"/>
           <w:sz w:val="22"/>
@@ -3047,6 +3048,7 @@
       <w:bookmarkEnd w:id="1"/>
       <w:r>
         <w:rPr>
+          <w:rStyle w:val="Refdenotaalpie"/>
           <w:rFonts w:ascii="Arial Narrow" w:eastAsia="Arial" w:hAnsi="Arial Narrow" w:cs="Arial"/>
           <w:sz w:val="22"/>
           <w:szCs w:val="22"/>
@@ -3108,6 +3110,7 @@
       </w:r>
       <w:r>
         <w:rPr>
+          <w:rStyle w:val="Refdenotaalpie"/>
           <w:rFonts w:ascii="Arial Narrow" w:hAnsi="Arial Narrow" w:cs="Arial"/>
           <w:sz w:val="22"/>
           <w:szCs w:val="22"/>
@@ -3191,6 +3194,7 @@
           <w:rFonts w:ascii="Arial Narrow" w:hAnsi="Arial Narrow" w:cs="Arial"/>
           <w:sz w:val="22"/>
           <w:szCs w:val="22"/>
+          <w:vertAlign w:val="superscript"/>
         </w:rPr>
         <w:footnoteReference w:id="4"/>
       </w:r>
@@ -4112,7 +4116,7 @@
       <w:pPr>
         <w:contextualSpacing/>
         <w:rPr>
-          <w:rFonts w:ascii="Arial" w:hAnsi="Arial" w:cs="Arial"/>
+          <w:rFonts w:ascii="Arial Narrow" w:hAnsi="Arial Narrow" w:cs="Arial"/>
           <w:sz w:val="22"/>
           <w:szCs w:val="22"/>
         </w:rPr>
@@ -4965,6 +4969,7 @@
       </w:r>
       <w:r>
         <w:rPr>
+          <w:rStyle w:val="Refdenotaalpie"/>
           <w:rFonts w:ascii="Arial Narrow" w:hAnsi="Arial Narrow" w:cs="Arial"/>
           <w:sz w:val="22"/>
           <w:szCs w:val="22"/>
@@ -4990,7 +4995,6 @@
           <w:rFonts w:ascii="Arial Narrow" w:hAnsi="Arial Narrow"/>
           <w:sz w:val="22"/>
           <w:szCs w:val="22"/>
-          <w:highlight w:val="cyan"/>
         </w:rPr>
       </w:pPr>
     </w:p>
@@ -5074,6 +5078,7 @@
           <w:rFonts w:ascii="Arial Narrow" w:hAnsi="Arial Narrow"/>
           <w:sz w:val="22"/>
           <w:szCs w:val="22"/>
+          <w:vertAlign w:val="superscript"/>
         </w:rPr>
         <w:footnoteReference w:id="6"/>
       </w:r>
@@ -5187,6 +5192,7 @@
       </w:r>
       <w:r>
         <w:rPr>
+          <w:rStyle w:val="Refdenotaalpie"/>
           <w:rFonts w:ascii="Arial Narrow" w:hAnsi="Arial Narrow"/>
           <w:sz w:val="22"/>
           <w:szCs w:val="22"/>
@@ -5265,6 +5271,7 @@
       </w:r>
       <w:r>
         <w:rPr>
+          <w:rStyle w:val="Refdenotaalpie"/>
           <w:rFonts w:ascii="Arial Narrow" w:eastAsia="Arial Narrow" w:hAnsi="Arial Narrow"/>
           <w:sz w:val="22"/>
           <w:szCs w:val="22"/>
@@ -5452,6 +5459,7 @@
       </w:r>
       <w:r>
         <w:rPr>
+          <w:rStyle w:val="Refdenotaalpie"/>
           <w:rFonts w:ascii="Arial Narrow" w:eastAsia="Arial Narrow" w:hAnsi="Arial Narrow" w:cs="Arial"/>
           <w:sz w:val="22"/>
           <w:szCs w:val="22"/>
@@ -5608,6 +5616,7 @@
           <w:rFonts w:ascii="Arial Narrow" w:eastAsia="Arial Narrow" w:hAnsi="Arial Narrow" w:cs="Arial Narrow"/>
           <w:sz w:val="22"/>
           <w:szCs w:val="22"/>
+          <w:vertAlign w:val="superscript"/>
         </w:rPr>
         <w:footnoteReference w:id="10"/>
       </w:r>
@@ -6865,6 +6874,7 @@
           <w:rFonts w:ascii="Arial Narrow" w:eastAsia="Calibri" w:hAnsi="Arial Narrow" w:cs="Arial"/>
           <w:sz w:val="22"/>
           <w:szCs w:val="22"/>
+          <w:vertAlign w:val="superscript"/>
         </w:rPr>
         <w:footnoteReference w:id="11"/>
       </w:r>
@@ -6911,6 +6921,7 @@
           <w:spacing w:val="-2"/>
           <w:sz w:val="22"/>
           <w:szCs w:val="22"/>
+          <w:vertAlign w:val="superscript"/>
         </w:rPr>
         <w:footnoteReference w:id="12"/>
       </w:r>
@@ -7182,6 +7193,7 @@
       </w:r>
       <w:r>
         <w:rPr>
+          <w:rStyle w:val="Refdenotaalpie"/>
           <w:rFonts w:ascii="Arial Narrow" w:hAnsi="Arial Narrow"/>
           <w:sz w:val="22"/>
           <w:szCs w:val="22"/>
@@ -7515,6 +7527,7 @@
       </w:r>
       <w:r>
         <w:rPr>
+          <w:rStyle w:val="Refdenotaalpie"/>
           <w:rFonts w:ascii="Arial Narrow" w:hAnsi="Arial Narrow"/>
           <w:sz w:val="22"/>
           <w:szCs w:val="22"/>
@@ -7601,6 +7614,7 @@
           <w:rFonts w:ascii="Arial Narrow" w:eastAsia="Arial Narrow" w:hAnsi="Arial Narrow" w:cs="Arial Narrow"/>
           <w:sz w:val="22"/>
           <w:szCs w:val="22"/>
+          <w:vertAlign w:val="superscript"/>
         </w:rPr>
         <w:footnoteReference w:id="15"/>
       </w:r>
@@ -7651,6 +7665,7 @@
       </w:r>
       <w:r>
         <w:rPr>
+          <w:rStyle w:val="Refdenotaalpie"/>
           <w:rFonts w:ascii="Arial Narrow" w:eastAsia="Arial Narrow" w:hAnsi="Arial Narrow" w:cs="Arial"/>
           <w:sz w:val="22"/>
           <w:szCs w:val="22"/>
@@ -7831,6 +7846,7 @@
           <w:rFonts w:ascii="Arial Narrow" w:hAnsi="Arial Narrow" w:cs="Arial"/>
           <w:sz w:val="22"/>
           <w:szCs w:val="22"/>
+          <w:vertAlign w:val="superscript"/>
         </w:rPr>
         <w:footnoteReference w:id="17"/>
       </w:r>
@@ -8101,6 +8117,7 @@
       </w:r>
       <w:r>
         <w:rPr>
+          <w:rStyle w:val="Refdenotaalpie"/>
           <w:rFonts w:ascii="Arial Narrow" w:hAnsi="Arial Narrow"/>
           <w:sz w:val="22"/>
           <w:szCs w:val="22"/>
@@ -8286,7 +8303,6 @@
           <w:color w:val="000000"/>
           <w:sz w:val="22"/>
           <w:szCs w:val="22"/>
-          <w:highlight w:val="magenta"/>
           <w:lang w:val="es-ES"/>
         </w:rPr>
       </w:pPr>
@@ -8446,7 +8462,7 @@
       <w:headerReference w:type="default" r:id="rId12"/>
       <w:footerReference w:type="default" r:id="rId13"/>
       <w:pgSz w:w="11906" w:h="16838"/>
-      <w:pgMar w:top="1985" w:right="1701" w:bottom="1701" w:left="1701" w:header="709" w:footer="709" w:gutter="0"/>
+      <w:pgMar w:top="1417" w:right="1701" w:bottom="1417" w:left="1701" w:header="709" w:footer="709" w:gutter="0"/>
       <w:pgNumType w:start="1"/>
       <w:cols w:space="720"/>
     </w:sectPr>
@@ -8489,7 +8505,7 @@
         <w:tab w:val="right" w:pos="8838"/>
       </w:tabs>
       <w:rPr>
-        <w:rFonts w:ascii="Arial" w:eastAsia="Arial" w:hAnsi="Arial" w:cs="Arial"/>
+        <w:rFonts w:ascii="Arial Narrow" w:eastAsia="Arial" w:hAnsi="Arial Narrow" w:cs="Arial"/>
         <w:color w:val="000000"/>
         <w:sz w:val="16"/>
         <w:szCs w:val="16"/>
@@ -8497,7 +8513,7 @@
     </w:pPr>
     <w:r>
       <w:rPr>
-        <w:rFonts w:ascii="Arial" w:eastAsia="Arial" w:hAnsi="Arial" w:cs="Arial"/>
+        <w:rFonts w:ascii="Arial Narrow" w:eastAsia="Arial" w:hAnsi="Arial Narrow" w:cs="Arial"/>
         <w:color w:val="000000"/>
         <w:sz w:val="16"/>
         <w:szCs w:val="16"/>
@@ -8506,7 +8522,7 @@
     </w:r>
     <w:r>
       <w:rPr>
-        <w:rFonts w:ascii="Arial" w:eastAsia="Arial" w:hAnsi="Arial" w:cs="Arial"/>
+        <w:rFonts w:ascii="Arial Narrow" w:eastAsia="Arial" w:hAnsi="Arial Narrow" w:cs="Arial"/>
         <w:color w:val="000000"/>
         <w:sz w:val="16"/>
         <w:szCs w:val="16"/>
@@ -8535,7 +8551,7 @@
     </w:pPr>
     <w:r>
       <w:rPr>
-        <w:rFonts w:ascii="Arial" w:eastAsia="Arial" w:hAnsi="Arial" w:cs="Arial"/>
+        <w:rFonts w:ascii="Arial Narrow" w:eastAsia="Arial" w:hAnsi="Arial Narrow" w:cs="Arial"/>
         <w:color w:val="000000"/>
         <w:sz w:val="16"/>
         <w:szCs w:val="16"/>
@@ -8544,7 +8560,7 @@
     </w:r>
     <w:r>
       <w:rPr>
-        <w:rFonts w:ascii="Arial" w:eastAsia="Arial" w:hAnsi="Arial" w:cs="Arial"/>
+        <w:rFonts w:ascii="Arial Narrow" w:eastAsia="Arial" w:hAnsi="Arial Narrow" w:cs="Arial"/>
         <w:color w:val="000000"/>
         <w:sz w:val="16"/>
         <w:szCs w:val="16"/>
@@ -8553,7 +8569,7 @@
     </w:r>
     <w:r>
       <w:rPr>
-        <w:rFonts w:ascii="Arial" w:eastAsia="Arial" w:hAnsi="Arial" w:cs="Arial"/>
+        <w:rFonts w:ascii="Arial Narrow" w:eastAsia="Arial" w:hAnsi="Arial Narrow" w:cs="Arial"/>
         <w:color w:val="000000"/>
         <w:sz w:val="16"/>
         <w:szCs w:val="16"/>
@@ -8562,7 +8578,7 @@
     </w:r>
     <w:r>
       <w:rPr>
-        <w:rFonts w:ascii="Arial" w:eastAsia="Arial" w:hAnsi="Arial" w:cs="Arial"/>
+        <w:rFonts w:ascii="Arial Narrow" w:eastAsia="Arial" w:hAnsi="Arial Narrow" w:cs="Arial"/>
         <w:color w:val="000000"/>
         <w:sz w:val="16"/>
         <w:szCs w:val="16"/>
@@ -8571,7 +8587,7 @@
     </w:r>
     <w:r>
       <w:rPr>
-        <w:rFonts w:ascii="Arial" w:eastAsia="Arial" w:hAnsi="Arial" w:cs="Arial"/>
+        <w:rFonts w:ascii="Arial Narrow" w:eastAsia="Arial" w:hAnsi="Arial Narrow" w:cs="Arial"/>
         <w:noProof/>
         <w:color w:val="000000"/>
         <w:sz w:val="16"/>
@@ -8581,7 +8597,7 @@
     </w:r>
     <w:r>
       <w:rPr>
-        <w:rFonts w:ascii="Arial" w:eastAsia="Arial" w:hAnsi="Arial" w:cs="Arial"/>
+        <w:rFonts w:ascii="Arial Narrow" w:eastAsia="Arial" w:hAnsi="Arial Narrow" w:cs="Arial"/>
         <w:color w:val="000000"/>
         <w:sz w:val="16"/>
         <w:szCs w:val="16"/>
@@ -8634,8 +8650,9 @@
         <w:rPr>
           <w:rStyle w:val="Refdenotaalpie"/>
           <w:rFonts w:ascii="Arial Narrow" w:hAnsi="Arial Narrow" w:cs="Arial"/>
-          <w:sz w:val="15"/>
-          <w:szCs w:val="15"/>
+          <w:sz w:val="16"/>
+          <w:szCs w:val="15"/>
+          <w:vertAlign w:val="superscript"/>
         </w:rPr>
         <w:footnoteRef/>
       </w:r>
@@ -8720,8 +8737,9 @@
         <w:rPr>
           <w:rStyle w:val="Refdenotaalpie"/>
           <w:rFonts w:ascii="Arial Narrow" w:hAnsi="Arial Narrow" w:cs="Arial"/>
-          <w:sz w:val="15"/>
-          <w:szCs w:val="15"/>
+          <w:sz w:val="16"/>
+          <w:szCs w:val="15"/>
+          <w:vertAlign w:val="superscript"/>
         </w:rPr>
         <w:footnoteRef/>
       </w:r>
@@ -8904,8 +8922,9 @@
       </w:pPr>
       <w:r>
         <w:rPr>
-          <w:rFonts w:ascii="Arial Narrow" w:hAnsi="Arial Narrow" w:cs="Arial"/>
-          <w:sz w:val="15"/>
+          <w:rStyle w:val="Refdenotaalpie"/>
+          <w:rFonts w:ascii="Arial Narrow" w:hAnsi="Arial Narrow" w:cs="Arial"/>
+          <w:sz w:val="16"/>
           <w:szCs w:val="15"/>
           <w:vertAlign w:val="superscript"/>
         </w:rPr>
@@ -9069,8 +9088,9 @@
         <w:rPr>
           <w:rStyle w:val="Refdenotaalpie"/>
           <w:rFonts w:ascii="Arial Narrow" w:hAnsi="Arial Narrow"/>
-          <w:sz w:val="15"/>
-          <w:szCs w:val="15"/>
+          <w:sz w:val="16"/>
+          <w:szCs w:val="15"/>
+          <w:vertAlign w:val="superscript"/>
         </w:rPr>
         <w:footnoteRef/>
       </w:r>
@@ -9263,8 +9283,9 @@
         <w:rPr>
           <w:rStyle w:val="Refdenotaalpie"/>
           <w:rFonts w:ascii="Arial Narrow" w:hAnsi="Arial Narrow" w:cs="Arial"/>
-          <w:sz w:val="15"/>
-          <w:szCs w:val="15"/>
+          <w:sz w:val="16"/>
+          <w:szCs w:val="15"/>
+          <w:vertAlign w:val="superscript"/>
         </w:rPr>
         <w:footnoteRef/>
       </w:r>
@@ -9547,8 +9568,9 @@
         <w:rPr>
           <w:rStyle w:val="Refdenotaalpie"/>
           <w:rFonts w:ascii="Arial Narrow" w:hAnsi="Arial Narrow" w:cs="Arial"/>
-          <w:sz w:val="15"/>
-          <w:szCs w:val="15"/>
+          <w:sz w:val="16"/>
+          <w:szCs w:val="15"/>
+          <w:vertAlign w:val="superscript"/>
         </w:rPr>
         <w:footnoteRef/>
       </w:r>
@@ -9763,8 +9785,9 @@
         <w:rPr>
           <w:rStyle w:val="Refdenotaalpie"/>
           <w:rFonts w:ascii="Arial Narrow" w:hAnsi="Arial Narrow" w:cs="Arial"/>
-          <w:sz w:val="15"/>
-          <w:szCs w:val="15"/>
+          <w:sz w:val="16"/>
+          <w:szCs w:val="15"/>
+          <w:vertAlign w:val="superscript"/>
         </w:rPr>
         <w:footnoteRef/>
       </w:r>
@@ -10233,9 +10256,10 @@
         <w:rPr>
           <w:rStyle w:val="Refdenotaalpie"/>
           <w:rFonts w:ascii="Arial Narrow" w:eastAsiaTheme="minorHAnsi" w:hAnsi="Arial Narrow" w:cstheme="minorBidi"/>
-          <w:sz w:val="15"/>
+          <w:sz w:val="16"/>
           <w:szCs w:val="15"/>
           <w:lang w:eastAsia="en-US"/>
+          <w:vertAlign w:val="superscript"/>
         </w:rPr>
         <w:footnoteRef/>
       </w:r>
@@ -10526,8 +10550,9 @@
         <w:rPr>
           <w:rStyle w:val="Refdenotaalpie"/>
           <w:rFonts w:ascii="Arial Narrow" w:hAnsi="Arial Narrow"/>
-          <w:sz w:val="15"/>
-          <w:szCs w:val="15"/>
+          <w:sz w:val="16"/>
+          <w:szCs w:val="15"/>
+          <w:vertAlign w:val="superscript"/>
         </w:rPr>
         <w:footnoteRef/>
       </w:r>
@@ -10703,8 +10728,9 @@
         <w:rPr>
           <w:rStyle w:val="Refdenotaalpie"/>
           <w:rFonts w:ascii="Arial Narrow" w:hAnsi="Arial Narrow"/>
-          <w:sz w:val="15"/>
-          <w:szCs w:val="15"/>
+          <w:sz w:val="16"/>
+          <w:szCs w:val="15"/>
+          <w:vertAlign w:val="superscript"/>
         </w:rPr>
         <w:footnoteRef/>
       </w:r>
@@ -11013,8 +11039,9 @@
         <w:rPr>
           <w:rStyle w:val="Refdenotaalpie"/>
           <w:rFonts w:ascii="Arial Narrow" w:hAnsi="Arial Narrow" w:cs="Arial"/>
-          <w:sz w:val="15"/>
-          <w:szCs w:val="15"/>
+          <w:sz w:val="16"/>
+          <w:szCs w:val="15"/>
+          <w:vertAlign w:val="superscript"/>
         </w:rPr>
         <w:footnoteRef/>
       </w:r>
@@ -11093,8 +11120,9 @@
         <w:rPr>
           <w:rStyle w:val="Refdenotaalpie"/>
           <w:rFonts w:ascii="Arial Narrow" w:hAnsi="Arial Narrow" w:cs="Arial"/>
-          <w:sz w:val="15"/>
-          <w:szCs w:val="15"/>
+          <w:sz w:val="16"/>
+          <w:szCs w:val="15"/>
+          <w:vertAlign w:val="superscript"/>
         </w:rPr>
         <w:footnoteRef/>
       </w:r>
@@ -11274,8 +11302,9 @@
         <w:rPr>
           <w:rStyle w:val="Refdenotaalpie"/>
           <w:rFonts w:ascii="Arial Narrow" w:eastAsia="Arial Narrow" w:hAnsi="Arial Narrow" w:cs="Arial"/>
-          <w:sz w:val="15"/>
-          <w:szCs w:val="15"/>
+          <w:sz w:val="16"/>
+          <w:szCs w:val="15"/>
+          <w:vertAlign w:val="superscript"/>
         </w:rPr>
         <w:footnoteRef/>
       </w:r>
@@ -11454,8 +11483,9 @@
         <w:rPr>
           <w:rStyle w:val="Refdenotaalpie"/>
           <w:rFonts w:ascii="Arial Narrow" w:hAnsi="Arial Narrow"/>
-          <w:sz w:val="15"/>
-          <w:szCs w:val="15"/>
+          <w:sz w:val="16"/>
+          <w:szCs w:val="15"/>
+          <w:vertAlign w:val="superscript"/>
         </w:rPr>
         <w:footnoteRef/>
       </w:r>
@@ -12793,8 +12823,9 @@
         <w:rPr>
           <w:rStyle w:val="Refdenotaalpie"/>
           <w:rFonts w:ascii="Arial Narrow" w:hAnsi="Arial Narrow" w:cs="Arial"/>
-          <w:sz w:val="15"/>
-          <w:szCs w:val="15"/>
+          <w:sz w:val="16"/>
+          <w:szCs w:val="15"/>
+          <w:vertAlign w:val="superscript"/>
         </w:rPr>
         <w:footnoteRef/>
       </w:r>
@@ -12983,8 +13014,9 @@
           <w:rFonts w:ascii="Arial Narrow" w:hAnsi="Arial Narrow" w:cs="Arial"/>
           <w:b/>
           <w:bCs/>
-          <w:sz w:val="15"/>
-          <w:szCs w:val="15"/>
+          <w:sz w:val="16"/>
+          <w:szCs w:val="15"/>
+          <w:vertAlign w:val="superscript"/>
         </w:rPr>
         <w:footnoteRef/>
       </w:r>
@@ -13080,8 +13112,9 @@
         <w:rPr>
           <w:rStyle w:val="Refdenotaalpie"/>
           <w:rFonts w:ascii="Arial Narrow" w:hAnsi="Arial Narrow" w:cs="Arial"/>
-          <w:sz w:val="15"/>
-          <w:szCs w:val="15"/>
+          <w:sz w:val="16"/>
+          <w:szCs w:val="15"/>
+          <w:vertAlign w:val="superscript"/>
         </w:rPr>
         <w:footnoteRef/>
       </w:r>
@@ -18997,6 +19030,17 @@
       <w:szCs w:val="16"/>
     </w:rPr>
   </w:style>
+  <w:style w:type="character" w:styleId="FootnoteReference">
+    <w:name w:val="footnote reference"/>
+    <w:basedOn w:val="Fuentedeprrafopredeter"/>
+    <w:uiPriority w:val="99"/>
+    <w:semiHidden/>
+    <w:unhideWhenUsed/>
+    <w:rPr>
+      <w:rFonts w:ascii="Arial Narrow" w:hAnsi="Arial Narrow"/>
+      <w:vertAlign w:val="superscript"/>
+    </w:rPr>
+  </w:style>
 </w:styles>
 </file>
 

--- a/plantillas_maestras/03_seguro_desgravamen/materia_general_asegurativa/1_ddo_aseguradora/varon/TPL_2349_2026_SEGURO_DESGRAVAMEN_MATERIA_GENERAL_ASEGURATIVA_ASEGURADORA_VARON_R0281.docx
+++ b/plantillas_maestras/03_seguro_desgravamen/materia_general_asegurativa/1_ddo_aseguradora/varon/TPL_2349_2026_SEGURO_DESGRAVAMEN_MATERIA_GENERAL_ASEGURATIVA_ASEGURADORA_VARON_R0281.docx
@@ -1,8 +1,8 @@
 
 <file path=word/document.xml><?xml version="1.0" encoding="utf-8"?>
-<w:document xmlns:wpc="http://schemas.microsoft.com/office/word/2010/wordprocessingCanvas" xmlns:cx="http://schemas.microsoft.com/office/drawing/2014/chartex" xmlns:cx1="http://schemas.microsoft.com/office/drawing/2015/9/8/chartex" xmlns:cx2="http://schemas.microsoft.com/office/drawing/2015/10/21/chartex" xmlns:cx3="http://schemas.microsoft.com/office/drawing/2016/5/9/chartex" xmlns:cx4="http://schemas.microsoft.com/office/drawing/2016/5/10/chartex" xmlns:cx5="http://schemas.microsoft.com/office/drawing/2016/5/11/chartex" xmlns:cx6="http://schemas.microsoft.com/office/drawing/2016/5/12/chartex" xmlns:cx7="http://schemas.microsoft.com/office/drawing/2016/5/13/chartex" xmlns:cx8="http://schemas.microsoft.com/office/drawing/2016/5/14/chartex" xmlns:mc="http://schemas.openxmlformats.org/markup-compatibility/2006" xmlns:aink="http://schemas.microsoft.com/office/drawing/2016/ink" xmlns:am3d="http://schemas.microsoft.com/office/drawing/2017/model3d" xmlns:o="urn:schemas-microsoft-com:office:office" xmlns:oel="http://schemas.microsoft.com/office/2019/extlst" xmlns:r="http://schemas.openxmlformats.org/officeDocument/2006/relationships" xmlns:m="http://schemas.openxmlformats.org/officeDocument/2006/math" xmlns:v="urn:schemas-microsoft-com:vml" xmlns:wp14="http://schemas.microsoft.com/office/word/2010/wordprocessingDrawing" xmlns:wp="http://schemas.openxmlformats.org/drawingml/2006/wordprocessingDrawing" xmlns:w10="urn:schemas-microsoft-com:office:word" xmlns:w="http://schemas.openxmlformats.org/wordprocessingml/2006/main" xmlns:w14="http://schemas.microsoft.com/office/word/2010/wordml" xmlns:w15="http://schemas.microsoft.com/office/word/2012/wordml" xmlns:w16cei="http://schemas.microsoft.com/office/word/2026/wordml/cei" xmlns:w16cex="http://schemas.microsoft.com/office/word/2018/wordml/cex" xmlns:w16cid="http://schemas.microsoft.com/office/word/2016/wordml/cid" xmlns:w16="http://schemas.microsoft.com/office/word/2018/wordml" xmlns:w16du="http://schemas.microsoft.com/office/word/2023/wordml/word16du" xmlns:w16sdtdh="http://schemas.microsoft.com/office/word/2020/wordml/sdtdatahash" xmlns:w16sdtfl="http://schemas.microsoft.com/office/word/2024/wordml/sdtformatlock" xmlns:w16se="http://schemas.microsoft.com/office/word/2015/wordml/symex" xmlns:wpg="http://schemas.microsoft.com/office/word/2010/wordprocessingGroup" xmlns:wpi="http://schemas.microsoft.com/office/word/2010/wordprocessingInk" xmlns:wne="http://schemas.microsoft.com/office/word/2006/wordml" xmlns:wps="http://schemas.microsoft.com/office/word/2010/wordprocessingShape" mc:Ignorable="w14 w15 w16se w16cid w16 w16cex w16sdtdh w16sdtfl w16du wp14">
+<w:document xmlns:ns1="http://schemas.openxmlformats.org/markup-compatibility/2006" xmlns:ns2="http://schemas.microsoft.com/office/word/2010/wordml" xmlns:ns3="http://schemas.openxmlformats.org/officeDocument/2006/relationships" xmlns:w="http://schemas.openxmlformats.org/wordprocessingml/2006/main" ns1:Ignorable="w14 w15 w16se w16cid w16 w16cex w16sdtdh w16sdtfl w16du wp14">
   <w:body>
-    <w:p>
+    <w:p ns2:paraId="2D847E7D" ns2:textId="486C8BED">
       <w:pPr>
         <w:tabs>
           <w:tab w:val="left" w:pos="1701"/>
@@ -53,7 +53,7 @@
         <w:t>0281-2026/CC1-ST</w:t>
       </w:r>
     </w:p>
-    <w:p>
+    <w:p ns2:paraId="634049D8" ns2:textId="3CC63E19">
       <w:pPr>
         <w:tabs>
           <w:tab w:val="left" w:pos="1701"/>
@@ -104,7 +104,7 @@
         <w:t>2349-2026/CC1</w:t>
       </w:r>
     </w:p>
-    <w:p>
+    <w:p ns2:paraId="345DC840" ns2:textId="2EA6788E">
       <w:pPr>
         <w:tabs>
           <w:tab w:val="left" w:pos="1701"/>
@@ -184,7 +184,7 @@
         <w:t/>
       </w:r>
     </w:p>
-    <w:p>
+    <w:p ns2:paraId="2E21CF51" ns2:textId="0E859B96">
       <w:pPr>
         <w:tabs>
           <w:tab w:val="left" w:pos="1701"/>
@@ -273,7 +273,7 @@
         <w:t>)</w:t>
       </w:r>
     </w:p>
-    <w:p>
+    <w:p ns2:paraId="2FCCE269" ns2:textId="615674C7">
       <w:pPr>
         <w:tabs>
           <w:tab w:val="left" w:pos="1701"/>
@@ -325,7 +325,7 @@
         <w:t>CONFIDENCIALIDAD</w:t>
       </w:r>
     </w:p>
-    <w:p>
+    <w:p ns2:paraId="1C9E56B7" ns2:textId="1942410D">
       <w:pPr>
         <w:tabs>
           <w:tab w:val="left" w:pos="1701"/>
@@ -367,7 +367,7 @@
         <w:t>ADMISIÓN A TRÁMITE</w:t>
       </w:r>
     </w:p>
-    <w:p>
+    <w:p ns2:paraId="01717D35" ns2:textId="77777777">
       <w:pPr>
         <w:tabs>
           <w:tab w:val="left" w:pos="1701"/>
@@ -402,18 +402,18 @@
         <w:t>REQUERIMIENTO DE INFORMACIÓN</w:t>
       </w:r>
     </w:p>
-    <w:p>
-      <w:pPr>
-        <w:jc w:val="both"/>
-        <w:rPr>
-          <w:rFonts w:ascii="Arial Narrow" w:eastAsia="Arial Narrow" w:hAnsi="Arial Narrow" w:cs="Arial Narrow"/>
-          <w:b/>
-          <w:sz w:val="22"/>
-          <w:szCs w:val="22"/>
-        </w:rPr>
-      </w:pPr>
-    </w:p>
-    <w:p>
+    <w:p ns2:paraId="2DFE1131" ns2:textId="77777777">
+      <w:pPr>
+        <w:jc w:val="both"/>
+        <w:rPr>
+          <w:rFonts w:ascii="Arial Narrow" w:eastAsia="Arial Narrow" w:hAnsi="Arial Narrow" w:cs="Arial Narrow"/>
+          <w:b/>
+          <w:sz w:val="22"/>
+          <w:szCs w:val="22"/>
+        </w:rPr>
+      </w:pPr>
+    </w:p>
+    <w:p ns2:paraId="3B09297A" ns2:textId="3D10F53B">
       <w:pPr>
         <w:jc w:val="both"/>
         <w:rPr>
@@ -471,7 +471,7 @@
         <w:t>de 2026</w:t>
       </w:r>
     </w:p>
-    <w:p>
+    <w:p ns2:paraId="698913AC" ns2:textId="77777777">
       <w:pPr>
         <w:tabs>
           <w:tab w:val="left" w:pos="1014"/>
@@ -484,7 +484,7 @@
         </w:rPr>
       </w:pPr>
     </w:p>
-    <w:p>
+    <w:p ns2:paraId="4AC48BF8" ns2:textId="77777777">
       <w:pPr>
         <w:numPr>
           <w:ilvl w:val="0"/>
@@ -509,17 +509,17 @@
         <w:t>HECHOS</w:t>
       </w:r>
     </w:p>
-    <w:p>
-      <w:pPr>
-        <w:jc w:val="both"/>
-        <w:rPr>
-          <w:rFonts w:ascii="Arial Narrow" w:eastAsia="Arial Narrow" w:hAnsi="Arial Narrow" w:cs="Arial Narrow"/>
-          <w:sz w:val="22"/>
-          <w:szCs w:val="22"/>
-        </w:rPr>
-      </w:pPr>
-    </w:p>
-    <w:p>
+    <w:p ns2:paraId="713A84CE" ns2:textId="77777777">
+      <w:pPr>
+        <w:jc w:val="both"/>
+        <w:rPr>
+          <w:rFonts w:ascii="Arial Narrow" w:eastAsia="Arial Narrow" w:hAnsi="Arial Narrow" w:cs="Arial Narrow"/>
+          <w:sz w:val="22"/>
+          <w:szCs w:val="22"/>
+        </w:rPr>
+      </w:pPr>
+    </w:p>
+    <w:p ns2:paraId="6F9C91E9" ns2:textId="340615E8">
       <w:pPr>
         <w:pStyle w:val="Prrafodelista"/>
         <w:numPr>
@@ -668,7 +668,7 @@
         <w:t/>
       </w:r>
     </w:p>
-    <w:p>
+    <w:p ns2:paraId="5693B893" ns2:textId="364C910C">
       <w:pPr>
         <w:pBdr>
           <w:top w:val="nil"/>
@@ -686,7 +686,7 @@
       </w:pPr>
       <w:bookmarkStart w:id="0" w:name="_Hlk140588011"/>
     </w:p>
-    <w:p>
+    <w:p ns2:paraId="104D8D2F" ns2:textId="564CB388">
       <w:pPr>
         <w:numPr>
           <w:ilvl w:val="2"/>
@@ -724,7 +724,7 @@
         <w:t xml:space="preserve"> Seguro de Desgravamen para crédito hipotecario y consumo revolvente, vinculado a un crédito hipotecario y a una tarjeta de crédito. Asimismo, señaló que, durante la evaluación del crédito, informó a Interbank sus antecedentes oncológicos y que, para ese momento, registraba once años sin actividad oncológica, circunstancia que, según indicó, también se encontraba consignada en su historia clínica.</w:t>
       </w:r>
     </w:p>
-    <w:p>
+    <w:p ns2:paraId="50948144" ns2:textId="77777777">
       <w:pPr>
         <w:pBdr>
           <w:top w:val="nil"/>
@@ -741,7 +741,7 @@
         </w:rPr>
       </w:pPr>
     </w:p>
-    <w:p>
+    <w:p ns2:paraId="6C2FEECF" ns2:textId="77777777">
       <w:pPr>
         <w:numPr>
           <w:ilvl w:val="2"/>
@@ -771,7 +771,7 @@
         <w:t>El 17 de febrero de 2025, ocurrió la fractura de columna por recurrencia de cáncer de testículo, hecho que posteriormente fue considerado como la fecha de ocurrencia de la invalidez total y definitiva.</w:t>
       </w:r>
     </w:p>
-    <w:p>
+    <w:p ns2:paraId="05E964A1" ns2:textId="77777777">
       <w:pPr>
         <w:pBdr>
           <w:top w:val="nil"/>
@@ -789,7 +789,7 @@
         </w:rPr>
       </w:pPr>
     </w:p>
-    <w:p>
+    <w:p ns2:paraId="65C6177A" ns2:textId="77777777">
       <w:pPr>
         <w:numPr>
           <w:ilvl w:val="2"/>
@@ -819,7 +819,7 @@
         <w:t>Durante el período comprendido entre el desembolso del crédito hipotecario y la presentación de la solicitud de cobertura del seguro, cumplió con el pago de las cuotas correspondientes al crédito hipotecario y a la tarjeta de crédito de manera puntual, indicando que continuó efectuando dichos pagos.</w:t>
       </w:r>
     </w:p>
-    <w:p>
+    <w:p ns2:paraId="7B7F9CDA" ns2:textId="77777777">
       <w:pPr>
         <w:pBdr>
           <w:top w:val="nil"/>
@@ -837,7 +837,7 @@
         </w:rPr>
       </w:pPr>
     </w:p>
-    <w:p>
+    <w:p ns2:paraId="69B148DC" ns2:textId="17DAA40B">
       <w:pPr>
         <w:numPr>
           <w:ilvl w:val="2"/>
@@ -883,7 +883,7 @@
         <w:t>, mediante el cual se le calificó con invalidez total y definitiva, estableciéndose como fecha de ocurrencia el 17 de febrero de 2025, debido a una fractura de columna por recurrencia de cáncer de testículo.</w:t>
       </w:r>
     </w:p>
-    <w:p>
+    <w:p ns2:paraId="51450EE4" ns2:textId="77777777">
       <w:pPr>
         <w:pBdr>
           <w:top w:val="nil"/>
@@ -901,7 +901,7 @@
         </w:rPr>
       </w:pPr>
     </w:p>
-    <w:p>
+    <w:p ns2:paraId="61591B0A" ns2:textId="124FCC60">
       <w:pPr>
         <w:numPr>
           <w:ilvl w:val="2"/>
@@ -931,7 +931,7 @@
         <w:t>El 27 de octubre de 2025, presentó la solicitud de activación de la cobertura del Seguro de Desgravamen respecto del crédito hipotecario y de la tarjeta de crédito. Asimismo, el crédito hipotecario había sido desembolsado en junio de 2021, más de cincuenta meses antes de la fecha de ocurrencia de la invalidez.</w:t>
       </w:r>
     </w:p>
-    <w:p>
+    <w:p ns2:paraId="326F4326" ns2:textId="77777777">
       <w:pPr>
         <w:pBdr>
           <w:top w:val="nil"/>
@@ -949,7 +949,7 @@
         </w:rPr>
       </w:pPr>
     </w:p>
-    <w:p>
+    <w:p ns2:paraId="716FCD96" ns2:textId="6BC68C38">
       <w:pPr>
         <w:numPr>
           <w:ilvl w:val="2"/>
@@ -1022,7 +1022,7 @@
         <w:t>, conforme a las instrucciones contenidas en la comunicación recibida.</w:t>
       </w:r>
     </w:p>
-    <w:p>
+    <w:p ns2:paraId="692EE9F4" ns2:textId="77777777">
       <w:pPr>
         <w:pBdr>
           <w:top w:val="nil"/>
@@ -1040,7 +1040,7 @@
         </w:rPr>
       </w:pPr>
     </w:p>
-    <w:p>
+    <w:p ns2:paraId="47D21639" ns2:textId="77777777">
       <w:pPr>
         <w:numPr>
           <w:ilvl w:val="2"/>
@@ -1088,7 +1088,7 @@
         <w:t xml:space="preserve"> denegó inicialmente las solicitudes de activación de la cobertura del Seguro de Desgravamen. Luego de ello, presentó una solicitud de reconsideración, la cual fue admitida para una nueva evaluación.</w:t>
       </w:r>
     </w:p>
-    <w:p>
+    <w:p ns2:paraId="61AB67B7" ns2:textId="77777777">
       <w:pPr>
         <w:pBdr>
           <w:top w:val="nil"/>
@@ -1106,7 +1106,7 @@
         </w:rPr>
       </w:pPr>
     </w:p>
-    <w:p>
+    <w:p ns2:paraId="07B6BD9D" ns2:textId="77777777">
       <w:pPr>
         <w:numPr>
           <w:ilvl w:val="2"/>
@@ -1154,7 +1154,7 @@
         <w:t>, mediante las cartas GOT-SIN-97746-2025 y GOT-SIN-97741-2025, comunicó la aprobación de la activación de la cobertura por invalidez respecto de las obligaciones derivadas de la tarjeta de crédito, aplicándola a las deudas por S/ 5 234,30 y por US$ 49,85.</w:t>
       </w:r>
     </w:p>
-    <w:p>
+    <w:p ns2:paraId="0894D341" ns2:textId="77777777">
       <w:pPr>
         <w:pBdr>
           <w:top w:val="nil"/>
@@ -1172,7 +1172,7 @@
         </w:rPr>
       </w:pPr>
     </w:p>
-    <w:p>
+    <w:p ns2:paraId="50792653" ns2:textId="77777777">
       <w:pPr>
         <w:numPr>
           <w:ilvl w:val="2"/>
@@ -1220,7 +1220,7 @@
         <w:t>, mediante la carta GOT-SIN-95701-2025, denegó la activación de la cobertura por invalidez respecto del crédito hipotecario, correspondiente a un desembolso de S/ 180 000 y con un saldo aproximado de S/ 121 000 a la fecha de la solicitud, sustentando su decisión en una presunta reticencia vinculada con la declaración de salud presentada durante la afiliación al seguro, indicando que en ella se declaró no contar con preexistencias.</w:t>
       </w:r>
     </w:p>
-    <w:p>
+    <w:p ns2:paraId="52C02374" ns2:textId="77777777">
       <w:pPr>
         <w:pBdr>
           <w:top w:val="nil"/>
@@ -1238,7 +1238,7 @@
         </w:rPr>
       </w:pPr>
     </w:p>
-    <w:p>
+    <w:p ns2:paraId="301D0929" ns2:textId="3AFE2FEA">
       <w:pPr>
         <w:numPr>
           <w:ilvl w:val="2"/>
@@ -1286,7 +1286,7 @@
         <w:t xml:space="preserve"> acreditaba que, al momento de la contratación del crédito hipotecario, no presentaba actividad oncológica desde hacía once años y que la invalidez total y definitiva obedecía a la fractura de columna ocurrida el 17 de febrero de 2025.</w:t>
       </w:r>
     </w:p>
-    <w:p>
+    <w:p ns2:paraId="64F53293" ns2:textId="77777777">
       <w:pPr>
         <w:pBdr>
           <w:top w:val="nil"/>
@@ -1304,7 +1304,7 @@
         </w:rPr>
       </w:pPr>
     </w:p>
-    <w:p>
+    <w:p ns2:paraId="238C2176" ns2:textId="2559DA35">
       <w:pPr>
         <w:numPr>
           <w:ilvl w:val="2"/>
@@ -1360,7 +1360,7 @@
         <w:t>.</w:t>
       </w:r>
     </w:p>
-    <w:p>
+    <w:p ns2:paraId="748BB242" ns2:textId="2112B76A">
       <w:pPr>
         <w:pBdr>
           <w:top w:val="nil"/>
@@ -1378,7 +1378,7 @@
       </w:pPr>
     </w:p>
     <w:bookmarkEnd w:id="0"/>
-    <w:p>
+    <w:p ns2:paraId="1616FFB3" ns2:textId="79FA878C">
       <w:pPr>
         <w:pStyle w:val="Prrafodelista"/>
         <w:numPr>
@@ -1510,7 +1510,7 @@
         <w:t xml:space="preserve"/>
       </w:r>
     </w:p>
-    <w:p>
+    <w:p ns2:paraId="27AE8452" ns2:textId="28427647">
       <w:pPr>
         <w:contextualSpacing/>
         <w:jc w:val="both"/>
@@ -1523,7 +1523,7 @@
         </w:rPr>
       </w:pPr>
     </w:p>
-    <w:p>
+    <w:p ns2:paraId="6D170964" ns2:textId="77777777">
       <w:pPr>
         <w:numPr>
           <w:ilvl w:val="0"/>
@@ -1550,7 +1550,7 @@
         <w:t xml:space="preserve">DE LA SOLICITUD DE CONFIDENCIALIDAD PRESENTADA </w:t>
       </w:r>
     </w:p>
-    <w:p>
+    <w:p ns2:paraId="27D025BC" ns2:textId="77777777">
       <w:pPr>
         <w:ind w:left="567"/>
         <w:contextualSpacing/>
@@ -1564,7 +1564,7 @@
         </w:rPr>
       </w:pPr>
     </w:p>
-    <w:p>
+    <w:p ns2:paraId="535DF6CB" ns2:textId="77777777">
       <w:pPr>
         <w:pStyle w:val="Prrafodelista"/>
         <w:numPr>
@@ -1614,7 +1614,7 @@
         <w:t> 807, establece que la información recibida por una Comisión, Oficina o Sala del Tribunal de Defensa de la Competencia y de la Propiedad Intelectual, que constituya un secreto industrial o comercial, deberá ser declarada reservada por la Comisión, Oficina o Sala del Tribunal respectiva, debiendo adoptar las medidas necesarias para garantizar la reserva y confidencialidad de la información.</w:t>
       </w:r>
     </w:p>
-    <w:p>
+    <w:p ns2:paraId="56D1A47C" ns2:textId="77777777">
       <w:pPr>
         <w:ind w:left="567"/>
         <w:contextualSpacing/>
@@ -1626,7 +1626,7 @@
         </w:rPr>
       </w:pPr>
     </w:p>
-    <w:p>
+    <w:p ns2:paraId="43A0019D" ns2:textId="77777777">
       <w:pPr>
         <w:pStyle w:val="Prrafodelista"/>
         <w:numPr>
@@ -1695,7 +1695,7 @@
         <w:t xml:space="preserve"> 002-2017/TRI-INDECOPI y 003-2022/TRI-INDECOPI, establece lo siguiente:</w:t>
       </w:r>
     </w:p>
-    <w:p>
+    <w:p ns2:paraId="6C6AB255" ns2:textId="77777777">
       <w:pPr>
         <w:ind w:left="720"/>
         <w:contextualSpacing/>
@@ -1706,7 +1706,7 @@
         </w:rPr>
       </w:pPr>
     </w:p>
-    <w:p>
+    <w:p ns2:paraId="54485FF6" ns2:textId="77777777">
       <w:pPr>
         <w:ind w:left="1701" w:right="4" w:hanging="567"/>
         <w:contextualSpacing/>
@@ -1748,7 +1748,7 @@
         <w:t>INFORMACIÓN CONFIDENCIAL</w:t>
       </w:r>
     </w:p>
-    <w:p>
+    <w:p ns2:paraId="77964E95" ns2:textId="77777777">
       <w:pPr>
         <w:ind w:left="1134" w:right="4"/>
         <w:contextualSpacing/>
@@ -1761,7 +1761,7 @@
         </w:rPr>
       </w:pPr>
     </w:p>
-    <w:p>
+    <w:p ns2:paraId="5C51B1BF" ns2:textId="77777777">
       <w:pPr>
         <w:ind w:left="2268" w:hanging="567"/>
         <w:contextualSpacing/>
@@ -1799,7 +1799,7 @@
         <w:t>Puede declararse confidencial aquella información presentada por las partes o terceros en el marco de un procedimiento seguido ante INDECOPI o aquella información acopiada por el INDECOPI en el curso de sus actividades de supervisión, fiscalización y/o investigación, cuya divulgación implique una afectación significativa para el titular de la misma o un tercero del que el aportante la hubiere recibido, u otorgue una ventaja significativa para un competidor del aportante de la información.</w:t>
       </w:r>
     </w:p>
-    <w:p>
+    <w:p ns2:paraId="451CE3E6" ns2:textId="77777777">
       <w:pPr>
         <w:ind w:left="1134"/>
         <w:contextualSpacing/>
@@ -1820,7 +1820,7 @@
         <w:t>     </w:t>
       </w:r>
     </w:p>
-    <w:p>
+    <w:p ns2:paraId="005FBD89" ns2:textId="77777777">
       <w:pPr>
         <w:ind w:left="2268"/>
         <w:contextualSpacing/>
@@ -1845,7 +1845,7 @@
         <w:t>Puede también declararse confidencial aquella información que sea considerada reservada o confidencial por Ley. Entre estas:</w:t>
       </w:r>
     </w:p>
-    <w:p>
+    <w:p ns2:paraId="73F6CF1D" ns2:textId="77777777">
       <w:pPr>
         <w:ind w:left="2268"/>
         <w:contextualSpacing/>
@@ -1859,7 +1859,7 @@
         </w:rPr>
       </w:pPr>
     </w:p>
-    <w:p>
+    <w:p ns2:paraId="5E747B07" ns2:textId="77777777">
       <w:pPr>
         <w:ind w:left="2835" w:hanging="567"/>
         <w:contextualSpacing/>
@@ -1897,7 +1897,7 @@
         <w:t>La información referida a los datos personales cuya publicidad constituya una invasión de la intimidad personal y familiar de las partes involucradas en un procedimiento. La información referida a la salud personal, se considera comprendida dentro de la intimidad personal.</w:t>
       </w:r>
     </w:p>
-    <w:p>
+    <w:p ns2:paraId="35A0AE8F" ns2:textId="77777777">
       <w:pPr>
         <w:ind w:left="2835" w:hanging="567"/>
         <w:contextualSpacing/>
@@ -1935,7 +1935,7 @@
         <w:t>Se consideran datos sensibles los datos personales constituidos por los datos biométricos que por sí mismos pueden identificar al titular, datos referidos al origen racial y étnico; ingresos económicos, opiniones o convicciones políticas, religiosas, filosóficas o morales; afiliación sindical; e información relacionada a la salud o a la vida sexual.</w:t>
       </w:r>
     </w:p>
-    <w:p>
+    <w:p ns2:paraId="705576D1" ns2:textId="77777777">
       <w:pPr>
         <w:ind w:left="2268"/>
         <w:contextualSpacing/>
@@ -1950,7 +1950,7 @@
         </w:rPr>
       </w:pPr>
     </w:p>
-    <w:p>
+    <w:p ns2:paraId="19BC2C16" ns2:textId="77777777">
       <w:pPr>
         <w:ind w:left="2835" w:hanging="567"/>
         <w:contextualSpacing/>
@@ -1988,7 +1988,7 @@
         <w:t>Información proveniente de terceras personas ajenas al procedimiento de investigación, cuya divulgación sin previa autorización podría ocasionar perjuicios a alguna de las partes.</w:t>
       </w:r>
     </w:p>
-    <w:p>
+    <w:p ns2:paraId="62F3FAB8" ns2:textId="77777777">
       <w:pPr>
         <w:ind w:left="2268"/>
         <w:contextualSpacing/>
@@ -2003,7 +2003,7 @@
         </w:rPr>
       </w:pPr>
     </w:p>
-    <w:p>
+    <w:p ns2:paraId="44E63D8F" ns2:textId="77777777">
       <w:pPr>
         <w:ind w:left="2835" w:hanging="567"/>
         <w:contextualSpacing/>
@@ -2041,7 +2041,7 @@
         <w:t xml:space="preserve"> La información protegida por la respectiva regulación del secreto bancario, tributario, comercial, industrial, empresarial, tecnológico y bursátil.</w:t>
       </w:r>
     </w:p>
-    <w:p>
+    <w:p ns2:paraId="4FD4732F" ns2:textId="77777777">
       <w:pPr>
         <w:ind w:left="2835"/>
         <w:contextualSpacing/>
@@ -2056,7 +2056,7 @@
         </w:rPr>
       </w:pPr>
     </w:p>
-    <w:p>
+    <w:p ns2:paraId="2453C2EB" ns2:textId="77777777">
       <w:pPr>
         <w:ind w:left="2835"/>
         <w:contextualSpacing/>
@@ -2082,7 +2082,7 @@
         <w:t>Se considerará lo siguiente:</w:t>
       </w:r>
     </w:p>
-    <w:p>
+    <w:p ns2:paraId="3C6979FA" ns2:textId="77777777">
       <w:pPr>
         <w:ind w:left="2835"/>
         <w:contextualSpacing/>
@@ -2097,7 +2097,7 @@
         </w:rPr>
       </w:pPr>
     </w:p>
-    <w:p>
+    <w:p ns2:paraId="35794609" ns2:textId="77777777">
       <w:pPr>
         <w:ind w:left="2835"/>
         <w:contextualSpacing/>
@@ -2136,7 +2136,7 @@
         <w:t xml:space="preserve"> aquella información cuya importancia para el desarrollo de la actividad empresarial obliga a las empresas a mantenerla fuera del alcance de terceros ajenos a la empresa;</w:t>
       </w:r>
     </w:p>
-    <w:p>
+    <w:p ns2:paraId="0880956C" ns2:textId="77777777">
       <w:pPr>
         <w:ind w:left="2835"/>
         <w:contextualSpacing/>
@@ -2175,7 +2175,7 @@
         <w:t xml:space="preserve"> conocimiento tecnológico referido a procedimientos de fabricación o producción en general, o el conocimiento vinculado al empleo y aplicación de técnicas industriales, que permitan obtener o mantener una ventaja competitiva o económica frente a terceros;</w:t>
       </w:r>
     </w:p>
-    <w:p>
+    <w:p ns2:paraId="47F11505" ns2:textId="77777777">
       <w:pPr>
         <w:ind w:left="2835"/>
         <w:contextualSpacing/>
@@ -2214,7 +2214,7 @@
         <w:t xml:space="preserve"> Cualquier información no divulgada que una empresa natural o jurídica legítimamente posea, que pueda usarse en alguna actividad productiva, industrial o comercial, y que sea susceptible de transmitirse a un tercero, en la medida que dicha información sea:</w:t>
       </w:r>
     </w:p>
-    <w:p>
+    <w:p ns2:paraId="06C030EB" ns2:textId="77777777">
       <w:pPr>
         <w:ind w:left="1134"/>
         <w:contextualSpacing/>
@@ -2240,7 +2240,7 @@
         <w:t>   </w:t>
       </w:r>
     </w:p>
-    <w:p>
+    <w:p ns2:paraId="16216185" ns2:textId="77777777">
       <w:pPr>
         <w:ind w:left="3402" w:hanging="567"/>
         <w:contextualSpacing/>
@@ -2278,7 +2278,7 @@
         <w:t>Secreta, en el sentido que como conjunto o en la configuración y reunión precisa de sus componentes, no sea generalmente conocida ni fácilmente accesible por quienes se encuentran en los círculos que normalmente manejan la información respectiva;</w:t>
       </w:r>
     </w:p>
-    <w:p>
+    <w:p ns2:paraId="19A6DCFF" ns2:textId="77777777">
       <w:pPr>
         <w:ind w:left="3402" w:hanging="567"/>
         <w:contextualSpacing/>
@@ -2316,7 +2316,7 @@
         <w:t>tenga un valor comercial por ser secreta; y</w:t>
       </w:r>
     </w:p>
-    <w:p>
+    <w:p ns2:paraId="3178E686" ns2:textId="77777777">
       <w:pPr>
         <w:ind w:left="3402" w:hanging="567"/>
         <w:contextualSpacing/>
@@ -2355,7 +2355,7 @@
         <w:t>haya sido objeto de medidas razonables tomadas por su legítimo poseedor para mantenerla secreta.</w:t>
       </w:r>
     </w:p>
-    <w:p>
+    <w:p ns2:paraId="06306BE3" ns2:textId="77777777">
       <w:pPr>
         <w:ind w:left="3402" w:hanging="567"/>
         <w:contextualSpacing/>
@@ -2370,7 +2370,7 @@
         </w:rPr>
       </w:pPr>
     </w:p>
-    <w:p>
+    <w:p ns2:paraId="0AA7A8B4" ns2:textId="77777777">
       <w:pPr>
         <w:ind w:left="2835"/>
         <w:contextualSpacing/>
@@ -2396,7 +2396,7 @@
         <w:t>La información de un secreto empresarial podrá estar referida a la naturaleza, características o finalidades de los productos; a los métodos o procesos de producción; o, a los medios o formas de distribución o comercialización de productos o prestación de servicios.</w:t>
       </w:r>
     </w:p>
-    <w:p>
+    <w:p ns2:paraId="5CFFAE92" ns2:textId="77777777">
       <w:pPr>
         <w:ind w:left="2268" w:right="4" w:hanging="567"/>
         <w:contextualSpacing/>
@@ -2410,7 +2410,7 @@
         </w:rPr>
       </w:pPr>
     </w:p>
-    <w:p>
+    <w:p ns2:paraId="57D9052F" ns2:textId="77777777">
       <w:pPr>
         <w:ind w:left="2268" w:right="4" w:hanging="567"/>
         <w:contextualSpacing/>
@@ -2445,7 +2445,7 @@
         <w:t>Cuando se declare confidencial la información, esta será de uso exclusivo de los funcionarios encargados del trámite del procedimiento. Dicha información no podrá ser puesta en conocimiento de las demás partes del procedimiento ni de terceros. (…)”.</w:t>
       </w:r>
     </w:p>
-    <w:p>
+    <w:p ns2:paraId="3BA8B65D" ns2:textId="77777777">
       <w:pPr>
         <w:ind w:left="2268" w:right="4" w:hanging="567"/>
         <w:contextualSpacing/>
@@ -2457,7 +2457,7 @@
         </w:rPr>
       </w:pPr>
     </w:p>
-    <w:p>
+    <w:p ns2:paraId="5268E2E7" ns2:textId="77777777">
       <w:pPr>
         <w:pStyle w:val="Prrafodelista"/>
         <w:numPr>
@@ -2481,7 +2481,7 @@
         <w:t>Asimismo, el numeral 3.2 de la Directiva señala que todo administrado que solicite la reserva de la información durante la tramitación de los procedimientos a cargo de los órganos funcionales del Indecopi, tiene que cumplir una serie de requisitos al momento de realizar su solicitud de confidencialidad, los que se detallan a continuación:</w:t>
       </w:r>
     </w:p>
-    <w:p>
+    <w:p ns2:paraId="1CD59EF2" ns2:textId="77777777">
       <w:pPr>
         <w:contextualSpacing/>
         <w:rPr>
@@ -2489,7 +2489,7 @@
         </w:rPr>
       </w:pPr>
     </w:p>
-    <w:p>
+    <w:p ns2:paraId="4A3F7A63" ns2:textId="77777777">
       <w:pPr>
         <w:ind w:left="2268" w:right="4" w:hanging="567"/>
         <w:contextualSpacing/>
@@ -2521,7 +2521,7 @@
         <w:t>Al solicitar la confidencialidad de la información, el aportante de ella deberá cumplir los siguientes requisitos:</w:t>
       </w:r>
     </w:p>
-    <w:p>
+    <w:p ns2:paraId="004704F4" ns2:textId="77777777">
       <w:pPr>
         <w:ind w:left="2268" w:right="4" w:hanging="567"/>
         <w:contextualSpacing/>
@@ -2534,7 +2534,7 @@
         </w:rPr>
       </w:pPr>
     </w:p>
-    <w:p>
+    <w:p ns2:paraId="3F95C814" ns2:textId="77777777">
       <w:pPr>
         <w:ind w:left="2835" w:right="4" w:hanging="567"/>
         <w:contextualSpacing/>
@@ -2586,7 +2586,7 @@
         <w:t xml:space="preserve"> y se ha solicitado la exhibición de información documentaria. Caso contrario, la autoridad no será responsable de su divulgación.</w:t>
       </w:r>
     </w:p>
-    <w:p>
+    <w:p ns2:paraId="70296D06" ns2:textId="77777777">
       <w:pPr>
         <w:ind w:left="2835" w:right="4" w:hanging="567"/>
         <w:contextualSpacing/>
@@ -2599,7 +2599,7 @@
         </w:rPr>
       </w:pPr>
     </w:p>
-    <w:p>
+    <w:p ns2:paraId="00486B88" ns2:textId="77777777">
       <w:pPr>
         <w:ind w:left="2835" w:right="4" w:hanging="567"/>
         <w:contextualSpacing/>
@@ -2631,7 +2631,7 @@
         <w:t>Identificar en el escrito, de manera clara y precisa, cuál es la información cuya declaración de confidencialidad se solicita y en qué documentos y en qué parte de dichos documentos está incluida. El solicitante no podrá solicitar la confidencialidad, de forma genérica, de toda la información presentada o contenida en los documentos señalados, salvo que sean obtenidos durante el desarrollo de entrevistas o visitas de inspección in situ. En este último caso, el Secretario Técnico, Director, o Jefe del área correspondiente requerirá al solicitante en el curso del procedimiento que precise los alcances de su solicitud, para lo cual le otorgará un plazo de siete (7) días hábiles, para ello, bajo apercibimiento de denegar el pedido de confidencialidad.</w:t>
       </w:r>
     </w:p>
-    <w:p>
+    <w:p ns2:paraId="7551E6B1" ns2:textId="77777777">
       <w:pPr>
         <w:ind w:left="2835" w:hanging="567"/>
         <w:contextualSpacing/>
@@ -2645,7 +2645,7 @@
         </w:rPr>
       </w:pPr>
     </w:p>
-    <w:p>
+    <w:p ns2:paraId="620C0D89" ns2:textId="77777777">
       <w:pPr>
         <w:ind w:left="2835" w:hanging="567"/>
         <w:contextualSpacing/>
@@ -2680,7 +2680,7 @@
         <w:t>Justificar la solicitud, en caso de que se trate de la información a que se refiere el numeral 2.1. Si la parte solicitante no justifica su pedido, el Secretario Técnico, Director o Jefe del área correspondiente deberá requerírselo, otorgándole un plazo de siete (7) días hábiles para ello, bajo apercibimiento de denegar el pedido de confidencialidad.</w:t>
       </w:r>
     </w:p>
-    <w:p>
+    <w:p ns2:paraId="037024F4" ns2:textId="77777777">
       <w:pPr>
         <w:ind w:left="2835" w:hanging="567"/>
         <w:contextualSpacing/>
@@ -2704,7 +2704,7 @@
         <w:t xml:space="preserve"> </w:t>
       </w:r>
     </w:p>
-    <w:p>
+    <w:p ns2:paraId="00465280" ns2:textId="77777777">
       <w:pPr>
         <w:ind w:left="2835" w:hanging="567"/>
         <w:contextualSpacing/>
@@ -2739,7 +2739,7 @@
         <w:t>Presentar un “resumen no confidencial” suficientemente detallado que permita una cabal comprensión del contenido sustancial de la información cuya declaración de confidencialidad se solicita. En caso que la información esté compuesta de series estadísticas, esta deberá ser presentada mediante indicadores que permitan apreciar la tendencia.</w:t>
       </w:r>
     </w:p>
-    <w:p>
+    <w:p ns2:paraId="24D7B246" ns2:textId="77777777">
       <w:pPr>
         <w:ind w:left="2835" w:hanging="567"/>
         <w:contextualSpacing/>
@@ -2763,7 +2763,7 @@
         <w:t xml:space="preserve"> </w:t>
       </w:r>
     </w:p>
-    <w:p>
+    <w:p ns2:paraId="01DEDCA2" ns2:textId="77777777">
       <w:pPr>
         <w:ind w:left="2835" w:hanging="3"/>
         <w:contextualSpacing/>
@@ -2798,7 +2798,7 @@
         <w:t>dichas razones, le solicitará a la parte que elabore un listado de la información para hacerlo de conocimiento de las demás partes del procedimiento.</w:t>
       </w:r>
     </w:p>
-    <w:p>
+    <w:p ns2:paraId="5DC2F35D" ns2:textId="77777777">
       <w:pPr>
         <w:ind w:left="2835" w:hanging="3"/>
         <w:contextualSpacing/>
@@ -2812,7 +2812,7 @@
         </w:rPr>
       </w:pPr>
     </w:p>
-    <w:p>
+    <w:p ns2:paraId="1AFF1FB1" ns2:textId="77777777">
       <w:pPr>
         <w:ind w:left="2835" w:hanging="567"/>
         <w:contextualSpacing/>
@@ -2847,7 +2847,7 @@
         <w:t>En caso excepcional y de no haber presentado el aportante un “resumen no confidencial” de la información, la autoridad deberá solicitárselo otorgando un plazo de siete (7) días hábiles para ello. Caso contrario se denegará el tratamiento confidencial.</w:t>
       </w:r>
     </w:p>
-    <w:p>
+    <w:p ns2:paraId="486F78CE" ns2:textId="77777777">
       <w:pPr>
         <w:ind w:left="2835" w:hanging="567"/>
         <w:contextualSpacing/>
@@ -2861,7 +2861,7 @@
         </w:rPr>
       </w:pPr>
     </w:p>
-    <w:p>
+    <w:p ns2:paraId="777A56D1" ns2:textId="77777777">
       <w:pPr>
         <w:ind w:left="2835" w:hanging="567"/>
         <w:contextualSpacing/>
@@ -2918,7 +2918,7 @@
         <w:t xml:space="preserve"> sin otorgarle tratamiento confidencial aquella información para la cual se solicita tratamiento confidencial, si la misma puede ser obtenida de otra fuente con carácter no confidencial.</w:t>
       </w:r>
     </w:p>
-    <w:p>
+    <w:p ns2:paraId="2B6183EB" ns2:textId="77777777">
       <w:pPr>
         <w:ind w:left="2835" w:hanging="567"/>
         <w:contextualSpacing/>
@@ -2932,7 +2932,7 @@
         </w:rPr>
       </w:pPr>
     </w:p>
-    <w:p>
+    <w:p ns2:paraId="570E88BD" ns2:textId="77777777">
       <w:pPr>
         <w:ind w:left="2835" w:hanging="567"/>
         <w:contextualSpacing/>
@@ -2967,7 +2967,7 @@
         <w:t>Señalar el plazo por el cual se solicita el tratamiento confidencial de la información presentada.”</w:t>
       </w:r>
     </w:p>
-    <w:p>
+    <w:p ns2:paraId="63A0A79B" ns2:textId="77777777">
       <w:pPr>
         <w:ind w:left="567"/>
         <w:contextualSpacing/>
@@ -2979,7 +2979,7 @@
         </w:rPr>
       </w:pPr>
     </w:p>
-    <w:p>
+    <w:p ns2:paraId="254AC332" ns2:textId="77777777">
       <w:pPr>
         <w:pStyle w:val="Prrafodelista"/>
         <w:numPr>
@@ -3003,7 +3003,7 @@
         <w:t>Por ello, al momento de evaluar una solicitud de confidencialidad de información, la Secretaría Técnica -por delegación de facultades- debe, en primer lugar, corroborar el cumplimiento de los requisitos establecidos expresamente en la Directiva, los que se encuentran a cargo de la parte solicitante.</w:t>
       </w:r>
     </w:p>
-    <w:p>
+    <w:p ns2:paraId="402F1F7E" ns2:textId="77777777">
       <w:pPr>
         <w:ind w:left="567"/>
         <w:contextualSpacing/>
@@ -3013,7 +3013,7 @@
         </w:rPr>
       </w:pPr>
     </w:p>
-    <w:p>
+    <w:p ns2:paraId="6AD805CE" ns2:textId="77777777">
       <w:pPr>
         <w:pStyle w:val="Prrafodelista"/>
         <w:numPr>
@@ -3065,7 +3065,7 @@
         <w:t>.</w:t>
       </w:r>
     </w:p>
-    <w:p>
+    <w:p ns2:paraId="7C63924A" ns2:textId="77777777">
       <w:pPr>
         <w:ind w:left="567"/>
         <w:contextualSpacing/>
@@ -3077,7 +3077,7 @@
         </w:rPr>
       </w:pPr>
     </w:p>
-    <w:p>
+    <w:p ns2:paraId="12F014CD" ns2:textId="77777777">
       <w:pPr>
         <w:pStyle w:val="Prrafodelista"/>
         <w:numPr>
@@ -3127,7 +3127,7 @@
         <w:t>.</w:t>
       </w:r>
     </w:p>
-    <w:p>
+    <w:p ns2:paraId="385ADA2E" ns2:textId="77777777">
       <w:pPr>
         <w:pStyle w:val="Prrafodelista"/>
         <w:rPr>
@@ -3138,7 +3138,7 @@
         </w:rPr>
       </w:pPr>
     </w:p>
-    <w:p>
+    <w:p ns2:paraId="4D97CAD5" ns2:textId="5C4C4695">
       <w:pPr>
         <w:pStyle w:val="Prrafodelista"/>
         <w:numPr>
@@ -3216,7 +3216,7 @@
         <w:t>en caso el administrado no cumpla con este último requisito el Órgano Resolutivo le solicitará que subsane dicha omisión o que indique si desea tener por no presentado su escrito, bajo apercibimiento de incorporarlo al expediente como documento de carácter público con el mismo tratamiento que cualquier pieza incluida en dicho expediente.</w:t>
       </w:r>
     </w:p>
-    <w:p>
+    <w:p ns2:paraId="658E0EA8" ns2:textId="77777777">
       <w:pPr>
         <w:pStyle w:val="Prrafodelista"/>
         <w:rPr>
@@ -3226,7 +3226,7 @@
         </w:rPr>
       </w:pPr>
     </w:p>
-    <w:p>
+    <w:p ns2:paraId="3949F6CE" ns2:textId="4A1DAEEF">
       <w:pPr>
         <w:pStyle w:val="Prrafodelista"/>
         <w:numPr>
@@ -3323,7 +3323,7 @@
         <w:t>”.</w:t>
       </w:r>
     </w:p>
-    <w:p>
+    <w:p ns2:paraId="578425FF" ns2:textId="77777777">
       <w:pPr>
         <w:pStyle w:val="Prrafodelista"/>
         <w:rPr>
@@ -3334,7 +3334,7 @@
         </w:rPr>
       </w:pPr>
     </w:p>
-    <w:p>
+    <w:p ns2:paraId="03B29735" ns2:textId="5ACB03B6">
       <w:pPr>
         <w:pStyle w:val="Prrafodelista"/>
         <w:numPr>
@@ -3480,7 +3480,7 @@
         <w:t>:</w:t>
       </w:r>
     </w:p>
-    <w:p>
+    <w:p ns2:paraId="755F917C" ns2:textId="77777777">
       <w:pPr>
         <w:pStyle w:val="Prrafodelista"/>
         <w:rPr>
@@ -3493,7 +3493,7 @@
         </w:rPr>
       </w:pPr>
     </w:p>
-    <w:p>
+    <w:p ns2:paraId="61242575" ns2:textId="77777777">
       <w:pPr>
         <w:pStyle w:val="Prrafodelista"/>
         <w:numPr>
@@ -3523,7 +3523,7 @@
         <w:t>Indicar de forma expresa que solicita la confidencialidad de la información precisando el nombre del documento independiente que requiere sea declarado confidencial y presentarlo en un documento separado e independiente; o, de ser el caso señalar que desea que no se declare como confidencial el/los documento(s).</w:t>
       </w:r>
     </w:p>
-    <w:p>
+    <w:p ns2:paraId="08CEB838" ns2:textId="77777777">
       <w:pPr>
         <w:pStyle w:val="Prrafodelista"/>
         <w:ind w:left="1134"/>
@@ -3538,7 +3538,7 @@
         </w:rPr>
       </w:pPr>
     </w:p>
-    <w:p>
+    <w:p ns2:paraId="5010A655" ns2:textId="77777777">
       <w:pPr>
         <w:pStyle w:val="Prrafodelista"/>
         <w:numPr>
@@ -3568,7 +3568,7 @@
         <w:t>Indicar de forma expresa que solicita la confidencialidad de la información precisando el nombre del documento independiente que requiere sea declarado confidencial y presentarlo en un documento separado e independiente.</w:t>
       </w:r>
     </w:p>
-    <w:p>
+    <w:p ns2:paraId="29C9E3D2" ns2:textId="77777777">
       <w:pPr>
         <w:pStyle w:val="Prrafodelista"/>
         <w:rPr>
@@ -3581,7 +3581,7 @@
         </w:rPr>
       </w:pPr>
     </w:p>
-    <w:p>
+    <w:p ns2:paraId="559EF241" ns2:textId="6BCDC522">
       <w:pPr>
         <w:pStyle w:val="Prrafodelista"/>
         <w:numPr>
@@ -3612,7 +3612,7 @@
         <w:t>Dicho requerimiento se realiza bajo apercibimiento de incorporar todos los documentos al expediente como documentos de carácter público con el mismo tratamiento que cualquier otra pieza incluida en dicho expediente.</w:t>
       </w:r>
     </w:p>
-    <w:p>
+    <w:p ns2:paraId="4DC07F94" ns2:textId="77777777">
       <w:pPr>
         <w:pStyle w:val="Prrafodelista"/>
         <w:rPr>
@@ -3626,7 +3626,7 @@
         </w:rPr>
       </w:pPr>
     </w:p>
-    <w:p>
+    <w:p ns2:paraId="6CEB340B" ns2:textId="713A822C">
       <w:pPr>
         <w:pStyle w:val="Prrafodelista"/>
         <w:numPr>
@@ -3717,7 +3717,7 @@
         <w:t/>
       </w:r>
     </w:p>
-    <w:p>
+    <w:p ns2:paraId="29C37BAC" ns2:textId="77777777">
       <w:pPr>
         <w:rPr>
           <w:rFonts w:ascii="Arial Narrow" w:hAnsi="Arial Narrow" w:cs="Arial"/>
@@ -3730,7 +3730,7 @@
         </w:rPr>
       </w:pPr>
     </w:p>
-    <w:p>
+    <w:p ns2:paraId="23370C2D" ns2:textId="2CD662A0">
       <w:pPr>
         <w:pStyle w:val="Prrafodelista"/>
         <w:numPr>
@@ -3863,7 +3863,7 @@
         <w:t>.</w:t>
       </w:r>
     </w:p>
-    <w:p>
+    <w:p ns2:paraId="2D08B9A5" ns2:textId="77777777">
       <w:pPr>
         <w:pStyle w:val="Prrafodelista"/>
         <w:rPr>
@@ -3873,7 +3873,7 @@
         </w:rPr>
       </w:pPr>
     </w:p>
-    <w:p>
+    <w:p ns2:paraId="1DF14080" ns2:textId="7F8301AF">
       <w:pPr>
         <w:pStyle w:val="Prrafodelista"/>
         <w:numPr>
@@ -3921,7 +3921,7 @@
         <w:t xml:space="preserve">. </w:t>
       </w:r>
     </w:p>
-    <w:p>
+    <w:p ns2:paraId="4B442592" ns2:textId="77777777">
       <w:pPr>
         <w:pStyle w:val="Prrafodelista"/>
         <w:rPr>
@@ -3931,7 +3931,7 @@
         </w:rPr>
       </w:pPr>
     </w:p>
-    <w:p>
+    <w:p ns2:paraId="742642AB" ns2:textId="373FCBF4">
       <w:pPr>
         <w:pStyle w:val="Prrafodelista"/>
         <w:numPr>
@@ -4062,7 +4062,7 @@
         <w:t>) el plazo por el cual se solicita se mantenga la confidencialidad de la información.</w:t>
       </w:r>
     </w:p>
-    <w:p>
+    <w:p ns2:paraId="7AD89D3E" ns2:textId="77777777">
       <w:pPr>
         <w:pStyle w:val="Prrafodelista"/>
         <w:rPr>
@@ -4072,7 +4072,7 @@
         </w:rPr>
       </w:pPr>
     </w:p>
-    <w:p>
+    <w:p ns2:paraId="519D287F" ns2:textId="3B457F02">
       <w:pPr>
         <w:pStyle w:val="Prrafodelista"/>
         <w:numPr>
@@ -4112,7 +4112,7 @@
         <w:t>un pronunciamiento sobre la solicitud de confidencialidad formulada.</w:t>
       </w:r>
     </w:p>
-    <w:p>
+    <w:p ns2:paraId="15277525" ns2:textId="77777777">
       <w:pPr>
         <w:contextualSpacing/>
         <w:rPr>
@@ -4122,7 +4122,7 @@
         </w:rPr>
       </w:pPr>
     </w:p>
-    <w:p>
+    <w:p ns2:paraId="5C012304" ns2:textId="77777777">
       <w:pPr>
         <w:contextualSpacing/>
         <w:rPr>
@@ -4144,16 +4144,16 @@
         <w:t>De la declaración de confidencialidad</w:t>
       </w:r>
     </w:p>
-    <w:p>
-      <w:pPr>
-        <w:rPr>
-          <w:rFonts w:ascii="Arial Narrow" w:eastAsia="Arial Narrow" w:hAnsi="Arial Narrow" w:cs="Arial Narrow"/>
-          <w:sz w:val="22"/>
-          <w:szCs w:val="22"/>
-        </w:rPr>
-      </w:pPr>
-    </w:p>
-    <w:p>
+    <w:p ns2:paraId="32A9414C" ns2:textId="77777777">
+      <w:pPr>
+        <w:rPr>
+          <w:rFonts w:ascii="Arial Narrow" w:eastAsia="Arial Narrow" w:hAnsi="Arial Narrow" w:cs="Arial Narrow"/>
+          <w:sz w:val="22"/>
+          <w:szCs w:val="22"/>
+        </w:rPr>
+      </w:pPr>
+    </w:p>
+    <w:p ns2:paraId="223AC938" ns2:textId="542D05C4">
       <w:pPr>
         <w:numPr>
           <w:ilvl w:val="0"/>
@@ -4343,7 +4343,7 @@
         <w:t>.</w:t>
       </w:r>
     </w:p>
-    <w:p>
+    <w:p ns2:paraId="44461D32" ns2:textId="77777777">
       <w:pPr>
         <w:pStyle w:val="Prrafodelista"/>
         <w:ind w:left="567" w:hanging="567"/>
@@ -4354,7 +4354,7 @@
         </w:rPr>
       </w:pPr>
     </w:p>
-    <w:p>
+    <w:p ns2:paraId="50DAD550" ns2:textId="40F360B2">
       <w:pPr>
         <w:numPr>
           <w:ilvl w:val="0"/>
@@ -4547,7 +4547,7 @@
         <w:t>. Por tal motivo, no corresponde que el mencionado documento sea declarado confidencial frente a la parte denunciada.</w:t>
       </w:r>
     </w:p>
-    <w:p>
+    <w:p ns2:paraId="678E8910" ns2:textId="77777777">
       <w:pPr>
         <w:rPr>
           <w:rFonts w:ascii="Arial Narrow" w:hAnsi="Arial Narrow"/>
@@ -4556,7 +4556,7 @@
         </w:rPr>
       </w:pPr>
     </w:p>
-    <w:p>
+    <w:p ns2:paraId="622D09D2" ns2:textId="7A1D2CD5">
       <w:pPr>
         <w:numPr>
           <w:ilvl w:val="0"/>
@@ -4710,7 +4710,7 @@
         <w:t xml:space="preserve"> </w:t>
       </w:r>
     </w:p>
-    <w:p>
+    <w:p ns2:paraId="4112C416" ns2:textId="77777777">
       <w:pPr>
         <w:rPr>
           <w:rFonts w:ascii="Arial Narrow" w:hAnsi="Arial Narrow"/>
@@ -4719,7 +4719,7 @@
         </w:rPr>
       </w:pPr>
     </w:p>
-    <w:p>
+    <w:p ns2:paraId="07F9575D" ns2:textId="24DF0AD5">
       <w:pPr>
         <w:numPr>
           <w:ilvl w:val="0"/>
@@ -4933,7 +4933,7 @@
         <w:t>.</w:t>
       </w:r>
     </w:p>
-    <w:p>
+    <w:p ns2:paraId="5B9B3BC5" ns2:textId="77777777">
       <w:pPr>
         <w:pStyle w:val="Prrafodelista"/>
         <w:rPr>
@@ -4943,7 +4943,7 @@
         </w:rPr>
       </w:pPr>
     </w:p>
-    <w:p>
+    <w:p ns2:paraId="02824B9B" ns2:textId="32C1289D">
       <w:pPr>
         <w:numPr>
           <w:ilvl w:val="0"/>
@@ -4988,7 +4988,7 @@
         <w:t xml:space="preserve"> que rige los procedimientos administrativos.</w:t>
       </w:r>
     </w:p>
-    <w:p>
+    <w:p ns2:paraId="03993653" ns2:textId="77777777">
       <w:pPr>
         <w:rPr>
           <w:rStyle w:val="eop"/>
@@ -4998,7 +4998,7 @@
         </w:rPr>
       </w:pPr>
     </w:p>
-    <w:p>
+    <w:p ns2:paraId="23B40812" ns2:textId="656541CE">
       <w:pPr>
         <w:pStyle w:val="Prrafodelista"/>
         <w:numPr>
@@ -5091,7 +5091,7 @@
         <w:t>.</w:t>
       </w:r>
     </w:p>
-    <w:p>
+    <w:p ns2:paraId="0E208EA1" ns2:textId="77777777">
       <w:pPr>
         <w:jc w:val="both"/>
         <w:rPr>
@@ -5101,7 +5101,7 @@
         </w:rPr>
       </w:pPr>
     </w:p>
-    <w:p>
+    <w:p ns2:paraId="0C905DA1" ns2:textId="37D7F064">
       <w:pPr>
         <w:pStyle w:val="Prrafodelista"/>
         <w:numPr>
@@ -5134,17 +5134,17 @@
         <w:t>DE LA ADMISIÓN A TRÁMITE DE LA DENUNCIA</w:t>
       </w:r>
     </w:p>
-    <w:p>
-      <w:pPr>
-        <w:jc w:val="both"/>
-        <w:rPr>
-          <w:rFonts w:ascii="Arial Narrow" w:eastAsia="Arial Narrow" w:hAnsi="Arial Narrow" w:cs="Arial Narrow"/>
-          <w:sz w:val="22"/>
-          <w:szCs w:val="22"/>
-        </w:rPr>
-      </w:pPr>
-    </w:p>
-    <w:p>
+    <w:p ns2:paraId="19649EC4" ns2:textId="77777777">
+      <w:pPr>
+        <w:jc w:val="both"/>
+        <w:rPr>
+          <w:rFonts w:ascii="Arial Narrow" w:eastAsia="Arial Narrow" w:hAnsi="Arial Narrow" w:cs="Arial Narrow"/>
+          <w:sz w:val="22"/>
+          <w:szCs w:val="22"/>
+        </w:rPr>
+      </w:pPr>
+    </w:p>
+    <w:p ns2:paraId="443B2B98" ns2:textId="1D97E12E">
       <w:pPr>
         <w:pStyle w:val="Prrafodelista"/>
         <w:numPr>
@@ -5290,17 +5290,17 @@
       <w:bookmarkEnd w:id="4"/>
       <w:bookmarkEnd w:id="5"/>
     </w:p>
-    <w:p>
-      <w:pPr>
-        <w:jc w:val="both"/>
-        <w:rPr>
-          <w:rFonts w:ascii="Arial Narrow" w:eastAsia="Arial Narrow" w:hAnsi="Arial Narrow" w:cs="Arial Narrow"/>
-          <w:sz w:val="22"/>
-          <w:szCs w:val="22"/>
-        </w:rPr>
-      </w:pPr>
-    </w:p>
-    <w:p>
+    <w:p ns2:paraId="22BFBFFA" ns2:textId="77777777">
+      <w:pPr>
+        <w:jc w:val="both"/>
+        <w:rPr>
+          <w:rFonts w:ascii="Arial Narrow" w:eastAsia="Arial Narrow" w:hAnsi="Arial Narrow" w:cs="Arial Narrow"/>
+          <w:sz w:val="22"/>
+          <w:szCs w:val="22"/>
+        </w:rPr>
+      </w:pPr>
+    </w:p>
+    <w:p ns2:paraId="07BA1A4C" ns2:textId="7224C486">
       <w:pPr>
         <w:pStyle w:val="Prrafodelista"/>
         <w:numPr>
@@ -5476,17 +5476,17 @@
         <w:t>.</w:t>
       </w:r>
     </w:p>
-    <w:p>
-      <w:pPr>
-        <w:jc w:val="both"/>
-        <w:rPr>
-          <w:rFonts w:ascii="Arial Narrow" w:eastAsia="Arial Narrow" w:hAnsi="Arial Narrow" w:cs="Arial Narrow"/>
-          <w:sz w:val="22"/>
-          <w:szCs w:val="22"/>
-        </w:rPr>
-      </w:pPr>
-    </w:p>
-    <w:p>
+    <w:p ns2:paraId="39E96FE5" ns2:textId="77777777">
+      <w:pPr>
+        <w:jc w:val="both"/>
+        <w:rPr>
+          <w:rFonts w:ascii="Arial Narrow" w:eastAsia="Arial Narrow" w:hAnsi="Arial Narrow" w:cs="Arial Narrow"/>
+          <w:sz w:val="22"/>
+          <w:szCs w:val="22"/>
+        </w:rPr>
+      </w:pPr>
+    </w:p>
+    <w:p ns2:paraId="260996F6" ns2:textId="4003B0B9">
       <w:pPr>
         <w:pStyle w:val="Prrafodelista"/>
         <w:numPr>
@@ -5518,7 +5518,7 @@
         <w:t>itos establecidos por la norma citada, corresponde admitirla a trámite.</w:t>
       </w:r>
     </w:p>
-    <w:p>
+    <w:p ns2:paraId="01F0B2E8" ns2:textId="77777777">
       <w:pPr>
         <w:pBdr>
           <w:top w:val="nil"/>
@@ -5535,7 +5535,7 @@
         </w:rPr>
       </w:pPr>
     </w:p>
-    <w:p>
+    <w:p ns2:paraId="733EEF6D" ns2:textId="6C68D355">
       <w:pPr>
         <w:pStyle w:val="Prrafodelista"/>
         <w:numPr>
@@ -5568,7 +5568,7 @@
         <w:t>REQUERIMIENTO DE INFORMACIÓN</w:t>
       </w:r>
     </w:p>
-    <w:p>
+    <w:p ns2:paraId="50741013" ns2:textId="77777777">
       <w:pPr>
         <w:pBdr>
           <w:top w:val="nil"/>
@@ -5587,7 +5587,7 @@
         </w:rPr>
       </w:pPr>
     </w:p>
-    <w:p>
+    <w:p ns2:paraId="5FA14DA4" ns2:textId="247AF412">
       <w:pPr>
         <w:pStyle w:val="Prrafodelista"/>
         <w:numPr>
@@ -5863,7 +5863,7 @@
         <w:t xml:space="preserve">. </w:t>
       </w:r>
     </w:p>
-    <w:p>
+    <w:p ns2:paraId="0D137131" ns2:textId="77777777">
       <w:pPr>
         <w:jc w:val="both"/>
         <w:rPr>
@@ -5873,7 +5873,7 @@
         </w:rPr>
       </w:pPr>
     </w:p>
-    <w:p>
+    <w:p ns2:paraId="13303696" ns2:textId="77777777">
       <w:pPr>
         <w:numPr>
           <w:ilvl w:val="0"/>
@@ -5905,7 +5905,7 @@
         <w:t>RESOLUCIÓN DE LA SECRETARÍA TÉCNICA</w:t>
       </w:r>
     </w:p>
-    <w:p>
+    <w:p ns2:paraId="3BAAC97F" ns2:textId="77777777">
       <w:pPr>
         <w:pBdr>
           <w:top w:val="nil"/>
@@ -5924,7 +5924,7 @@
         </w:rPr>
       </w:pPr>
     </w:p>
-    <w:p>
+    <w:p ns2:paraId="4EC40022" ns2:textId="6EDE30D4">
       <w:pPr>
         <w:jc w:val="both"/>
         <w:rPr>
@@ -6095,18 +6095,18 @@
         <w:t/>
       </w:r>
     </w:p>
-    <w:p>
-      <w:pPr>
-        <w:jc w:val="both"/>
-        <w:rPr>
-          <w:rFonts w:ascii="Arial Narrow" w:eastAsia="Arial Narrow" w:hAnsi="Arial Narrow" w:cs="Arial Narrow"/>
-          <w:b/>
-          <w:sz w:val="22"/>
-          <w:szCs w:val="22"/>
-        </w:rPr>
-      </w:pPr>
-    </w:p>
-    <w:p>
+    <w:p ns2:paraId="692F717C" ns2:textId="77777777">
+      <w:pPr>
+        <w:jc w:val="both"/>
+        <w:rPr>
+          <w:rFonts w:ascii="Arial Narrow" w:eastAsia="Arial Narrow" w:hAnsi="Arial Narrow" w:cs="Arial Narrow"/>
+          <w:b/>
+          <w:sz w:val="22"/>
+          <w:szCs w:val="22"/>
+        </w:rPr>
+      </w:pPr>
+    </w:p>
+    <w:p ns2:paraId="451933ED" ns2:textId="3C625977">
       <w:pPr>
         <w:jc w:val="both"/>
         <w:rPr>
@@ -6263,17 +6263,17 @@
         <w:t/>
       </w:r>
     </w:p>
-    <w:p>
-      <w:pPr>
-        <w:jc w:val="both"/>
-        <w:rPr>
-          <w:rFonts w:ascii="Arial Narrow" w:eastAsia="Arial Narrow" w:hAnsi="Arial Narrow" w:cs="Arial Narrow"/>
-          <w:sz w:val="22"/>
-          <w:szCs w:val="22"/>
-        </w:rPr>
-      </w:pPr>
-    </w:p>
-    <w:p>
+    <w:p ns2:paraId="117416CC" ns2:textId="77777777">
+      <w:pPr>
+        <w:jc w:val="both"/>
+        <w:rPr>
+          <w:rFonts w:ascii="Arial Narrow" w:eastAsia="Arial Narrow" w:hAnsi="Arial Narrow" w:cs="Arial Narrow"/>
+          <w:sz w:val="22"/>
+          <w:szCs w:val="22"/>
+        </w:rPr>
+      </w:pPr>
+    </w:p>
+    <w:p ns2:paraId="3642C1CA" ns2:textId="77777777">
       <w:pPr>
         <w:pStyle w:val="Prrafodelista"/>
         <w:numPr>
@@ -6386,7 +6386,7 @@
         <w:t>.</w:t>
       </w:r>
     </w:p>
-    <w:p>
+    <w:p ns2:paraId="685E2F1D" ns2:textId="77777777">
       <w:pPr>
         <w:pStyle w:val="Prrafodelista"/>
         <w:ind w:left="567"/>
@@ -6398,7 +6398,7 @@
         </w:rPr>
       </w:pPr>
     </w:p>
-    <w:p>
+    <w:p ns2:paraId="78DBF70E" ns2:textId="47216CA7">
       <w:pPr>
         <w:pStyle w:val="Prrafodelista"/>
         <w:numPr>
@@ -6504,7 +6504,7 @@
         <w:t>.</w:t>
       </w:r>
     </w:p>
-    <w:p>
+    <w:p ns2:paraId="4F8CBFAD" ns2:textId="77777777">
       <w:pPr>
         <w:pBdr>
           <w:top w:val="nil"/>
@@ -6521,7 +6521,7 @@
         </w:rPr>
       </w:pPr>
     </w:p>
-    <w:p>
+    <w:p ns2:paraId="29C4DA0A" ns2:textId="77940D4B">
       <w:pPr>
         <w:jc w:val="both"/>
         <w:rPr>
@@ -6591,17 +6591,17 @@
         <w:t xml:space="preserve">. </w:t>
       </w:r>
     </w:p>
-    <w:p>
-      <w:pPr>
-        <w:jc w:val="both"/>
-        <w:rPr>
-          <w:rFonts w:ascii="Arial Narrow" w:eastAsia="Arial Narrow" w:hAnsi="Arial Narrow" w:cs="Arial Narrow"/>
-          <w:sz w:val="22"/>
-          <w:szCs w:val="22"/>
-        </w:rPr>
-      </w:pPr>
-    </w:p>
-    <w:p>
+    <w:p ns2:paraId="03EB0BD9" ns2:textId="77777777">
+      <w:pPr>
+        <w:jc w:val="both"/>
+        <w:rPr>
+          <w:rFonts w:ascii="Arial Narrow" w:eastAsia="Arial Narrow" w:hAnsi="Arial Narrow" w:cs="Arial Narrow"/>
+          <w:sz w:val="22"/>
+          <w:szCs w:val="22"/>
+        </w:rPr>
+      </w:pPr>
+    </w:p>
+    <w:p ns2:paraId="2DC92C85" ns2:textId="6799BF6F">
       <w:pPr>
         <w:jc w:val="both"/>
         <w:rPr>
@@ -6686,7 +6686,7 @@
       </w:r>
     </w:p>
     <w:bookmarkEnd w:id="7"/>
-    <w:p>
+    <w:p ns2:paraId="19BDC2CF" ns2:textId="77777777">
       <w:pPr>
         <w:autoSpaceDE w:val="0"/>
         <w:autoSpaceDN w:val="0"/>
@@ -6699,7 +6699,7 @@
         </w:rPr>
       </w:pPr>
     </w:p>
-    <w:p>
+    <w:p ns2:paraId="1FE74689" ns2:textId="77777777">
       <w:pPr>
         <w:widowControl w:val="0"/>
         <w:numPr>
@@ -6723,7 +6723,7 @@
         <w:t xml:space="preserve">Presentar documentos que acrediten su inscripción en los Registros Públicos o una declaración jurada que indique que cuenta con dicha inscripción; </w:t>
       </w:r>
     </w:p>
-    <w:p>
+    <w:p ns2:paraId="0689A641" ns2:textId="77777777">
       <w:pPr>
         <w:widowControl w:val="0"/>
         <w:ind w:left="567" w:hanging="567"/>
@@ -6735,7 +6735,7 @@
         </w:rPr>
       </w:pPr>
     </w:p>
-    <w:p>
+    <w:p ns2:paraId="69BBACBB" ns2:textId="77777777">
       <w:pPr>
         <w:widowControl w:val="0"/>
         <w:numPr>
@@ -6760,7 +6760,7 @@
       </w:r>
       <w:bookmarkStart w:id="8" w:name="_Hlk136949140"/>
     </w:p>
-    <w:p>
+    <w:p ns2:paraId="5FDE66B6" ns2:textId="77777777">
       <w:pPr>
         <w:widowControl w:val="0"/>
         <w:ind w:left="567"/>
@@ -6772,7 +6772,7 @@
         </w:rPr>
       </w:pPr>
     </w:p>
-    <w:p>
+    <w:p ns2:paraId="721739B8" ns2:textId="77777777">
       <w:pPr>
         <w:widowControl w:val="0"/>
         <w:numPr>
@@ -6796,7 +6796,7 @@
         <w:t>consignar el Número de Registro Único de Contribuyentes (RUC);</w:t>
       </w:r>
     </w:p>
-    <w:p>
+    <w:p ns2:paraId="000E2D60" ns2:textId="77777777">
       <w:pPr>
         <w:widowControl w:val="0"/>
         <w:ind w:left="567"/>
@@ -6808,7 +6808,7 @@
         </w:rPr>
       </w:pPr>
     </w:p>
-    <w:p>
+    <w:p ns2:paraId="3AEF7426" ns2:textId="77777777">
       <w:pPr>
         <w:widowControl w:val="0"/>
         <w:numPr>
@@ -6833,7 +6833,7 @@
       </w:r>
       <w:bookmarkStart w:id="9" w:name="_Hlk136948279"/>
     </w:p>
-    <w:p>
+    <w:p ns2:paraId="0F479918" ns2:textId="77777777">
       <w:pPr>
         <w:widowControl w:val="0"/>
         <w:ind w:left="567"/>
@@ -6845,7 +6845,7 @@
         </w:rPr>
       </w:pPr>
     </w:p>
-    <w:p>
+    <w:p ns2:paraId="48C8F32D" ns2:textId="77777777">
       <w:pPr>
         <w:widowControl w:val="0"/>
         <w:numPr>
@@ -6937,282 +6937,49 @@
       <w:bookmarkEnd w:id="9"/>
     </w:p>
     <w:bookmarkEnd w:id="8"/>
+    <w:p ns2:paraId="6025EDCC" ns2:textId="77777777">
+      <w:pPr>
+        <w:jc w:val="both"/>
+        <w:rPr>
+          <w:rFonts w:ascii="Arial Narrow" w:hAnsi="Arial Narrow" w:cs="Arial"/>
+          <w:b/>
+          <w:bCs/>
+          <w:sz w:val="22"/>
+          <w:szCs w:val="22"/>
+          <w:lang w:eastAsia="es-ES"/>
+        </w:rPr>
+      </w:pPr>
+    </w:p>
     <w:p>
       <w:pPr>
         <w:jc w:val="both"/>
         <w:rPr>
-          <w:rFonts w:ascii="Arial Narrow" w:hAnsi="Arial Narrow" w:cs="Arial"/>
-          <w:b/>
-          <w:bCs/>
-          <w:sz w:val="22"/>
-          <w:szCs w:val="22"/>
-          <w:lang w:eastAsia="es-ES"/>
-        </w:rPr>
-      </w:pPr>
-    </w:p>
-    <w:p>
-      <w:pPr>
-        <w:jc w:val="both"/>
-        <w:rPr>
-          <w:rFonts w:ascii="Arial Narrow" w:eastAsia="Arial Narrow" w:hAnsi="Arial Narrow" w:cs="Arial Narrow"/>
-          <w:sz w:val="22"/>
-          <w:szCs w:val="22"/>
-        </w:rPr>
-      </w:pPr>
-      <w:r>
-        <w:rPr>
-          <w:rFonts w:ascii="Arial Narrow" w:hAnsi="Arial Narrow" w:cs="Arial"/>
-          <w:b/>
-          <w:bCs/>
-          <w:sz w:val="22"/>
-          <w:szCs w:val="22"/>
-          <w:lang w:eastAsia="es-ES"/>
-        </w:rPr>
-        <w:t>QUIN</w:t>
-      </w:r>
-      <w:r>
-        <w:rPr>
-          <w:rFonts w:ascii="Arial Narrow" w:hAnsi="Arial Narrow" w:cs="Arial"/>
-          <w:b/>
-          <w:bCs/>
-          <w:sz w:val="22"/>
-          <w:szCs w:val="22"/>
-          <w:lang w:eastAsia="es-ES"/>
-        </w:rPr>
-        <w:t>TO</w:t>
-      </w:r>
-      <w:r>
-        <w:rPr>
-          <w:rFonts w:ascii="Arial Narrow" w:hAnsi="Arial Narrow"/>
-          <w:sz w:val="22"/>
-          <w:szCs w:val="22"/>
-        </w:rPr>
-        <w:t xml:space="preserve">: </w:t>
-      </w:r>
-      <w:r>
-        <w:rPr>
-          <w:rFonts w:ascii="Arial Narrow" w:hAnsi="Arial Narrow" w:cs="Arial"/>
-          <w:sz w:val="22"/>
-          <w:szCs w:val="22"/>
-          <w:lang w:val="es-ES" w:eastAsia="es-ES"/>
-        </w:rPr>
-        <w:t>correr traslado de la denuncia interpuesta el</w:t>
-      </w:r>
-      <w:r>
-        <w:rPr>
-          <w:rFonts w:ascii="Arial Narrow" w:hAnsi="Arial Narrow" w:cs="Arial"/>
-          <w:sz w:val="22"/>
-          <w:szCs w:val="22"/>
-          <w:lang w:val="es-ES" w:eastAsia="es-ES"/>
-        </w:rPr>
-        <w:t xml:space="preserve"> </w:t>
-      </w:r>
-      <w:r>
-        <w:rPr>
-          <w:rFonts w:ascii="Arial Narrow" w:eastAsia="Arial Narrow" w:hAnsi="Arial Narrow" w:cs="Arial Narrow"/>
-          <w:sz w:val="22"/>
-          <w:szCs w:val="22"/>
-        </w:rPr>
-        <w:t>8 de mayo de 2026 , subsanada mediante escrito del 16 de julio de 2026</w:t>
-      </w:r>
-      <w:r>
-        <w:rPr>
-          <w:rFonts w:ascii="Arial Narrow" w:eastAsia="Arial Narrow" w:hAnsi="Arial Narrow" w:cs="Arial Narrow"/>
-          <w:sz w:val="22"/>
-          <w:szCs w:val="22"/>
-        </w:rPr>
-        <w:t>,</w:t>
-      </w:r>
-      <w:r>
-        <w:rPr>
-          <w:rFonts w:ascii="Arial Narrow" w:hAnsi="Arial Narrow" w:cs="Arial"/>
-          <w:sz w:val="22"/>
-          <w:szCs w:val="22"/>
-          <w:lang w:val="es-ES" w:eastAsia="es-ES"/>
-        </w:rPr>
-        <w:t xml:space="preserve"> </w:t>
-      </w:r>
-      <w:r>
-        <w:rPr>
-          <w:rFonts w:ascii="Arial Narrow" w:hAnsi="Arial Narrow" w:cs="Arial"/>
-          <w:sz w:val="22"/>
-          <w:szCs w:val="22"/>
-          <w:lang w:val="es-ES" w:eastAsia="es-ES"/>
-        </w:rPr>
-        <w:t xml:space="preserve">a </w:t>
-      </w:r>
-      <w:proofErr w:type="spellStart"/>
-      <w:r>
-        <w:rPr>
-          <w:rFonts w:ascii="Arial Narrow" w:eastAsia="Arial Narrow" w:hAnsi="Arial Narrow" w:cs="Arial Narrow"/>
-          <w:bCs/>
-          <w:sz w:val="22"/>
-          <w:szCs w:val="22"/>
-        </w:rPr>
-        <w:t>Interseguro</w:t>
-      </w:r>
-      <w:proofErr w:type="spellEnd"/>
-      <w:r>
-        <w:rPr>
-          <w:rFonts w:ascii="Arial Narrow" w:eastAsia="Arial Narrow" w:hAnsi="Arial Narrow" w:cs="Arial Narrow"/>
-          <w:bCs/>
-          <w:sz w:val="22"/>
-          <w:szCs w:val="22"/>
-        </w:rPr>
-        <w:t xml:space="preserve"> Compañía de Seguros S.A.</w:t>
-      </w:r>
-      <w:r>
-        <w:rPr>
-          <w:rFonts w:ascii="Arial Narrow" w:eastAsia="Arial Narrow" w:hAnsi="Arial Narrow" w:cs="Arial Narrow"/>
-          <w:bCs/>
-          <w:sz w:val="22"/>
-          <w:szCs w:val="22"/>
-        </w:rPr>
-        <w:t xml:space="preserve"> </w:t>
-      </w:r>
-      <w:r>
-        <w:rPr>
-          <w:rFonts w:ascii="Arial Narrow" w:hAnsi="Arial Narrow" w:cs="Arial"/>
-          <w:sz w:val="22"/>
-          <w:szCs w:val="22"/>
-          <w:lang w:val="es-ES" w:eastAsia="es-ES"/>
-        </w:rPr>
-        <w:t xml:space="preserve">Ello, para que, de conformidad con lo dispuesto por el artículo 26 del Decreto Legislativo </w:t>
-      </w:r>
-      <w:proofErr w:type="spellStart"/>
-      <w:r>
-        <w:rPr>
-          <w:rFonts w:ascii="Arial Narrow" w:hAnsi="Arial Narrow" w:cs="Arial"/>
-          <w:sz w:val="22"/>
-          <w:szCs w:val="22"/>
-          <w:lang w:val="es-ES" w:eastAsia="es-ES"/>
-        </w:rPr>
-        <w:t/>
-      </w:r>
-      <w:proofErr w:type="spellEnd"/>
-      <w:r>
-        <w:rPr>
-          <w:rFonts w:ascii="Arial Narrow" w:hAnsi="Arial Narrow" w:cs="Arial"/>
-          <w:sz w:val="22"/>
-          <w:szCs w:val="22"/>
-          <w:lang w:val="es-ES" w:eastAsia="es-ES"/>
-        </w:rPr>
-        <w:t xml:space="preserve"> 807, presente sus descargos en un plazo no mayor de cinco (5) días hábiles contado desde el día siguiente de la notificación de la presente resolución, vencido el cual, </w:t>
-      </w:r>
-      <w:r>
-        <w:rPr>
-          <w:rFonts w:ascii="Arial Narrow" w:hAnsi="Arial Narrow" w:cs="Arial"/>
-          <w:sz w:val="22"/>
-          <w:szCs w:val="22"/>
-          <w:lang w:val="es-ES" w:eastAsia="es-ES"/>
-        </w:rPr>
-        <w:t>la</w:t>
-      </w:r>
-      <w:r>
-        <w:rPr>
-          <w:rFonts w:ascii="Arial Narrow" w:hAnsi="Arial Narrow" w:cs="Arial"/>
-          <w:sz w:val="22"/>
-          <w:szCs w:val="22"/>
-          <w:lang w:val="es-ES" w:eastAsia="es-ES"/>
-        </w:rPr>
-        <w:t xml:space="preserve"> Secretari</w:t>
-      </w:r>
-      <w:r>
-        <w:rPr>
-          <w:rFonts w:ascii="Arial Narrow" w:hAnsi="Arial Narrow" w:cs="Arial"/>
-          <w:sz w:val="22"/>
-          <w:szCs w:val="22"/>
-          <w:lang w:val="es-ES" w:eastAsia="es-ES"/>
-        </w:rPr>
-        <w:t>a</w:t>
-      </w:r>
-      <w:r>
-        <w:rPr>
-          <w:rFonts w:ascii="Arial Narrow" w:hAnsi="Arial Narrow" w:cs="Arial"/>
-          <w:sz w:val="22"/>
-          <w:szCs w:val="22"/>
-          <w:lang w:val="es-ES" w:eastAsia="es-ES"/>
-        </w:rPr>
-        <w:t xml:space="preserve"> Técnic</w:t>
-      </w:r>
-      <w:r>
-        <w:rPr>
-          <w:rFonts w:ascii="Arial Narrow" w:hAnsi="Arial Narrow" w:cs="Arial"/>
-          <w:sz w:val="22"/>
-          <w:szCs w:val="22"/>
-          <w:lang w:val="es-ES" w:eastAsia="es-ES"/>
-        </w:rPr>
-        <w:t>a</w:t>
-      </w:r>
-      <w:r>
-        <w:rPr>
-          <w:rFonts w:ascii="Arial Narrow" w:hAnsi="Arial Narrow" w:cs="Arial"/>
-          <w:sz w:val="22"/>
-          <w:szCs w:val="22"/>
-          <w:lang w:val="es-ES" w:eastAsia="es-ES"/>
-        </w:rPr>
-        <w:t xml:space="preserve"> declarará en rebeldía al denunciado que no lo hubiera presentado. Debe precisarse que de conformidad con lo establecido por el numeral 233.1 del artículo 233 del Texto Único Ordenado de la Ley </w:t>
-      </w:r>
-      <w:proofErr w:type="spellStart"/>
-      <w:r>
-        <w:rPr>
-          <w:rFonts w:ascii="Arial Narrow" w:hAnsi="Arial Narrow" w:cs="Arial"/>
-          <w:sz w:val="22"/>
-          <w:szCs w:val="22"/>
-          <w:lang w:val="es-ES" w:eastAsia="es-ES"/>
-        </w:rPr>
-        <w:t/>
-      </w:r>
-      <w:proofErr w:type="spellEnd"/>
-      <w:r>
-        <w:rPr>
-          <w:rFonts w:ascii="Arial Narrow" w:hAnsi="Arial Narrow" w:cs="Arial"/>
-          <w:sz w:val="22"/>
-          <w:szCs w:val="22"/>
-          <w:lang w:val="es-ES" w:eastAsia="es-ES"/>
-        </w:rPr>
-        <w:t xml:space="preserve"> 27444, Ley del Procedimiento Administrativo General, las alegaciones y los hechos relevantes de la reclamación, salvo que hayan sido específicamente negadas en la contestación, se tendrán por aceptadas o </w:t>
-      </w:r>
-      <w:r>
-        <w:rPr>
-          <w:rFonts w:ascii="Arial Narrow" w:hAnsi="Arial Narrow" w:cs="Arial"/>
-          <w:sz w:val="22"/>
-          <w:szCs w:val="22"/>
-          <w:lang w:val="es-ES" w:eastAsia="es-ES"/>
-        </w:rPr>
-        <w:t xml:space="preserve">merituadas </w:t>
-      </w:r>
-      <w:r>
-        <w:rPr>
-          <w:rFonts w:ascii="Arial Narrow" w:hAnsi="Arial Narrow" w:cs="Arial"/>
-          <w:sz w:val="22"/>
-          <w:szCs w:val="22"/>
-          <w:lang w:val="es-ES" w:eastAsia="es-ES"/>
-        </w:rPr>
-        <w:t>como ciertas</w:t>
-      </w:r>
-      <w:r>
-        <w:rPr>
-          <w:rStyle w:val="Refdenotaalpie"/>
-          <w:rFonts w:ascii="Arial Narrow" w:hAnsi="Arial Narrow"/>
-          <w:sz w:val="22"/>
-          <w:szCs w:val="22"/>
-          <w:vertAlign w:val="superscript"/>
-        </w:rPr>
-        <w:footnoteReference w:id="13"/>
-      </w:r>
-      <w:r>
-        <w:rPr>
-          <w:rFonts w:ascii="Arial Narrow" w:hAnsi="Arial Narrow" w:cs="Arial"/>
-          <w:sz w:val="22"/>
-          <w:szCs w:val="22"/>
-          <w:vertAlign w:val="superscript"/>
-          <w:lang w:val="es-ES" w:eastAsia="es-ES"/>
-        </w:rPr>
-        <w:t>.</w:t>
-      </w:r>
-    </w:p>
-    <w:p>
+          <w:rFonts w:ascii="Arial Narrow" w:eastAsia="Arial Narrow" w:hAnsi="Arial Narrow" w:cs="Arial Narrow"/>
+          <w:sz w:val="22"/>
+          <w:szCs w:val="22"/>
+        </w:rPr>
+        <w:spacing w:line="240" w:lineRule="auto"/>
+      </w:pPr>
+      <w:r>
+        <w:rPr>
+          <w:rFonts w:ascii="Arial Narrow" w:hAnsi="Arial Narrow" w:cs="Arial Narrow"/>
+          <w:b w:val="1"/>
+          <w:bCs w:val="1"/>
+          <w:sz w:val="20"/>
+          <w:szCs w:val="20"/>
+        </w:rPr>
+        <w:t xml:space="preserve">QUINTO: </w:t>
+      </w:r>
+      <w:r>
+        <w:rPr>
+          <w:rFonts w:ascii="Arial Narrow" w:hAnsi="Arial Narrow" w:cs="Arial Narrow"/>
+          <w:sz w:val="20"/>
+          <w:szCs w:val="20"/>
+        </w:rPr>
+        <w:t xml:space="preserve">correr traslado de la presente resolución a Interseguro Compañía de Seguros S.A para que, de conformidad con lo dispuesto por el artículo 26° de la Ley sobre Facultades, Normas y Organización del Indecopi, aprobado por Decreto Legislativo N° 8079, presente sus descargos sobre la imputación de cargos realizada en un plazo no mayor a cinco (5) días hábiles contado a partir del día siguiente de la notificación de la presente resolución, vencido el cual, el Secretario Técnico declarará en rebeldía a los denunciados que no lo hubieran presentado. Debe precisarse que de conformidad con lo establecido por el artículo 223° del Texto Único Ordenado de la Ley N° 27444, Ley del Procedimiento Administrativo General, las alegaciones y los hechos relevantes de la reclamación, salvo que hayan sido específicamente negadas en la contestación, se tendrán por aceptadas o meritadas como ciertas.</w:t>
+      </w:r>
+    </w:p>
+    <w:p ns2:paraId="2E1B770C" ns2:textId="77777777">
       <w:pPr>
         <w:jc w:val="both"/>
         <w:rPr>
@@ -7226,7 +6993,7 @@
         </w:rPr>
       </w:pPr>
     </w:p>
-    <w:p>
+    <w:p ns2:paraId="5D99DE99" ns2:textId="3FA45D66">
       <w:pPr>
         <w:jc w:val="both"/>
         <w:rPr>
@@ -7421,7 +7188,7 @@
         <w:t>.</w:t>
       </w:r>
     </w:p>
-    <w:p>
+    <w:p ns2:paraId="42601899" ns2:textId="77777777">
       <w:pPr>
         <w:pBdr>
           <w:top w:val="nil"/>
@@ -7439,7 +7206,7 @@
       </w:pPr>
       <w:bookmarkStart w:id="10" w:name="_Hlk136949693"/>
     </w:p>
-    <w:p>
+    <w:p ns2:paraId="7B9C8AF5" ns2:textId="34174BDB">
       <w:pPr>
         <w:pBdr>
           <w:top w:val="nil"/>
@@ -7627,7 +7394,7 @@
         <w:t>.</w:t>
       </w:r>
     </w:p>
-    <w:p>
+    <w:p ns2:paraId="3F8BCFFE" ns2:textId="7CC5F1D0">
       <w:pPr>
         <w:jc w:val="both"/>
         <w:rPr>
@@ -7683,7 +7450,7 @@
       </w:r>
     </w:p>
     <w:bookmarkEnd w:id="12"/>
-    <w:p>
+    <w:p ns2:paraId="71B707D5" ns2:textId="77777777">
       <w:pPr>
         <w:shd w:val="clear" w:color="auto" w:fill="FFFFFF" w:themeFill="background1"/>
         <w:jc w:val="both"/>
@@ -7696,7 +7463,7 @@
         </w:rPr>
       </w:pPr>
     </w:p>
-    <w:p>
+    <w:p ns2:paraId="15B457F0" ns2:textId="7414ECCE">
       <w:pPr>
         <w:shd w:val="clear" w:color="auto" w:fill="FFFFFF" w:themeFill="background1"/>
         <w:jc w:val="both"/>
@@ -7772,7 +7539,7 @@
         <w:t>, los gastos por los peritajes realizados, actuación de pruebas, inspecciones y otros derivados de la tramitación del proceso serán de cargo de la parte que solicita la prueba, salvo pacto en contrario. En todos los casos, la resolución final determinará si los gastos deben ser asumidos por alguna de las partes, o reembolsados a la otra parte o al Indecopi, según sea el caso, de manera adicional a la sanción que haya podido imponerse.</w:t>
       </w:r>
     </w:p>
-    <w:p>
+    <w:p ns2:paraId="429E58D8" ns2:textId="77777777">
       <w:pPr>
         <w:shd w:val="clear" w:color="auto" w:fill="FFFFFF"/>
         <w:jc w:val="both"/>
@@ -7783,7 +7550,7 @@
         </w:rPr>
       </w:pPr>
     </w:p>
-    <w:p>
+    <w:p ns2:paraId="4FC33B52" ns2:textId="629464E4">
       <w:pPr>
         <w:suppressAutoHyphens/>
         <w:jc w:val="both"/>
@@ -7896,7 +7663,7 @@
         <w:t xml:space="preserve">Ello bajo apercibimiento de no realizar la audiencia de conciliación y levantar el acta de inasistencia correspondiente. </w:t>
       </w:r>
     </w:p>
-    <w:p>
+    <w:p ns2:paraId="0FC7A55D" ns2:textId="77777777">
       <w:pPr>
         <w:shd w:val="clear" w:color="auto" w:fill="FFFFFF" w:themeFill="background1"/>
         <w:jc w:val="both"/>
@@ -7909,7 +7676,7 @@
         </w:rPr>
       </w:pPr>
     </w:p>
-    <w:p>
+    <w:p ns2:paraId="3F3E79CD" ns2:textId="541AB5EA">
       <w:pPr>
         <w:shd w:val="clear" w:color="auto" w:fill="FFFFFF" w:themeFill="background1"/>
         <w:jc w:val="both"/>
@@ -7959,7 +7726,7 @@
         <w:t>poner en conocimiento de las partes que, antes de la emisión de la Resolución Final, tienen la posibilidad de formular su desistimiento o presentar el acuerdo arribado mediante la conciliación, mediación, transacción o cualquier otro que, de forma indubitable, deje constancia que se ha solucionado la controversia materia de denuncia.</w:t>
       </w:r>
     </w:p>
-    <w:p>
+    <w:p ns2:paraId="41FE7D9F" ns2:textId="77777777">
       <w:pPr>
         <w:shd w:val="clear" w:color="auto" w:fill="FFFFFF" w:themeFill="background1"/>
         <w:jc w:val="both"/>
@@ -7971,7 +7738,7 @@
       </w:pPr>
     </w:p>
     <w:bookmarkEnd w:id="10"/>
-    <w:p>
+    <w:p ns2:paraId="56C123D6" ns2:textId="1408E9C0">
       <w:pPr>
         <w:suppressAutoHyphens/>
         <w:jc w:val="both"/>
@@ -8134,7 +7901,7 @@
         <w:t/>
       </w:r>
     </w:p>
-    <w:p>
+    <w:p ns2:paraId="4A88A19B" ns2:textId="77777777">
       <w:pPr>
         <w:suppressAutoHyphens/>
         <w:jc w:val="both"/>
@@ -8145,7 +7912,7 @@
         </w:rPr>
       </w:pPr>
     </w:p>
-    <w:p>
+    <w:p ns2:paraId="76ACA17B" ns2:textId="468714B2">
       <w:pPr>
         <w:suppressAutoHyphens/>
         <w:jc w:val="both"/>
@@ -8258,7 +8025,7 @@
         <w:t>efectúe el acuse de recibo mediante la confirmación de recepción de la notificación remitida por este despacho a su Casilla Electrónica, dentro de los cinco (5) primeros días hábiles siguientes a la fecha en que recibe la notificación.</w:t>
       </w:r>
     </w:p>
-    <w:p>
+    <w:p ns2:paraId="5BCBBDDF" ns2:textId="77777777">
       <w:pPr>
         <w:suppressAutoHyphens/>
         <w:jc w:val="both"/>
@@ -8270,7 +8037,7 @@
         </w:rPr>
       </w:pPr>
     </w:p>
-    <w:p>
+    <w:p ns2:paraId="4CA9F2F3" ns2:textId="77777777">
       <w:pPr>
         <w:shd w:val="clear" w:color="auto" w:fill="FFFFFF"/>
         <w:rPr>
@@ -8282,7 +8049,7 @@
         </w:rPr>
       </w:pPr>
     </w:p>
-    <w:p>
+    <w:p ns2:paraId="39F7A3A6" ns2:textId="77777777">
       <w:pPr>
         <w:jc w:val="both"/>
         <w:rPr>
@@ -8294,7 +8061,7 @@
         </w:rPr>
       </w:pPr>
     </w:p>
-    <w:p>
+    <w:p ns2:paraId="6C4DEA66" ns2:textId="77777777">
       <w:pPr>
         <w:jc w:val="both"/>
         <w:rPr>
@@ -8307,7 +8074,7 @@
         </w:rPr>
       </w:pPr>
     </w:p>
-    <w:p>
+    <w:p ns2:paraId="042635C2" ns2:textId="77777777">
       <w:pPr>
         <w:shd w:val="clear" w:color="auto" w:fill="FFFFFF"/>
         <w:jc w:val="center"/>
@@ -8332,7 +8099,7 @@
         <w:t xml:space="preserve">Firmado digitalmente por </w:t>
       </w:r>
     </w:p>
-    <w:p>
+    <w:p ns2:paraId="48E8F9C4" ns2:textId="77777777">
       <w:pPr>
         <w:shd w:val="clear" w:color="auto" w:fill="FFFFFF"/>
         <w:jc w:val="center"/>
@@ -8357,7 +8124,7 @@
         <w:t>LUISA ANALI SILVA MALPARTIDA</w:t>
       </w:r>
     </w:p>
-    <w:p>
+    <w:p ns2:paraId="2CC2A713" ns2:textId="77777777">
       <w:pPr>
         <w:shd w:val="clear" w:color="auto" w:fill="FFFFFF"/>
         <w:jc w:val="center"/>
@@ -8382,7 +8149,7 @@
         <w:t>Secretaria Técnica (e)</w:t>
       </w:r>
     </w:p>
-    <w:p>
+    <w:p ns2:paraId="429059B2" ns2:textId="77777777">
       <w:pPr>
         <w:shd w:val="clear" w:color="auto" w:fill="FFFFFF"/>
         <w:jc w:val="center"/>
@@ -8405,7 +8172,7 @@
         <w:t>Comisión de Protección al Consumidor 1</w:t>
       </w:r>
     </w:p>
-    <w:p>
+    <w:p ns2:paraId="36CDDAAE" ns2:textId="53B4795F">
       <w:pPr>
         <w:rPr>
           <w:sz w:val="16"/>
@@ -8439,7 +8206,7 @@
       </w:r>
       <w:proofErr w:type="spellEnd"/>
     </w:p>
-    <w:p>
+    <w:p ns2:paraId="124B16F6" ns2:textId="77777777">
       <w:pPr>
         <w:rPr>
           <w:rFonts w:ascii="Arial Narrow" w:hAnsi="Arial Narrow"/>
@@ -8448,7 +8215,7 @@
         </w:rPr>
       </w:pPr>
     </w:p>
-    <w:p>
+    <w:p ns2:paraId="04334BAB" ns2:textId="5EF6B7D7">
       <w:pPr>
         <w:shd w:val="clear" w:color="auto" w:fill="FFFFFF"/>
         <w:rPr>
@@ -8459,8 +8226,8 @@
       </w:pPr>
     </w:p>
     <w:sectPr>
-      <w:headerReference w:type="default" r:id="rId12"/>
-      <w:footerReference w:type="default" r:id="rId13"/>
+      <w:headerReference w:type="default" ns3:id="rId12"/>
+      <w:footerReference w:type="default" ns3:id="rId13"/>
       <w:pgSz w:w="11906" w:h="16838"/>
       <w:pgMar w:top="1417" w:right="1701" w:bottom="1417" w:left="1701" w:header="709" w:footer="709" w:gutter="0"/>
       <w:pgNumType w:start="1"/>

--- a/plantillas_maestras/03_seguro_desgravamen/materia_general_asegurativa/1_ddo_aseguradora/varon/TPL_2349_2026_SEGURO_DESGRAVAMEN_MATERIA_GENERAL_ASEGURATIVA_ASEGURADORA_VARON_R0281.docx
+++ b/plantillas_maestras/03_seguro_desgravamen/materia_general_asegurativa/1_ddo_aseguradora/varon/TPL_2349_2026_SEGURO_DESGRAVAMEN_MATERIA_GENERAL_ASEGURATIVA_ASEGURADORA_VARON_R0281.docx
@@ -3278,7 +3278,7 @@
           <w:sz w:val="22"/>
           <w:szCs w:val="22"/>
         </w:rPr>
-        <w:t>el denunciante</w:t>
+        <w:t xml:space="preserve">el señor [APELLIDO]</w:t>
       </w:r>
       <w:r>
         <w:rPr>
@@ -3405,7 +3405,7 @@
           <w:szCs w:val="22"/>
           <w:lang w:val="es-ES"/>
         </w:rPr>
-        <w:t xml:space="preserve"> a</w:t>
+        <w:t xml:space="preserve"> al señor [APELLIDO]</w:t>
       </w:r>
       <w:r>
         <w:rPr>
@@ -3415,7 +3415,7 @@
           <w:szCs w:val="22"/>
           <w:lang w:val="es-ES"/>
         </w:rPr>
-        <w:t xml:space="preserve">l denunciante </w:t>
+        <w:t xml:space="preserve"> </w:t>
       </w:r>
       <w:r>
         <w:rPr>
@@ -3650,7 +3650,7 @@
           <w:szCs w:val="22"/>
           <w:lang w:val="es-ES"/>
         </w:rPr>
-        <w:t xml:space="preserve">La Resolución 1 fue debidamente notificada al denunciante el 14 de julio de 2026, al correo electrónico [CORREO].</w:t>
+        <w:t xml:space="preserve">La Resolución 1 fue debidamente notificada al señor [APELLIDO] el 14 de julio de 2026, al correo electrónico [CORREO].</w:t>
       </w:r>
       <w:r>
         <w:rPr>
@@ -3799,7 +3799,7 @@
           <w:sz w:val="22"/>
           <w:szCs w:val="22"/>
         </w:rPr>
-        <w:t>el denunciante</w:t>
+        <w:t xml:space="preserve">el señor [APELLIDO]</w:t>
       </w:r>
       <w:r>
         <w:rPr>
@@ -3852,7 +3852,7 @@
           <w:sz w:val="22"/>
           <w:szCs w:val="22"/>
         </w:rPr>
-        <w:t>se ha podido apreciar que los mencionados documentos contienen información se -entre otros- información referida a la salud personal del denunciante</w:t>
+        <w:t xml:space="preserve">se ha podido apreciar que los mencionados documentos contienen información se -entre otros- información referida a la salud personal del señor [APELLIDO]</w:t>
       </w:r>
       <w:r>
         <w:rPr>
@@ -3902,7 +3902,7 @@
           <w:sz w:val="22"/>
           <w:szCs w:val="22"/>
         </w:rPr>
-        <w:t>el denunciante</w:t>
+        <w:t xml:space="preserve">el señor [APELLIDO]</w:t>
       </w:r>
       <w:r>
         <w:rPr>
@@ -4175,7 +4175,7 @@
           <w:szCs w:val="22"/>
           <w:lang w:eastAsia="en-US"/>
         </w:rPr>
-        <w:t xml:space="preserve">En el presente caso, de la revisión de la información presentada por el </w:t>
+        <w:t xml:space="preserve">En el presente caso, de la revisión de la información presentada por el señor [APELLIDO]</w:t>
       </w:r>
       <w:r>
         <w:rPr>
@@ -4184,7 +4184,7 @@
           <w:szCs w:val="22"/>
           <w:lang w:eastAsia="en-US"/>
         </w:rPr>
-        <w:t>denunciante</w:t>
+        <w:t xml:space="preserve"/>
       </w:r>
       <w:r>
         <w:rPr>
@@ -4331,7 +4331,7 @@
           <w:sz w:val="22"/>
           <w:szCs w:val="22"/>
         </w:rPr>
-        <w:t>del denunciante</w:t>
+        <w:t xml:space="preserve">del señor [APELLIDO]</w:t>
       </w:r>
       <w:r>
         <w:rPr>
@@ -4423,7 +4423,7 @@
           <w:szCs w:val="22"/>
           <w:lang w:eastAsia="en-US"/>
         </w:rPr>
-        <w:t xml:space="preserve">el </w:t>
+        <w:t xml:space="preserve">el señor [APELLIDO]</w:t>
       </w:r>
       <w:r>
         <w:rPr>
@@ -4432,7 +4432,7 @@
           <w:szCs w:val="22"/>
           <w:lang w:eastAsia="en-US"/>
         </w:rPr>
-        <w:t>denunciante</w:t>
+        <w:t xml:space="preserve"/>
       </w:r>
       <w:r>
         <w:rPr>
@@ -4627,7 +4627,7 @@
           <w:szCs w:val="22"/>
           <w:lang w:eastAsia="en-US"/>
         </w:rPr>
-        <w:t xml:space="preserve">el </w:t>
+        <w:t xml:space="preserve">el señor [APELLIDO]</w:t>
       </w:r>
       <w:r>
         <w:rPr>
@@ -4636,7 +4636,7 @@
           <w:szCs w:val="22"/>
           <w:lang w:eastAsia="en-US"/>
         </w:rPr>
-        <w:t>denunciante</w:t>
+        <w:t xml:space="preserve"/>
       </w:r>
       <w:r>
         <w:rPr>
@@ -4671,7 +4671,7 @@
           <w:sz w:val="22"/>
           <w:szCs w:val="22"/>
         </w:rPr>
-        <w:t xml:space="preserve"> 001-2008/TRI-INDECOPI, los datos relacionados con la salud del denunciante sobre diagnósticos médicos, se consideran expresamente parte de la intimidad personal; por tanto, no pueden ser divulgados frente a terceros, puesto que podría exponer datos personales </w:t>
+        <w:t xml:space="preserve"> 001-2008/TRI-INDECOPI, los datos relacionados con la salud del señor [APELLIDO] sobre diagnósticos médicos, se consideran expresamente parte de la intimidad personal; por tanto, no pueden ser divulgados frente a terceros, puesto que podría exponer datos personales </w:t>
       </w:r>
       <w:r>
         <w:rPr>
@@ -4699,7 +4699,7 @@
           <w:sz w:val="22"/>
           <w:szCs w:val="22"/>
         </w:rPr>
-        <w:t>del denunciante.</w:t>
+        <w:t xml:space="preserve">del señor [APELLIDO].</w:t>
       </w:r>
       <w:r>
         <w:rPr>
@@ -6976,7 +6976,7 @@
           <w:sz w:val="20"/>
           <w:szCs w:val="20"/>
         </w:rPr>
-        <w:t xml:space="preserve">correr traslado de la presente resolución a Interseguro Compañía de Seguros S.A para que, de conformidad con lo dispuesto por el artículo 26° de la Ley sobre Facultades, Normas y Organización del Indecopi, aprobado por Decreto Legislativo N° 8079, presente sus descargos sobre la imputación de cargos realizada en un plazo no mayor a cinco (5) días hábiles contado a partir del día siguiente de la notificación de la presente resolución, vencido el cual, el Secretario Técnico declarará en rebeldía a los denunciados que no lo hubieran presentado. Debe precisarse que de conformidad con lo establecido por el artículo 223° del Texto Único Ordenado de la Ley N° 27444, Ley del Procedimiento Administrativo General, las alegaciones y los hechos relevantes de la reclamación, salvo que hayan sido específicamente negadas en la contestación, se tendrán por aceptadas o meritadas como ciertas.</w:t>
+        <w:t xml:space="preserve">correr traslado de la presente resolución a Interseguro Compañía de Seguros S.A. para que, de conformidad con lo dispuesto por el artículo 26 de la Ley sobre Facultades, Normas y Organización del Indecopi, aprobada por Decreto Legislativo 807, presente sus descargos sobre la imputación de cargos realizada en un plazo no mayor a cinco (5) días hábiles contado a partir del día siguiente de la notificación de la presente resolución, vencido el cual, el Secretario Técnico declarará en rebeldía al denunciado que no lo hubiera presentado. Debe precisarse que de conformidad con lo establecido por el artículo 223 del Texto Único Ordenado de la Ley 27444, Ley del Procedimiento Administrativo General, las alegaciones y los hechos relevantes de la reclamación, salvo que hayan sido específicamente negadas en la contestación, se tendrán por aceptadas o merituadas como ciertas.</w:t>
       </w:r>
     </w:p>
     <w:p ns2:paraId="2E1B770C" ns2:textId="77777777">
@@ -8121,7 +8121,7 @@
           <w:szCs w:val="22"/>
           <w:lang w:val="pt-PT"/>
         </w:rPr>
-        <w:t>LUISA ANALI SILVA MALPARTIDA</w:t>
+        <w:t xml:space="preserve">EVELING ROA QUISPE</w:t>
       </w:r>
     </w:p>
     <w:p ns2:paraId="2CC2A713" ns2:textId="77777777">
@@ -8146,7 +8146,7 @@
           <w:szCs w:val="22"/>
           <w:lang w:val="pt-PT"/>
         </w:rPr>
-        <w:t>Secretaria Técnica (e)</w:t>
+        <w:t xml:space="preserve">Secretaria Técnica</w:t>
       </w:r>
     </w:p>
     <w:p ns2:paraId="429059B2" ns2:textId="77777777">

--- a/plantillas_maestras/03_seguro_desgravamen/materia_general_asegurativa/1_ddo_aseguradora/varon/TPL_2349_2026_SEGURO_DESGRAVAMEN_MATERIA_GENERAL_ASEGURATIVA_ASEGURADORA_VARON_R0281.docx
+++ b/plantillas_maestras/03_seguro_desgravamen/materia_general_asegurativa/1_ddo_aseguradora/varon/TPL_2349_2026_SEGURO_DESGRAVAMEN_MATERIA_GENERAL_ASEGURATIVA_ASEGURADORA_VARON_R0281.docx
@@ -436,39 +436,39 @@
           <w:sz w:val="22"/>
           <w:szCs w:val="22"/>
         </w:rPr>
-        <w:t>3</w:t>
-      </w:r>
-      <w:r>
-        <w:rPr>
-          <w:rFonts w:ascii="Arial Narrow" w:eastAsia="Arial Narrow" w:hAnsi="Arial Narrow" w:cs="Arial Narrow"/>
-          <w:sz w:val="22"/>
-          <w:szCs w:val="22"/>
-        </w:rPr>
-        <w:t xml:space="preserve"> de </w:t>
-      </w:r>
-      <w:r>
-        <w:rPr>
-          <w:rFonts w:ascii="Arial Narrow" w:eastAsia="Arial Narrow" w:hAnsi="Arial Narrow" w:cs="Arial Narrow"/>
-          <w:sz w:val="22"/>
-          <w:szCs w:val="22"/>
-        </w:rPr>
-        <w:t>agosto</w:t>
-      </w:r>
-      <w:r>
-        <w:rPr>
-          <w:rFonts w:ascii="Arial Narrow" w:eastAsia="Arial Narrow" w:hAnsi="Arial Narrow" w:cs="Arial Narrow"/>
-          <w:sz w:val="22"/>
-          <w:szCs w:val="22"/>
-        </w:rPr>
-        <w:t xml:space="preserve"> </w:t>
-      </w:r>
-      <w:r>
-        <w:rPr>
-          <w:rFonts w:ascii="Arial Narrow" w:eastAsia="Arial Narrow" w:hAnsi="Arial Narrow" w:cs="Arial Narrow"/>
-          <w:sz w:val="22"/>
-          <w:szCs w:val="22"/>
-        </w:rPr>
-        <w:t>de 2026</w:t>
+        <w:t xml:space="preserve">3 de agosto de 2026</w:t>
+      </w:r>
+      <w:r>
+        <w:rPr>
+          <w:rFonts w:ascii="Arial Narrow" w:eastAsia="Arial Narrow" w:hAnsi="Arial Narrow" w:cs="Arial Narrow"/>
+          <w:sz w:val="22"/>
+          <w:szCs w:val="22"/>
+        </w:rPr>
+        <w:t xml:space="preserve"/>
+      </w:r>
+      <w:r>
+        <w:rPr>
+          <w:rFonts w:ascii="Arial Narrow" w:eastAsia="Arial Narrow" w:hAnsi="Arial Narrow" w:cs="Arial Narrow"/>
+          <w:sz w:val="22"/>
+          <w:szCs w:val="22"/>
+        </w:rPr>
+        <w:t xml:space="preserve"/>
+      </w:r>
+      <w:r>
+        <w:rPr>
+          <w:rFonts w:ascii="Arial Narrow" w:eastAsia="Arial Narrow" w:hAnsi="Arial Narrow" w:cs="Arial Narrow"/>
+          <w:sz w:val="22"/>
+          <w:szCs w:val="22"/>
+        </w:rPr>
+        <w:t xml:space="preserve"/>
+      </w:r>
+      <w:r>
+        <w:rPr>
+          <w:rFonts w:ascii="Arial Narrow" w:eastAsia="Arial Narrow" w:hAnsi="Arial Narrow" w:cs="Arial Narrow"/>
+          <w:sz w:val="22"/>
+          <w:szCs w:val="22"/>
+        </w:rPr>
+        <w:t xml:space="preserve"/>
       </w:r>
     </w:p>
     <w:p ns2:paraId="698913AC" ns2:textId="77777777">
@@ -3762,7 +3762,7 @@
           <w:sz w:val="22"/>
           <w:szCs w:val="22"/>
         </w:rPr>
-        <w:t>1</w:t>
+        <w:t xml:space="preserve">16 de julio de 2026</w:t>
       </w:r>
       <w:r>
         <w:rPr>
@@ -3771,7 +3771,7 @@
           <w:sz w:val="22"/>
           <w:szCs w:val="22"/>
         </w:rPr>
-        <w:t>6</w:t>
+        <w:t xml:space="preserve"/>
       </w:r>
       <w:r>
         <w:rPr>
@@ -3780,7 +3780,7 @@
           <w:sz w:val="22"/>
           <w:szCs w:val="22"/>
         </w:rPr>
-        <w:t xml:space="preserve"> de julio de 2026</w:t>
+        <w:t xml:space="preserve"/>
       </w:r>
       <w:r>
         <w:rPr>
@@ -4268,7 +4268,7 @@
           <w:szCs w:val="22"/>
           <w:lang w:eastAsia="en-US"/>
         </w:rPr>
-        <w:t>16</w:t>
+        <w:t xml:space="preserve">16 de julio de 2026</w:t>
       </w:r>
       <w:r>
         <w:rPr>
@@ -4277,7 +4277,7 @@
           <w:szCs w:val="22"/>
           <w:lang w:eastAsia="en-US"/>
         </w:rPr>
-        <w:t xml:space="preserve"> de julio de 202</w:t>
+        <w:t xml:space="preserve"/>
       </w:r>
       <w:r>
         <w:rPr>
@@ -4286,7 +4286,7 @@
           <w:szCs w:val="22"/>
           <w:lang w:eastAsia="en-US"/>
         </w:rPr>
-        <w:t>6</w:t>
+        <w:t xml:space="preserve"/>
       </w:r>
       <w:r>
         <w:rPr>
@@ -4874,7 +4874,7 @@
           <w:sz w:val="22"/>
           <w:szCs w:val="22"/>
         </w:rPr>
-        <w:t>16</w:t>
+        <w:t xml:space="preserve">16 de julio de 2026</w:t>
       </w:r>
       <w:r>
         <w:rPr>
@@ -4882,7 +4882,7 @@
           <w:sz w:val="22"/>
           <w:szCs w:val="22"/>
         </w:rPr>
-        <w:t xml:space="preserve"> de </w:t>
+        <w:t xml:space="preserve"/>
       </w:r>
       <w:r>
         <w:rPr>
@@ -4890,7 +4890,7 @@
           <w:sz w:val="22"/>
           <w:szCs w:val="22"/>
         </w:rPr>
-        <w:t>julio</w:t>
+        <w:t xml:space="preserve"/>
       </w:r>
       <w:r>
         <w:rPr>
@@ -4898,7 +4898,7 @@
           <w:sz w:val="22"/>
           <w:szCs w:val="22"/>
         </w:rPr>
-        <w:t xml:space="preserve"> de 202</w:t>
+        <w:t xml:space="preserve"/>
       </w:r>
       <w:r>
         <w:rPr>
@@ -4906,7 +4906,7 @@
           <w:sz w:val="22"/>
           <w:szCs w:val="22"/>
         </w:rPr>
-        <w:t>6</w:t>
+        <w:t xml:space="preserve"/>
       </w:r>
       <w:r>
         <w:rPr>
@@ -8553,7 +8553,7 @@
           <w:sz w:val="15"/>
           <w:szCs w:val="15"/>
         </w:rPr>
-        <w:t xml:space="preserve"> 002-2017/TRI-INDECOPI, PUBLICADA EL 24 DE NOVIEMBRE DE 2017</w:t>
+        <w:t xml:space="preserve"> 002-2017/TRI-INDECOPI, PUBLICADA EL 24 de noviembre de 2017</w:t>
       </w:r>
       <w:r>
         <w:rPr>
@@ -10926,7 +10926,7 @@
           <w:sz w:val="15"/>
           <w:szCs w:val="15"/>
         </w:rPr>
-        <w:t>N</w:t>
+        <w:t xml:space="preserve"/>
       </w:r>
       <w:r>
         <w:rPr>
@@ -10947,7 +10947,7 @@
           <w:sz w:val="15"/>
           <w:szCs w:val="15"/>
         </w:rPr>
-        <w:t xml:space="preserve"> 29571, CÓDIGO DE PROTECCIÓN Y DEFENSA DEL CONSUMIDOR.</w:t>
+        <w:t xml:space="preserve">29571, CÓDIGO DE PROTECCIÓN Y DEFENSA DEL CONSUMIDOR.</w:t>
       </w:r>
     </w:p>
     <w:p>

--- a/plantillas_maestras/03_seguro_desgravamen/materia_general_asegurativa/1_ddo_aseguradora/varon/TPL_2349_2026_SEGURO_DESGRAVAMEN_MATERIA_GENERAL_ASEGURATIVA_ASEGURADORA_VARON_R0281.docx
+++ b/plantillas_maestras/03_seguro_desgravamen/materia_general_asegurativa/1_ddo_aseguradora/varon/TPL_2349_2026_SEGURO_DESGRAVAMEN_MATERIA_GENERAL_ASEGURATIVA_ASEGURADORA_VARON_R0281.docx
@@ -1,8 +1,8 @@
 
 <file path=word/document.xml><?xml version="1.0" encoding="utf-8"?>
-<w:document xmlns:ns1="http://schemas.openxmlformats.org/markup-compatibility/2006" xmlns:ns2="http://schemas.microsoft.com/office/word/2010/wordml" xmlns:ns3="http://schemas.openxmlformats.org/officeDocument/2006/relationships" xmlns:w="http://schemas.openxmlformats.org/wordprocessingml/2006/main" ns1:Ignorable="w14 w15 w16se w16cid w16 w16cex w16sdtdh w16sdtfl w16du wp14">
+<w:document xmlns:mc="http://schemas.openxmlformats.org/markup-compatibility/2006" xmlns:r="http://schemas.openxmlformats.org/officeDocument/2006/relationships" xmlns:w="http://schemas.openxmlformats.org/wordprocessingml/2006/main" xmlns:w14="http://schemas.microsoft.com/office/word/2010/wordml" xmlns:w15="http://schemas.microsoft.com/office/word/2012/wordml" xmlns:w16="http://schemas.microsoft.com/office/word/2018/wordml" xmlns:w16cex="http://schemas.microsoft.com/office/word/2018/wordml/cex" xmlns:w16cid="http://schemas.microsoft.com/office/word/2016/wordml/cid" xmlns:w16du="http://schemas.microsoft.com/office/word/2023/wordml/word16du" xmlns:w16sdtdh="http://schemas.microsoft.com/office/word/2020/wordml/sdtdatahash" xmlns:w16se="http://schemas.microsoft.com/office/word/2015/wordml/symex" xmlns:wp14="http://schemas.microsoft.com/office/word/2010/wordprocessingDrawing" mc:Ignorable="w14 w15 w16se w16cid w16 w16cex w16sdtdh w16du wp14">
   <w:body>
-    <w:p ns2:paraId="2D847E7D" ns2:textId="486C8BED">
+    <w:p>
       <w:pPr>
         <w:tabs>
           <w:tab w:val="left" w:pos="1701"/>
@@ -53,7 +53,7 @@
         <w:t>0281-2026/CC1-ST</w:t>
       </w:r>
     </w:p>
-    <w:p ns2:paraId="634049D8" ns2:textId="3CC63E19">
+    <w:p>
       <w:pPr>
         <w:tabs>
           <w:tab w:val="left" w:pos="1701"/>
@@ -104,7 +104,7 @@
         <w:t>2349-2026/CC1</w:t>
       </w:r>
     </w:p>
-    <w:p ns2:paraId="345DC840" ns2:textId="2EA6788E">
+    <w:p>
       <w:pPr>
         <w:tabs>
           <w:tab w:val="left" w:pos="1701"/>
@@ -126,65 +126,14 @@
           <w:sz w:val="22"/>
           <w:szCs w:val="22"/>
         </w:rPr>
-        <w:t xml:space="preserve">DENUNCIANTE:[DENUNCIANTE] (SEÑOR [APELLIDO])</w:t>
-      </w:r>
-      <w:r>
-        <w:rPr>
-          <w:rFonts w:ascii="Arial Narrow" w:eastAsia="Arial Narrow" w:hAnsi="Arial Narrow" w:cs="Arial Narrow"/>
-          <w:b/>
-          <w:sz w:val="22"/>
-          <w:szCs w:val="22"/>
-        </w:rPr>
+        <w:t>DENUNCIANTE</w:t>
         <w:tab/>
-        <w:t/>
-      </w:r>
-      <w:r>
-        <w:rPr>
-          <w:rFonts w:ascii="Arial Narrow" w:eastAsia="Arial Narrow" w:hAnsi="Arial Narrow" w:cs="Arial Narrow"/>
-          <w:b/>
-          <w:sz w:val="22"/>
-          <w:szCs w:val="22"/>
-        </w:rPr>
+        <w:t>:</w:t>
         <w:tab/>
-      </w:r>
-      <w:r>
-        <w:rPr>
-          <w:rFonts w:ascii="Arial Narrow" w:eastAsia="Arial Narrow" w:hAnsi="Arial Narrow" w:cs="Arial Narrow"/>
-          <w:b/>
-          <w:sz w:val="22"/>
-          <w:szCs w:val="22"/>
-        </w:rPr>
-        <w:t xml:space="preserve"/>
-      </w:r>
-      <w:r>
-        <w:rPr>
-          <w:rFonts w:ascii="Arial Narrow" w:eastAsia="Arial Narrow" w:hAnsi="Arial Narrow" w:cs="Arial Narrow"/>
-          <w:b/>
-          <w:sz w:val="22"/>
-          <w:szCs w:val="22"/>
-        </w:rPr>
-        <w:t/>
-      </w:r>
-      <w:r>
-        <w:rPr>
-          <w:rFonts w:ascii="Arial Narrow" w:eastAsia="Arial Narrow" w:hAnsi="Arial Narrow" w:cs="Arial Narrow"/>
-          <w:b/>
-          <w:sz w:val="22"/>
-          <w:szCs w:val="22"/>
-        </w:rPr>
-        <w:t/>
-      </w:r>
-      <w:r>
-        <w:rPr>
-          <w:rFonts w:ascii="Arial Narrow" w:eastAsia="Arial Narrow" w:hAnsi="Arial Narrow" w:cs="Arial Narrow"/>
-          <w:b/>
-          <w:sz w:val="22"/>
-          <w:szCs w:val="22"/>
-        </w:rPr>
-        <w:t/>
-      </w:r>
-    </w:p>
-    <w:p ns2:paraId="2E21CF51" ns2:textId="0E859B96">
+        <w:t xml:space="preserve">[DENUNCIANTE] (SEÑOR [APELLIDO])</w:t>
+      </w:r>
+    </w:p>
+    <w:p>
       <w:pPr>
         <w:tabs>
           <w:tab w:val="left" w:pos="1701"/>
@@ -273,7 +222,7 @@
         <w:t>)</w:t>
       </w:r>
     </w:p>
-    <w:p ns2:paraId="2FCCE269" ns2:textId="615674C7">
+    <w:p>
       <w:pPr>
         <w:tabs>
           <w:tab w:val="left" w:pos="1701"/>
@@ -325,7 +274,7 @@
         <w:t>CONFIDENCIALIDAD</w:t>
       </w:r>
     </w:p>
-    <w:p ns2:paraId="1C9E56B7" ns2:textId="1942410D">
+    <w:p>
       <w:pPr>
         <w:tabs>
           <w:tab w:val="left" w:pos="1701"/>
@@ -367,7 +316,7 @@
         <w:t>ADMISIÓN A TRÁMITE</w:t>
       </w:r>
     </w:p>
-    <w:p ns2:paraId="01717D35" ns2:textId="77777777">
+    <w:p>
       <w:pPr>
         <w:tabs>
           <w:tab w:val="left" w:pos="1701"/>
@@ -402,18 +351,18 @@
         <w:t>REQUERIMIENTO DE INFORMACIÓN</w:t>
       </w:r>
     </w:p>
-    <w:p ns2:paraId="2DFE1131" ns2:textId="77777777">
-      <w:pPr>
-        <w:jc w:val="both"/>
-        <w:rPr>
-          <w:rFonts w:ascii="Arial Narrow" w:eastAsia="Arial Narrow" w:hAnsi="Arial Narrow" w:cs="Arial Narrow"/>
-          <w:b/>
-          <w:sz w:val="22"/>
-          <w:szCs w:val="22"/>
-        </w:rPr>
-      </w:pPr>
-    </w:p>
-    <w:p ns2:paraId="3B09297A" ns2:textId="3D10F53B">
+    <w:p>
+      <w:pPr>
+        <w:jc w:val="both"/>
+        <w:rPr>
+          <w:rFonts w:ascii="Arial Narrow" w:eastAsia="Arial Narrow" w:hAnsi="Arial Narrow" w:cs="Arial Narrow"/>
+          <w:b/>
+          <w:sz w:val="22"/>
+          <w:szCs w:val="22"/>
+        </w:rPr>
+      </w:pPr>
+    </w:p>
+    <w:p>
       <w:pPr>
         <w:jc w:val="both"/>
         <w:rPr>
@@ -471,7 +420,7 @@
         <w:t xml:space="preserve"/>
       </w:r>
     </w:p>
-    <w:p ns2:paraId="698913AC" ns2:textId="77777777">
+    <w:p>
       <w:pPr>
         <w:tabs>
           <w:tab w:val="left" w:pos="1014"/>
@@ -484,7 +433,7 @@
         </w:rPr>
       </w:pPr>
     </w:p>
-    <w:p ns2:paraId="4AC48BF8" ns2:textId="77777777">
+    <w:p>
       <w:pPr>
         <w:numPr>
           <w:ilvl w:val="0"/>
@@ -509,17 +458,17 @@
         <w:t>HECHOS</w:t>
       </w:r>
     </w:p>
-    <w:p ns2:paraId="713A84CE" ns2:textId="77777777">
-      <w:pPr>
-        <w:jc w:val="both"/>
-        <w:rPr>
-          <w:rFonts w:ascii="Arial Narrow" w:eastAsia="Arial Narrow" w:hAnsi="Arial Narrow" w:cs="Arial Narrow"/>
-          <w:sz w:val="22"/>
-          <w:szCs w:val="22"/>
-        </w:rPr>
-      </w:pPr>
-    </w:p>
-    <w:p ns2:paraId="6F9C91E9" ns2:textId="340615E8">
+    <w:p>
+      <w:pPr>
+        <w:jc w:val="both"/>
+        <w:rPr>
+          <w:rFonts w:ascii="Arial Narrow" w:eastAsia="Arial Narrow" w:hAnsi="Arial Narrow" w:cs="Arial Narrow"/>
+          <w:sz w:val="22"/>
+          <w:szCs w:val="22"/>
+        </w:rPr>
+      </w:pPr>
+    </w:p>
+    <w:p>
       <w:pPr>
         <w:pStyle w:val="Prrafodelista"/>
         <w:numPr>
@@ -668,7 +617,7 @@
         <w:t/>
       </w:r>
     </w:p>
-    <w:p ns2:paraId="5693B893" ns2:textId="364C910C">
+    <w:p>
       <w:pPr>
         <w:pBdr>
           <w:top w:val="nil"/>
@@ -686,7 +635,7 @@
       </w:pPr>
       <w:bookmarkStart w:id="0" w:name="_Hlk140588011"/>
     </w:p>
-    <w:p ns2:paraId="104D8D2F" ns2:textId="564CB388">
+    <w:p>
       <w:pPr>
         <w:numPr>
           <w:ilvl w:val="2"/>
@@ -724,7 +673,7 @@
         <w:t xml:space="preserve"> Seguro de Desgravamen para crédito hipotecario y consumo revolvente, vinculado a un crédito hipotecario y a una tarjeta de crédito. Asimismo, señaló que, durante la evaluación del crédito, informó a Interbank sus antecedentes oncológicos y que, para ese momento, registraba once años sin actividad oncológica, circunstancia que, según indicó, también se encontraba consignada en su historia clínica.</w:t>
       </w:r>
     </w:p>
-    <w:p ns2:paraId="50948144" ns2:textId="77777777">
+    <w:p>
       <w:pPr>
         <w:pBdr>
           <w:top w:val="nil"/>
@@ -741,7 +690,7 @@
         </w:rPr>
       </w:pPr>
     </w:p>
-    <w:p ns2:paraId="6C2FEECF" ns2:textId="77777777">
+    <w:p>
       <w:pPr>
         <w:numPr>
           <w:ilvl w:val="2"/>
@@ -771,7 +720,7 @@
         <w:t>El 17 de febrero de 2025, ocurrió la fractura de columna por recurrencia de cáncer de testículo, hecho que posteriormente fue considerado como la fecha de ocurrencia de la invalidez total y definitiva.</w:t>
       </w:r>
     </w:p>
-    <w:p ns2:paraId="05E964A1" ns2:textId="77777777">
+    <w:p>
       <w:pPr>
         <w:pBdr>
           <w:top w:val="nil"/>
@@ -789,7 +738,7 @@
         </w:rPr>
       </w:pPr>
     </w:p>
-    <w:p ns2:paraId="65C6177A" ns2:textId="77777777">
+    <w:p>
       <w:pPr>
         <w:numPr>
           <w:ilvl w:val="2"/>
@@ -819,7 +768,7 @@
         <w:t>Durante el período comprendido entre el desembolso del crédito hipotecario y la presentación de la solicitud de cobertura del seguro, cumplió con el pago de las cuotas correspondientes al crédito hipotecario y a la tarjeta de crédito de manera puntual, indicando que continuó efectuando dichos pagos.</w:t>
       </w:r>
     </w:p>
-    <w:p ns2:paraId="7B7F9CDA" ns2:textId="77777777">
+    <w:p>
       <w:pPr>
         <w:pBdr>
           <w:top w:val="nil"/>
@@ -837,7 +786,7 @@
         </w:rPr>
       </w:pPr>
     </w:p>
-    <w:p ns2:paraId="69B148DC" ns2:textId="17DAA40B">
+    <w:p>
       <w:pPr>
         <w:numPr>
           <w:ilvl w:val="2"/>
@@ -883,7 +832,7 @@
         <w:t>, mediante el cual se le calificó con invalidez total y definitiva, estableciéndose como fecha de ocurrencia el 17 de febrero de 2025, debido a una fractura de columna por recurrencia de cáncer de testículo.</w:t>
       </w:r>
     </w:p>
-    <w:p ns2:paraId="51450EE4" ns2:textId="77777777">
+    <w:p>
       <w:pPr>
         <w:pBdr>
           <w:top w:val="nil"/>
@@ -901,7 +850,7 @@
         </w:rPr>
       </w:pPr>
     </w:p>
-    <w:p ns2:paraId="61591B0A" ns2:textId="124FCC60">
+    <w:p>
       <w:pPr>
         <w:numPr>
           <w:ilvl w:val="2"/>
@@ -931,7 +880,7 @@
         <w:t>El 27 de octubre de 2025, presentó la solicitud de activación de la cobertura del Seguro de Desgravamen respecto del crédito hipotecario y de la tarjeta de crédito. Asimismo, el crédito hipotecario había sido desembolsado en junio de 2021, más de cincuenta meses antes de la fecha de ocurrencia de la invalidez.</w:t>
       </w:r>
     </w:p>
-    <w:p ns2:paraId="326F4326" ns2:textId="77777777">
+    <w:p>
       <w:pPr>
         <w:pBdr>
           <w:top w:val="nil"/>
@@ -949,7 +898,7 @@
         </w:rPr>
       </w:pPr>
     </w:p>
-    <w:p ns2:paraId="716FCD96" ns2:textId="6BC68C38">
+    <w:p>
       <w:pPr>
         <w:numPr>
           <w:ilvl w:val="2"/>
@@ -1022,7 +971,7 @@
         <w:t>, conforme a las instrucciones contenidas en la comunicación recibida.</w:t>
       </w:r>
     </w:p>
-    <w:p ns2:paraId="692EE9F4" ns2:textId="77777777">
+    <w:p>
       <w:pPr>
         <w:pBdr>
           <w:top w:val="nil"/>
@@ -1040,7 +989,7 @@
         </w:rPr>
       </w:pPr>
     </w:p>
-    <w:p ns2:paraId="47D21639" ns2:textId="77777777">
+    <w:p>
       <w:pPr>
         <w:numPr>
           <w:ilvl w:val="2"/>
@@ -1088,7 +1037,7 @@
         <w:t xml:space="preserve"> denegó inicialmente las solicitudes de activación de la cobertura del Seguro de Desgravamen. Luego de ello, presentó una solicitud de reconsideración, la cual fue admitida para una nueva evaluación.</w:t>
       </w:r>
     </w:p>
-    <w:p ns2:paraId="61AB67B7" ns2:textId="77777777">
+    <w:p>
       <w:pPr>
         <w:pBdr>
           <w:top w:val="nil"/>
@@ -1106,7 +1055,7 @@
         </w:rPr>
       </w:pPr>
     </w:p>
-    <w:p ns2:paraId="07B6BD9D" ns2:textId="77777777">
+    <w:p>
       <w:pPr>
         <w:numPr>
           <w:ilvl w:val="2"/>
@@ -1154,7 +1103,7 @@
         <w:t>, mediante las cartas GOT-SIN-97746-2025 y GOT-SIN-97741-2025, comunicó la aprobación de la activación de la cobertura por invalidez respecto de las obligaciones derivadas de la tarjeta de crédito, aplicándola a las deudas por S/ 5 234,30 y por US$ 49,85.</w:t>
       </w:r>
     </w:p>
-    <w:p ns2:paraId="0894D341" ns2:textId="77777777">
+    <w:p>
       <w:pPr>
         <w:pBdr>
           <w:top w:val="nil"/>
@@ -1172,7 +1121,7 @@
         </w:rPr>
       </w:pPr>
     </w:p>
-    <w:p ns2:paraId="50792653" ns2:textId="77777777">
+    <w:p>
       <w:pPr>
         <w:numPr>
           <w:ilvl w:val="2"/>
@@ -1220,7 +1169,7 @@
         <w:t>, mediante la carta GOT-SIN-95701-2025, denegó la activación de la cobertura por invalidez respecto del crédito hipotecario, correspondiente a un desembolso de S/ 180 000 y con un saldo aproximado de S/ 121 000 a la fecha de la solicitud, sustentando su decisión en una presunta reticencia vinculada con la declaración de salud presentada durante la afiliación al seguro, indicando que en ella se declaró no contar con preexistencias.</w:t>
       </w:r>
     </w:p>
-    <w:p ns2:paraId="52C02374" ns2:textId="77777777">
+    <w:p>
       <w:pPr>
         <w:pBdr>
           <w:top w:val="nil"/>
@@ -1238,7 +1187,7 @@
         </w:rPr>
       </w:pPr>
     </w:p>
-    <w:p ns2:paraId="301D0929" ns2:textId="3AFE2FEA">
+    <w:p>
       <w:pPr>
         <w:numPr>
           <w:ilvl w:val="2"/>
@@ -1286,7 +1235,7 @@
         <w:t xml:space="preserve"> acreditaba que, al momento de la contratación del crédito hipotecario, no presentaba actividad oncológica desde hacía once años y que la invalidez total y definitiva obedecía a la fractura de columna ocurrida el 17 de febrero de 2025.</w:t>
       </w:r>
     </w:p>
-    <w:p ns2:paraId="64F53293" ns2:textId="77777777">
+    <w:p>
       <w:pPr>
         <w:pBdr>
           <w:top w:val="nil"/>
@@ -1304,7 +1253,7 @@
         </w:rPr>
       </w:pPr>
     </w:p>
-    <w:p ns2:paraId="238C2176" ns2:textId="2559DA35">
+    <w:p>
       <w:pPr>
         <w:numPr>
           <w:ilvl w:val="2"/>
@@ -1360,7 +1309,7 @@
         <w:t>.</w:t>
       </w:r>
     </w:p>
-    <w:p ns2:paraId="748BB242" ns2:textId="2112B76A">
+    <w:p>
       <w:pPr>
         <w:pBdr>
           <w:top w:val="nil"/>
@@ -1378,7 +1327,7 @@
       </w:pPr>
     </w:p>
     <w:bookmarkEnd w:id="0"/>
-    <w:p ns2:paraId="1616FFB3" ns2:textId="79FA878C">
+    <w:p>
       <w:pPr>
         <w:pStyle w:val="Prrafodelista"/>
         <w:numPr>
@@ -1510,7 +1459,7 @@
         <w:t xml:space="preserve"/>
       </w:r>
     </w:p>
-    <w:p ns2:paraId="27AE8452" ns2:textId="28427647">
+    <w:p>
       <w:pPr>
         <w:contextualSpacing/>
         <w:jc w:val="both"/>
@@ -1523,7 +1472,7 @@
         </w:rPr>
       </w:pPr>
     </w:p>
-    <w:p ns2:paraId="6D170964" ns2:textId="77777777">
+    <w:p>
       <w:pPr>
         <w:numPr>
           <w:ilvl w:val="0"/>
@@ -1550,7 +1499,7 @@
         <w:t xml:space="preserve">DE LA SOLICITUD DE CONFIDENCIALIDAD PRESENTADA </w:t>
       </w:r>
     </w:p>
-    <w:p ns2:paraId="27D025BC" ns2:textId="77777777">
+    <w:p>
       <w:pPr>
         <w:ind w:left="567"/>
         <w:contextualSpacing/>
@@ -1564,7 +1513,7 @@
         </w:rPr>
       </w:pPr>
     </w:p>
-    <w:p ns2:paraId="535DF6CB" ns2:textId="77777777">
+    <w:p>
       <w:pPr>
         <w:pStyle w:val="Prrafodelista"/>
         <w:numPr>
@@ -1614,7 +1563,7 @@
         <w:t> 807, establece que la información recibida por una Comisión, Oficina o Sala del Tribunal de Defensa de la Competencia y de la Propiedad Intelectual, que constituya un secreto industrial o comercial, deberá ser declarada reservada por la Comisión, Oficina o Sala del Tribunal respectiva, debiendo adoptar las medidas necesarias para garantizar la reserva y confidencialidad de la información.</w:t>
       </w:r>
     </w:p>
-    <w:p ns2:paraId="56D1A47C" ns2:textId="77777777">
+    <w:p>
       <w:pPr>
         <w:ind w:left="567"/>
         <w:contextualSpacing/>
@@ -1626,7 +1575,7 @@
         </w:rPr>
       </w:pPr>
     </w:p>
-    <w:p ns2:paraId="43A0019D" ns2:textId="77777777">
+    <w:p>
       <w:pPr>
         <w:pStyle w:val="Prrafodelista"/>
         <w:numPr>
@@ -1695,7 +1644,7 @@
         <w:t xml:space="preserve"> 002-2017/TRI-INDECOPI y 003-2022/TRI-INDECOPI, establece lo siguiente:</w:t>
       </w:r>
     </w:p>
-    <w:p ns2:paraId="6C6AB255" ns2:textId="77777777">
+    <w:p>
       <w:pPr>
         <w:ind w:left="720"/>
         <w:contextualSpacing/>
@@ -1706,7 +1655,7 @@
         </w:rPr>
       </w:pPr>
     </w:p>
-    <w:p ns2:paraId="54485FF6" ns2:textId="77777777">
+    <w:p>
       <w:pPr>
         <w:ind w:left="1701" w:right="4" w:hanging="567"/>
         <w:contextualSpacing/>
@@ -1748,7 +1697,7 @@
         <w:t>INFORMACIÓN CONFIDENCIAL</w:t>
       </w:r>
     </w:p>
-    <w:p ns2:paraId="77964E95" ns2:textId="77777777">
+    <w:p>
       <w:pPr>
         <w:ind w:left="1134" w:right="4"/>
         <w:contextualSpacing/>
@@ -1761,7 +1710,7 @@
         </w:rPr>
       </w:pPr>
     </w:p>
-    <w:p ns2:paraId="5C51B1BF" ns2:textId="77777777">
+    <w:p>
       <w:pPr>
         <w:ind w:left="2268" w:hanging="567"/>
         <w:contextualSpacing/>
@@ -1799,7 +1748,7 @@
         <w:t>Puede declararse confidencial aquella información presentada por las partes o terceros en el marco de un procedimiento seguido ante INDECOPI o aquella información acopiada por el INDECOPI en el curso de sus actividades de supervisión, fiscalización y/o investigación, cuya divulgación implique una afectación significativa para el titular de la misma o un tercero del que el aportante la hubiere recibido, u otorgue una ventaja significativa para un competidor del aportante de la información.</w:t>
       </w:r>
     </w:p>
-    <w:p ns2:paraId="451CE3E6" ns2:textId="77777777">
+    <w:p>
       <w:pPr>
         <w:ind w:left="1134"/>
         <w:contextualSpacing/>
@@ -1820,7 +1769,7 @@
         <w:t>     </w:t>
       </w:r>
     </w:p>
-    <w:p ns2:paraId="005FBD89" ns2:textId="77777777">
+    <w:p>
       <w:pPr>
         <w:ind w:left="2268"/>
         <w:contextualSpacing/>
@@ -1845,7 +1794,7 @@
         <w:t>Puede también declararse confidencial aquella información que sea considerada reservada o confidencial por Ley. Entre estas:</w:t>
       </w:r>
     </w:p>
-    <w:p ns2:paraId="73F6CF1D" ns2:textId="77777777">
+    <w:p>
       <w:pPr>
         <w:ind w:left="2268"/>
         <w:contextualSpacing/>
@@ -1859,7 +1808,7 @@
         </w:rPr>
       </w:pPr>
     </w:p>
-    <w:p ns2:paraId="5E747B07" ns2:textId="77777777">
+    <w:p>
       <w:pPr>
         <w:ind w:left="2835" w:hanging="567"/>
         <w:contextualSpacing/>
@@ -1897,7 +1846,7 @@
         <w:t>La información referida a los datos personales cuya publicidad constituya una invasión de la intimidad personal y familiar de las partes involucradas en un procedimiento. La información referida a la salud personal, se considera comprendida dentro de la intimidad personal.</w:t>
       </w:r>
     </w:p>
-    <w:p ns2:paraId="35A0AE8F" ns2:textId="77777777">
+    <w:p>
       <w:pPr>
         <w:ind w:left="2835" w:hanging="567"/>
         <w:contextualSpacing/>
@@ -1935,7 +1884,7 @@
         <w:t>Se consideran datos sensibles los datos personales constituidos por los datos biométricos que por sí mismos pueden identificar al titular, datos referidos al origen racial y étnico; ingresos económicos, opiniones o convicciones políticas, religiosas, filosóficas o morales; afiliación sindical; e información relacionada a la salud o a la vida sexual.</w:t>
       </w:r>
     </w:p>
-    <w:p ns2:paraId="705576D1" ns2:textId="77777777">
+    <w:p>
       <w:pPr>
         <w:ind w:left="2268"/>
         <w:contextualSpacing/>
@@ -1950,7 +1899,7 @@
         </w:rPr>
       </w:pPr>
     </w:p>
-    <w:p ns2:paraId="19BC2C16" ns2:textId="77777777">
+    <w:p>
       <w:pPr>
         <w:ind w:left="2835" w:hanging="567"/>
         <w:contextualSpacing/>
@@ -1988,7 +1937,7 @@
         <w:t>Información proveniente de terceras personas ajenas al procedimiento de investigación, cuya divulgación sin previa autorización podría ocasionar perjuicios a alguna de las partes.</w:t>
       </w:r>
     </w:p>
-    <w:p ns2:paraId="62F3FAB8" ns2:textId="77777777">
+    <w:p>
       <w:pPr>
         <w:ind w:left="2268"/>
         <w:contextualSpacing/>
@@ -2003,7 +1952,7 @@
         </w:rPr>
       </w:pPr>
     </w:p>
-    <w:p ns2:paraId="44E63D8F" ns2:textId="77777777">
+    <w:p>
       <w:pPr>
         <w:ind w:left="2835" w:hanging="567"/>
         <w:contextualSpacing/>
@@ -2041,7 +1990,7 @@
         <w:t xml:space="preserve"> La información protegida por la respectiva regulación del secreto bancario, tributario, comercial, industrial, empresarial, tecnológico y bursátil.</w:t>
       </w:r>
     </w:p>
-    <w:p ns2:paraId="4FD4732F" ns2:textId="77777777">
+    <w:p>
       <w:pPr>
         <w:ind w:left="2835"/>
         <w:contextualSpacing/>
@@ -2056,7 +2005,7 @@
         </w:rPr>
       </w:pPr>
     </w:p>
-    <w:p ns2:paraId="2453C2EB" ns2:textId="77777777">
+    <w:p>
       <w:pPr>
         <w:ind w:left="2835"/>
         <w:contextualSpacing/>
@@ -2082,7 +2031,7 @@
         <w:t>Se considerará lo siguiente:</w:t>
       </w:r>
     </w:p>
-    <w:p ns2:paraId="3C6979FA" ns2:textId="77777777">
+    <w:p>
       <w:pPr>
         <w:ind w:left="2835"/>
         <w:contextualSpacing/>
@@ -2097,7 +2046,7 @@
         </w:rPr>
       </w:pPr>
     </w:p>
-    <w:p ns2:paraId="35794609" ns2:textId="77777777">
+    <w:p>
       <w:pPr>
         <w:ind w:left="2835"/>
         <w:contextualSpacing/>
@@ -2136,7 +2085,7 @@
         <w:t xml:space="preserve"> aquella información cuya importancia para el desarrollo de la actividad empresarial obliga a las empresas a mantenerla fuera del alcance de terceros ajenos a la empresa;</w:t>
       </w:r>
     </w:p>
-    <w:p ns2:paraId="0880956C" ns2:textId="77777777">
+    <w:p>
       <w:pPr>
         <w:ind w:left="2835"/>
         <w:contextualSpacing/>
@@ -2175,7 +2124,7 @@
         <w:t xml:space="preserve"> conocimiento tecnológico referido a procedimientos de fabricación o producción en general, o el conocimiento vinculado al empleo y aplicación de técnicas industriales, que permitan obtener o mantener una ventaja competitiva o económica frente a terceros;</w:t>
       </w:r>
     </w:p>
-    <w:p ns2:paraId="47F11505" ns2:textId="77777777">
+    <w:p>
       <w:pPr>
         <w:ind w:left="2835"/>
         <w:contextualSpacing/>
@@ -2214,7 +2163,7 @@
         <w:t xml:space="preserve"> Cualquier información no divulgada que una empresa natural o jurídica legítimamente posea, que pueda usarse en alguna actividad productiva, industrial o comercial, y que sea susceptible de transmitirse a un tercero, en la medida que dicha información sea:</w:t>
       </w:r>
     </w:p>
-    <w:p ns2:paraId="06C030EB" ns2:textId="77777777">
+    <w:p>
       <w:pPr>
         <w:ind w:left="1134"/>
         <w:contextualSpacing/>
@@ -2240,7 +2189,7 @@
         <w:t>   </w:t>
       </w:r>
     </w:p>
-    <w:p ns2:paraId="16216185" ns2:textId="77777777">
+    <w:p>
       <w:pPr>
         <w:ind w:left="3402" w:hanging="567"/>
         <w:contextualSpacing/>
@@ -2278,7 +2227,7 @@
         <w:t>Secreta, en el sentido que como conjunto o en la configuración y reunión precisa de sus componentes, no sea generalmente conocida ni fácilmente accesible por quienes se encuentran en los círculos que normalmente manejan la información respectiva;</w:t>
       </w:r>
     </w:p>
-    <w:p ns2:paraId="19A6DCFF" ns2:textId="77777777">
+    <w:p>
       <w:pPr>
         <w:ind w:left="3402" w:hanging="567"/>
         <w:contextualSpacing/>
@@ -2316,7 +2265,7 @@
         <w:t>tenga un valor comercial por ser secreta; y</w:t>
       </w:r>
     </w:p>
-    <w:p ns2:paraId="3178E686" ns2:textId="77777777">
+    <w:p>
       <w:pPr>
         <w:ind w:left="3402" w:hanging="567"/>
         <w:contextualSpacing/>
@@ -2355,7 +2304,7 @@
         <w:t>haya sido objeto de medidas razonables tomadas por su legítimo poseedor para mantenerla secreta.</w:t>
       </w:r>
     </w:p>
-    <w:p ns2:paraId="06306BE3" ns2:textId="77777777">
+    <w:p>
       <w:pPr>
         <w:ind w:left="3402" w:hanging="567"/>
         <w:contextualSpacing/>
@@ -2370,7 +2319,7 @@
         </w:rPr>
       </w:pPr>
     </w:p>
-    <w:p ns2:paraId="0AA7A8B4" ns2:textId="77777777">
+    <w:p>
       <w:pPr>
         <w:ind w:left="2835"/>
         <w:contextualSpacing/>
@@ -2396,7 +2345,7 @@
         <w:t>La información de un secreto empresarial podrá estar referida a la naturaleza, características o finalidades de los productos; a los métodos o procesos de producción; o, a los medios o formas de distribución o comercialización de productos o prestación de servicios.</w:t>
       </w:r>
     </w:p>
-    <w:p ns2:paraId="5CFFAE92" ns2:textId="77777777">
+    <w:p>
       <w:pPr>
         <w:ind w:left="2268" w:right="4" w:hanging="567"/>
         <w:contextualSpacing/>
@@ -2410,7 +2359,7 @@
         </w:rPr>
       </w:pPr>
     </w:p>
-    <w:p ns2:paraId="57D9052F" ns2:textId="77777777">
+    <w:p>
       <w:pPr>
         <w:ind w:left="2268" w:right="4" w:hanging="567"/>
         <w:contextualSpacing/>
@@ -2445,7 +2394,7 @@
         <w:t>Cuando se declare confidencial la información, esta será de uso exclusivo de los funcionarios encargados del trámite del procedimiento. Dicha información no podrá ser puesta en conocimiento de las demás partes del procedimiento ni de terceros. (…)”.</w:t>
       </w:r>
     </w:p>
-    <w:p ns2:paraId="3BA8B65D" ns2:textId="77777777">
+    <w:p>
       <w:pPr>
         <w:ind w:left="2268" w:right="4" w:hanging="567"/>
         <w:contextualSpacing/>
@@ -2457,7 +2406,7 @@
         </w:rPr>
       </w:pPr>
     </w:p>
-    <w:p ns2:paraId="5268E2E7" ns2:textId="77777777">
+    <w:p>
       <w:pPr>
         <w:pStyle w:val="Prrafodelista"/>
         <w:numPr>
@@ -2481,7 +2430,7 @@
         <w:t>Asimismo, el numeral 3.2 de la Directiva señala que todo administrado que solicite la reserva de la información durante la tramitación de los procedimientos a cargo de los órganos funcionales del Indecopi, tiene que cumplir una serie de requisitos al momento de realizar su solicitud de confidencialidad, los que se detallan a continuación:</w:t>
       </w:r>
     </w:p>
-    <w:p ns2:paraId="1CD59EF2" ns2:textId="77777777">
+    <w:p>
       <w:pPr>
         <w:contextualSpacing/>
         <w:rPr>
@@ -2489,7 +2438,7 @@
         </w:rPr>
       </w:pPr>
     </w:p>
-    <w:p ns2:paraId="4A3F7A63" ns2:textId="77777777">
+    <w:p>
       <w:pPr>
         <w:ind w:left="2268" w:right="4" w:hanging="567"/>
         <w:contextualSpacing/>
@@ -2521,7 +2470,7 @@
         <w:t>Al solicitar la confidencialidad de la información, el aportante de ella deberá cumplir los siguientes requisitos:</w:t>
       </w:r>
     </w:p>
-    <w:p ns2:paraId="004704F4" ns2:textId="77777777">
+    <w:p>
       <w:pPr>
         <w:ind w:left="2268" w:right="4" w:hanging="567"/>
         <w:contextualSpacing/>
@@ -2534,7 +2483,7 @@
         </w:rPr>
       </w:pPr>
     </w:p>
-    <w:p ns2:paraId="3F95C814" ns2:textId="77777777">
+    <w:p>
       <w:pPr>
         <w:ind w:left="2835" w:right="4" w:hanging="567"/>
         <w:contextualSpacing/>
@@ -2586,7 +2535,7 @@
         <w:t xml:space="preserve"> y se ha solicitado la exhibición de información documentaria. Caso contrario, la autoridad no será responsable de su divulgación.</w:t>
       </w:r>
     </w:p>
-    <w:p ns2:paraId="70296D06" ns2:textId="77777777">
+    <w:p>
       <w:pPr>
         <w:ind w:left="2835" w:right="4" w:hanging="567"/>
         <w:contextualSpacing/>
@@ -2599,7 +2548,7 @@
         </w:rPr>
       </w:pPr>
     </w:p>
-    <w:p ns2:paraId="00486B88" ns2:textId="77777777">
+    <w:p>
       <w:pPr>
         <w:ind w:left="2835" w:right="4" w:hanging="567"/>
         <w:contextualSpacing/>
@@ -2631,7 +2580,7 @@
         <w:t>Identificar en el escrito, de manera clara y precisa, cuál es la información cuya declaración de confidencialidad se solicita y en qué documentos y en qué parte de dichos documentos está incluida. El solicitante no podrá solicitar la confidencialidad, de forma genérica, de toda la información presentada o contenida en los documentos señalados, salvo que sean obtenidos durante el desarrollo de entrevistas o visitas de inspección in situ. En este último caso, el Secretario Técnico, Director, o Jefe del área correspondiente requerirá al solicitante en el curso del procedimiento que precise los alcances de su solicitud, para lo cual le otorgará un plazo de siete (7) días hábiles, para ello, bajo apercibimiento de denegar el pedido de confidencialidad.</w:t>
       </w:r>
     </w:p>
-    <w:p ns2:paraId="7551E6B1" ns2:textId="77777777">
+    <w:p>
       <w:pPr>
         <w:ind w:left="2835" w:hanging="567"/>
         <w:contextualSpacing/>
@@ -2645,7 +2594,7 @@
         </w:rPr>
       </w:pPr>
     </w:p>
-    <w:p ns2:paraId="620C0D89" ns2:textId="77777777">
+    <w:p>
       <w:pPr>
         <w:ind w:left="2835" w:hanging="567"/>
         <w:contextualSpacing/>
@@ -2680,7 +2629,7 @@
         <w:t>Justificar la solicitud, en caso de que se trate de la información a que se refiere el numeral 2.1. Si la parte solicitante no justifica su pedido, el Secretario Técnico, Director o Jefe del área correspondiente deberá requerírselo, otorgándole un plazo de siete (7) días hábiles para ello, bajo apercibimiento de denegar el pedido de confidencialidad.</w:t>
       </w:r>
     </w:p>
-    <w:p ns2:paraId="037024F4" ns2:textId="77777777">
+    <w:p>
       <w:pPr>
         <w:ind w:left="2835" w:hanging="567"/>
         <w:contextualSpacing/>
@@ -2704,7 +2653,7 @@
         <w:t xml:space="preserve"> </w:t>
       </w:r>
     </w:p>
-    <w:p ns2:paraId="00465280" ns2:textId="77777777">
+    <w:p>
       <w:pPr>
         <w:ind w:left="2835" w:hanging="567"/>
         <w:contextualSpacing/>
@@ -2739,7 +2688,7 @@
         <w:t>Presentar un “resumen no confidencial” suficientemente detallado que permita una cabal comprensión del contenido sustancial de la información cuya declaración de confidencialidad se solicita. En caso que la información esté compuesta de series estadísticas, esta deberá ser presentada mediante indicadores que permitan apreciar la tendencia.</w:t>
       </w:r>
     </w:p>
-    <w:p ns2:paraId="24D7B246" ns2:textId="77777777">
+    <w:p>
       <w:pPr>
         <w:ind w:left="2835" w:hanging="567"/>
         <w:contextualSpacing/>
@@ -2763,7 +2712,7 @@
         <w:t xml:space="preserve"> </w:t>
       </w:r>
     </w:p>
-    <w:p ns2:paraId="01DEDCA2" ns2:textId="77777777">
+    <w:p>
       <w:pPr>
         <w:ind w:left="2835" w:hanging="3"/>
         <w:contextualSpacing/>
@@ -2798,7 +2747,7 @@
         <w:t>dichas razones, le solicitará a la parte que elabore un listado de la información para hacerlo de conocimiento de las demás partes del procedimiento.</w:t>
       </w:r>
     </w:p>
-    <w:p ns2:paraId="5DC2F35D" ns2:textId="77777777">
+    <w:p>
       <w:pPr>
         <w:ind w:left="2835" w:hanging="3"/>
         <w:contextualSpacing/>
@@ -2812,7 +2761,7 @@
         </w:rPr>
       </w:pPr>
     </w:p>
-    <w:p ns2:paraId="1AFF1FB1" ns2:textId="77777777">
+    <w:p>
       <w:pPr>
         <w:ind w:left="2835" w:hanging="567"/>
         <w:contextualSpacing/>
@@ -2847,7 +2796,7 @@
         <w:t>En caso excepcional y de no haber presentado el aportante un “resumen no confidencial” de la información, la autoridad deberá solicitárselo otorgando un plazo de siete (7) días hábiles para ello. Caso contrario se denegará el tratamiento confidencial.</w:t>
       </w:r>
     </w:p>
-    <w:p ns2:paraId="486F78CE" ns2:textId="77777777">
+    <w:p>
       <w:pPr>
         <w:ind w:left="2835" w:hanging="567"/>
         <w:contextualSpacing/>
@@ -2861,7 +2810,7 @@
         </w:rPr>
       </w:pPr>
     </w:p>
-    <w:p ns2:paraId="777A56D1" ns2:textId="77777777">
+    <w:p>
       <w:pPr>
         <w:ind w:left="2835" w:hanging="567"/>
         <w:contextualSpacing/>
@@ -2918,7 +2867,7 @@
         <w:t xml:space="preserve"> sin otorgarle tratamiento confidencial aquella información para la cual se solicita tratamiento confidencial, si la misma puede ser obtenida de otra fuente con carácter no confidencial.</w:t>
       </w:r>
     </w:p>
-    <w:p ns2:paraId="2B6183EB" ns2:textId="77777777">
+    <w:p>
       <w:pPr>
         <w:ind w:left="2835" w:hanging="567"/>
         <w:contextualSpacing/>
@@ -2932,7 +2881,7 @@
         </w:rPr>
       </w:pPr>
     </w:p>
-    <w:p ns2:paraId="570E88BD" ns2:textId="77777777">
+    <w:p>
       <w:pPr>
         <w:ind w:left="2835" w:hanging="567"/>
         <w:contextualSpacing/>
@@ -2967,7 +2916,7 @@
         <w:t>Señalar el plazo por el cual se solicita el tratamiento confidencial de la información presentada.”</w:t>
       </w:r>
     </w:p>
-    <w:p ns2:paraId="63A0A79B" ns2:textId="77777777">
+    <w:p>
       <w:pPr>
         <w:ind w:left="567"/>
         <w:contextualSpacing/>
@@ -2979,7 +2928,7 @@
         </w:rPr>
       </w:pPr>
     </w:p>
-    <w:p ns2:paraId="254AC332" ns2:textId="77777777">
+    <w:p>
       <w:pPr>
         <w:pStyle w:val="Prrafodelista"/>
         <w:numPr>
@@ -3003,7 +2952,7 @@
         <w:t>Por ello, al momento de evaluar una solicitud de confidencialidad de información, la Secretaría Técnica -por delegación de facultades- debe, en primer lugar, corroborar el cumplimiento de los requisitos establecidos expresamente en la Directiva, los que se encuentran a cargo de la parte solicitante.</w:t>
       </w:r>
     </w:p>
-    <w:p ns2:paraId="402F1F7E" ns2:textId="77777777">
+    <w:p>
       <w:pPr>
         <w:ind w:left="567"/>
         <w:contextualSpacing/>
@@ -3013,7 +2962,7 @@
         </w:rPr>
       </w:pPr>
     </w:p>
-    <w:p ns2:paraId="6AD805CE" ns2:textId="77777777">
+    <w:p>
       <w:pPr>
         <w:pStyle w:val="Prrafodelista"/>
         <w:numPr>
@@ -3065,7 +3014,7 @@
         <w:t>.</w:t>
       </w:r>
     </w:p>
-    <w:p ns2:paraId="7C63924A" ns2:textId="77777777">
+    <w:p>
       <w:pPr>
         <w:ind w:left="567"/>
         <w:contextualSpacing/>
@@ -3077,7 +3026,7 @@
         </w:rPr>
       </w:pPr>
     </w:p>
-    <w:p ns2:paraId="12F014CD" ns2:textId="77777777">
+    <w:p>
       <w:pPr>
         <w:pStyle w:val="Prrafodelista"/>
         <w:numPr>
@@ -3127,7 +3076,7 @@
         <w:t>.</w:t>
       </w:r>
     </w:p>
-    <w:p ns2:paraId="385ADA2E" ns2:textId="77777777">
+    <w:p>
       <w:pPr>
         <w:pStyle w:val="Prrafodelista"/>
         <w:rPr>
@@ -3138,7 +3087,7 @@
         </w:rPr>
       </w:pPr>
     </w:p>
-    <w:p ns2:paraId="4D97CAD5" ns2:textId="5C4C4695">
+    <w:p>
       <w:pPr>
         <w:pStyle w:val="Prrafodelista"/>
         <w:numPr>
@@ -3216,7 +3165,7 @@
         <w:t>en caso el administrado no cumpla con este último requisito el Órgano Resolutivo le solicitará que subsane dicha omisión o que indique si desea tener por no presentado su escrito, bajo apercibimiento de incorporarlo al expediente como documento de carácter público con el mismo tratamiento que cualquier pieza incluida en dicho expediente.</w:t>
       </w:r>
     </w:p>
-    <w:p ns2:paraId="658E0EA8" ns2:textId="77777777">
+    <w:p>
       <w:pPr>
         <w:pStyle w:val="Prrafodelista"/>
         <w:rPr>
@@ -3226,7 +3175,7 @@
         </w:rPr>
       </w:pPr>
     </w:p>
-    <w:p ns2:paraId="3949F6CE" ns2:textId="4A1DAEEF">
+    <w:p>
       <w:pPr>
         <w:pStyle w:val="Prrafodelista"/>
         <w:numPr>
@@ -3323,7 +3272,7 @@
         <w:t>”.</w:t>
       </w:r>
     </w:p>
-    <w:p ns2:paraId="578425FF" ns2:textId="77777777">
+    <w:p>
       <w:pPr>
         <w:pStyle w:val="Prrafodelista"/>
         <w:rPr>
@@ -3334,7 +3283,7 @@
         </w:rPr>
       </w:pPr>
     </w:p>
-    <w:p ns2:paraId="03B29735" ns2:textId="5ACB03B6">
+    <w:p>
       <w:pPr>
         <w:pStyle w:val="Prrafodelista"/>
         <w:numPr>
@@ -3480,7 +3429,7 @@
         <w:t>:</w:t>
       </w:r>
     </w:p>
-    <w:p ns2:paraId="755F917C" ns2:textId="77777777">
+    <w:p>
       <w:pPr>
         <w:pStyle w:val="Prrafodelista"/>
         <w:rPr>
@@ -3493,7 +3442,7 @@
         </w:rPr>
       </w:pPr>
     </w:p>
-    <w:p ns2:paraId="61242575" ns2:textId="77777777">
+    <w:p>
       <w:pPr>
         <w:pStyle w:val="Prrafodelista"/>
         <w:numPr>
@@ -3523,7 +3472,7 @@
         <w:t>Indicar de forma expresa que solicita la confidencialidad de la información precisando el nombre del documento independiente que requiere sea declarado confidencial y presentarlo en un documento separado e independiente; o, de ser el caso señalar que desea que no se declare como confidencial el/los documento(s).</w:t>
       </w:r>
     </w:p>
-    <w:p ns2:paraId="08CEB838" ns2:textId="77777777">
+    <w:p>
       <w:pPr>
         <w:pStyle w:val="Prrafodelista"/>
         <w:ind w:left="1134"/>
@@ -3538,7 +3487,7 @@
         </w:rPr>
       </w:pPr>
     </w:p>
-    <w:p ns2:paraId="5010A655" ns2:textId="77777777">
+    <w:p>
       <w:pPr>
         <w:pStyle w:val="Prrafodelista"/>
         <w:numPr>
@@ -3568,7 +3517,7 @@
         <w:t>Indicar de forma expresa que solicita la confidencialidad de la información precisando el nombre del documento independiente que requiere sea declarado confidencial y presentarlo en un documento separado e independiente.</w:t>
       </w:r>
     </w:p>
-    <w:p ns2:paraId="29C9E3D2" ns2:textId="77777777">
+    <w:p>
       <w:pPr>
         <w:pStyle w:val="Prrafodelista"/>
         <w:rPr>
@@ -3581,7 +3530,7 @@
         </w:rPr>
       </w:pPr>
     </w:p>
-    <w:p ns2:paraId="559EF241" ns2:textId="6BCDC522">
+    <w:p>
       <w:pPr>
         <w:pStyle w:val="Prrafodelista"/>
         <w:numPr>
@@ -3612,7 +3561,7 @@
         <w:t>Dicho requerimiento se realiza bajo apercibimiento de incorporar todos los documentos al expediente como documentos de carácter público con el mismo tratamiento que cualquier otra pieza incluida en dicho expediente.</w:t>
       </w:r>
     </w:p>
-    <w:p ns2:paraId="4DC07F94" ns2:textId="77777777">
+    <w:p>
       <w:pPr>
         <w:pStyle w:val="Prrafodelista"/>
         <w:rPr>
@@ -3626,7 +3575,7 @@
         </w:rPr>
       </w:pPr>
     </w:p>
-    <w:p ns2:paraId="6CEB340B" ns2:textId="713A822C">
+    <w:p>
       <w:pPr>
         <w:pStyle w:val="Prrafodelista"/>
         <w:numPr>
@@ -3717,7 +3666,7 @@
         <w:t/>
       </w:r>
     </w:p>
-    <w:p ns2:paraId="29C37BAC" ns2:textId="77777777">
+    <w:p>
       <w:pPr>
         <w:rPr>
           <w:rFonts w:ascii="Arial Narrow" w:hAnsi="Arial Narrow" w:cs="Arial"/>
@@ -3730,7 +3679,7 @@
         </w:rPr>
       </w:pPr>
     </w:p>
-    <w:p ns2:paraId="23370C2D" ns2:textId="2CD662A0">
+    <w:p>
       <w:pPr>
         <w:pStyle w:val="Prrafodelista"/>
         <w:numPr>
@@ -3863,7 +3812,7 @@
         <w:t>.</w:t>
       </w:r>
     </w:p>
-    <w:p ns2:paraId="2D08B9A5" ns2:textId="77777777">
+    <w:p>
       <w:pPr>
         <w:pStyle w:val="Prrafodelista"/>
         <w:rPr>
@@ -3873,7 +3822,7 @@
         </w:rPr>
       </w:pPr>
     </w:p>
-    <w:p ns2:paraId="1DF14080" ns2:textId="7F8301AF">
+    <w:p>
       <w:pPr>
         <w:pStyle w:val="Prrafodelista"/>
         <w:numPr>
@@ -3921,7 +3870,7 @@
         <w:t xml:space="preserve">. </w:t>
       </w:r>
     </w:p>
-    <w:p ns2:paraId="4B442592" ns2:textId="77777777">
+    <w:p>
       <w:pPr>
         <w:pStyle w:val="Prrafodelista"/>
         <w:rPr>
@@ -3931,7 +3880,7 @@
         </w:rPr>
       </w:pPr>
     </w:p>
-    <w:p ns2:paraId="742642AB" ns2:textId="373FCBF4">
+    <w:p>
       <w:pPr>
         <w:pStyle w:val="Prrafodelista"/>
         <w:numPr>
@@ -4062,7 +4011,7 @@
         <w:t>) el plazo por el cual se solicita se mantenga la confidencialidad de la información.</w:t>
       </w:r>
     </w:p>
-    <w:p ns2:paraId="7AD89D3E" ns2:textId="77777777">
+    <w:p>
       <w:pPr>
         <w:pStyle w:val="Prrafodelista"/>
         <w:rPr>
@@ -4072,7 +4021,7 @@
         </w:rPr>
       </w:pPr>
     </w:p>
-    <w:p ns2:paraId="519D287F" ns2:textId="3B457F02">
+    <w:p>
       <w:pPr>
         <w:pStyle w:val="Prrafodelista"/>
         <w:numPr>
@@ -4112,7 +4061,7 @@
         <w:t>un pronunciamiento sobre la solicitud de confidencialidad formulada.</w:t>
       </w:r>
     </w:p>
-    <w:p ns2:paraId="15277525" ns2:textId="77777777">
+    <w:p>
       <w:pPr>
         <w:contextualSpacing/>
         <w:rPr>
@@ -4122,7 +4071,7 @@
         </w:rPr>
       </w:pPr>
     </w:p>
-    <w:p ns2:paraId="5C012304" ns2:textId="77777777">
+    <w:p>
       <w:pPr>
         <w:contextualSpacing/>
         <w:rPr>
@@ -4144,16 +4093,16 @@
         <w:t>De la declaración de confidencialidad</w:t>
       </w:r>
     </w:p>
-    <w:p ns2:paraId="32A9414C" ns2:textId="77777777">
-      <w:pPr>
-        <w:rPr>
-          <w:rFonts w:ascii="Arial Narrow" w:eastAsia="Arial Narrow" w:hAnsi="Arial Narrow" w:cs="Arial Narrow"/>
-          <w:sz w:val="22"/>
-          <w:szCs w:val="22"/>
-        </w:rPr>
-      </w:pPr>
-    </w:p>
-    <w:p ns2:paraId="223AC938" ns2:textId="542D05C4">
+    <w:p>
+      <w:pPr>
+        <w:rPr>
+          <w:rFonts w:ascii="Arial Narrow" w:eastAsia="Arial Narrow" w:hAnsi="Arial Narrow" w:cs="Arial Narrow"/>
+          <w:sz w:val="22"/>
+          <w:szCs w:val="22"/>
+        </w:rPr>
+      </w:pPr>
+    </w:p>
+    <w:p>
       <w:pPr>
         <w:numPr>
           <w:ilvl w:val="0"/>
@@ -4343,7 +4292,7 @@
         <w:t>.</w:t>
       </w:r>
     </w:p>
-    <w:p ns2:paraId="44461D32" ns2:textId="77777777">
+    <w:p>
       <w:pPr>
         <w:pStyle w:val="Prrafodelista"/>
         <w:ind w:left="567" w:hanging="567"/>
@@ -4354,7 +4303,7 @@
         </w:rPr>
       </w:pPr>
     </w:p>
-    <w:p ns2:paraId="50DAD550" ns2:textId="40F360B2">
+    <w:p>
       <w:pPr>
         <w:numPr>
           <w:ilvl w:val="0"/>
@@ -4547,7 +4496,7 @@
         <w:t>. Por tal motivo, no corresponde que el mencionado documento sea declarado confidencial frente a la parte denunciada.</w:t>
       </w:r>
     </w:p>
-    <w:p ns2:paraId="678E8910" ns2:textId="77777777">
+    <w:p>
       <w:pPr>
         <w:rPr>
           <w:rFonts w:ascii="Arial Narrow" w:hAnsi="Arial Narrow"/>
@@ -4556,7 +4505,7 @@
         </w:rPr>
       </w:pPr>
     </w:p>
-    <w:p ns2:paraId="622D09D2" ns2:textId="7A1D2CD5">
+    <w:p>
       <w:pPr>
         <w:numPr>
           <w:ilvl w:val="0"/>
@@ -4710,7 +4659,7 @@
         <w:t xml:space="preserve"> </w:t>
       </w:r>
     </w:p>
-    <w:p ns2:paraId="4112C416" ns2:textId="77777777">
+    <w:p>
       <w:pPr>
         <w:rPr>
           <w:rFonts w:ascii="Arial Narrow" w:hAnsi="Arial Narrow"/>
@@ -4719,7 +4668,7 @@
         </w:rPr>
       </w:pPr>
     </w:p>
-    <w:p ns2:paraId="07F9575D" ns2:textId="24DF0AD5">
+    <w:p>
       <w:pPr>
         <w:numPr>
           <w:ilvl w:val="0"/>
@@ -4933,7 +4882,7 @@
         <w:t>.</w:t>
       </w:r>
     </w:p>
-    <w:p ns2:paraId="5B9B3BC5" ns2:textId="77777777">
+    <w:p>
       <w:pPr>
         <w:pStyle w:val="Prrafodelista"/>
         <w:rPr>
@@ -4943,7 +4892,7 @@
         </w:rPr>
       </w:pPr>
     </w:p>
-    <w:p ns2:paraId="02824B9B" ns2:textId="32C1289D">
+    <w:p>
       <w:pPr>
         <w:numPr>
           <w:ilvl w:val="0"/>
@@ -4988,7 +4937,7 @@
         <w:t xml:space="preserve"> que rige los procedimientos administrativos.</w:t>
       </w:r>
     </w:p>
-    <w:p ns2:paraId="03993653" ns2:textId="77777777">
+    <w:p>
       <w:pPr>
         <w:rPr>
           <w:rStyle w:val="eop"/>
@@ -4998,7 +4947,7 @@
         </w:rPr>
       </w:pPr>
     </w:p>
-    <w:p ns2:paraId="23B40812" ns2:textId="656541CE">
+    <w:p>
       <w:pPr>
         <w:pStyle w:val="Prrafodelista"/>
         <w:numPr>
@@ -5091,7 +5040,7 @@
         <w:t>.</w:t>
       </w:r>
     </w:p>
-    <w:p ns2:paraId="0E208EA1" ns2:textId="77777777">
+    <w:p>
       <w:pPr>
         <w:jc w:val="both"/>
         <w:rPr>
@@ -5101,7 +5050,7 @@
         </w:rPr>
       </w:pPr>
     </w:p>
-    <w:p ns2:paraId="0C905DA1" ns2:textId="37D7F064">
+    <w:p>
       <w:pPr>
         <w:pStyle w:val="Prrafodelista"/>
         <w:numPr>
@@ -5134,17 +5083,17 @@
         <w:t>DE LA ADMISIÓN A TRÁMITE DE LA DENUNCIA</w:t>
       </w:r>
     </w:p>
-    <w:p ns2:paraId="19649EC4" ns2:textId="77777777">
-      <w:pPr>
-        <w:jc w:val="both"/>
-        <w:rPr>
-          <w:rFonts w:ascii="Arial Narrow" w:eastAsia="Arial Narrow" w:hAnsi="Arial Narrow" w:cs="Arial Narrow"/>
-          <w:sz w:val="22"/>
-          <w:szCs w:val="22"/>
-        </w:rPr>
-      </w:pPr>
-    </w:p>
-    <w:p ns2:paraId="443B2B98" ns2:textId="1D97E12E">
+    <w:p>
+      <w:pPr>
+        <w:jc w:val="both"/>
+        <w:rPr>
+          <w:rFonts w:ascii="Arial Narrow" w:eastAsia="Arial Narrow" w:hAnsi="Arial Narrow" w:cs="Arial Narrow"/>
+          <w:sz w:val="22"/>
+          <w:szCs w:val="22"/>
+        </w:rPr>
+      </w:pPr>
+    </w:p>
+    <w:p>
       <w:pPr>
         <w:pStyle w:val="Prrafodelista"/>
         <w:numPr>
@@ -5290,17 +5239,17 @@
       <w:bookmarkEnd w:id="4"/>
       <w:bookmarkEnd w:id="5"/>
     </w:p>
-    <w:p ns2:paraId="22BFBFFA" ns2:textId="77777777">
-      <w:pPr>
-        <w:jc w:val="both"/>
-        <w:rPr>
-          <w:rFonts w:ascii="Arial Narrow" w:eastAsia="Arial Narrow" w:hAnsi="Arial Narrow" w:cs="Arial Narrow"/>
-          <w:sz w:val="22"/>
-          <w:szCs w:val="22"/>
-        </w:rPr>
-      </w:pPr>
-    </w:p>
-    <w:p ns2:paraId="07BA1A4C" ns2:textId="7224C486">
+    <w:p>
+      <w:pPr>
+        <w:jc w:val="both"/>
+        <w:rPr>
+          <w:rFonts w:ascii="Arial Narrow" w:eastAsia="Arial Narrow" w:hAnsi="Arial Narrow" w:cs="Arial Narrow"/>
+          <w:sz w:val="22"/>
+          <w:szCs w:val="22"/>
+        </w:rPr>
+      </w:pPr>
+    </w:p>
+    <w:p>
       <w:pPr>
         <w:pStyle w:val="Prrafodelista"/>
         <w:numPr>
@@ -5476,17 +5425,17 @@
         <w:t>.</w:t>
       </w:r>
     </w:p>
-    <w:p ns2:paraId="39E96FE5" ns2:textId="77777777">
-      <w:pPr>
-        <w:jc w:val="both"/>
-        <w:rPr>
-          <w:rFonts w:ascii="Arial Narrow" w:eastAsia="Arial Narrow" w:hAnsi="Arial Narrow" w:cs="Arial Narrow"/>
-          <w:sz w:val="22"/>
-          <w:szCs w:val="22"/>
-        </w:rPr>
-      </w:pPr>
-    </w:p>
-    <w:p ns2:paraId="260996F6" ns2:textId="4003B0B9">
+    <w:p>
+      <w:pPr>
+        <w:jc w:val="both"/>
+        <w:rPr>
+          <w:rFonts w:ascii="Arial Narrow" w:eastAsia="Arial Narrow" w:hAnsi="Arial Narrow" w:cs="Arial Narrow"/>
+          <w:sz w:val="22"/>
+          <w:szCs w:val="22"/>
+        </w:rPr>
+      </w:pPr>
+    </w:p>
+    <w:p>
       <w:pPr>
         <w:pStyle w:val="Prrafodelista"/>
         <w:numPr>
@@ -5518,7 +5467,7 @@
         <w:t>itos establecidos por la norma citada, corresponde admitirla a trámite.</w:t>
       </w:r>
     </w:p>
-    <w:p ns2:paraId="01F0B2E8" ns2:textId="77777777">
+    <w:p>
       <w:pPr>
         <w:pBdr>
           <w:top w:val="nil"/>
@@ -5535,7 +5484,7 @@
         </w:rPr>
       </w:pPr>
     </w:p>
-    <w:p ns2:paraId="733EEF6D" ns2:textId="6C68D355">
+    <w:p>
       <w:pPr>
         <w:pStyle w:val="Prrafodelista"/>
         <w:numPr>
@@ -5568,7 +5517,7 @@
         <w:t>REQUERIMIENTO DE INFORMACIÓN</w:t>
       </w:r>
     </w:p>
-    <w:p ns2:paraId="50741013" ns2:textId="77777777">
+    <w:p>
       <w:pPr>
         <w:pBdr>
           <w:top w:val="nil"/>
@@ -5587,7 +5536,7 @@
         </w:rPr>
       </w:pPr>
     </w:p>
-    <w:p ns2:paraId="5FA14DA4" ns2:textId="247AF412">
+    <w:p>
       <w:pPr>
         <w:pStyle w:val="Prrafodelista"/>
         <w:numPr>
@@ -5863,7 +5812,7 @@
         <w:t xml:space="preserve">. </w:t>
       </w:r>
     </w:p>
-    <w:p ns2:paraId="0D137131" ns2:textId="77777777">
+    <w:p>
       <w:pPr>
         <w:jc w:val="both"/>
         <w:rPr>
@@ -5873,7 +5822,7 @@
         </w:rPr>
       </w:pPr>
     </w:p>
-    <w:p ns2:paraId="13303696" ns2:textId="77777777">
+    <w:p>
       <w:pPr>
         <w:numPr>
           <w:ilvl w:val="0"/>
@@ -5905,7 +5854,7 @@
         <w:t>RESOLUCIÓN DE LA SECRETARÍA TÉCNICA</w:t>
       </w:r>
     </w:p>
-    <w:p ns2:paraId="3BAAC97F" ns2:textId="77777777">
+    <w:p>
       <w:pPr>
         <w:pBdr>
           <w:top w:val="nil"/>
@@ -5924,7 +5873,7 @@
         </w:rPr>
       </w:pPr>
     </w:p>
-    <w:p ns2:paraId="4EC40022" ns2:textId="6EDE30D4">
+    <w:p>
       <w:pPr>
         <w:jc w:val="both"/>
         <w:rPr>
@@ -6095,18 +6044,18 @@
         <w:t/>
       </w:r>
     </w:p>
-    <w:p ns2:paraId="692F717C" ns2:textId="77777777">
-      <w:pPr>
-        <w:jc w:val="both"/>
-        <w:rPr>
-          <w:rFonts w:ascii="Arial Narrow" w:eastAsia="Arial Narrow" w:hAnsi="Arial Narrow" w:cs="Arial Narrow"/>
-          <w:b/>
-          <w:sz w:val="22"/>
-          <w:szCs w:val="22"/>
-        </w:rPr>
-      </w:pPr>
-    </w:p>
-    <w:p ns2:paraId="451933ED" ns2:textId="3C625977">
+    <w:p>
+      <w:pPr>
+        <w:jc w:val="both"/>
+        <w:rPr>
+          <w:rFonts w:ascii="Arial Narrow" w:eastAsia="Arial Narrow" w:hAnsi="Arial Narrow" w:cs="Arial Narrow"/>
+          <w:b/>
+          <w:sz w:val="22"/>
+          <w:szCs w:val="22"/>
+        </w:rPr>
+      </w:pPr>
+    </w:p>
+    <w:p>
       <w:pPr>
         <w:jc w:val="both"/>
         <w:rPr>
@@ -6263,17 +6212,17 @@
         <w:t/>
       </w:r>
     </w:p>
-    <w:p ns2:paraId="117416CC" ns2:textId="77777777">
-      <w:pPr>
-        <w:jc w:val="both"/>
-        <w:rPr>
-          <w:rFonts w:ascii="Arial Narrow" w:eastAsia="Arial Narrow" w:hAnsi="Arial Narrow" w:cs="Arial Narrow"/>
-          <w:sz w:val="22"/>
-          <w:szCs w:val="22"/>
-        </w:rPr>
-      </w:pPr>
-    </w:p>
-    <w:p ns2:paraId="3642C1CA" ns2:textId="77777777">
+    <w:p>
+      <w:pPr>
+        <w:jc w:val="both"/>
+        <w:rPr>
+          <w:rFonts w:ascii="Arial Narrow" w:eastAsia="Arial Narrow" w:hAnsi="Arial Narrow" w:cs="Arial Narrow"/>
+          <w:sz w:val="22"/>
+          <w:szCs w:val="22"/>
+        </w:rPr>
+      </w:pPr>
+    </w:p>
+    <w:p>
       <w:pPr>
         <w:pStyle w:val="Prrafodelista"/>
         <w:numPr>
@@ -6386,7 +6335,7 @@
         <w:t>.</w:t>
       </w:r>
     </w:p>
-    <w:p ns2:paraId="685E2F1D" ns2:textId="77777777">
+    <w:p>
       <w:pPr>
         <w:pStyle w:val="Prrafodelista"/>
         <w:ind w:left="567"/>
@@ -6398,7 +6347,7 @@
         </w:rPr>
       </w:pPr>
     </w:p>
-    <w:p ns2:paraId="78DBF70E" ns2:textId="47216CA7">
+    <w:p>
       <w:pPr>
         <w:pStyle w:val="Prrafodelista"/>
         <w:numPr>
@@ -6504,7 +6453,7 @@
         <w:t>.</w:t>
       </w:r>
     </w:p>
-    <w:p ns2:paraId="4F8CBFAD" ns2:textId="77777777">
+    <w:p>
       <w:pPr>
         <w:pBdr>
           <w:top w:val="nil"/>
@@ -6521,7 +6470,7 @@
         </w:rPr>
       </w:pPr>
     </w:p>
-    <w:p ns2:paraId="29C4DA0A" ns2:textId="77940D4B">
+    <w:p>
       <w:pPr>
         <w:jc w:val="both"/>
         <w:rPr>
@@ -6591,17 +6540,17 @@
         <w:t xml:space="preserve">. </w:t>
       </w:r>
     </w:p>
-    <w:p ns2:paraId="03EB0BD9" ns2:textId="77777777">
-      <w:pPr>
-        <w:jc w:val="both"/>
-        <w:rPr>
-          <w:rFonts w:ascii="Arial Narrow" w:eastAsia="Arial Narrow" w:hAnsi="Arial Narrow" w:cs="Arial Narrow"/>
-          <w:sz w:val="22"/>
-          <w:szCs w:val="22"/>
-        </w:rPr>
-      </w:pPr>
-    </w:p>
-    <w:p ns2:paraId="2DC92C85" ns2:textId="6799BF6F">
+    <w:p>
+      <w:pPr>
+        <w:jc w:val="both"/>
+        <w:rPr>
+          <w:rFonts w:ascii="Arial Narrow" w:eastAsia="Arial Narrow" w:hAnsi="Arial Narrow" w:cs="Arial Narrow"/>
+          <w:sz w:val="22"/>
+          <w:szCs w:val="22"/>
+        </w:rPr>
+      </w:pPr>
+    </w:p>
+    <w:p>
       <w:pPr>
         <w:jc w:val="both"/>
         <w:rPr>
@@ -6686,7 +6635,7 @@
       </w:r>
     </w:p>
     <w:bookmarkEnd w:id="7"/>
-    <w:p ns2:paraId="19BDC2CF" ns2:textId="77777777">
+    <w:p>
       <w:pPr>
         <w:autoSpaceDE w:val="0"/>
         <w:autoSpaceDN w:val="0"/>
@@ -6699,7 +6648,7 @@
         </w:rPr>
       </w:pPr>
     </w:p>
-    <w:p ns2:paraId="1FE74689" ns2:textId="77777777">
+    <w:p>
       <w:pPr>
         <w:widowControl w:val="0"/>
         <w:numPr>
@@ -6723,7 +6672,7 @@
         <w:t xml:space="preserve">Presentar documentos que acrediten su inscripción en los Registros Públicos o una declaración jurada que indique que cuenta con dicha inscripción; </w:t>
       </w:r>
     </w:p>
-    <w:p ns2:paraId="0689A641" ns2:textId="77777777">
+    <w:p>
       <w:pPr>
         <w:widowControl w:val="0"/>
         <w:ind w:left="567" w:hanging="567"/>
@@ -6735,7 +6684,7 @@
         </w:rPr>
       </w:pPr>
     </w:p>
-    <w:p ns2:paraId="69BBACBB" ns2:textId="77777777">
+    <w:p>
       <w:pPr>
         <w:widowControl w:val="0"/>
         <w:numPr>
@@ -6760,7 +6709,7 @@
       </w:r>
       <w:bookmarkStart w:id="8" w:name="_Hlk136949140"/>
     </w:p>
-    <w:p ns2:paraId="5FDE66B6" ns2:textId="77777777">
+    <w:p>
       <w:pPr>
         <w:widowControl w:val="0"/>
         <w:ind w:left="567"/>
@@ -6772,7 +6721,7 @@
         </w:rPr>
       </w:pPr>
     </w:p>
-    <w:p ns2:paraId="721739B8" ns2:textId="77777777">
+    <w:p>
       <w:pPr>
         <w:widowControl w:val="0"/>
         <w:numPr>
@@ -6796,7 +6745,7 @@
         <w:t>consignar el Número de Registro Único de Contribuyentes (RUC);</w:t>
       </w:r>
     </w:p>
-    <w:p ns2:paraId="000E2D60" ns2:textId="77777777">
+    <w:p>
       <w:pPr>
         <w:widowControl w:val="0"/>
         <w:ind w:left="567"/>
@@ -6808,7 +6757,7 @@
         </w:rPr>
       </w:pPr>
     </w:p>
-    <w:p ns2:paraId="3AEF7426" ns2:textId="77777777">
+    <w:p>
       <w:pPr>
         <w:widowControl w:val="0"/>
         <w:numPr>
@@ -6833,7 +6782,7 @@
       </w:r>
       <w:bookmarkStart w:id="9" w:name="_Hlk136948279"/>
     </w:p>
-    <w:p ns2:paraId="0F479918" ns2:textId="77777777">
+    <w:p>
       <w:pPr>
         <w:widowControl w:val="0"/>
         <w:ind w:left="567"/>
@@ -6845,7 +6794,7 @@
         </w:rPr>
       </w:pPr>
     </w:p>
-    <w:p ns2:paraId="48C8F32D" ns2:textId="77777777">
+    <w:p>
       <w:pPr>
         <w:widowControl w:val="0"/>
         <w:numPr>
@@ -6937,7 +6886,7 @@
       <w:bookmarkEnd w:id="9"/>
     </w:p>
     <w:bookmarkEnd w:id="8"/>
-    <w:p ns2:paraId="6025EDCC" ns2:textId="77777777">
+    <w:p>
       <w:pPr>
         <w:jc w:val="both"/>
         <w:rPr>
@@ -6976,10 +6925,50 @@
           <w:sz w:val="20"/>
           <w:szCs w:val="20"/>
         </w:rPr>
-        <w:t xml:space="preserve">correr traslado de la presente resolución a Interseguro Compañía de Seguros S.A. para que, de conformidad con lo dispuesto por el artículo 26 de la Ley sobre Facultades, Normas y Organización del Indecopi, aprobada por Decreto Legislativo 807, presente sus descargos sobre la imputación de cargos realizada en un plazo no mayor a cinco (5) días hábiles contado a partir del día siguiente de la notificación de la presente resolución, vencido el cual, el Secretario Técnico declarará en rebeldía al denunciado que no lo hubiera presentado. Debe precisarse que de conformidad con lo establecido por el artículo 223 del Texto Único Ordenado de la Ley 27444, Ley del Procedimiento Administrativo General, las alegaciones y los hechos relevantes de la reclamación, salvo que hayan sido específicamente negadas en la contestación, se tendrán por aceptadas o merituadas como ciertas.</w:t>
-      </w:r>
-    </w:p>
-    <w:p ns2:paraId="2E1B770C" ns2:textId="77777777">
+        <w:t xml:space="preserve">correr traslado de la presente resolución a Interseguro Compañía de Seguros S.A. para que, de conformidad con lo dispuesto por el artículo 26 de la Ley sobre Facultades, Normas y Organización del Indecopi, aprobada por Decreto Legislativo 807</w:t>
+      </w:r>
+      <w:r>
+        <w:rPr>
+          <w:rStyle w:val="Refdenotaalpie"/>
+          <w:rFonts w:ascii="Arial Narrow" w:hAnsi="Arial Narrow"/>
+          <w:color w:val="000000"/>
+          <w:sz w:val="22"/>
+          <w:szCs w:val="22"/>
+          <w:vertAlign w:val="superscript"/>
+          <w:lang w:val="es-ES" w:eastAsia="es-ES"/>
+        </w:rPr>
+        <w:footnoteReference w:id="19"/>
+      </w:r>
+      <w:r>
+        <w:rPr>
+          <w:rFonts w:ascii="Arial Narrow" w:hAnsi="Arial Narrow" w:cs="Arial Narrow"/>
+          <w:sz w:val="20"/>
+          <w:szCs w:val="20"/>
+        </w:rPr>
+        <w:t xml:space="preserve">, presente sus descargos sobre la imputación de cargos realizada en un plazo no mayor a cinco (5) días hábiles contado a partir del día siguiente de la notificación de la presente resolución, vencido el cual, el Secretario Técnico declarará en rebeldía al denunciado que no lo hubiera presentado. Debe precisarse que de conformidad con lo establecido por el artículo 223 del Texto Único Ordenado de la Ley 27444, Ley del Procedimiento Administrativo General</w:t>
+      </w:r>
+      <w:r>
+        <w:rPr>
+          <w:rStyle w:val="Refdenotaalpie"/>
+          <w:rFonts w:ascii="Arial Narrow" w:hAnsi="Arial Narrow"/>
+          <w:color w:val="000000"/>
+          <w:sz w:val="22"/>
+          <w:szCs w:val="22"/>
+          <w:vertAlign w:val="superscript"/>
+          <w:lang w:val="es-ES" w:eastAsia="es-ES"/>
+        </w:rPr>
+        <w:footnoteReference w:id="20"/>
+      </w:r>
+      <w:r>
+        <w:rPr>
+          <w:rFonts w:ascii="Arial Narrow" w:hAnsi="Arial Narrow" w:cs="Arial Narrow"/>
+          <w:sz w:val="20"/>
+          <w:szCs w:val="20"/>
+        </w:rPr>
+        <w:t xml:space="preserve">, las alegaciones y los hechos relevantes de la reclamación, salvo que hayan sido específicamente negadas en la contestación, se tendrán por aceptadas o merituadas como ciertas.</w:t>
+      </w:r>
+    </w:p>
+    <w:p>
       <w:pPr>
         <w:jc w:val="both"/>
         <w:rPr>
@@ -6993,7 +6982,7 @@
         </w:rPr>
       </w:pPr>
     </w:p>
-    <w:p ns2:paraId="5D99DE99" ns2:textId="3FA45D66">
+    <w:p>
       <w:pPr>
         <w:jc w:val="both"/>
         <w:rPr>
@@ -7188,7 +7177,7 @@
         <w:t>.</w:t>
       </w:r>
     </w:p>
-    <w:p ns2:paraId="42601899" ns2:textId="77777777">
+    <w:p>
       <w:pPr>
         <w:pBdr>
           <w:top w:val="nil"/>
@@ -7206,7 +7195,7 @@
       </w:pPr>
       <w:bookmarkStart w:id="10" w:name="_Hlk136949693"/>
     </w:p>
-    <w:p ns2:paraId="7B9C8AF5" ns2:textId="34174BDB">
+    <w:p>
       <w:pPr>
         <w:pBdr>
           <w:top w:val="nil"/>
@@ -7394,7 +7383,7 @@
         <w:t>.</w:t>
       </w:r>
     </w:p>
-    <w:p ns2:paraId="3F8BCFFE" ns2:textId="7CC5F1D0">
+    <w:p>
       <w:pPr>
         <w:jc w:val="both"/>
         <w:rPr>
@@ -7450,7 +7439,7 @@
       </w:r>
     </w:p>
     <w:bookmarkEnd w:id="12"/>
-    <w:p ns2:paraId="71B707D5" ns2:textId="77777777">
+    <w:p>
       <w:pPr>
         <w:shd w:val="clear" w:color="auto" w:fill="FFFFFF" w:themeFill="background1"/>
         <w:jc w:val="both"/>
@@ -7463,7 +7452,7 @@
         </w:rPr>
       </w:pPr>
     </w:p>
-    <w:p ns2:paraId="15B457F0" ns2:textId="7414ECCE">
+    <w:p>
       <w:pPr>
         <w:shd w:val="clear" w:color="auto" w:fill="FFFFFF" w:themeFill="background1"/>
         <w:jc w:val="both"/>
@@ -7539,7 +7528,7 @@
         <w:t>, los gastos por los peritajes realizados, actuación de pruebas, inspecciones y otros derivados de la tramitación del proceso serán de cargo de la parte que solicita la prueba, salvo pacto en contrario. En todos los casos, la resolución final determinará si los gastos deben ser asumidos por alguna de las partes, o reembolsados a la otra parte o al Indecopi, según sea el caso, de manera adicional a la sanción que haya podido imponerse.</w:t>
       </w:r>
     </w:p>
-    <w:p ns2:paraId="429E58D8" ns2:textId="77777777">
+    <w:p>
       <w:pPr>
         <w:shd w:val="clear" w:color="auto" w:fill="FFFFFF"/>
         <w:jc w:val="both"/>
@@ -7550,7 +7539,7 @@
         </w:rPr>
       </w:pPr>
     </w:p>
-    <w:p ns2:paraId="4FC33B52" ns2:textId="629464E4">
+    <w:p>
       <w:pPr>
         <w:suppressAutoHyphens/>
         <w:jc w:val="both"/>
@@ -7663,7 +7652,7 @@
         <w:t xml:space="preserve">Ello bajo apercibimiento de no realizar la audiencia de conciliación y levantar el acta de inasistencia correspondiente. </w:t>
       </w:r>
     </w:p>
-    <w:p ns2:paraId="0FC7A55D" ns2:textId="77777777">
+    <w:p>
       <w:pPr>
         <w:shd w:val="clear" w:color="auto" w:fill="FFFFFF" w:themeFill="background1"/>
         <w:jc w:val="both"/>
@@ -7676,7 +7665,7 @@
         </w:rPr>
       </w:pPr>
     </w:p>
-    <w:p ns2:paraId="3F3E79CD" ns2:textId="541AB5EA">
+    <w:p>
       <w:pPr>
         <w:shd w:val="clear" w:color="auto" w:fill="FFFFFF" w:themeFill="background1"/>
         <w:jc w:val="both"/>
@@ -7726,7 +7715,7 @@
         <w:t>poner en conocimiento de las partes que, antes de la emisión de la Resolución Final, tienen la posibilidad de formular su desistimiento o presentar el acuerdo arribado mediante la conciliación, mediación, transacción o cualquier otro que, de forma indubitable, deje constancia que se ha solucionado la controversia materia de denuncia.</w:t>
       </w:r>
     </w:p>
-    <w:p ns2:paraId="41FE7D9F" ns2:textId="77777777">
+    <w:p>
       <w:pPr>
         <w:shd w:val="clear" w:color="auto" w:fill="FFFFFF" w:themeFill="background1"/>
         <w:jc w:val="both"/>
@@ -7738,7 +7727,7 @@
       </w:pPr>
     </w:p>
     <w:bookmarkEnd w:id="10"/>
-    <w:p ns2:paraId="56C123D6" ns2:textId="1408E9C0">
+    <w:p>
       <w:pPr>
         <w:suppressAutoHyphens/>
         <w:jc w:val="both"/>
@@ -7901,7 +7890,7 @@
         <w:t/>
       </w:r>
     </w:p>
-    <w:p ns2:paraId="4A88A19B" ns2:textId="77777777">
+    <w:p>
       <w:pPr>
         <w:suppressAutoHyphens/>
         <w:jc w:val="both"/>
@@ -7912,7 +7901,7 @@
         </w:rPr>
       </w:pPr>
     </w:p>
-    <w:p ns2:paraId="76ACA17B" ns2:textId="468714B2">
+    <w:p>
       <w:pPr>
         <w:suppressAutoHyphens/>
         <w:jc w:val="both"/>
@@ -8025,7 +8014,7 @@
         <w:t>efectúe el acuse de recibo mediante la confirmación de recepción de la notificación remitida por este despacho a su Casilla Electrónica, dentro de los cinco (5) primeros días hábiles siguientes a la fecha en que recibe la notificación.</w:t>
       </w:r>
     </w:p>
-    <w:p ns2:paraId="5BCBBDDF" ns2:textId="77777777">
+    <w:p>
       <w:pPr>
         <w:suppressAutoHyphens/>
         <w:jc w:val="both"/>
@@ -8037,7 +8026,7 @@
         </w:rPr>
       </w:pPr>
     </w:p>
-    <w:p ns2:paraId="4CA9F2F3" ns2:textId="77777777">
+    <w:p>
       <w:pPr>
         <w:shd w:val="clear" w:color="auto" w:fill="FFFFFF"/>
         <w:rPr>
@@ -8049,7 +8038,7 @@
         </w:rPr>
       </w:pPr>
     </w:p>
-    <w:p ns2:paraId="39F7A3A6" ns2:textId="77777777">
+    <w:p>
       <w:pPr>
         <w:jc w:val="both"/>
         <w:rPr>
@@ -8061,7 +8050,7 @@
         </w:rPr>
       </w:pPr>
     </w:p>
-    <w:p ns2:paraId="6C4DEA66" ns2:textId="77777777">
+    <w:p>
       <w:pPr>
         <w:jc w:val="both"/>
         <w:rPr>
@@ -8074,7 +8063,7 @@
         </w:rPr>
       </w:pPr>
     </w:p>
-    <w:p ns2:paraId="042635C2" ns2:textId="77777777">
+    <w:p>
       <w:pPr>
         <w:shd w:val="clear" w:color="auto" w:fill="FFFFFF"/>
         <w:jc w:val="center"/>
@@ -8099,7 +8088,7 @@
         <w:t xml:space="preserve">Firmado digitalmente por </w:t>
       </w:r>
     </w:p>
-    <w:p ns2:paraId="48E8F9C4" ns2:textId="77777777">
+    <w:p>
       <w:pPr>
         <w:shd w:val="clear" w:color="auto" w:fill="FFFFFF"/>
         <w:jc w:val="center"/>
@@ -8124,7 +8113,7 @@
         <w:t xml:space="preserve">EVELING ROA QUISPE</w:t>
       </w:r>
     </w:p>
-    <w:p ns2:paraId="2CC2A713" ns2:textId="77777777">
+    <w:p>
       <w:pPr>
         <w:shd w:val="clear" w:color="auto" w:fill="FFFFFF"/>
         <w:jc w:val="center"/>
@@ -8149,7 +8138,7 @@
         <w:t xml:space="preserve">Secretaria Técnica</w:t>
       </w:r>
     </w:p>
-    <w:p ns2:paraId="429059B2" ns2:textId="77777777">
+    <w:p>
       <w:pPr>
         <w:shd w:val="clear" w:color="auto" w:fill="FFFFFF"/>
         <w:jc w:val="center"/>
@@ -8172,7 +8161,7 @@
         <w:t>Comisión de Protección al Consumidor 1</w:t>
       </w:r>
     </w:p>
-    <w:p ns2:paraId="36CDDAAE" ns2:textId="53B4795F">
+    <w:p>
       <w:pPr>
         <w:rPr>
           <w:sz w:val="16"/>
@@ -8206,7 +8195,7 @@
       </w:r>
       <w:proofErr w:type="spellEnd"/>
     </w:p>
-    <w:p ns2:paraId="124B16F6" ns2:textId="77777777">
+    <w:p>
       <w:pPr>
         <w:rPr>
           <w:rFonts w:ascii="Arial Narrow" w:hAnsi="Arial Narrow"/>
@@ -8215,7 +8204,7 @@
         </w:rPr>
       </w:pPr>
     </w:p>
-    <w:p ns2:paraId="04334BAB" ns2:textId="5EF6B7D7">
+    <w:p>
       <w:pPr>
         <w:shd w:val="clear" w:color="auto" w:fill="FFFFFF"/>
         <w:rPr>
@@ -8226,8 +8215,8 @@
       </w:pPr>
     </w:p>
     <w:sectPr>
-      <w:headerReference w:type="default" ns3:id="rId12"/>
-      <w:footerReference w:type="default" ns3:id="rId13"/>
+      <w:headerReference w:type="default" r:id="rId12"/>
+      <w:footerReference w:type="default" r:id="rId13"/>
       <w:pgSz w:w="11906" w:h="16838"/>
       <w:pgMar w:top="1417" w:right="1701" w:bottom="1417" w:left="1701" w:header="709" w:footer="709" w:gutter="0"/>
       <w:pgNumType w:start="1"/>
@@ -8238,7 +8227,7 @@
 </file>
 
 <file path=word/endnotes.xml><?xml version="1.0" encoding="utf-8"?>
-<w:endnotes xmlns:wpc="http://schemas.microsoft.com/office/word/2010/wordprocessingCanvas" xmlns:cx="http://schemas.microsoft.com/office/drawing/2014/chartex" xmlns:cx1="http://schemas.microsoft.com/office/drawing/2015/9/8/chartex" xmlns:cx2="http://schemas.microsoft.com/office/drawing/2015/10/21/chartex" xmlns:cx3="http://schemas.microsoft.com/office/drawing/2016/5/9/chartex" xmlns:cx4="http://schemas.microsoft.com/office/drawing/2016/5/10/chartex" xmlns:cx5="http://schemas.microsoft.com/office/drawing/2016/5/11/chartex" xmlns:cx6="http://schemas.microsoft.com/office/drawing/2016/5/12/chartex" xmlns:cx7="http://schemas.microsoft.com/office/drawing/2016/5/13/chartex" xmlns:cx8="http://schemas.microsoft.com/office/drawing/2016/5/14/chartex" xmlns:mc="http://schemas.openxmlformats.org/markup-compatibility/2006" xmlns:aink="http://schemas.microsoft.com/office/drawing/2016/ink" xmlns:am3d="http://schemas.microsoft.com/office/drawing/2017/model3d" xmlns:o="urn:schemas-microsoft-com:office:office" xmlns:oel="http://schemas.microsoft.com/office/2019/extlst" xmlns:r="http://schemas.openxmlformats.org/officeDocument/2006/relationships" xmlns:m="http://schemas.openxmlformats.org/officeDocument/2006/math" xmlns:v="urn:schemas-microsoft-com:vml" xmlns:wp14="http://schemas.microsoft.com/office/word/2010/wordprocessingDrawing" xmlns:wp="http://schemas.openxmlformats.org/drawingml/2006/wordprocessingDrawing" xmlns:w10="urn:schemas-microsoft-com:office:word" xmlns:w="http://schemas.openxmlformats.org/wordprocessingml/2006/main" xmlns:w14="http://schemas.microsoft.com/office/word/2010/wordml" xmlns:w15="http://schemas.microsoft.com/office/word/2012/wordml" xmlns:w16cei="http://schemas.microsoft.com/office/word/2026/wordml/cei" xmlns:w16cex="http://schemas.microsoft.com/office/word/2018/wordml/cex" xmlns:w16cid="http://schemas.microsoft.com/office/word/2016/wordml/cid" xmlns:w16="http://schemas.microsoft.com/office/word/2018/wordml" xmlns:w16du="http://schemas.microsoft.com/office/word/2023/wordml/word16du" xmlns:w16sdtdh="http://schemas.microsoft.com/office/word/2020/wordml/sdtdatahash" xmlns:w16sdtfl="http://schemas.microsoft.com/office/word/2024/wordml/sdtformatlock" xmlns:w16se="http://schemas.microsoft.com/office/word/2015/wordml/symex" xmlns:wpg="http://schemas.microsoft.com/office/word/2010/wordprocessingGroup" xmlns:wpi="http://schemas.microsoft.com/office/word/2010/wordprocessingInk" xmlns:wne="http://schemas.microsoft.com/office/word/2006/wordml" xmlns:wps="http://schemas.microsoft.com/office/word/2010/wordprocessingShape" mc:Ignorable="w14 w15 w16se w16cid w16 w16cex w16sdtdh w16sdtfl w16du wp14">
+<w:endnotes xmlns:mc="http://schemas.openxmlformats.org/markup-compatibility/2006" xmlns:r="http://schemas.openxmlformats.org/officeDocument/2006/relationships" xmlns:w="http://schemas.openxmlformats.org/wordprocessingml/2006/main" xmlns:w14="http://schemas.microsoft.com/office/word/2010/wordml" xmlns:w15="http://schemas.microsoft.com/office/word/2012/wordml" xmlns:w16="http://schemas.microsoft.com/office/word/2018/wordml" xmlns:w16cex="http://schemas.microsoft.com/office/word/2018/wordml/cex" xmlns:w16cid="http://schemas.microsoft.com/office/word/2016/wordml/cid" xmlns:w16du="http://schemas.microsoft.com/office/word/2023/wordml/word16du" xmlns:w16sdtdh="http://schemas.microsoft.com/office/word/2020/wordml/sdtdatahash" xmlns:w16se="http://schemas.microsoft.com/office/word/2015/wordml/symex" xmlns:wp14="http://schemas.microsoft.com/office/word/2010/wordprocessingDrawing" mc:Ignorable="w14 w15 w16se w16cid w16 w16cex w16sdtdh w16du wp14">
   <w:endnote w:type="separator" w:id="-1">
     <w:p>
       <w:r>
@@ -8257,7 +8246,7 @@
 </file>
 
 <file path=word/footer1.xml><?xml version="1.0" encoding="utf-8"?>
-<w:ftr xmlns:wpc="http://schemas.microsoft.com/office/word/2010/wordprocessingCanvas" xmlns:cx="http://schemas.microsoft.com/office/drawing/2014/chartex" xmlns:cx1="http://schemas.microsoft.com/office/drawing/2015/9/8/chartex" xmlns:cx2="http://schemas.microsoft.com/office/drawing/2015/10/21/chartex" xmlns:cx3="http://schemas.microsoft.com/office/drawing/2016/5/9/chartex" xmlns:cx4="http://schemas.microsoft.com/office/drawing/2016/5/10/chartex" xmlns:cx5="http://schemas.microsoft.com/office/drawing/2016/5/11/chartex" xmlns:cx6="http://schemas.microsoft.com/office/drawing/2016/5/12/chartex" xmlns:cx7="http://schemas.microsoft.com/office/drawing/2016/5/13/chartex" xmlns:cx8="http://schemas.microsoft.com/office/drawing/2016/5/14/chartex" xmlns:mc="http://schemas.openxmlformats.org/markup-compatibility/2006" xmlns:aink="http://schemas.microsoft.com/office/drawing/2016/ink" xmlns:am3d="http://schemas.microsoft.com/office/drawing/2017/model3d" xmlns:o="urn:schemas-microsoft-com:office:office" xmlns:oel="http://schemas.microsoft.com/office/2019/extlst" xmlns:r="http://schemas.openxmlformats.org/officeDocument/2006/relationships" xmlns:m="http://schemas.openxmlformats.org/officeDocument/2006/math" xmlns:v="urn:schemas-microsoft-com:vml" xmlns:wp14="http://schemas.microsoft.com/office/word/2010/wordprocessingDrawing" xmlns:wp="http://schemas.openxmlformats.org/drawingml/2006/wordprocessingDrawing" xmlns:w10="urn:schemas-microsoft-com:office:word" xmlns:w="http://schemas.openxmlformats.org/wordprocessingml/2006/main" xmlns:w14="http://schemas.microsoft.com/office/word/2010/wordml" xmlns:w15="http://schemas.microsoft.com/office/word/2012/wordml" xmlns:w16cei="http://schemas.microsoft.com/office/word/2026/wordml/cei" xmlns:w16cex="http://schemas.microsoft.com/office/word/2018/wordml/cex" xmlns:w16cid="http://schemas.microsoft.com/office/word/2016/wordml/cid" xmlns:w16="http://schemas.microsoft.com/office/word/2018/wordml" xmlns:w16du="http://schemas.microsoft.com/office/word/2023/wordml/word16du" xmlns:w16sdtdh="http://schemas.microsoft.com/office/word/2020/wordml/sdtdatahash" xmlns:w16sdtfl="http://schemas.microsoft.com/office/word/2024/wordml/sdtformatlock" xmlns:w16se="http://schemas.microsoft.com/office/word/2015/wordml/symex" xmlns:wpg="http://schemas.microsoft.com/office/word/2010/wordprocessingGroup" xmlns:wpi="http://schemas.microsoft.com/office/word/2010/wordprocessingInk" xmlns:wne="http://schemas.microsoft.com/office/word/2006/wordml" xmlns:wps="http://schemas.microsoft.com/office/word/2010/wordprocessingShape" mc:Ignorable="w14 w15 w16se w16cid w16 w16cex w16sdtdh w16sdtfl w16du wp14">
+<w:ftr xmlns:mc="http://schemas.openxmlformats.org/markup-compatibility/2006" xmlns:r="http://schemas.openxmlformats.org/officeDocument/2006/relationships" xmlns:w="http://schemas.openxmlformats.org/wordprocessingml/2006/main" xmlns:w14="http://schemas.microsoft.com/office/word/2010/wordml" xmlns:w15="http://schemas.microsoft.com/office/word/2012/wordml" xmlns:w16="http://schemas.microsoft.com/office/word/2018/wordml" xmlns:w16cex="http://schemas.microsoft.com/office/word/2018/wordml/cex" xmlns:w16cid="http://schemas.microsoft.com/office/word/2016/wordml/cid" xmlns:w16du="http://schemas.microsoft.com/office/word/2023/wordml/word16du" xmlns:w16sdtdh="http://schemas.microsoft.com/office/word/2020/wordml/sdtdatahash" xmlns:w16se="http://schemas.microsoft.com/office/word/2015/wordml/symex" xmlns:wp14="http://schemas.microsoft.com/office/word/2010/wordprocessingDrawing" mc:Ignorable="w14 w15 w16se w16cid w16 w16cex w16sdtdh w16du wp14">
   <w:p>
     <w:pPr>
       <w:pBdr>
@@ -8386,7 +8375,7 @@
 </file>
 
 <file path=word/footnotes.xml><?xml version="1.0" encoding="utf-8"?>
-<w:footnotes xmlns:wpc="http://schemas.microsoft.com/office/word/2010/wordprocessingCanvas" xmlns:cx="http://schemas.microsoft.com/office/drawing/2014/chartex" xmlns:cx1="http://schemas.microsoft.com/office/drawing/2015/9/8/chartex" xmlns:cx2="http://schemas.microsoft.com/office/drawing/2015/10/21/chartex" xmlns:cx3="http://schemas.microsoft.com/office/drawing/2016/5/9/chartex" xmlns:cx4="http://schemas.microsoft.com/office/drawing/2016/5/10/chartex" xmlns:cx5="http://schemas.microsoft.com/office/drawing/2016/5/11/chartex" xmlns:cx6="http://schemas.microsoft.com/office/drawing/2016/5/12/chartex" xmlns:cx7="http://schemas.microsoft.com/office/drawing/2016/5/13/chartex" xmlns:cx8="http://schemas.microsoft.com/office/drawing/2016/5/14/chartex" xmlns:mc="http://schemas.openxmlformats.org/markup-compatibility/2006" xmlns:aink="http://schemas.microsoft.com/office/drawing/2016/ink" xmlns:am3d="http://schemas.microsoft.com/office/drawing/2017/model3d" xmlns:o="urn:schemas-microsoft-com:office:office" xmlns:oel="http://schemas.microsoft.com/office/2019/extlst" xmlns:r="http://schemas.openxmlformats.org/officeDocument/2006/relationships" xmlns:m="http://schemas.openxmlformats.org/officeDocument/2006/math" xmlns:v="urn:schemas-microsoft-com:vml" xmlns:wp14="http://schemas.microsoft.com/office/word/2010/wordprocessingDrawing" xmlns:wp="http://schemas.openxmlformats.org/drawingml/2006/wordprocessingDrawing" xmlns:w10="urn:schemas-microsoft-com:office:word" xmlns:w="http://schemas.openxmlformats.org/wordprocessingml/2006/main" xmlns:w14="http://schemas.microsoft.com/office/word/2010/wordml" xmlns:w15="http://schemas.microsoft.com/office/word/2012/wordml" xmlns:w16cei="http://schemas.microsoft.com/office/word/2026/wordml/cei" xmlns:w16cex="http://schemas.microsoft.com/office/word/2018/wordml/cex" xmlns:w16cid="http://schemas.microsoft.com/office/word/2016/wordml/cid" xmlns:w16="http://schemas.microsoft.com/office/word/2018/wordml" xmlns:w16du="http://schemas.microsoft.com/office/word/2023/wordml/word16du" xmlns:w16sdtdh="http://schemas.microsoft.com/office/word/2020/wordml/sdtdatahash" xmlns:w16sdtfl="http://schemas.microsoft.com/office/word/2024/wordml/sdtformatlock" xmlns:w16se="http://schemas.microsoft.com/office/word/2015/wordml/symex" xmlns:wpg="http://schemas.microsoft.com/office/word/2010/wordprocessingGroup" xmlns:wpi="http://schemas.microsoft.com/office/word/2010/wordprocessingInk" xmlns:wne="http://schemas.microsoft.com/office/word/2006/wordml" xmlns:wps="http://schemas.microsoft.com/office/word/2010/wordprocessingShape" mc:Ignorable="w14 w15 w16se w16cid w16 w16cex w16sdtdh w16sdtfl w16du wp14">
+<w:footnotes xmlns:mc="http://schemas.openxmlformats.org/markup-compatibility/2006" xmlns:r="http://schemas.openxmlformats.org/officeDocument/2006/relationships" xmlns:w="http://schemas.openxmlformats.org/wordprocessingml/2006/main" xmlns:w14="http://schemas.microsoft.com/office/word/2010/wordml" xmlns:w15="http://schemas.microsoft.com/office/word/2012/wordml" xmlns:w16="http://schemas.microsoft.com/office/word/2018/wordml" xmlns:w16cex="http://schemas.microsoft.com/office/word/2018/wordml/cex" xmlns:w16cid="http://schemas.microsoft.com/office/word/2016/wordml/cid" xmlns:w16du="http://schemas.microsoft.com/office/word/2023/wordml/word16du" xmlns:w16sdtdh="http://schemas.microsoft.com/office/word/2020/wordml/sdtdatahash" xmlns:w16se="http://schemas.microsoft.com/office/word/2015/wordml/symex" xmlns:wp14="http://schemas.microsoft.com/office/word/2010/wordprocessingDrawing" mc:Ignorable="w14 w15 w16se w16cid w16 w16cex w16sdtdh w16du wp14">
   <w:footnote w:type="separator" w:id="-1">
     <w:p>
       <w:r>
@@ -8447,7 +8436,7 @@
           <w:sz w:val="15"/>
           <w:szCs w:val="15"/>
         </w:rPr>
-        <w:t/>
+        <w:t xml:space="preserve"/>
       </w:r>
       <w:proofErr w:type="spellEnd"/>
       <w:r>
@@ -8456,7 +8445,7 @@
           <w:sz w:val="15"/>
           <w:szCs w:val="15"/>
         </w:rPr>
-        <w:t xml:space="preserve"> 030-2026-CPC-TAC/INDECOPI</w:t>
+        <w:t xml:space="preserve">030-2026-CPC-TAC/INDECOPI</w:t>
       </w:r>
       <w:r>
         <w:rPr>
@@ -8472,7 +8461,7 @@
           <w:sz w:val="15"/>
           <w:szCs w:val="15"/>
         </w:rPr>
-        <w:t>de fecha 18 de junio de 2026, recibida el 30 de junio de 2026.</w:t>
+        <w:t xml:space="preserve">de fecha 18 de junio de 2026, recibida el 30 de junio de 2026.</w:t>
       </w:r>
     </w:p>
     <w:p>
@@ -11051,24 +11040,87 @@
       </w:r>
     </w:p>
   </w:footnote>
-  <w:footnote w:id="13">
+  <w:footnote w:id="19">
     <w:p>
       <w:pPr>
         <w:pStyle w:val="Textonotapie"/>
         <w:ind w:left="567" w:hanging="567"/>
         <w:jc w:val="both"/>
-        <w:rPr>
-          <w:rFonts w:ascii="Arial Narrow" w:eastAsia="Arial Narrow" w:hAnsi="Arial Narrow" w:cs="Arial"/>
+      </w:pPr>
+      <w:r>
+        <w:rPr>
+          <w:rStyle w:val="Refdenotaalpie"/>
+          <w:rFonts w:ascii="Arial Narrow" w:hAnsi="Arial Narrow" w:cs="Arial"/>
+          <w:sz w:val="16"/>
+          <w:szCs w:val="15"/>
+          <w:vertAlign w:val="superscript"/>
+        </w:rPr>
+        <w:footnoteRef/>
+      </w:r>
+      <w:r>
+        <w:rPr>
+          <w:rFonts w:ascii="Arial Narrow" w:hAnsi="Arial Narrow" w:cs="Arial"/>
+          <w:sz w:val="15"/>
+          <w:szCs w:val="15"/>
+        </w:rPr>
+        <w:tab/>
+      </w:r>
+      <w:r>
+        <w:rPr>
+          <w:rFonts w:ascii="Arial Narrow" w:hAnsi="Arial Narrow" w:cs="Arial"/>
           <w:b/>
           <w:bCs/>
           <w:sz w:val="15"/>
           <w:szCs w:val="15"/>
         </w:rPr>
+        <w:t xml:space="preserve">DECRETO LEGISLATIVO 807, LEY SOBRE FACULTADES, NORMAS Y ORGANIZACIÓN DEL INDECOPI, publicado el 18 de abril de 1996</w:t>
+      </w:r>
+    </w:p>
+    <w:p>
+      <w:pPr>
+        <w:pStyle w:val="Textonotapie"/>
+        <w:ind w:left="567" w:hanging="567"/>
+        <w:jc w:val="both"/>
+      </w:pPr>
+      <w:r>
+        <w:rPr>
+          <w:rFonts w:ascii="Arial Narrow" w:hAnsi="Arial Narrow" w:cs="Arial"/>
+          <w:sz w:val="15"/>
+          <w:szCs w:val="15"/>
+        </w:rPr>
+        <w:tab/>
+      </w:r>
+      <w:r>
+        <w:rPr>
+          <w:rFonts w:ascii="Arial Narrow" w:hAnsi="Arial Narrow" w:cs="Arial"/>
+          <w:b/>
+          <w:bCs/>
+          <w:sz w:val="15"/>
+          <w:szCs w:val="15"/>
+        </w:rPr>
+        <w:t xml:space="preserve">Artículo 26.-</w:t>
+      </w:r>
+      <w:r>
+        <w:rPr>
+          <w:rFonts w:ascii="Arial Narrow" w:hAnsi="Arial Narrow" w:cs="Arial"/>
+          <w:sz w:val="15"/>
+          <w:szCs w:val="15"/>
+        </w:rPr>
+        <w:t xml:space="preserve"> Una vez admitida a trámite la denuncia, se correrá traslado de la misma al denunciado, a fin de que éste presente su descargo. El plazo para la presentación del descargo será de cinco (5) días contados desde la notificación, vencido el cual, el Secretario Técnico declarará en rebeldía al denunciado que no lo hubiera presentado.</w:t>
+      </w:r>
+    </w:p>
+  </w:footnote>
+  <w:footnote w:id="20">
+    <w:p>
+      <w:pPr>
+        <w:pStyle w:val="Textonotapie"/>
+        <w:ind w:left="567" w:hanging="567"/>
+        <w:jc w:val="both"/>
       </w:pPr>
       <w:r>
         <w:rPr>
           <w:rStyle w:val="Refdenotaalpie"/>
-          <w:rFonts w:ascii="Arial Narrow" w:eastAsia="Arial Narrow" w:hAnsi="Arial Narrow" w:cs="Arial"/>
+          <w:rFonts w:ascii="Arial Narrow" w:hAnsi="Arial Narrow" w:cs="Arial"/>
           <w:sz w:val="16"/>
           <w:szCs w:val="15"/>
           <w:vertAlign w:val="superscript"/>
@@ -11077,22 +11129,29 @@
       </w:r>
       <w:r>
         <w:rPr>
-          <w:rFonts w:ascii="Arial Narrow" w:eastAsia="Arial Narrow" w:hAnsi="Arial Narrow" w:cs="Arial"/>
+          <w:rFonts w:ascii="Arial Narrow" w:hAnsi="Arial Narrow" w:cs="Arial"/>
+          <w:sz w:val="15"/>
+          <w:szCs w:val="15"/>
+        </w:rPr>
+        <w:tab/>
+      </w:r>
+      <w:r>
+        <w:rPr>
+          <w:rFonts w:ascii="Arial Narrow" w:hAnsi="Arial Narrow" w:cs="Arial"/>
           <w:b/>
           <w:bCs/>
           <w:sz w:val="15"/>
           <w:szCs w:val="15"/>
         </w:rPr>
-        <w:t xml:space="preserve"> </w:t>
-      </w:r>
-      <w:r>
-        <w:rPr>
-          <w:rFonts w:ascii="Arial Narrow" w:hAnsi="Arial Narrow" w:cs="Arial"/>
-          <w:sz w:val="15"/>
-          <w:szCs w:val="15"/>
-        </w:rPr>
-        <w:t xml:space="preserve"> </w:t>
-      </w:r>
+        <w:t xml:space="preserve">DECRETO SUPREMO 006-2026-JUS, TEXTO ÚNICO ORDENADO DE LA LEY 27444, LEY DEL PROCEDIMIENTO ADMINISTRATIVO GENERAL, publicado el 30 de abril de 2026</w:t>
+      </w:r>
+    </w:p>
+    <w:p>
+      <w:pPr>
+        <w:pStyle w:val="Textonotapie"/>
+        <w:ind w:left="567" w:hanging="567"/>
+        <w:jc w:val="both"/>
+      </w:pPr>
       <w:r>
         <w:rPr>
           <w:rFonts w:ascii="Arial Narrow" w:hAnsi="Arial Narrow" w:cs="Arial"/>
@@ -11103,134 +11162,37 @@
       </w:r>
       <w:r>
         <w:rPr>
-          <w:rFonts w:ascii="Arial Narrow" w:eastAsia="Arial Narrow" w:hAnsi="Arial Narrow" w:cs="Arial"/>
+          <w:rFonts w:ascii="Arial Narrow" w:hAnsi="Arial Narrow" w:cs="Arial"/>
           <w:b/>
           <w:bCs/>
           <w:sz w:val="15"/>
           <w:szCs w:val="15"/>
         </w:rPr>
-        <w:t xml:space="preserve">TEXTO ÚNICO ORDENADO DE LA LEY </w:t>
-      </w:r>
-      <w:proofErr w:type="spellStart"/>
-      <w:r>
-        <w:rPr>
-          <w:rFonts w:ascii="Arial Narrow" w:eastAsia="Arial Narrow" w:hAnsi="Arial Narrow" w:cs="Arial"/>
-          <w:b/>
-          <w:bCs/>
-          <w:sz w:val="15"/>
-          <w:szCs w:val="15"/>
-        </w:rPr>
-        <w:t/>
-      </w:r>
-      <w:proofErr w:type="spellEnd"/>
-      <w:r>
-        <w:rPr>
-          <w:rFonts w:ascii="Arial Narrow" w:eastAsia="Arial Narrow" w:hAnsi="Arial Narrow" w:cs="Arial"/>
-          <w:b/>
-          <w:bCs/>
-          <w:sz w:val="15"/>
-          <w:szCs w:val="15"/>
-        </w:rPr>
-        <w:t xml:space="preserve"> 27444, LEY DE PROCEDIMIENTO ADMINISTRATIVO GENERAL, aprobado por el Decreto Supremo </w:t>
-      </w:r>
-      <w:proofErr w:type="spellStart"/>
-      <w:r>
-        <w:rPr>
-          <w:rFonts w:ascii="Arial Narrow" w:eastAsia="Arial Narrow" w:hAnsi="Arial Narrow" w:cs="Arial"/>
-          <w:b/>
-          <w:bCs/>
-          <w:sz w:val="15"/>
-          <w:szCs w:val="15"/>
-        </w:rPr>
-        <w:t/>
-      </w:r>
-      <w:proofErr w:type="spellEnd"/>
-      <w:r>
-        <w:rPr>
-          <w:rFonts w:ascii="Arial Narrow" w:eastAsia="Arial Narrow" w:hAnsi="Arial Narrow" w:cs="Arial"/>
-          <w:b/>
-          <w:bCs/>
-          <w:sz w:val="15"/>
-          <w:szCs w:val="15"/>
-        </w:rPr>
-        <w:t xml:space="preserve"> 006-2026-JUS</w:t>
+        <w:t xml:space="preserve">Artículo 223.- Contestación de la reclamación</w:t>
       </w:r>
     </w:p>
     <w:p>
       <w:pPr>
         <w:pStyle w:val="Textonotapie"/>
-        <w:ind w:firstLine="567"/>
-        <w:jc w:val="both"/>
-        <w:rPr>
-          <w:rFonts w:ascii="Arial Narrow" w:hAnsi="Arial Narrow" w:cs="Arial"/>
-          <w:b/>
-          <w:bCs/>
-          <w:sz w:val="15"/>
-          <w:szCs w:val="15"/>
-        </w:rPr>
-      </w:pPr>
-      <w:r>
-        <w:rPr>
-          <w:rFonts w:ascii="Arial Narrow" w:eastAsia="Arial Narrow" w:hAnsi="Arial Narrow" w:cs="Arial"/>
-          <w:b/>
-          <w:bCs/>
-          <w:sz w:val="15"/>
-          <w:szCs w:val="15"/>
-        </w:rPr>
-        <w:t>233.- Contestación de la reclamación</w:t>
-      </w:r>
-    </w:p>
-    <w:p>
-      <w:pPr>
-        <w:pStyle w:val="Textonotapie"/>
-        <w:ind w:firstLine="567"/>
-        <w:jc w:val="both"/>
-        <w:rPr>
-          <w:rFonts w:ascii="Arial Narrow" w:eastAsia="Arial Narrow" w:hAnsi="Arial Narrow" w:cs="Arial"/>
-          <w:sz w:val="15"/>
-          <w:szCs w:val="15"/>
-        </w:rPr>
-      </w:pPr>
-      <w:r>
-        <w:rPr>
-          <w:rFonts w:ascii="Arial Narrow" w:eastAsia="Arial Narrow" w:hAnsi="Arial Narrow" w:cs="Arial"/>
-          <w:sz w:val="15"/>
-          <w:szCs w:val="15"/>
-        </w:rPr>
-        <w:t>233.1 “(…) Las alegaciones y los hechos relevantes de la reclamación, salvo que hayan sido específicamente negadas en la contestación,</w:t>
-      </w:r>
-    </w:p>
-    <w:p>
-      <w:pPr>
-        <w:pStyle w:val="Textonotapie"/>
-        <w:ind w:firstLine="567"/>
-        <w:jc w:val="both"/>
-        <w:rPr>
-          <w:rFonts w:ascii="Arial Narrow" w:eastAsia="Arial Narrow" w:hAnsi="Arial Narrow" w:cs="Arial"/>
-          <w:sz w:val="15"/>
-          <w:szCs w:val="15"/>
-        </w:rPr>
-      </w:pPr>
-      <w:r>
-        <w:rPr>
-          <w:rFonts w:ascii="Arial Narrow" w:eastAsia="Arial Narrow" w:hAnsi="Arial Narrow" w:cs="Arial"/>
-          <w:sz w:val="15"/>
-          <w:szCs w:val="15"/>
-        </w:rPr>
-        <w:t>se tendrán por aceptadas o merituadas como ciertas”.</w:t>
-      </w:r>
-    </w:p>
-    <w:p>
-      <w:pPr>
-        <w:pStyle w:val="Textonotapie"/>
-        <w:ind w:firstLine="567"/>
-        <w:jc w:val="both"/>
-        <w:rPr>
-          <w:rFonts w:ascii="Arial Narrow" w:hAnsi="Arial Narrow" w:cs="Arial"/>
-          <w:sz w:val="15"/>
-          <w:szCs w:val="15"/>
-        </w:rPr>
-      </w:pPr>
+        <w:ind w:left="567" w:hanging="567"/>
+        <w:jc w:val="both"/>
+      </w:pPr>
+      <w:r>
+        <w:rPr>
+          <w:rFonts w:ascii="Arial Narrow" w:hAnsi="Arial Narrow" w:cs="Arial"/>
+          <w:sz w:val="15"/>
+          <w:szCs w:val="15"/>
+        </w:rPr>
+        <w:tab/>
+      </w:r>
+      <w:r>
+        <w:rPr>
+          <w:rFonts w:ascii="Arial Narrow" w:hAnsi="Arial Narrow" w:cs="Arial"/>
+          <w:sz w:val="15"/>
+          <w:szCs w:val="15"/>
+        </w:rPr>
+        <w:t xml:space="preserve">223.1 El reclamado deberá presentar la contestación de la reclamación dentro de los quince (15) días posteriores a la notificación de ésta; vencido este plazo, la Administración declarará en rebeldía al reclamado que no la hubiera presentado. La contestación deberá contener los requisitos de los escritos previstos en el artículo 113 de la presente Ley, así como la absolución de todos los asuntos controvertidos de hecho y de derecho, Las alegaciones y los hechos relevantes de la reclamación, salvo que hayan sido específicamente negadas en la contestación, se tendrán por aceptadas o merituadas como ciertas.</w:t>
+      </w:r>
     </w:p>
   </w:footnote>
   <w:footnote w:id="14">
@@ -12996,11 +12958,193 @@
       </w:r>
     </w:p>
   </w:footnote>
+  <w:footnote w:id="13">
+    <w:p>
+      <w:pPr>
+        <w:pStyle w:val="Textonotapie"/>
+        <w:ind w:left="567" w:hanging="567"/>
+        <w:jc w:val="both"/>
+        <w:rPr>
+          <w:rFonts w:ascii="Arial Narrow" w:eastAsia="Arial Narrow" w:hAnsi="Arial Narrow" w:cs="Arial"/>
+          <w:b/>
+          <w:bCs/>
+          <w:sz w:val="15"/>
+          <w:szCs w:val="15"/>
+        </w:rPr>
+      </w:pPr>
+      <w:r>
+        <w:rPr>
+          <w:rStyle w:val="Refdenotaalpie"/>
+          <w:rFonts w:ascii="Arial Narrow" w:eastAsia="Arial Narrow" w:hAnsi="Arial Narrow" w:cs="Arial"/>
+          <w:sz w:val="16"/>
+          <w:szCs w:val="15"/>
+          <w:vertAlign w:val="superscript"/>
+        </w:rPr>
+        <w:footnoteRef/>
+      </w:r>
+      <w:r>
+        <w:rPr>
+          <w:rFonts w:ascii="Arial Narrow" w:eastAsia="Arial Narrow" w:hAnsi="Arial Narrow" w:cs="Arial"/>
+          <w:b/>
+          <w:bCs/>
+          <w:sz w:val="15"/>
+          <w:szCs w:val="15"/>
+        </w:rPr>
+        <w:t xml:space="preserve"> </w:t>
+      </w:r>
+      <w:r>
+        <w:rPr>
+          <w:rFonts w:ascii="Arial Narrow" w:hAnsi="Arial Narrow" w:cs="Arial"/>
+          <w:sz w:val="15"/>
+          <w:szCs w:val="15"/>
+        </w:rPr>
+        <w:t xml:space="preserve"> </w:t>
+      </w:r>
+      <w:r>
+        <w:rPr>
+          <w:rFonts w:ascii="Arial Narrow" w:hAnsi="Arial Narrow" w:cs="Arial"/>
+          <w:sz w:val="15"/>
+          <w:szCs w:val="15"/>
+        </w:rPr>
+        <w:tab/>
+      </w:r>
+      <w:r>
+        <w:rPr>
+          <w:rFonts w:ascii="Arial Narrow" w:eastAsia="Arial Narrow" w:hAnsi="Arial Narrow" w:cs="Arial"/>
+          <w:b/>
+          <w:bCs/>
+          <w:sz w:val="15"/>
+          <w:szCs w:val="15"/>
+        </w:rPr>
+        <w:t xml:space="preserve">TEXTO ÚNICO ORDENADO DE LA LEY </w:t>
+      </w:r>
+      <w:proofErr w:type="spellStart"/>
+      <w:r>
+        <w:rPr>
+          <w:rFonts w:ascii="Arial Narrow" w:eastAsia="Arial Narrow" w:hAnsi="Arial Narrow" w:cs="Arial"/>
+          <w:b/>
+          <w:bCs/>
+          <w:sz w:val="15"/>
+          <w:szCs w:val="15"/>
+        </w:rPr>
+        <w:t/>
+      </w:r>
+      <w:proofErr w:type="spellEnd"/>
+      <w:r>
+        <w:rPr>
+          <w:rFonts w:ascii="Arial Narrow" w:eastAsia="Arial Narrow" w:hAnsi="Arial Narrow" w:cs="Arial"/>
+          <w:b/>
+          <w:bCs/>
+          <w:sz w:val="15"/>
+          <w:szCs w:val="15"/>
+        </w:rPr>
+        <w:t xml:space="preserve"> 27444, LEY DE PROCEDIMIENTO ADMINISTRATIVO GENERAL, aprobado por el Decreto Supremo </w:t>
+      </w:r>
+      <w:proofErr w:type="spellStart"/>
+      <w:r>
+        <w:rPr>
+          <w:rFonts w:ascii="Arial Narrow" w:eastAsia="Arial Narrow" w:hAnsi="Arial Narrow" w:cs="Arial"/>
+          <w:b/>
+          <w:bCs/>
+          <w:sz w:val="15"/>
+          <w:szCs w:val="15"/>
+        </w:rPr>
+        <w:t/>
+      </w:r>
+      <w:proofErr w:type="spellEnd"/>
+      <w:r>
+        <w:rPr>
+          <w:rFonts w:ascii="Arial Narrow" w:eastAsia="Arial Narrow" w:hAnsi="Arial Narrow" w:cs="Arial"/>
+          <w:b/>
+          <w:bCs/>
+          <w:sz w:val="15"/>
+          <w:szCs w:val="15"/>
+        </w:rPr>
+        <w:t xml:space="preserve"> 006-2026-JUS</w:t>
+      </w:r>
+    </w:p>
+    <w:p>
+      <w:pPr>
+        <w:pStyle w:val="Textonotapie"/>
+        <w:ind w:firstLine="567"/>
+        <w:jc w:val="both"/>
+        <w:rPr>
+          <w:rFonts w:ascii="Arial Narrow" w:hAnsi="Arial Narrow" w:cs="Arial"/>
+          <w:b/>
+          <w:bCs/>
+          <w:sz w:val="15"/>
+          <w:szCs w:val="15"/>
+        </w:rPr>
+      </w:pPr>
+      <w:r>
+        <w:rPr>
+          <w:rFonts w:ascii="Arial Narrow" w:eastAsia="Arial Narrow" w:hAnsi="Arial Narrow" w:cs="Arial"/>
+          <w:b/>
+          <w:bCs/>
+          <w:sz w:val="15"/>
+          <w:szCs w:val="15"/>
+        </w:rPr>
+        <w:t>233.- Contestación de la reclamación</w:t>
+      </w:r>
+    </w:p>
+    <w:p>
+      <w:pPr>
+        <w:pStyle w:val="Textonotapie"/>
+        <w:ind w:firstLine="567"/>
+        <w:jc w:val="both"/>
+        <w:rPr>
+          <w:rFonts w:ascii="Arial Narrow" w:eastAsia="Arial Narrow" w:hAnsi="Arial Narrow" w:cs="Arial"/>
+          <w:sz w:val="15"/>
+          <w:szCs w:val="15"/>
+        </w:rPr>
+      </w:pPr>
+      <w:r>
+        <w:rPr>
+          <w:rFonts w:ascii="Arial Narrow" w:eastAsia="Arial Narrow" w:hAnsi="Arial Narrow" w:cs="Arial"/>
+          <w:sz w:val="15"/>
+          <w:szCs w:val="15"/>
+        </w:rPr>
+        <w:t>233.1 “(…) Las alegaciones y los hechos relevantes de la reclamación, salvo que hayan sido específicamente negadas en la contestación,</w:t>
+      </w:r>
+    </w:p>
+    <w:p>
+      <w:pPr>
+        <w:pStyle w:val="Textonotapie"/>
+        <w:ind w:firstLine="567"/>
+        <w:jc w:val="both"/>
+        <w:rPr>
+          <w:rFonts w:ascii="Arial Narrow" w:eastAsia="Arial Narrow" w:hAnsi="Arial Narrow" w:cs="Arial"/>
+          <w:sz w:val="15"/>
+          <w:szCs w:val="15"/>
+        </w:rPr>
+      </w:pPr>
+      <w:r>
+        <w:rPr>
+          <w:rFonts w:ascii="Arial Narrow" w:eastAsia="Arial Narrow" w:hAnsi="Arial Narrow" w:cs="Arial"/>
+          <w:sz w:val="15"/>
+          <w:szCs w:val="15"/>
+        </w:rPr>
+        <w:t>se tendrán por aceptadas o merituadas como ciertas”.</w:t>
+      </w:r>
+    </w:p>
+    <w:p>
+      <w:pPr>
+        <w:pStyle w:val="Textonotapie"/>
+        <w:ind w:firstLine="567"/>
+        <w:jc w:val="both"/>
+        <w:rPr>
+          <w:rFonts w:ascii="Arial Narrow" w:hAnsi="Arial Narrow" w:cs="Arial"/>
+          <w:sz w:val="15"/>
+          <w:szCs w:val="15"/>
+        </w:rPr>
+      </w:pPr>
+    </w:p>
+  </w:footnote>
 </w:footnotes>
 </file>
 
 <file path=word/header1.xml><?xml version="1.0" encoding="utf-8"?>
-<w:hdr xmlns:wpc="http://schemas.microsoft.com/office/word/2010/wordprocessingCanvas" xmlns:cx="http://schemas.microsoft.com/office/drawing/2014/chartex" xmlns:cx1="http://schemas.microsoft.com/office/drawing/2015/9/8/chartex" xmlns:cx2="http://schemas.microsoft.com/office/drawing/2015/10/21/chartex" xmlns:cx3="http://schemas.microsoft.com/office/drawing/2016/5/9/chartex" xmlns:cx4="http://schemas.microsoft.com/office/drawing/2016/5/10/chartex" xmlns:cx5="http://schemas.microsoft.com/office/drawing/2016/5/11/chartex" xmlns:cx6="http://schemas.microsoft.com/office/drawing/2016/5/12/chartex" xmlns:cx7="http://schemas.microsoft.com/office/drawing/2016/5/13/chartex" xmlns:cx8="http://schemas.microsoft.com/office/drawing/2016/5/14/chartex" xmlns:mc="http://schemas.openxmlformats.org/markup-compatibility/2006" xmlns:aink="http://schemas.microsoft.com/office/drawing/2016/ink" xmlns:am3d="http://schemas.microsoft.com/office/drawing/2017/model3d" xmlns:o="urn:schemas-microsoft-com:office:office" xmlns:oel="http://schemas.microsoft.com/office/2019/extlst" xmlns:r="http://schemas.openxmlformats.org/officeDocument/2006/relationships" xmlns:m="http://schemas.openxmlformats.org/officeDocument/2006/math" xmlns:v="urn:schemas-microsoft-com:vml" xmlns:wp14="http://schemas.microsoft.com/office/word/2010/wordprocessingDrawing" xmlns:wp="http://schemas.openxmlformats.org/drawingml/2006/wordprocessingDrawing" xmlns:w10="urn:schemas-microsoft-com:office:word" xmlns:w="http://schemas.openxmlformats.org/wordprocessingml/2006/main" xmlns:w14="http://schemas.microsoft.com/office/word/2010/wordml" xmlns:w15="http://schemas.microsoft.com/office/word/2012/wordml" xmlns:w16cei="http://schemas.microsoft.com/office/word/2026/wordml/cei" xmlns:w16cex="http://schemas.microsoft.com/office/word/2018/wordml/cex" xmlns:w16cid="http://schemas.microsoft.com/office/word/2016/wordml/cid" xmlns:w16="http://schemas.microsoft.com/office/word/2018/wordml" xmlns:w16du="http://schemas.microsoft.com/office/word/2023/wordml/word16du" xmlns:w16sdtdh="http://schemas.microsoft.com/office/word/2020/wordml/sdtdatahash" xmlns:w16sdtfl="http://schemas.microsoft.com/office/word/2024/wordml/sdtformatlock" xmlns:w16se="http://schemas.microsoft.com/office/word/2015/wordml/symex" xmlns:wpg="http://schemas.microsoft.com/office/word/2010/wordprocessingGroup" xmlns:wpi="http://schemas.microsoft.com/office/word/2010/wordprocessingInk" xmlns:wne="http://schemas.microsoft.com/office/word/2006/wordml" xmlns:wps="http://schemas.microsoft.com/office/word/2010/wordprocessingShape" mc:Ignorable="w14 w15 w16se w16cid w16 w16cex w16sdtdh w16sdtfl w16du wp14">
+<w:hdr xmlns:a="http://schemas.openxmlformats.org/drawingml/2006/main" xmlns:mc="http://schemas.openxmlformats.org/markup-compatibility/2006" xmlns:pic="http://schemas.openxmlformats.org/drawingml/2006/picture" xmlns:r="http://schemas.openxmlformats.org/officeDocument/2006/relationships" xmlns:w="http://schemas.openxmlformats.org/wordprocessingml/2006/main" xmlns:w14="http://schemas.microsoft.com/office/word/2010/wordml" xmlns:w15="http://schemas.microsoft.com/office/word/2012/wordml" xmlns:w16="http://schemas.microsoft.com/office/word/2018/wordml" xmlns:w16cex="http://schemas.microsoft.com/office/word/2018/wordml/cex" xmlns:w16cid="http://schemas.microsoft.com/office/word/2016/wordml/cid" xmlns:w16du="http://schemas.microsoft.com/office/word/2023/wordml/word16du" xmlns:w16sdtdh="http://schemas.microsoft.com/office/word/2020/wordml/sdtdatahash" xmlns:w16se="http://schemas.microsoft.com/office/word/2015/wordml/symex" xmlns:wp="http://schemas.openxmlformats.org/drawingml/2006/wordprocessingDrawing" xmlns:wp14="http://schemas.microsoft.com/office/word/2010/wordprocessingDrawing" mc:Ignorable="w14 w15 w16se w16cid w16 w16cex w16sdtdh w16du wp14">
   <w:p>
     <w:pPr>
       <w:widowControl w:val="0"/>

--- a/plantillas_maestras/03_seguro_desgravamen/materia_general_asegurativa/1_ddo_aseguradora/varon/TPL_2349_2026_SEGURO_DESGRAVAMEN_MATERIA_GENERAL_ASEGURATIVA_ASEGURADORA_VARON_R0281.docx
+++ b/plantillas_maestras/03_seguro_desgravamen/materia_general_asegurativa/1_ddo_aseguradora/varon/TPL_2349_2026_SEGURO_DESGRAVAMEN_MATERIA_GENERAL_ASEGURATIVA_ASEGURADORA_VARON_R0281.docx
@@ -5257,8 +5257,8 @@
       <w:pPr>
         <w:pStyle w:val="Prrafodelista"/>
         <w:numPr>
-          <w:ilvl w:val="0"/>
-          <w:numId w:val="48"/>
+          <w:ilvl w:val="1"/>
+          <w:numId w:val="2"/>
         </w:numPr>
         <w:ind w:left="567" w:hanging="567"/>
         <w:jc w:val="both"/>
@@ -5894,7 +5894,15 @@
           <w:sz w:val="22"/>
           <w:szCs w:val="22"/>
         </w:rPr>
-        <w:t xml:space="preserve">PRIMERO: calificar como confidencial, frente a terceros ajenos al procedimiento, la información presentada por el señor [DENUNCIANTE] con su escrito de denuncia del 8 de mayo de 2026, subsanada mediante escrito del 16 de julio de 2026, la cual obra en el documento 2 denominado “06 Y 08 - DICTAMEN COMAFP E IMAGENES INVALIDEZ TOTAL Y PERMANENTE.PDF”, de la pieza 7 del expediente, presentado el 16 de julio de 2026; precisándose que la confidencialidad declarada deberá mantenerse permanentemente.</w:t>
+        <w:t xml:space="preserve">PRIMERO:</w:t>
+      </w:r>
+      <w:r>
+        <w:rPr>
+          <w:rFonts w:ascii="Arial Narrow" w:eastAsia="Arial Narrow" w:hAnsi="Arial Narrow" w:cs="Arial Narrow"/>
+          <w:sz w:val="22"/>
+          <w:szCs w:val="22"/>
+        </w:rPr>
+        <w:t xml:space="preserve"> calificar como confidencial, frente a terceros ajenos al procedimiento, la información presentada por el señor [DENUNCIANTE] con su escrito de denuncia del 8 de mayo de 2026, subsanada mediante escrito del 16 de julio de 2026, la cual obra en el documento 2 denominado “06 Y 08 - DICTAMEN COMAFP E IMAGENES INVALIDEZ TOTAL Y PERMANENTE.PDF”, de la pieza 7 del expediente, presentado el 16 de julio de 2026; precisándose que la confidencialidad declarada deberá mantenerse permanentemente.</w:t>
       </w:r>
       <w:r>
         <w:rPr>
@@ -5915,10 +5923,172 @@
       <w:r>
         <w:rPr>
           <w:rFonts w:ascii="Arial Narrow" w:eastAsia="Arial Narrow" w:hAnsi="Arial Narrow" w:cs="Arial Narrow"/>
+          <w:sz w:val="22"/>
+          <w:szCs w:val="22"/>
+        </w:rPr>
+        <w:t xml:space="preserve"/>
+      </w:r>
+      <w:r>
+        <w:rPr>
+          <w:rFonts w:ascii="Arial Narrow" w:eastAsia="Arial Narrow" w:hAnsi="Arial Narrow" w:cs="Arial Narrow"/>
+          <w:sz w:val="22"/>
+          <w:szCs w:val="22"/>
+        </w:rPr>
+        <w:t xml:space="preserve"/>
+      </w:r>
+      <w:r>
+        <w:rPr>
+          <w:rFonts w:ascii="Arial Narrow" w:eastAsia="Arial Narrow" w:hAnsi="Arial Narrow" w:cs="Arial Narrow"/>
+          <w:sz w:val="22"/>
+          <w:szCs w:val="22"/>
+        </w:rPr>
+        <w:t/>
+      </w:r>
+      <w:r>
+        <w:rPr>
+          <w:rFonts w:ascii="Arial Narrow" w:eastAsia="Arial Narrow" w:hAnsi="Arial Narrow" w:cs="Arial Narrow"/>
+          <w:sz w:val="22"/>
+          <w:szCs w:val="22"/>
+        </w:rPr>
+        <w:t xml:space="preserve"/>
+      </w:r>
+      <w:r>
+        <w:rPr>
+          <w:rFonts w:ascii="Arial Narrow" w:eastAsia="Arial Narrow" w:hAnsi="Arial Narrow" w:cs="Arial Narrow"/>
+          <w:sz w:val="22"/>
+          <w:szCs w:val="22"/>
+        </w:rPr>
+        <w:t xml:space="preserve"/>
+      </w:r>
+      <w:r>
+        <w:rPr>
+          <w:rFonts w:ascii="Arial Narrow" w:eastAsia="Arial Narrow" w:hAnsi="Arial Narrow" w:cs="Arial Narrow"/>
+          <w:sz w:val="22"/>
+          <w:szCs w:val="22"/>
+        </w:rPr>
+        <w:t xml:space="preserve"/>
+      </w:r>
+      <w:proofErr w:type="spellStart"/>
+      <w:r>
+        <w:rPr>
+          <w:rFonts w:ascii="Arial Narrow" w:eastAsia="Arial Narrow" w:hAnsi="Arial Narrow" w:cs="Arial Narrow"/>
+          <w:sz w:val="22"/>
+          <w:szCs w:val="22"/>
+        </w:rPr>
+        <w:t/>
+      </w:r>
+      <w:proofErr w:type="spellEnd"/>
+      <w:r>
+        <w:rPr>
+          <w:rFonts w:ascii="Arial Narrow" w:eastAsia="Arial Narrow" w:hAnsi="Arial Narrow" w:cs="Arial Narrow"/>
+          <w:sz w:val="22"/>
+          <w:szCs w:val="22"/>
+        </w:rPr>
+        <w:t xml:space="preserve"/>
+      </w:r>
+      <w:proofErr w:type="spellStart"/>
+      <w:r>
+        <w:rPr>
+          <w:rFonts w:ascii="Arial Narrow" w:eastAsia="Arial Narrow" w:hAnsi="Arial Narrow" w:cs="Arial Narrow"/>
+          <w:sz w:val="22"/>
+          <w:szCs w:val="22"/>
+        </w:rPr>
+        <w:t/>
+      </w:r>
+      <w:proofErr w:type="spellEnd"/>
+      <w:r>
+        <w:rPr>
+          <w:rFonts w:ascii="Arial Narrow" w:eastAsia="Arial Narrow" w:hAnsi="Arial Narrow" w:cs="Arial Narrow"/>
+          <w:sz w:val="22"/>
+          <w:szCs w:val="22"/>
+        </w:rPr>
+        <w:t xml:space="preserve"/>
+      </w:r>
+      <w:r>
+        <w:rPr>
+          <w:rFonts w:ascii="Arial Narrow" w:eastAsia="Arial Narrow" w:hAnsi="Arial Narrow" w:cs="Arial Narrow"/>
+          <w:sz w:val="22"/>
+          <w:szCs w:val="22"/>
+        </w:rPr>
+        <w:t/>
+      </w:r>
+      <w:r>
+        <w:rPr>
+          <w:rFonts w:ascii="Arial Narrow" w:eastAsia="Arial Narrow" w:hAnsi="Arial Narrow" w:cs="Arial Narrow"/>
+          <w:sz w:val="22"/>
+          <w:szCs w:val="22"/>
+        </w:rPr>
+        <w:t xml:space="preserve"/>
+      </w:r>
+      <w:r>
+        <w:rPr>
+          <w:rFonts w:ascii="Arial Narrow" w:eastAsia="Arial Narrow" w:hAnsi="Arial Narrow" w:cs="Arial Narrow"/>
+          <w:sz w:val="22"/>
+          <w:szCs w:val="22"/>
+        </w:rPr>
+        <w:t/>
+      </w:r>
+      <w:r>
+        <w:rPr>
+          <w:rFonts w:ascii="Arial Narrow" w:eastAsia="Arial Narrow" w:hAnsi="Arial Narrow" w:cs="Arial Narrow"/>
+          <w:sz w:val="22"/>
+          <w:szCs w:val="22"/>
+        </w:rPr>
+        <w:t xml:space="preserve"/>
+      </w:r>
+      <w:r>
+        <w:rPr>
+          <w:rFonts w:ascii="Arial Narrow" w:eastAsia="Arial Narrow" w:hAnsi="Arial Narrow" w:cs="Arial Narrow"/>
+          <w:sz w:val="22"/>
+          <w:szCs w:val="22"/>
+        </w:rPr>
+        <w:t/>
+      </w:r>
+    </w:p>
+    <w:p>
+      <w:pPr>
+        <w:jc w:val="both"/>
+        <w:rPr>
+          <w:rFonts w:ascii="Arial Narrow" w:eastAsia="Arial Narrow" w:hAnsi="Arial Narrow" w:cs="Arial Narrow"/>
+          <w:b/>
+          <w:sz w:val="22"/>
+          <w:szCs w:val="22"/>
+        </w:rPr>
+      </w:pPr>
+    </w:p>
+    <w:p>
+      <w:pPr>
+        <w:jc w:val="both"/>
+        <w:rPr>
+          <w:rFonts w:ascii="Arial Narrow" w:eastAsia="Arial Narrow" w:hAnsi="Arial Narrow" w:cs="Arial Narrow"/>
           <w:bCs/>
           <w:sz w:val="22"/>
           <w:szCs w:val="22"/>
         </w:rPr>
+      </w:pPr>
+      <w:r>
+        <w:rPr>
+          <w:rFonts w:ascii="Arial Narrow" w:eastAsia="Arial Narrow" w:hAnsi="Arial Narrow" w:cs="Arial Narrow"/>
+          <w:b/>
+          <w:sz w:val="22"/>
+          <w:szCs w:val="22"/>
+        </w:rPr>
+        <w:t xml:space="preserve">SEGUNDO:</w:t>
+      </w:r>
+      <w:r>
+        <w:rPr>
+          <w:rFonts w:ascii="Arial Narrow" w:eastAsia="Arial Narrow" w:hAnsi="Arial Narrow" w:cs="Arial Narrow"/>
+          <w:sz w:val="22"/>
+          <w:szCs w:val="22"/>
+        </w:rPr>
+        <w:t xml:space="preserve"> admitir a trámite la denuncia del 8 de mayo de 2026, subsanada mediante escrito del 16 de julio de 2026, interpuesta por el señor [DENUNCIANTE]. contra Interseguro Compañía de Seguros S.A. por lo siguiente:</w:t>
+      </w:r>
+      <w:r>
+        <w:rPr>
+          <w:rFonts w:ascii="Arial Narrow" w:eastAsia="Arial Narrow" w:hAnsi="Arial Narrow" w:cs="Arial Narrow"/>
+          <w:sz w:val="22"/>
+          <w:szCs w:val="22"/>
+        </w:rPr>
         <w:t xml:space="preserve"/>
       </w:r>
       <w:r>
@@ -5951,24 +6121,60 @@
           <w:sz w:val="22"/>
           <w:szCs w:val="22"/>
         </w:rPr>
+        <w:t/>
+      </w:r>
+      <w:r>
+        <w:rPr>
+          <w:rFonts w:ascii="Arial Narrow" w:eastAsia="Arial Narrow" w:hAnsi="Arial Narrow" w:cs="Arial Narrow"/>
+          <w:sz w:val="22"/>
+          <w:szCs w:val="22"/>
+        </w:rPr>
         <w:t xml:space="preserve"/>
       </w:r>
       <w:r>
         <w:rPr>
           <w:rFonts w:ascii="Arial Narrow" w:eastAsia="Arial Narrow" w:hAnsi="Arial Narrow" w:cs="Arial Narrow"/>
-          <w:b/>
-          <w:bCs/>
           <w:sz w:val="22"/>
           <w:szCs w:val="22"/>
         </w:rPr>
         <w:t xml:space="preserve"/>
       </w:r>
+      <w:r>
+        <w:rPr>
+          <w:rFonts w:ascii="Arial Narrow" w:eastAsia="Arial Narrow" w:hAnsi="Arial Narrow" w:cs="Arial Narrow"/>
+          <w:sz w:val="22"/>
+          <w:szCs w:val="22"/>
+        </w:rPr>
+        <w:t/>
+      </w:r>
+      <w:r>
+        <w:rPr>
+          <w:rFonts w:ascii="Arial Narrow" w:eastAsia="Arial Narrow" w:hAnsi="Arial Narrow" w:cs="Arial Narrow"/>
+          <w:sz w:val="22"/>
+          <w:szCs w:val="22"/>
+        </w:rPr>
+        <w:t xml:space="preserve"/>
+      </w:r>
+      <w:r>
+        <w:rPr>
+          <w:rFonts w:ascii="Arial Narrow" w:eastAsia="Arial Narrow" w:hAnsi="Arial Narrow" w:cs="Arial Narrow"/>
+          <w:sz w:val="22"/>
+          <w:szCs w:val="22"/>
+        </w:rPr>
+        <w:t/>
+      </w:r>
+      <w:r>
+        <w:rPr>
+          <w:rFonts w:ascii="Arial Narrow" w:eastAsia="Arial Narrow" w:hAnsi="Arial Narrow" w:cs="Arial Narrow"/>
+          <w:sz w:val="22"/>
+          <w:szCs w:val="22"/>
+        </w:rPr>
+        <w:t xml:space="preserve"/>
+      </w:r>
       <w:proofErr w:type="spellStart"/>
       <w:r>
         <w:rPr>
           <w:rFonts w:ascii="Arial Narrow" w:eastAsia="Arial Narrow" w:hAnsi="Arial Narrow" w:cs="Arial Narrow"/>
-          <w:b/>
-          <w:bCs/>
           <w:sz w:val="22"/>
           <w:szCs w:val="22"/>
         </w:rPr>
@@ -5978,238 +6184,24 @@
       <w:r>
         <w:rPr>
           <w:rFonts w:ascii="Arial Narrow" w:eastAsia="Arial Narrow" w:hAnsi="Arial Narrow" w:cs="Arial Narrow"/>
-          <w:b/>
-          <w:bCs/>
           <w:sz w:val="22"/>
           <w:szCs w:val="22"/>
         </w:rPr>
         <w:t xml:space="preserve"/>
       </w:r>
-      <w:proofErr w:type="spellStart"/>
-      <w:r>
-        <w:rPr>
-          <w:rFonts w:ascii="Arial Narrow" w:eastAsia="Arial Narrow" w:hAnsi="Arial Narrow" w:cs="Arial Narrow"/>
-          <w:b/>
-          <w:bCs/>
-          <w:sz w:val="22"/>
-          <w:szCs w:val="22"/>
-        </w:rPr>
-        <w:t/>
-      </w:r>
-      <w:proofErr w:type="spellEnd"/>
-      <w:r>
-        <w:rPr>
-          <w:rFonts w:ascii="Arial Narrow" w:eastAsia="Arial Narrow" w:hAnsi="Arial Narrow" w:cs="Arial Narrow"/>
-          <w:sz w:val="22"/>
-          <w:szCs w:val="22"/>
+      <w:r>
+        <w:rPr>
+          <w:rStyle w:val="normaltextrun"/>
+          <w:rFonts w:ascii="Arial Narrow" w:eastAsia="Arial Narrow" w:hAnsi="Arial Narrow" w:cs="Arial Narrow"/>
+          <w:sz w:val="22"/>
+          <w:szCs w:val="22"/>
+          <w:shd w:val="clear" w:color="auto" w:fill="FFFFFF"/>
         </w:rPr>
         <w:t xml:space="preserve"/>
       </w:r>
       <w:r>
         <w:rPr>
           <w:rFonts w:ascii="Arial Narrow" w:eastAsia="Arial Narrow" w:hAnsi="Arial Narrow" w:cs="Arial Narrow"/>
-          <w:b/>
-          <w:bCs/>
-          <w:sz w:val="22"/>
-          <w:szCs w:val="22"/>
-        </w:rPr>
-        <w:t/>
-      </w:r>
-      <w:r>
-        <w:rPr>
-          <w:rFonts w:ascii="Arial Narrow" w:eastAsia="Arial Narrow" w:hAnsi="Arial Narrow" w:cs="Arial Narrow"/>
-          <w:sz w:val="22"/>
-          <w:szCs w:val="22"/>
-        </w:rPr>
-        <w:t xml:space="preserve"/>
-      </w:r>
-      <w:r>
-        <w:rPr>
-          <w:rFonts w:ascii="Arial Narrow" w:eastAsia="Arial Narrow" w:hAnsi="Arial Narrow" w:cs="Arial Narrow"/>
-          <w:sz w:val="22"/>
-          <w:szCs w:val="22"/>
-        </w:rPr>
-        <w:t/>
-      </w:r>
-      <w:r>
-        <w:rPr>
-          <w:rFonts w:ascii="Arial Narrow" w:eastAsia="Arial Narrow" w:hAnsi="Arial Narrow" w:cs="Arial Narrow"/>
-          <w:sz w:val="22"/>
-          <w:szCs w:val="22"/>
-        </w:rPr>
-        <w:t xml:space="preserve"/>
-      </w:r>
-      <w:r>
-        <w:rPr>
-          <w:rFonts w:ascii="Arial Narrow" w:eastAsia="Arial Narrow" w:hAnsi="Arial Narrow" w:cs="Arial Narrow"/>
-          <w:sz w:val="22"/>
-          <w:szCs w:val="22"/>
-        </w:rPr>
-        <w:t/>
-      </w:r>
-    </w:p>
-    <w:p>
-      <w:pPr>
-        <w:jc w:val="both"/>
-        <w:rPr>
-          <w:rFonts w:ascii="Arial Narrow" w:eastAsia="Arial Narrow" w:hAnsi="Arial Narrow" w:cs="Arial Narrow"/>
-          <w:b/>
-          <w:sz w:val="22"/>
-          <w:szCs w:val="22"/>
-        </w:rPr>
-      </w:pPr>
-    </w:p>
-    <w:p>
-      <w:pPr>
-        <w:jc w:val="both"/>
-        <w:rPr>
-          <w:rFonts w:ascii="Arial Narrow" w:eastAsia="Arial Narrow" w:hAnsi="Arial Narrow" w:cs="Arial Narrow"/>
-          <w:bCs/>
-          <w:sz w:val="22"/>
-          <w:szCs w:val="22"/>
-        </w:rPr>
-      </w:pPr>
-      <w:r>
-        <w:rPr>
-          <w:rFonts w:ascii="Arial Narrow" w:eastAsia="Arial Narrow" w:hAnsi="Arial Narrow" w:cs="Arial Narrow"/>
-          <w:b/>
-          <w:sz w:val="22"/>
-          <w:szCs w:val="22"/>
-        </w:rPr>
-        <w:t xml:space="preserve">SEGUNDO: admitir a trámite la denuncia del 8 de mayo de 2026, subsanada mediante escrito del 16 de julio de 2026, interpuesta por el señor [DENUNCIANTE]. contra Interseguro Compañía de Seguros S.A. por lo siguiente:</w:t>
-      </w:r>
-      <w:r>
-        <w:rPr>
-          <w:rFonts w:ascii="Arial Narrow" w:eastAsia="Arial Narrow" w:hAnsi="Arial Narrow" w:cs="Arial Narrow"/>
-          <w:b/>
-          <w:sz w:val="22"/>
-          <w:szCs w:val="22"/>
-        </w:rPr>
-        <w:t xml:space="preserve"/>
-      </w:r>
-      <w:r>
-        <w:rPr>
-          <w:rFonts w:ascii="Arial Narrow" w:eastAsia="Arial Narrow" w:hAnsi="Arial Narrow" w:cs="Arial Narrow"/>
-          <w:bCs/>
-          <w:sz w:val="22"/>
-          <w:szCs w:val="22"/>
-        </w:rPr>
-        <w:t xml:space="preserve"/>
-      </w:r>
-      <w:r>
-        <w:rPr>
-          <w:rFonts w:ascii="Arial Narrow" w:eastAsia="Arial Narrow" w:hAnsi="Arial Narrow" w:cs="Arial Narrow"/>
-          <w:sz w:val="22"/>
-          <w:szCs w:val="22"/>
-        </w:rPr>
-        <w:t/>
-      </w:r>
-      <w:r>
-        <w:rPr>
-          <w:rFonts w:ascii="Arial Narrow" w:eastAsia="Arial Narrow" w:hAnsi="Arial Narrow" w:cs="Arial Narrow"/>
-          <w:bCs/>
-          <w:sz w:val="22"/>
-          <w:szCs w:val="22"/>
-        </w:rPr>
-        <w:t xml:space="preserve"/>
-      </w:r>
-      <w:r>
-        <w:rPr>
-          <w:rFonts w:ascii="Arial Narrow" w:eastAsia="Arial Narrow" w:hAnsi="Arial Narrow" w:cs="Arial Narrow"/>
-          <w:bCs/>
-          <w:sz w:val="22"/>
-          <w:szCs w:val="22"/>
-        </w:rPr>
-        <w:t/>
-      </w:r>
-      <w:r>
-        <w:rPr>
-          <w:rFonts w:ascii="Arial Narrow" w:eastAsia="Arial Narrow" w:hAnsi="Arial Narrow" w:cs="Arial Narrow"/>
-          <w:bCs/>
-          <w:sz w:val="22"/>
-          <w:szCs w:val="22"/>
-        </w:rPr>
-        <w:t xml:space="preserve"/>
-      </w:r>
-      <w:r>
-        <w:rPr>
-          <w:rFonts w:ascii="Arial Narrow" w:eastAsia="Arial Narrow" w:hAnsi="Arial Narrow" w:cs="Arial Narrow"/>
-          <w:bCs/>
-          <w:sz w:val="22"/>
-          <w:szCs w:val="22"/>
-        </w:rPr>
-        <w:t xml:space="preserve"/>
-      </w:r>
-      <w:r>
-        <w:rPr>
-          <w:rFonts w:ascii="Arial Narrow" w:eastAsia="Arial Narrow" w:hAnsi="Arial Narrow" w:cs="Arial Narrow"/>
-          <w:bCs/>
-          <w:sz w:val="22"/>
-          <w:szCs w:val="22"/>
-        </w:rPr>
-        <w:t/>
-      </w:r>
-      <w:r>
-        <w:rPr>
-          <w:rFonts w:ascii="Arial Narrow" w:eastAsia="Arial Narrow" w:hAnsi="Arial Narrow" w:cs="Arial Narrow"/>
-          <w:bCs/>
-          <w:sz w:val="22"/>
-          <w:szCs w:val="22"/>
-        </w:rPr>
-        <w:t xml:space="preserve"/>
-      </w:r>
-      <w:r>
-        <w:rPr>
-          <w:rFonts w:ascii="Arial Narrow" w:eastAsia="Arial Narrow" w:hAnsi="Arial Narrow" w:cs="Arial Narrow"/>
-          <w:bCs/>
-          <w:sz w:val="22"/>
-          <w:szCs w:val="22"/>
-        </w:rPr>
-        <w:t/>
-      </w:r>
-      <w:r>
-        <w:rPr>
-          <w:rFonts w:ascii="Arial Narrow" w:eastAsia="Arial Narrow" w:hAnsi="Arial Narrow" w:cs="Arial Narrow"/>
-          <w:bCs/>
-          <w:sz w:val="22"/>
-          <w:szCs w:val="22"/>
-        </w:rPr>
-        <w:t xml:space="preserve"/>
-      </w:r>
-      <w:proofErr w:type="spellStart"/>
-      <w:r>
-        <w:rPr>
-          <w:rFonts w:ascii="Arial Narrow" w:eastAsia="Arial Narrow" w:hAnsi="Arial Narrow" w:cs="Arial Narrow"/>
-          <w:bCs/>
-          <w:sz w:val="22"/>
-          <w:szCs w:val="22"/>
-        </w:rPr>
-        <w:t/>
-      </w:r>
-      <w:proofErr w:type="spellEnd"/>
-      <w:r>
-        <w:rPr>
-          <w:rFonts w:ascii="Arial Narrow" w:eastAsia="Arial Narrow" w:hAnsi="Arial Narrow" w:cs="Arial Narrow"/>
-          <w:bCs/>
-          <w:sz w:val="22"/>
-          <w:szCs w:val="22"/>
-        </w:rPr>
-        <w:t xml:space="preserve"/>
-      </w:r>
-      <w:r>
-        <w:rPr>
-          <w:rStyle w:val="normaltextrun"/>
-          <w:rFonts w:ascii="Arial Narrow" w:eastAsia="Arial Narrow" w:hAnsi="Arial Narrow" w:cs="Arial Narrow"/>
-          <w:sz w:val="22"/>
-          <w:szCs w:val="22"/>
-          <w:shd w:val="clear" w:color="auto" w:fill="FFFFFF"/>
-        </w:rPr>
-        <w:t xml:space="preserve"/>
-      </w:r>
-      <w:r>
-        <w:rPr>
-          <w:rFonts w:ascii="Arial Narrow" w:eastAsia="Arial Narrow" w:hAnsi="Arial Narrow" w:cs="Arial Narrow"/>
-          <w:bCs/>
           <w:sz w:val="22"/>
           <w:szCs w:val="22"/>
         </w:rPr>
@@ -6508,7 +6500,15 @@
           <w:sz w:val="22"/>
           <w:szCs w:val="22"/>
         </w:rPr>
-        <w:t xml:space="preserve">: </w:t>
+        <w:t xml:space="preserve">:</w:t>
+      </w:r>
+      <w:r>
+        <w:rPr>
+          <w:rFonts w:ascii="Arial Narrow" w:eastAsia="Arial Narrow" w:hAnsi="Arial Narrow" w:cs="Arial Narrow"/>
+          <w:sz w:val="22"/>
+          <w:szCs w:val="22"/>
+        </w:rPr>
+        <w:t xml:space="preserve"> </w:t>
       </w:r>
       <w:r>
         <w:rPr>
@@ -6589,7 +6589,15 @@
           <w:sz w:val="22"/>
           <w:szCs w:val="22"/>
         </w:rPr>
-        <w:t xml:space="preserve">: requerir </w:t>
+        <w:t xml:space="preserve">:</w:t>
+      </w:r>
+      <w:r>
+        <w:rPr>
+          <w:rFonts w:ascii="Arial Narrow" w:eastAsia="Arial Narrow" w:hAnsi="Arial Narrow" w:cs="Arial Narrow"/>
+          <w:sz w:val="22"/>
+          <w:szCs w:val="22"/>
+        </w:rPr>
+        <w:t xml:space="preserve"> requerir </w:t>
       </w:r>
       <w:r>
         <w:rPr>
@@ -6604,7 +6612,6 @@
       <w:r>
         <w:rPr>
           <w:rFonts w:ascii="Arial Narrow" w:eastAsia="Arial Narrow" w:hAnsi="Arial Narrow" w:cs="Arial Narrow"/>
-          <w:bCs/>
           <w:sz w:val="22"/>
           <w:szCs w:val="22"/>
         </w:rPr>
@@ -6614,7 +6621,6 @@
       <w:r>
         <w:rPr>
           <w:rFonts w:ascii="Arial Narrow" w:eastAsia="Arial Narrow" w:hAnsi="Arial Narrow" w:cs="Arial Narrow"/>
-          <w:bCs/>
           <w:sz w:val="22"/>
           <w:szCs w:val="22"/>
         </w:rPr>
@@ -6623,7 +6629,6 @@
       <w:r>
         <w:rPr>
           <w:rFonts w:ascii="Arial Narrow" w:eastAsia="Arial Narrow" w:hAnsi="Arial Narrow" w:cs="Arial Narrow"/>
-          <w:bCs/>
           <w:sz w:val="22"/>
           <w:szCs w:val="22"/>
         </w:rPr>
@@ -6921,7 +6926,15 @@
           <w:sz w:val="22"/>
           <w:szCs w:val="22"/>
         </w:rPr>
-        <w:t xml:space="preserve">QUINTO: </w:t>
+        <w:t xml:space="preserve">QUINTO:</w:t>
+      </w:r>
+      <w:r>
+        <w:rPr>
+          <w:rFonts w:ascii="Arial Narrow" w:eastAsia="Arial Narrow" w:hAnsi="Arial Narrow" w:cs="Arial Narrow"/>
+          <w:sz w:val="22"/>
+          <w:szCs w:val="22"/>
+        </w:rPr>
+        <w:t xml:space="preserve"> </w:t>
       </w:r>
       <w:r>
         <w:rPr>
@@ -6941,7 +6954,7 @@
           <w:vertAlign w:val="superscript"/>
           <w:lang w:val="es-ES" w:eastAsia="es-ES"/>
         </w:rPr>
-        <w:footnoteReference w:id="19"/>
+        <w:footnoteReference w:id="13"/>
       </w:r>
       <w:r>
         <w:rPr>
@@ -6961,7 +6974,7 @@
           <w:vertAlign w:val="superscript"/>
           <w:lang w:val="es-ES" w:eastAsia="es-ES"/>
         </w:rPr>
-        <w:footnoteReference w:id="20"/>
+        <w:footnoteReference w:id="14"/>
       </w:r>
       <w:r>
         <w:rPr>
@@ -7021,8 +7034,6 @@
       <w:r>
         <w:rPr>
           <w:rFonts w:ascii="Arial Narrow" w:eastAsia="Arial Narrow" w:hAnsi="Arial Narrow" w:cs="Arial Narrow"/>
-          <w:b/>
-          <w:bCs/>
           <w:sz w:val="22"/>
           <w:szCs w:val="22"/>
           <w:lang w:val="es-ES" w:eastAsia="es-ES"/>
@@ -7051,7 +7062,6 @@
       <w:r>
         <w:rPr>
           <w:rFonts w:ascii="Arial Narrow" w:eastAsia="Arial Narrow" w:hAnsi="Arial Narrow" w:cs="Arial Narrow"/>
-          <w:bCs/>
           <w:sz w:val="22"/>
           <w:szCs w:val="22"/>
         </w:rPr>
@@ -7061,7 +7071,6 @@
       <w:r>
         <w:rPr>
           <w:rFonts w:ascii="Arial Narrow" w:eastAsia="Arial Narrow" w:hAnsi="Arial Narrow" w:cs="Arial Narrow"/>
-          <w:bCs/>
           <w:sz w:val="22"/>
           <w:szCs w:val="22"/>
         </w:rPr>
@@ -7233,7 +7242,15 @@
           <w:sz w:val="22"/>
           <w:szCs w:val="22"/>
         </w:rPr>
-        <w:t xml:space="preserve">: </w:t>
+        <w:t xml:space="preserve">:</w:t>
+      </w:r>
+      <w:r>
+        <w:rPr>
+          <w:rFonts w:ascii="Arial Narrow" w:eastAsia="Arial Narrow" w:hAnsi="Arial Narrow" w:cs="Arial Narrow"/>
+          <w:sz w:val="22"/>
+          <w:szCs w:val="22"/>
+        </w:rPr>
+        <w:t xml:space="preserve"> </w:t>
       </w:r>
       <w:r>
         <w:rPr>
@@ -7293,7 +7310,7 @@
           <w:szCs w:val="22"/>
           <w:vertAlign w:val="superscript"/>
         </w:rPr>
-        <w:footnoteReference w:id="14"/>
+        <w:footnoteReference w:id="15"/>
       </w:r>
       <w:r>
         <w:rPr>
@@ -7376,7 +7393,7 @@
           <w:szCs w:val="22"/>
           <w:vertAlign w:val="superscript"/>
         </w:rPr>
-        <w:footnoteReference w:id="15"/>
+        <w:footnoteReference w:id="16"/>
       </w:r>
       <w:r>
         <w:rPr>
@@ -7431,7 +7448,7 @@
           <w:szCs w:val="22"/>
           <w:vertAlign w:val="superscript"/>
         </w:rPr>
-        <w:footnoteReference w:id="16"/>
+        <w:footnoteReference w:id="17"/>
       </w:r>
       <w:r>
         <w:rPr>
@@ -7572,7 +7589,15 @@
           <w:sz w:val="22"/>
           <w:szCs w:val="22"/>
         </w:rPr>
-        <w:t xml:space="preserve">: </w:t>
+        <w:t xml:space="preserve">:</w:t>
+      </w:r>
+      <w:r>
+        <w:rPr>
+          <w:rFonts w:ascii="Arial Narrow" w:eastAsia="Arial Narrow" w:hAnsi="Arial Narrow" w:cs="Arial Narrow"/>
+          <w:sz w:val="22"/>
+          <w:szCs w:val="22"/>
+        </w:rPr>
+        <w:t xml:space="preserve"> </w:t>
       </w:r>
       <w:r>
         <w:rPr>
@@ -7608,7 +7633,7 @@
           <w:szCs w:val="22"/>
           <w:vertAlign w:val="superscript"/>
         </w:rPr>
-        <w:footnoteReference w:id="17"/>
+        <w:footnoteReference w:id="18"/>
       </w:r>
       <w:r>
         <w:rPr>
@@ -7623,7 +7648,6 @@
           <w:rFonts w:ascii="Arial Narrow" w:eastAsia="Arial Narrow" w:hAnsi="Arial Narrow" w:cs="Arial Narrow"/>
           <w:sz w:val="22"/>
           <w:szCs w:val="22"/>
-          <w:u w:val="single"/>
         </w:rPr>
         <w:t>expresamente su facultad para asistir y conciliar en su representación</w:t>
       </w:r>
@@ -7648,7 +7672,6 @@
           <w:rFonts w:ascii="Arial Narrow" w:eastAsia="Arial Narrow" w:hAnsi="Arial Narrow" w:cs="Arial Narrow"/>
           <w:sz w:val="22"/>
           <w:szCs w:val="22"/>
-          <w:u w:val="single"/>
         </w:rPr>
         <w:t xml:space="preserve">Ello bajo apercibimiento de no realizar la audiencia de conciliación y levantar el acta de inasistencia correspondiente. </w:t>
       </w:r>
@@ -7705,7 +7728,15 @@
           <w:sz w:val="22"/>
           <w:szCs w:val="22"/>
         </w:rPr>
-        <w:t xml:space="preserve">: </w:t>
+        <w:t xml:space="preserve">:</w:t>
+      </w:r>
+      <w:r>
+        <w:rPr>
+          <w:rFonts w:ascii="Arial Narrow" w:eastAsia="Arial Narrow" w:hAnsi="Arial Narrow" w:cs="Arial Narrow"/>
+          <w:sz w:val="22"/>
+          <w:szCs w:val="22"/>
+        </w:rPr>
+        <w:t xml:space="preserve"> </w:t>
       </w:r>
       <w:r>
         <w:rPr>
@@ -7746,7 +7777,15 @@
           <w:sz w:val="22"/>
           <w:szCs w:val="22"/>
         </w:rPr>
-        <w:t xml:space="preserve">DÉCIMO SEGUNDO: </w:t>
+        <w:t xml:space="preserve">DÉCIMO SEGUNDO:</w:t>
+      </w:r>
+      <w:r>
+        <w:rPr>
+          <w:rFonts w:ascii="Arial Narrow" w:eastAsia="Arial Narrow" w:hAnsi="Arial Narrow" w:cs="Arial Narrow"/>
+          <w:sz w:val="22"/>
+          <w:szCs w:val="22"/>
+        </w:rPr>
+        <w:t xml:space="preserve"> </w:t>
       </w:r>
       <w:r>
         <w:rPr>
@@ -7884,7 +7923,7 @@
           <w:szCs w:val="22"/>
           <w:vertAlign w:val="superscript"/>
         </w:rPr>
-        <w:footnoteReference w:id="18"/>
+        <w:footnoteReference w:id="19"/>
       </w:r>
       <w:r>
         <w:rPr>
@@ -8396,6 +8435,9 @@
     <w:p>
       <w:pPr>
         <w:pStyle w:val="Textonotapie"/>
+        <w:tabs>
+          <w:tab w:val="left" w:pos="567"/>
+        </w:tabs>
         <w:ind w:left="567" w:hanging="567"/>
         <w:jc w:val="both"/>
         <w:rPr>
@@ -8420,7 +8462,8 @@
           <w:sz w:val="16"/>
           <w:szCs w:val="16"/>
         </w:rPr>
-        <w:t xml:space="preserve"> </w:t>
+        <w:tab/>
+        <w:t xml:space="preserve"/>
       </w:r>
       <w:r>
         <w:rPr>
@@ -8483,6 +8526,9 @@
     <w:p>
       <w:pPr>
         <w:pStyle w:val="Textonotapie"/>
+        <w:tabs>
+          <w:tab w:val="left" w:pos="567"/>
+        </w:tabs>
         <w:ind w:left="567" w:hanging="567"/>
         <w:jc w:val="both"/>
         <w:rPr>
@@ -8507,15 +8553,16 @@
           <w:sz w:val="16"/>
           <w:szCs w:val="16"/>
         </w:rPr>
-        <w:t xml:space="preserve"> </w:t>
-      </w:r>
-      <w:r>
-        <w:rPr>
-          <w:rFonts w:ascii="Arial Narrow" w:eastAsia="Arial Narrow" w:hAnsi="Arial Narrow" w:cs="Arial Narrow"/>
-          <w:sz w:val="16"/>
-          <w:szCs w:val="16"/>
-        </w:rPr>
         <w:tab/>
+        <w:t xml:space="preserve"/>
+      </w:r>
+      <w:r>
+        <w:rPr>
+          <w:rFonts w:ascii="Arial Narrow" w:eastAsia="Arial Narrow" w:hAnsi="Arial Narrow" w:cs="Arial Narrow"/>
+          <w:sz w:val="16"/>
+          <w:szCs w:val="16"/>
+        </w:rPr>
+        <w:tab/>
       </w:r>
       <w:r>
         <w:rPr>
@@ -8544,7 +8591,7 @@
           <w:sz w:val="16"/>
           <w:szCs w:val="16"/>
         </w:rPr>
-        <w:t xml:space="preserve"> 002-2017/TRI-INDECOPI, PUBLICADA EL 24 de noviembre de 2017</w:t>
+        <w:t xml:space="preserve">002-2017/TRI-INDECOPI, PUBLICADA EL 24 de noviembre de 2017</w:t>
       </w:r>
       <w:r>
         <w:rPr>
@@ -8670,6 +8717,9 @@
   <w:footnote w:id="3">
     <w:p>
       <w:pPr>
+        <w:tabs>
+          <w:tab w:val="left" w:pos="567"/>
+        </w:tabs>
         <w:ind w:left="567" w:hanging="567"/>
         <w:jc w:val="both"/>
         <w:rPr>
@@ -8694,15 +8744,16 @@
           <w:sz w:val="16"/>
           <w:szCs w:val="16"/>
         </w:rPr>
-        <w:t xml:space="preserve"> </w:t>
-      </w:r>
-      <w:r>
-        <w:rPr>
-          <w:rFonts w:ascii="Arial Narrow" w:eastAsia="Arial Narrow" w:hAnsi="Arial Narrow" w:cs="Arial Narrow"/>
-          <w:sz w:val="16"/>
-          <w:szCs w:val="16"/>
-        </w:rPr>
         <w:tab/>
+        <w:t xml:space="preserve"/>
+      </w:r>
+      <w:r>
+        <w:rPr>
+          <w:rFonts w:ascii="Arial Narrow" w:eastAsia="Arial Narrow" w:hAnsi="Arial Narrow" w:cs="Arial Narrow"/>
+          <w:sz w:val="16"/>
+          <w:szCs w:val="16"/>
+        </w:rPr>
+        <w:tab/>
       </w:r>
       <w:r>
         <w:rPr>
@@ -8731,7 +8782,7 @@
           <w:sz w:val="16"/>
           <w:szCs w:val="16"/>
         </w:rPr>
-        <w:t xml:space="preserve"> 001-2008/TRI-INDECOPI, SOBRE CONFIDENCIALIDAD DE LA INFORMACIÓN EN LOS PROCEDIMIENTOS SEGUIDOS POR LOS ÓRGANOS FUNCIONALES DEL INDECOPI</w:t>
+        <w:t xml:space="preserve">001-2008/TRI-INDECOPI, SOBRE CONFIDENCIALIDAD DE LA INFORMACIÓN EN LOS PROCEDIMIENTOS SEGUIDOS POR LOS ÓRGANOS FUNCIONALES DEL INDECOPI</w:t>
       </w:r>
     </w:p>
     <w:p>
@@ -8844,6 +8895,9 @@
     <w:p>
       <w:pPr>
         <w:pStyle w:val="Sinespaciado"/>
+        <w:tabs>
+          <w:tab w:val="left" w:pos="567"/>
+        </w:tabs>
         <w:ind w:left="567" w:hanging="567"/>
         <w:jc w:val="both"/>
         <w:rPr>
@@ -8869,15 +8923,16 @@
           <w:sz w:val="16"/>
           <w:szCs w:val="16"/>
         </w:rPr>
-        <w:t xml:space="preserve"> </w:t>
-      </w:r>
-      <w:r>
-        <w:rPr>
-          <w:rFonts w:ascii="Arial Narrow" w:eastAsia="Arial Narrow" w:hAnsi="Arial Narrow" w:cs="Arial Narrow"/>
-          <w:sz w:val="16"/>
-          <w:szCs w:val="16"/>
-        </w:rPr>
         <w:tab/>
+        <w:t xml:space="preserve"/>
+      </w:r>
+      <w:r>
+        <w:rPr>
+          <w:rFonts w:ascii="Arial Narrow" w:eastAsia="Arial Narrow" w:hAnsi="Arial Narrow" w:cs="Arial Narrow"/>
+          <w:sz w:val="16"/>
+          <w:szCs w:val="16"/>
+        </w:rPr>
+        <w:tab/>
       </w:r>
       <w:r>
         <w:rPr>
@@ -8909,7 +8964,7 @@
           <w:sz w:val="16"/>
           <w:szCs w:val="16"/>
         </w:rPr>
-        <w:t xml:space="preserve"> 001-2025-GEG/INDECOPI, Directiva que regula la tramitación del expediente electrónico del Instituto Nacional de Defensa de la Competencia y de la Protección de la Propiedad Intelectual</w:t>
+        <w:t xml:space="preserve">001-2025-GEG/INDECOPI, Directiva que regula la tramitación del expediente electrónico del Instituto Nacional de Defensa de la Competencia y de la Protección de la Propiedad Intelectual</w:t>
       </w:r>
       <w:r>
         <w:rPr>
@@ -9048,6 +9103,94 @@
     </w:p>
   </w:footnote>
   <w:footnote w:id="5">
+    <w:p>
+      <w:pPr>
+        <w:pStyle w:val="paragraph"/>
+        <w:tabs>
+          <w:tab w:val="left" w:pos="555"/>
+        </w:tabs>
+        <w:spacing w:before="0" w:beforeAutospacing="0" w:after="0" w:afterAutospacing="0"/>
+        <w:ind w:left="555" w:hanging="555"/>
+        <w:jc w:val="both"/>
+        <w:textAlignment w:val="baseline"/>
+        <w:rPr>
+          <w:rFonts w:ascii="Arial Narrow" w:eastAsia="Arial Narrow" w:hAnsi="Arial Narrow" w:cs="Arial Narrow"/>
+          <w:sz w:val="16"/>
+          <w:szCs w:val="16"/>
+        </w:rPr>
+      </w:pPr>
+      <w:r>
+        <w:rPr>
+          <w:rStyle w:val="Refdenotaalpie"/>
+          <w:rFonts w:ascii="Arial Narrow" w:eastAsia="Arial Narrow" w:hAnsi="Arial Narrow" w:cs="Arial Narrow"/>
+          <w:sz w:val="16"/>
+          <w:szCs w:val="16"/>
+          <w:vertAlign w:val="superscript"/>
+        </w:rPr>
+        <w:footnoteRef/>
+      </w:r>
+      <w:r>
+        <w:rPr>
+          <w:rFonts w:ascii="Arial Narrow" w:eastAsia="Arial Narrow" w:hAnsi="Arial Narrow" w:cs="Arial Narrow"/>
+          <w:sz w:val="16"/>
+          <w:szCs w:val="16"/>
+        </w:rPr>
+        <w:tab/>
+        <w:t xml:space="preserve"/>
+      </w:r>
+      <w:r>
+        <w:rPr>
+          <w:rFonts w:ascii="Arial Narrow" w:eastAsia="Arial Narrow" w:hAnsi="Arial Narrow" w:cs="Arial Narrow"/>
+          <w:sz w:val="16"/>
+          <w:szCs w:val="16"/>
+        </w:rPr>
+        <w:tab/>
+      </w:r>
+      <w:r>
+        <w:rPr>
+          <w:rStyle w:val="normaltextrun"/>
+          <w:rFonts w:ascii="Arial Narrow" w:eastAsia="Arial Narrow" w:hAnsi="Arial Narrow" w:cs="Arial Narrow"/>
+          <w:b/>
+          <w:bCs/>
+          <w:sz w:val="16"/>
+          <w:szCs w:val="16"/>
+        </w:rPr>
+        <w:t xml:space="preserve">DECRETO SUPREMO </w:t>
+      </w:r>
+      <w:proofErr w:type="spellStart"/>
+      <w:r>
+        <w:rPr>
+          <w:rStyle w:val="normaltextrun"/>
+          <w:rFonts w:ascii="Arial Narrow" w:eastAsia="Arial Narrow" w:hAnsi="Arial Narrow" w:cs="Arial Narrow"/>
+          <w:b/>
+          <w:bCs/>
+          <w:sz w:val="16"/>
+          <w:szCs w:val="16"/>
+        </w:rPr>
+        <w:t/>
+      </w:r>
+      <w:proofErr w:type="spellEnd"/>
+      <w:r>
+        <w:rPr>
+          <w:rStyle w:val="normaltextrun"/>
+          <w:rFonts w:ascii="Arial Narrow" w:eastAsia="Arial Narrow" w:hAnsi="Arial Narrow" w:cs="Arial Narrow"/>
+          <w:b/>
+          <w:bCs/>
+          <w:sz w:val="16"/>
+          <w:szCs w:val="16"/>
+        </w:rPr>
+        <w:t xml:space="preserve"> 006-2026-JUS, TEXTO ÚNICO ORDENADO DE LA LEY DEL PROCEDIMIENTO ADMINISTRATIVO GENERAL, publicado el 30 de abril de 2026.</w:t>
+      </w:r>
+      <w:r>
+        <w:rPr>
+          <w:rStyle w:val="eop"/>
+          <w:rFonts w:ascii="Arial Narrow" w:eastAsia="Arial Narrow" w:hAnsi="Arial Narrow" w:cs="Arial Narrow"/>
+          <w:sz w:val="16"/>
+          <w:szCs w:val="16"/>
+        </w:rPr>
+        <w:t xml:space="preserve"> </w:t>
+      </w:r>
+    </w:p>
     <w:p>
       <w:pPr>
         <w:pStyle w:val="paragraph"/>
@@ -9063,64 +9206,165 @@
       </w:pPr>
       <w:r>
         <w:rPr>
-          <w:rStyle w:val="Refdenotaalpie"/>
-          <w:rFonts w:ascii="Arial Narrow" w:eastAsia="Arial Narrow" w:hAnsi="Arial Narrow" w:cs="Arial Narrow"/>
-          <w:sz w:val="16"/>
-          <w:szCs w:val="16"/>
-          <w:vertAlign w:val="superscript"/>
-        </w:rPr>
-        <w:footnoteRef/>
-      </w:r>
-      <w:r>
-        <w:rPr>
-          <w:rFonts w:ascii="Arial Narrow" w:eastAsia="Arial Narrow" w:hAnsi="Arial Narrow" w:cs="Arial Narrow"/>
-          <w:sz w:val="16"/>
-          <w:szCs w:val="16"/>
-        </w:rPr>
-        <w:t xml:space="preserve"> </w:t>
-      </w:r>
-      <w:r>
-        <w:rPr>
-          <w:rFonts w:ascii="Arial Narrow" w:eastAsia="Arial Narrow" w:hAnsi="Arial Narrow" w:cs="Arial Narrow"/>
+          <w:rStyle w:val="normaltextrun"/>
+          <w:rFonts w:ascii="Arial Narrow" w:eastAsia="Arial Narrow" w:hAnsi="Arial Narrow" w:cs="Arial Narrow"/>
+          <w:b/>
+          <w:bCs/>
+          <w:sz w:val="16"/>
+          <w:szCs w:val="16"/>
+        </w:rPr>
+        <w:t xml:space="preserve">            </w:t>
+      </w:r>
+      <w:r>
+        <w:rPr>
+          <w:rStyle w:val="normaltextrun"/>
+          <w:rFonts w:ascii="Arial Narrow" w:eastAsia="Arial Narrow" w:hAnsi="Arial Narrow" w:cs="Arial Narrow"/>
+          <w:b/>
+          <w:bCs/>
           <w:sz w:val="16"/>
           <w:szCs w:val="16"/>
         </w:rPr>
         <w:tab/>
-      </w:r>
+        <w:t>Artículo IV. Principios del procedimiento administrativo</w:t>
+      </w:r>
+      <w:r>
+        <w:rPr>
+          <w:rStyle w:val="eop"/>
+          <w:rFonts w:ascii="Arial Narrow" w:eastAsia="Arial Narrow" w:hAnsi="Arial Narrow" w:cs="Arial Narrow"/>
+          <w:sz w:val="16"/>
+          <w:szCs w:val="16"/>
+        </w:rPr>
+        <w:t xml:space="preserve"> </w:t>
+      </w:r>
+    </w:p>
+    <w:p>
+      <w:pPr>
+        <w:pStyle w:val="paragraph"/>
+        <w:spacing w:before="0" w:beforeAutospacing="0" w:after="0" w:afterAutospacing="0"/>
+        <w:ind w:left="555"/>
+        <w:jc w:val="both"/>
+        <w:textAlignment w:val="baseline"/>
+        <w:rPr>
+          <w:rFonts w:ascii="Arial Narrow" w:eastAsia="Arial Narrow" w:hAnsi="Arial Narrow" w:cs="Arial Narrow"/>
+          <w:sz w:val="16"/>
+          <w:szCs w:val="16"/>
+        </w:rPr>
+      </w:pPr>
       <w:r>
         <w:rPr>
           <w:rStyle w:val="normaltextrun"/>
           <w:rFonts w:ascii="Arial Narrow" w:eastAsia="Arial Narrow" w:hAnsi="Arial Narrow" w:cs="Arial Narrow"/>
+          <w:sz w:val="16"/>
+          <w:szCs w:val="16"/>
+        </w:rPr>
+        <w:t>1. El procedimiento administrativo se sustenta fundamentalmente en los siguientes principios, sin perjuicio de la vigencia de otros principios generales del Derecho Administrativo:</w:t>
+      </w:r>
+      <w:r>
+        <w:rPr>
+          <w:rStyle w:val="eop"/>
+          <w:rFonts w:ascii="Arial Narrow" w:eastAsia="Arial Narrow" w:hAnsi="Arial Narrow" w:cs="Arial Narrow"/>
+          <w:sz w:val="16"/>
+          <w:szCs w:val="16"/>
+        </w:rPr>
+        <w:t xml:space="preserve"> </w:t>
+      </w:r>
+    </w:p>
+    <w:p>
+      <w:pPr>
+        <w:pStyle w:val="paragraph"/>
+        <w:spacing w:before="0" w:beforeAutospacing="0" w:after="0" w:afterAutospacing="0"/>
+        <w:ind w:left="555"/>
+        <w:jc w:val="both"/>
+        <w:textAlignment w:val="baseline"/>
+        <w:rPr>
+          <w:rFonts w:ascii="Arial Narrow" w:eastAsia="Arial Narrow" w:hAnsi="Arial Narrow" w:cs="Arial Narrow"/>
+          <w:sz w:val="16"/>
+          <w:szCs w:val="16"/>
+        </w:rPr>
+      </w:pPr>
+      <w:r>
+        <w:rPr>
+          <w:rStyle w:val="normaltextrun"/>
+          <w:rFonts w:ascii="Arial Narrow" w:eastAsia="Arial Narrow" w:hAnsi="Arial Narrow" w:cs="Arial Narrow"/>
+          <w:sz w:val="16"/>
+          <w:szCs w:val="16"/>
+        </w:rPr>
+        <w:t>(…)</w:t>
+      </w:r>
+      <w:r>
+        <w:rPr>
+          <w:rStyle w:val="eop"/>
+          <w:rFonts w:ascii="Arial Narrow" w:eastAsia="Arial Narrow" w:hAnsi="Arial Narrow" w:cs="Arial Narrow"/>
+          <w:sz w:val="16"/>
+          <w:szCs w:val="16"/>
+        </w:rPr>
+        <w:t xml:space="preserve"> </w:t>
+      </w:r>
+    </w:p>
+    <w:p>
+      <w:pPr>
+        <w:pStyle w:val="paragraph"/>
+        <w:spacing w:before="0" w:beforeAutospacing="0" w:after="0" w:afterAutospacing="0"/>
+        <w:ind w:left="555"/>
+        <w:jc w:val="both"/>
+        <w:textAlignment w:val="baseline"/>
+        <w:rPr>
+          <w:rFonts w:ascii="Arial Narrow" w:eastAsia="Arial Narrow" w:hAnsi="Arial Narrow" w:cs="Arial Narrow"/>
+          <w:sz w:val="16"/>
+          <w:szCs w:val="16"/>
+        </w:rPr>
+      </w:pPr>
+      <w:r>
+        <w:rPr>
+          <w:rStyle w:val="normaltextrun"/>
+          <w:rFonts w:ascii="Arial Narrow" w:eastAsia="Arial Narrow" w:hAnsi="Arial Narrow" w:cs="Arial Narrow"/>
           <w:b/>
           <w:bCs/>
           <w:sz w:val="16"/>
           <w:szCs w:val="16"/>
         </w:rPr>
-        <w:t>DECRETO SUPREMO </w:t>
-      </w:r>
-      <w:proofErr w:type="spellStart"/>
+        <w:t xml:space="preserve">1.8 Principio de buena fe procedimental.- </w:t>
+      </w:r>
       <w:r>
         <w:rPr>
           <w:rStyle w:val="normaltextrun"/>
           <w:rFonts w:ascii="Arial Narrow" w:eastAsia="Arial Narrow" w:hAnsi="Arial Narrow" w:cs="Arial Narrow"/>
-          <w:b/>
-          <w:bCs/>
-          <w:sz w:val="16"/>
-          <w:szCs w:val="16"/>
-        </w:rPr>
-        <w:t/>
-      </w:r>
-      <w:proofErr w:type="spellEnd"/>
+          <w:sz w:val="16"/>
+          <w:szCs w:val="16"/>
+        </w:rPr>
+        <w:t>La autoridad administrativa, los administrados, sus representantes o abogados, realizan sus respectivos actos procedimentales guiados por el respeto mutuo, la colaboración y la buena fe. La autoridad administrativa no puede actuar contra sus propios actos, salvo los supuestos de revisión de oficio contemplados en la presente Ley.</w:t>
+      </w:r>
+      <w:r>
+        <w:rPr>
+          <w:rStyle w:val="eop"/>
+          <w:rFonts w:ascii="Arial Narrow" w:eastAsia="Arial Narrow" w:hAnsi="Arial Narrow" w:cs="Arial Narrow"/>
+          <w:sz w:val="16"/>
+          <w:szCs w:val="16"/>
+        </w:rPr>
+        <w:t xml:space="preserve"> </w:t>
+      </w:r>
+    </w:p>
+    <w:p>
+      <w:pPr>
+        <w:pStyle w:val="paragraph"/>
+        <w:spacing w:before="0" w:beforeAutospacing="0" w:after="0" w:afterAutospacing="0"/>
+        <w:ind w:left="555"/>
+        <w:jc w:val="both"/>
+        <w:textAlignment w:val="baseline"/>
+        <w:rPr>
+          <w:rFonts w:ascii="Arial Narrow" w:eastAsia="Arial Narrow" w:hAnsi="Arial Narrow" w:cs="Arial Narrow"/>
+          <w:sz w:val="16"/>
+          <w:szCs w:val="16"/>
+        </w:rPr>
+      </w:pPr>
       <w:r>
         <w:rPr>
           <w:rStyle w:val="normaltextrun"/>
           <w:rFonts w:ascii="Arial Narrow" w:eastAsia="Arial Narrow" w:hAnsi="Arial Narrow" w:cs="Arial Narrow"/>
-          <w:b/>
-          <w:bCs/>
-          <w:sz w:val="16"/>
-          <w:szCs w:val="16"/>
-        </w:rPr>
-        <w:t> 006-2026-JUS, TEXTO ÚNICO ORDENADO DE LA LEY DEL PROCEDIMIENTO ADMINISTRATIVO GENERAL, publicado el 30 de abril de 2026.</w:t>
+          <w:sz w:val="16"/>
+          <w:szCs w:val="16"/>
+        </w:rPr>
+        <w:t>Ninguna regulación del procedimiento administrativo puede interpretarse de modo tal que ampare alguna conducta contra la buena fe procedimental.</w:t>
       </w:r>
       <w:r>
         <w:rPr>
@@ -9129,7 +9373,7 @@
           <w:sz w:val="16"/>
           <w:szCs w:val="16"/>
         </w:rPr>
-        <w:t> </w:t>
+        <w:t xml:space="preserve"> </w:t>
       </w:r>
     </w:p>
     <w:p>
@@ -9145,176 +9389,789 @@
           <w:szCs w:val="16"/>
         </w:rPr>
       </w:pPr>
-      <w:r>
-        <w:rPr>
-          <w:rStyle w:val="normaltextrun"/>
+    </w:p>
+  </w:footnote>
+  <w:footnote w:id="6">
+    <w:p>
+      <w:pPr>
+        <w:pStyle w:val="Textonotapie"/>
+        <w:tabs>
+          <w:tab w:val="left" w:pos="567"/>
+        </w:tabs>
+        <w:ind w:left="567" w:hanging="567"/>
+        <w:jc w:val="both"/>
+        <w:rPr>
           <w:rFonts w:ascii="Arial Narrow" w:eastAsia="Arial Narrow" w:hAnsi="Arial Narrow" w:cs="Arial Narrow"/>
           <w:b/>
           <w:bCs/>
           <w:sz w:val="16"/>
           <w:szCs w:val="16"/>
         </w:rPr>
-        <w:t>            </w:t>
-      </w:r>
-      <w:r>
-        <w:rPr>
-          <w:rStyle w:val="normaltextrun"/>
+      </w:pPr>
+      <w:r>
+        <w:rPr>
+          <w:rStyle w:val="Refdenotaalpie"/>
+          <w:rFonts w:ascii="Arial Narrow" w:eastAsia="Arial Narrow" w:hAnsi="Arial Narrow" w:cs="Arial Narrow"/>
+          <w:sz w:val="16"/>
+          <w:szCs w:val="16"/>
+          <w:vertAlign w:val="superscript"/>
+        </w:rPr>
+        <w:footnoteRef/>
+      </w:r>
+      <w:r>
+        <w:rPr>
+          <w:rFonts w:ascii="Arial Narrow" w:eastAsia="Arial Narrow" w:hAnsi="Arial Narrow" w:cs="Arial Narrow"/>
+          <w:sz w:val="16"/>
+          <w:szCs w:val="16"/>
+        </w:rPr>
+        <w:tab/>
+        <w:t xml:space="preserve"/>
+      </w:r>
+      <w:r>
+        <w:rPr>
+          <w:rFonts w:ascii="Arial Narrow" w:eastAsia="Arial Narrow" w:hAnsi="Arial Narrow" w:cs="Arial Narrow"/>
+          <w:sz w:val="16"/>
+          <w:szCs w:val="16"/>
+        </w:rPr>
+        <w:tab/>
+      </w:r>
+      <w:r>
+        <w:rPr>
           <w:rFonts w:ascii="Arial Narrow" w:eastAsia="Arial Narrow" w:hAnsi="Arial Narrow" w:cs="Arial Narrow"/>
           <w:b/>
           <w:bCs/>
           <w:sz w:val="16"/>
           <w:szCs w:val="16"/>
         </w:rPr>
+        <w:t xml:space="preserve">DIRECTIVA </w:t>
+      </w:r>
+      <w:proofErr w:type="spellStart"/>
+      <w:r>
+        <w:rPr>
+          <w:rFonts w:ascii="Arial Narrow" w:eastAsia="Arial Narrow" w:hAnsi="Arial Narrow" w:cs="Arial Narrow"/>
+          <w:b/>
+          <w:bCs/>
+          <w:sz w:val="16"/>
+          <w:szCs w:val="16"/>
+        </w:rPr>
+        <w:t/>
+      </w:r>
+      <w:proofErr w:type="spellEnd"/>
+      <w:r>
+        <w:rPr>
+          <w:rFonts w:ascii="Arial Narrow" w:eastAsia="Arial Narrow" w:hAnsi="Arial Narrow" w:cs="Arial Narrow"/>
+          <w:b/>
+          <w:bCs/>
+          <w:sz w:val="16"/>
+          <w:szCs w:val="16"/>
+        </w:rPr>
+        <w:t xml:space="preserve">001-2008-TRI-INDECOPI, DIRECTIVA SOBRE CONFIDENCIALIDAD DE LA INFORMACIÓN EN LOS PROCEDIMIENTOS SEGUIDOS POR LOS ÓRGANOS FUNCIONALES DEL INDECOPI, modificada por la DIRECTIVA </w:t>
+      </w:r>
+      <w:proofErr w:type="spellStart"/>
+      <w:r>
+        <w:rPr>
+          <w:rFonts w:ascii="Arial Narrow" w:eastAsia="Arial Narrow" w:hAnsi="Arial Narrow" w:cs="Arial Narrow"/>
+          <w:b/>
+          <w:bCs/>
+          <w:sz w:val="16"/>
+          <w:szCs w:val="16"/>
+        </w:rPr>
+        <w:t/>
+      </w:r>
+      <w:proofErr w:type="spellEnd"/>
+      <w:r>
+        <w:rPr>
+          <w:rFonts w:ascii="Arial Narrow" w:eastAsia="Arial Narrow" w:hAnsi="Arial Narrow" w:cs="Arial Narrow"/>
+          <w:b/>
+          <w:bCs/>
+          <w:sz w:val="16"/>
+          <w:szCs w:val="16"/>
+        </w:rPr>
+        <w:t xml:space="preserve">003-2022/TRI-INDECOPI</w:t>
+      </w:r>
+    </w:p>
+    <w:p>
+      <w:pPr>
+        <w:pStyle w:val="Textonotapie"/>
+        <w:ind w:left="1134" w:hanging="567"/>
+        <w:jc w:val="both"/>
+        <w:rPr>
+          <w:rFonts w:ascii="Arial Narrow" w:eastAsia="Arial Narrow" w:hAnsi="Arial Narrow" w:cs="Arial Narrow"/>
+          <w:sz w:val="16"/>
+          <w:szCs w:val="16"/>
+        </w:rPr>
+      </w:pPr>
+      <w:r>
+        <w:rPr>
+          <w:rFonts w:ascii="Arial Narrow" w:eastAsia="Arial Narrow" w:hAnsi="Arial Narrow" w:cs="Arial Narrow"/>
+          <w:sz w:val="16"/>
+          <w:szCs w:val="16"/>
+        </w:rPr>
+        <w:t xml:space="preserve">5.11 </w:t>
+      </w:r>
+      <w:r>
+        <w:rPr>
+          <w:rFonts w:ascii="Arial Narrow" w:eastAsia="Arial Narrow" w:hAnsi="Arial Narrow" w:cs="Arial Narrow"/>
+          <w:sz w:val="16"/>
+          <w:szCs w:val="16"/>
+        </w:rPr>
         <w:tab/>
-        <w:t>Artículo IV. Principios del procedimiento administrativo</w:t>
-      </w:r>
-      <w:r>
-        <w:rPr>
-          <w:rStyle w:val="eop"/>
-          <w:rFonts w:ascii="Arial Narrow" w:eastAsia="Arial Narrow" w:hAnsi="Arial Narrow" w:cs="Arial Narrow"/>
-          <w:sz w:val="16"/>
-          <w:szCs w:val="16"/>
-        </w:rPr>
-        <w:t> </w:t>
+        <w:t xml:space="preserve">En caso de que el titular de la información previamente declarada confidencial presente de manera posterior un nuevo escrito o documento que contenga la misma información, deberá adjuntar una “versión confidencial” que señale —de manera clara y precisa— en qué parte está incluida la información previamente declarada confidencial. </w:t>
+      </w:r>
+    </w:p>
+    <w:p>
+      <w:pPr>
+        <w:pStyle w:val="Textonotapie"/>
+        <w:ind w:left="1134"/>
+        <w:jc w:val="both"/>
+        <w:rPr>
+          <w:rFonts w:ascii="Arial Narrow" w:eastAsia="Arial Narrow" w:hAnsi="Arial Narrow" w:cs="Arial Narrow"/>
+          <w:sz w:val="16"/>
+          <w:szCs w:val="16"/>
+        </w:rPr>
+      </w:pPr>
+      <w:r>
+        <w:rPr>
+          <w:rFonts w:ascii="Arial Narrow" w:eastAsia="Arial Narrow" w:hAnsi="Arial Narrow" w:cs="Arial Narrow"/>
+          <w:sz w:val="16"/>
+          <w:szCs w:val="16"/>
+        </w:rPr>
+        <w:t xml:space="preserve">Adicionalmente, el administrado deberá presentar una “versión no confidencial” del referido escrito o documento, cubriendo de forma identificable aquellas secciones en las que haya figurado la información confidencial, a efectos de que dicha versión sea incorporada en el expediente principal y puesta en conocimiento de las partes y de terceros, según corresponda. </w:t>
+      </w:r>
+    </w:p>
+    <w:p>
+      <w:pPr>
+        <w:pStyle w:val="Textonotapie"/>
+        <w:ind w:left="1134"/>
+        <w:jc w:val="both"/>
+        <w:rPr>
+          <w:rFonts w:ascii="Arial Narrow" w:eastAsia="Arial Narrow" w:hAnsi="Arial Narrow" w:cs="Arial Narrow"/>
+          <w:sz w:val="16"/>
+          <w:szCs w:val="16"/>
+        </w:rPr>
+      </w:pPr>
+      <w:r>
+        <w:rPr>
+          <w:rFonts w:ascii="Arial Narrow" w:eastAsia="Arial Narrow" w:hAnsi="Arial Narrow" w:cs="Arial Narrow"/>
+          <w:sz w:val="16"/>
+          <w:szCs w:val="16"/>
+        </w:rPr>
+        <w:t xml:space="preserve">En caso de que el administrado no cumpla con lo señalado en el párrafo anterior, la autoridad le concederá un plazo de hasta 5 (cinco) días hábiles para la presentación de la “versión no confidencial”, bajo apercibimiento de proceder conforme a lo señalado en el numeral 5.12 de la presente Directiva. </w:t>
+      </w:r>
+    </w:p>
+    <w:p>
+      <w:pPr>
+        <w:pStyle w:val="Textonotapie"/>
+        <w:ind w:left="1134" w:hanging="567"/>
+        <w:jc w:val="both"/>
+        <w:rPr>
+          <w:rFonts w:ascii="Arial Narrow" w:eastAsia="Arial Narrow" w:hAnsi="Arial Narrow" w:cs="Arial Narrow"/>
+          <w:sz w:val="16"/>
+          <w:szCs w:val="16"/>
+        </w:rPr>
+      </w:pPr>
+      <w:r>
+        <w:rPr>
+          <w:rFonts w:ascii="Arial Narrow" w:eastAsia="Arial Narrow" w:hAnsi="Arial Narrow" w:cs="Arial Narrow"/>
+          <w:sz w:val="16"/>
+          <w:szCs w:val="16"/>
+        </w:rPr>
+        <w:t xml:space="preserve">5.12 </w:t>
+      </w:r>
+      <w:r>
+        <w:rPr>
+          <w:rFonts w:ascii="Arial Narrow" w:eastAsia="Arial Narrow" w:hAnsi="Arial Narrow" w:cs="Arial Narrow"/>
+          <w:sz w:val="16"/>
+          <w:szCs w:val="16"/>
+        </w:rPr>
+        <w:tab/>
+        <w:t>En caso de que el titular de la información previamente declarada confidencial no cumpla con lo dispuesto en el numeral 5.11 de la presente Directiva, la autoridad incorporará al expediente principal dicha documentación en su integridad y la trasladará sin ninguna medida de seguridad en particular, de ser el caso, siendo la divulgación de tal información de responsabilidad del propio administrado.</w:t>
+      </w:r>
+    </w:p>
+    <w:p>
+      <w:pPr>
+        <w:pStyle w:val="Textonotapie"/>
+        <w:ind w:left="567" w:hanging="567"/>
+        <w:jc w:val="both"/>
+        <w:rPr>
+          <w:rFonts w:ascii="Arial Narrow" w:eastAsia="Arial Narrow" w:hAnsi="Arial Narrow" w:cs="Arial Narrow"/>
+          <w:b/>
+          <w:bCs/>
+          <w:sz w:val="16"/>
+          <w:szCs w:val="16"/>
+        </w:rPr>
+      </w:pPr>
+    </w:p>
+  </w:footnote>
+  <w:footnote w:id="7">
+    <w:p>
+      <w:pPr>
+        <w:pStyle w:val="Textonotapie"/>
+        <w:tabs>
+          <w:tab w:val="left" w:pos="567"/>
+        </w:tabs>
+        <w:ind w:left="567" w:hanging="567"/>
+        <w:jc w:val="both"/>
+        <w:rPr>
+          <w:rFonts w:ascii="Arial Narrow" w:eastAsia="Arial Narrow" w:hAnsi="Arial Narrow" w:cs="Arial Narrow"/>
+          <w:b/>
+          <w:bCs/>
+          <w:sz w:val="16"/>
+          <w:szCs w:val="16"/>
+        </w:rPr>
+      </w:pPr>
+      <w:r>
+        <w:rPr>
+          <w:rStyle w:val="Refdenotaalpie"/>
+          <w:rFonts w:ascii="Arial Narrow" w:eastAsia="Arial Narrow" w:hAnsi="Arial Narrow" w:cs="Arial Narrow"/>
+          <w:sz w:val="16"/>
+          <w:szCs w:val="16"/>
+          <w:vertAlign w:val="superscript"/>
+        </w:rPr>
+        <w:footnoteRef/>
+      </w:r>
+      <w:r>
+        <w:rPr>
+          <w:rFonts w:ascii="Arial Narrow" w:eastAsia="Arial Narrow" w:hAnsi="Arial Narrow" w:cs="Arial Narrow"/>
+          <w:sz w:val="16"/>
+          <w:szCs w:val="16"/>
+        </w:rPr>
+        <w:tab/>
+        <w:t xml:space="preserve"/>
+      </w:r>
+      <w:r>
+        <w:rPr>
+          <w:rFonts w:ascii="Arial Narrow" w:eastAsia="Arial Narrow" w:hAnsi="Arial Narrow" w:cs="Arial Narrow"/>
+          <w:sz w:val="16"/>
+          <w:szCs w:val="16"/>
+        </w:rPr>
+        <w:tab/>
+      </w:r>
+      <w:r>
+        <w:rPr>
+          <w:rFonts w:ascii="Arial Narrow" w:eastAsia="Arial Narrow" w:hAnsi="Arial Narrow" w:cs="Arial Narrow"/>
+          <w:b/>
+          <w:bCs/>
+          <w:sz w:val="16"/>
+          <w:szCs w:val="16"/>
+        </w:rPr>
+        <w:t xml:space="preserve">LEY </w:t>
+      </w:r>
+      <w:proofErr w:type="spellStart"/>
+      <w:r>
+        <w:rPr>
+          <w:rFonts w:ascii="Arial Narrow" w:eastAsia="Arial Narrow" w:hAnsi="Arial Narrow" w:cs="Arial Narrow"/>
+          <w:b/>
+          <w:bCs/>
+          <w:sz w:val="16"/>
+          <w:szCs w:val="16"/>
+        </w:rPr>
+        <w:t/>
+      </w:r>
+      <w:proofErr w:type="spellEnd"/>
+      <w:r>
+        <w:rPr>
+          <w:rFonts w:ascii="Arial Narrow" w:eastAsia="Arial Narrow" w:hAnsi="Arial Narrow" w:cs="Arial Narrow"/>
+          <w:b/>
+          <w:bCs/>
+          <w:sz w:val="16"/>
+          <w:szCs w:val="16"/>
+        </w:rPr>
+        <w:t xml:space="preserve">29571, CÓDIGO DE PROTECCIÓN Y DEFENSA DEL CONSUMIDOR, publicado el 2 de setiembre de 2010 y modificado por Decreto Legislativo </w:t>
+      </w:r>
+      <w:proofErr w:type="spellStart"/>
+      <w:r>
+        <w:rPr>
+          <w:rFonts w:ascii="Arial Narrow" w:eastAsia="Arial Narrow" w:hAnsi="Arial Narrow" w:cs="Arial Narrow"/>
+          <w:b/>
+          <w:bCs/>
+          <w:sz w:val="16"/>
+          <w:szCs w:val="16"/>
+        </w:rPr>
+        <w:t/>
+      </w:r>
+      <w:proofErr w:type="spellEnd"/>
+      <w:r>
+        <w:rPr>
+          <w:rFonts w:ascii="Arial Narrow" w:eastAsia="Arial Narrow" w:hAnsi="Arial Narrow" w:cs="Arial Narrow"/>
+          <w:b/>
+          <w:bCs/>
+          <w:sz w:val="16"/>
+          <w:szCs w:val="16"/>
+        </w:rPr>
+        <w:t xml:space="preserve">1308 </w:t>
+      </w:r>
+    </w:p>
+    <w:p>
+      <w:pPr>
+        <w:pStyle w:val="Textonotapie"/>
+        <w:ind w:left="567"/>
+        <w:jc w:val="both"/>
+        <w:rPr>
+          <w:rFonts w:ascii="Arial Narrow" w:eastAsia="Arial Narrow" w:hAnsi="Arial Narrow" w:cs="Arial Narrow"/>
+          <w:sz w:val="16"/>
+          <w:szCs w:val="16"/>
+        </w:rPr>
+      </w:pPr>
+      <w:r>
+        <w:rPr>
+          <w:rFonts w:ascii="Arial Narrow" w:eastAsia="Arial Narrow" w:hAnsi="Arial Narrow" w:cs="Arial Narrow"/>
+          <w:b/>
+          <w:bCs/>
+          <w:sz w:val="16"/>
+          <w:szCs w:val="16"/>
+        </w:rPr>
+        <w:t>Artículo 105.- Autoridad competente.</w:t>
+      </w:r>
+      <w:r>
+        <w:rPr>
+          <w:rFonts w:ascii="Arial Narrow" w:eastAsia="Arial Narrow" w:hAnsi="Arial Narrow" w:cs="Arial Narrow"/>
+          <w:sz w:val="16"/>
+          <w:szCs w:val="16"/>
+        </w:rPr>
+        <w:t xml:space="preserve"> </w:t>
+      </w:r>
+    </w:p>
+    <w:p>
+      <w:pPr>
+        <w:pStyle w:val="Textonotapie"/>
+        <w:ind w:left="567"/>
+        <w:jc w:val="both"/>
+        <w:rPr>
+          <w:rFonts w:ascii="Arial Narrow" w:eastAsia="Arial Narrow" w:hAnsi="Arial Narrow" w:cs="Arial Narrow"/>
+          <w:sz w:val="16"/>
+          <w:szCs w:val="16"/>
+        </w:rPr>
+      </w:pPr>
+      <w:r>
+        <w:rPr>
+          <w:rFonts w:ascii="Arial Narrow" w:eastAsia="Arial Narrow" w:hAnsi="Arial Narrow" w:cs="Arial Narrow"/>
+          <w:sz w:val="16"/>
+          <w:szCs w:val="16"/>
+        </w:rPr>
+        <w:t xml:space="preserve">El Instituto Nacional de Defensa de la Competencia y de la Protección de la Propiedad Intelectual (Indecopi) es la autoridad con competencia primaria y de alcance nacional para conocer las presuntas infracciones a las disposiciones contenidas en el presente Código, así como para imponer las sanciones y medidas correctivas establecidas en el presente capítulo, conforme al Decreto Legislativo </w:t>
+      </w:r>
+      <w:proofErr w:type="spellStart"/>
+      <w:r>
+        <w:rPr>
+          <w:rFonts w:ascii="Arial Narrow" w:eastAsia="Arial Narrow" w:hAnsi="Arial Narrow" w:cs="Arial Narrow"/>
+          <w:sz w:val="16"/>
+          <w:szCs w:val="16"/>
+        </w:rPr>
+        <w:t/>
+      </w:r>
+      <w:proofErr w:type="spellEnd"/>
+      <w:r>
+        <w:rPr>
+          <w:rFonts w:ascii="Arial Narrow" w:eastAsia="Arial Narrow" w:hAnsi="Arial Narrow" w:cs="Arial Narrow"/>
+          <w:sz w:val="16"/>
+          <w:szCs w:val="16"/>
+        </w:rPr>
+        <w:t xml:space="preserve">1033, Ley de Organización y Funciones del Indecopi. Dicha competencia solo puede ser negada cuando ella haya sido asignada o se asigne a favor de otro organismo por norma expresa con rango de ley. </w:t>
+      </w:r>
+    </w:p>
+    <w:p>
+      <w:pPr>
+        <w:pStyle w:val="Textonotapie"/>
+        <w:ind w:left="567"/>
+        <w:jc w:val="both"/>
+        <w:rPr>
+          <w:rFonts w:ascii="Arial Narrow" w:eastAsia="Arial Narrow" w:hAnsi="Arial Narrow" w:cs="Arial Narrow"/>
+          <w:sz w:val="16"/>
+          <w:szCs w:val="16"/>
+        </w:rPr>
+      </w:pPr>
+      <w:r>
+        <w:rPr>
+          <w:rFonts w:ascii="Arial Narrow" w:eastAsia="Arial Narrow" w:hAnsi="Arial Narrow" w:cs="Arial Narrow"/>
+          <w:sz w:val="16"/>
+          <w:szCs w:val="16"/>
+        </w:rPr>
+        <w:t xml:space="preserve">(…). </w:t>
+      </w:r>
+    </w:p>
+    <w:p>
+      <w:pPr>
+        <w:pStyle w:val="Textonotapie"/>
+        <w:ind w:left="567"/>
+        <w:jc w:val="both"/>
+        <w:rPr>
+          <w:rFonts w:ascii="Arial Narrow" w:eastAsia="Arial Narrow" w:hAnsi="Arial Narrow" w:cs="Arial Narrow"/>
+          <w:b/>
+          <w:bCs/>
+          <w:sz w:val="16"/>
+          <w:szCs w:val="16"/>
+        </w:rPr>
+      </w:pPr>
+      <w:r>
+        <w:rPr>
+          <w:rFonts w:ascii="Arial Narrow" w:eastAsia="Arial Narrow" w:hAnsi="Arial Narrow" w:cs="Arial Narrow"/>
+          <w:b/>
+          <w:bCs/>
+          <w:sz w:val="16"/>
+          <w:szCs w:val="16"/>
+        </w:rPr>
+        <w:t xml:space="preserve">LEY DE ORGANIZACIÓN Y FUNCIONES DEL INDECOPI, APROBADA POR DECRETO LEGISLATIVO </w:t>
+      </w:r>
+      <w:proofErr w:type="spellStart"/>
+      <w:r>
+        <w:rPr>
+          <w:rFonts w:ascii="Arial Narrow" w:eastAsia="Arial Narrow" w:hAnsi="Arial Narrow" w:cs="Arial Narrow"/>
+          <w:b/>
+          <w:bCs/>
+          <w:sz w:val="16"/>
+          <w:szCs w:val="16"/>
+        </w:rPr>
+        <w:t/>
+      </w:r>
+      <w:proofErr w:type="spellEnd"/>
+      <w:r>
+        <w:rPr>
+          <w:rFonts w:ascii="Arial Narrow" w:eastAsia="Arial Narrow" w:hAnsi="Arial Narrow" w:cs="Arial Narrow"/>
+          <w:b/>
+          <w:bCs/>
+          <w:sz w:val="16"/>
+          <w:szCs w:val="16"/>
+        </w:rPr>
+        <w:t xml:space="preserve">1033 </w:t>
+      </w:r>
+    </w:p>
+    <w:p>
+      <w:pPr>
+        <w:pStyle w:val="Textonotapie"/>
+        <w:ind w:left="567"/>
+        <w:jc w:val="both"/>
+        <w:rPr>
+          <w:rFonts w:ascii="Arial Narrow" w:eastAsia="Arial Narrow" w:hAnsi="Arial Narrow" w:cs="Arial Narrow"/>
+          <w:sz w:val="16"/>
+          <w:szCs w:val="16"/>
+        </w:rPr>
+      </w:pPr>
+      <w:r>
+        <w:rPr>
+          <w:rFonts w:ascii="Arial Narrow" w:eastAsia="Arial Narrow" w:hAnsi="Arial Narrow" w:cs="Arial Narrow"/>
+          <w:b/>
+          <w:bCs/>
+          <w:sz w:val="16"/>
+          <w:szCs w:val="16"/>
+        </w:rPr>
+        <w:t>Artículo 27.-</w:t>
+      </w:r>
+      <w:r>
+        <w:rPr>
+          <w:rFonts w:ascii="Arial Narrow" w:eastAsia="Arial Narrow" w:hAnsi="Arial Narrow" w:cs="Arial Narrow"/>
+          <w:sz w:val="16"/>
+          <w:szCs w:val="16"/>
+        </w:rPr>
+        <w:t xml:space="preserve"> De la Comisión de Protección al Consumidor.- </w:t>
+      </w:r>
+    </w:p>
+    <w:p>
+      <w:pPr>
+        <w:pStyle w:val="Textonotapie"/>
+        <w:ind w:left="567"/>
+        <w:jc w:val="both"/>
+        <w:rPr>
+          <w:rFonts w:ascii="Arial Narrow" w:eastAsia="Arial Narrow" w:hAnsi="Arial Narrow" w:cs="Arial Narrow"/>
+          <w:sz w:val="16"/>
+          <w:szCs w:val="16"/>
+        </w:rPr>
+      </w:pPr>
+      <w:r>
+        <w:rPr>
+          <w:rFonts w:ascii="Arial Narrow" w:eastAsia="Arial Narrow" w:hAnsi="Arial Narrow" w:cs="Arial Narrow"/>
+          <w:sz w:val="16"/>
+          <w:szCs w:val="16"/>
+        </w:rPr>
+        <w:t xml:space="preserve">Corresponde a la Comisión de Protección al Consumidor velar por el cumplimiento de la Ley de Protección al Consumidor y de las leyes que, en general, protegen a los consumidores de la falta de idoneidad de los bienes y servicios en función de la información brindada, de las omisiones de información y de la discriminación en el consumo, así como de aquellas que complementen o sustituyan a las anteriores. </w:t>
+      </w:r>
+    </w:p>
+    <w:p>
+      <w:pPr>
+        <w:pStyle w:val="Textonotapie"/>
+        <w:ind w:left="567"/>
+        <w:jc w:val="both"/>
+        <w:rPr>
+          <w:rFonts w:ascii="Arial Narrow" w:eastAsia="Arial Narrow" w:hAnsi="Arial Narrow" w:cs="Arial Narrow"/>
+          <w:b/>
+          <w:bCs/>
+          <w:sz w:val="16"/>
+          <w:szCs w:val="16"/>
+        </w:rPr>
+      </w:pPr>
+      <w:r>
+        <w:rPr>
+          <w:rFonts w:ascii="Arial Narrow" w:eastAsia="Arial Narrow" w:hAnsi="Arial Narrow" w:cs="Arial Narrow"/>
+          <w:b/>
+          <w:bCs/>
+          <w:sz w:val="16"/>
+          <w:szCs w:val="16"/>
+        </w:rPr>
+        <w:t xml:space="preserve">LEY SOBRE FACULTADES, NORMAS Y ORGANIZACIÓN DEL INDECOPI, APROBADA POR DECRETO LEGISLATIVO </w:t>
+      </w:r>
+      <w:proofErr w:type="spellStart"/>
+      <w:r>
+        <w:rPr>
+          <w:rFonts w:ascii="Arial Narrow" w:eastAsia="Arial Narrow" w:hAnsi="Arial Narrow" w:cs="Arial Narrow"/>
+          <w:b/>
+          <w:bCs/>
+          <w:sz w:val="16"/>
+          <w:szCs w:val="16"/>
+        </w:rPr>
+        <w:t/>
+      </w:r>
+      <w:proofErr w:type="spellEnd"/>
+      <w:r>
+        <w:rPr>
+          <w:rFonts w:ascii="Arial Narrow" w:eastAsia="Arial Narrow" w:hAnsi="Arial Narrow" w:cs="Arial Narrow"/>
+          <w:b/>
+          <w:bCs/>
+          <w:sz w:val="16"/>
+          <w:szCs w:val="16"/>
+        </w:rPr>
+        <w:t xml:space="preserve">807 </w:t>
+      </w:r>
+    </w:p>
+    <w:p>
+      <w:pPr>
+        <w:pStyle w:val="Textonotapie"/>
+        <w:ind w:left="567"/>
+        <w:jc w:val="both"/>
+        <w:rPr>
+          <w:rFonts w:ascii="Arial Narrow" w:eastAsia="Arial Narrow" w:hAnsi="Arial Narrow" w:cs="Arial Narrow"/>
+          <w:sz w:val="16"/>
+          <w:szCs w:val="16"/>
+        </w:rPr>
+      </w:pPr>
+      <w:r>
+        <w:rPr>
+          <w:rFonts w:ascii="Arial Narrow" w:eastAsia="Arial Narrow" w:hAnsi="Arial Narrow" w:cs="Arial Narrow"/>
+          <w:b/>
+          <w:bCs/>
+          <w:sz w:val="16"/>
+          <w:szCs w:val="16"/>
+        </w:rPr>
+        <w:t>Artículo 24.</w:t>
+      </w:r>
+      <w:r>
+        <w:rPr>
+          <w:rFonts w:ascii="Arial Narrow" w:eastAsia="Arial Narrow" w:hAnsi="Arial Narrow" w:cs="Arial Narrow"/>
+          <w:sz w:val="16"/>
+          <w:szCs w:val="16"/>
+        </w:rPr>
+        <w:t xml:space="preserve">- El Secretario Técnico se encargará de la tramitación del procedimiento. Para ello, cuenta con las siguientes facultades: </w:t>
+      </w:r>
+    </w:p>
+    <w:p>
+      <w:pPr>
+        <w:pStyle w:val="Textonotapie"/>
+        <w:ind w:left="567"/>
+        <w:jc w:val="both"/>
+        <w:rPr>
+          <w:rFonts w:ascii="Arial Narrow" w:eastAsia="Arial Narrow" w:hAnsi="Arial Narrow" w:cs="Arial Narrow"/>
+          <w:sz w:val="16"/>
+          <w:szCs w:val="16"/>
+        </w:rPr>
+      </w:pPr>
+      <w:r>
+        <w:rPr>
+          <w:rFonts w:ascii="Arial Narrow" w:eastAsia="Arial Narrow" w:hAnsi="Arial Narrow" w:cs="Arial Narrow"/>
+          <w:sz w:val="16"/>
+          <w:szCs w:val="16"/>
+        </w:rPr>
+        <w:t xml:space="preserve">(...) </w:t>
+      </w:r>
+    </w:p>
+    <w:p>
+      <w:pPr>
+        <w:pStyle w:val="Textonotapie"/>
+        <w:ind w:left="567"/>
+        <w:jc w:val="both"/>
+        <w:rPr>
+          <w:rFonts w:ascii="Arial Narrow" w:eastAsia="Arial Narrow" w:hAnsi="Arial Narrow" w:cs="Arial Narrow"/>
+          <w:sz w:val="16"/>
+          <w:szCs w:val="16"/>
+        </w:rPr>
+      </w:pPr>
+      <w:r>
+        <w:rPr>
+          <w:rFonts w:ascii="Arial Narrow" w:eastAsia="Arial Narrow" w:hAnsi="Arial Narrow" w:cs="Arial Narrow"/>
+          <w:sz w:val="16"/>
+          <w:szCs w:val="16"/>
+        </w:rPr>
+        <w:t xml:space="preserve">c) Admitir denuncias a trámite, en aquellos casos en que la Comisión le haya delegado esta facultad. </w:t>
+      </w:r>
+    </w:p>
+    <w:p>
+      <w:pPr>
+        <w:pStyle w:val="Textonotapie"/>
+        <w:ind w:left="567"/>
+        <w:jc w:val="both"/>
+        <w:rPr>
+          <w:rFonts w:ascii="Arial Narrow" w:eastAsia="Arial Narrow" w:hAnsi="Arial Narrow" w:cs="Arial Narrow"/>
+          <w:sz w:val="16"/>
+          <w:szCs w:val="16"/>
+        </w:rPr>
+      </w:pPr>
+      <w:r>
+        <w:rPr>
+          <w:rFonts w:ascii="Arial Narrow" w:eastAsia="Arial Narrow" w:hAnsi="Arial Narrow" w:cs="Arial Narrow"/>
+          <w:sz w:val="16"/>
+          <w:szCs w:val="16"/>
+        </w:rPr>
+        <w:t xml:space="preserve">(...). </w:t>
+      </w:r>
+    </w:p>
+    <w:p>
+      <w:pPr>
+        <w:pStyle w:val="Textonotapie"/>
+        <w:ind w:left="567" w:hanging="567"/>
+        <w:jc w:val="both"/>
+        <w:rPr>
+          <w:rFonts w:ascii="Arial Narrow" w:eastAsia="Arial Narrow" w:hAnsi="Arial Narrow" w:cs="Arial Narrow"/>
+          <w:b/>
+          <w:bCs/>
+          <w:sz w:val="16"/>
+          <w:szCs w:val="16"/>
+        </w:rPr>
+      </w:pPr>
+    </w:p>
+  </w:footnote>
+  <w:footnote w:id="8">
+    <w:p>
+      <w:pPr>
+        <w:pStyle w:val="paragraph"/>
+        <w:tabs>
+          <w:tab w:val="left" w:pos="555"/>
+        </w:tabs>
+        <w:spacing w:before="0" w:beforeAutospacing="0" w:after="0" w:afterAutospacing="0"/>
+        <w:ind w:left="555" w:hanging="555"/>
+        <w:jc w:val="both"/>
+        <w:textAlignment w:val="baseline"/>
+        <w:rPr>
+          <w:rFonts w:ascii="Arial Narrow" w:eastAsia="Arial Narrow" w:hAnsi="Arial Narrow" w:cs="Arial Narrow"/>
+          <w:b/>
+          <w:bCs/>
+          <w:sz w:val="16"/>
+          <w:szCs w:val="16"/>
+          <w:lang w:eastAsia="en-US"/>
+        </w:rPr>
+      </w:pPr>
+      <w:r>
+        <w:rPr>
+          <w:rStyle w:val="Refdenotaalpie"/>
+          <w:rFonts w:ascii="Arial Narrow" w:eastAsia="Arial Narrow" w:hAnsi="Arial Narrow" w:cs="Arial Narrow"/>
+          <w:sz w:val="16"/>
+          <w:szCs w:val="16"/>
+          <w:lang w:eastAsia="en-US"/>
+          <w:vertAlign w:val="superscript"/>
+        </w:rPr>
+        <w:footnoteRef/>
+      </w:r>
+      <w:r>
+        <w:rPr>
+          <w:rStyle w:val="Refdenotaalpie"/>
+          <w:rFonts w:ascii="Arial Narrow" w:eastAsia="Arial Narrow" w:hAnsi="Arial Narrow" w:cs="Arial Narrow"/>
+          <w:sz w:val="16"/>
+          <w:szCs w:val="16"/>
+          <w:lang w:eastAsia="en-US"/>
+        </w:rPr>
+        <w:tab/>
+        <w:t xml:space="preserve"/>
+      </w:r>
+      <w:r>
+        <w:rPr>
+          <w:rFonts w:ascii="Arial Narrow" w:eastAsia="Arial Narrow" w:hAnsi="Arial Narrow" w:cs="Arial Narrow"/>
+          <w:sz w:val="16"/>
+          <w:szCs w:val="16"/>
+          <w:lang w:val="es-ES"/>
+        </w:rPr>
+        <w:tab/>
+      </w:r>
+      <w:r>
+        <w:rPr>
+          <w:rFonts w:ascii="Arial Narrow" w:eastAsia="Arial Narrow" w:hAnsi="Arial Narrow" w:cs="Arial Narrow"/>
+          <w:b/>
+          <w:bCs/>
+          <w:sz w:val="16"/>
+          <w:szCs w:val="16"/>
+          <w:lang w:eastAsia="en-US"/>
+        </w:rPr>
+        <w:t xml:space="preserve">LEY 29571, CÓDIGO DE PROTECCIÓN Y DEFENSA DEL CONSUMIDOR, publicado el 2 de setiembre de 2010 y modificado por Decreto Legislativo </w:t>
+      </w:r>
+      <w:proofErr w:type="spellStart"/>
+      <w:r>
+        <w:rPr>
+          <w:rFonts w:ascii="Arial Narrow" w:eastAsia="Arial Narrow" w:hAnsi="Arial Narrow" w:cs="Arial Narrow"/>
+          <w:b/>
+          <w:bCs/>
+          <w:sz w:val="16"/>
+          <w:szCs w:val="16"/>
+          <w:lang w:eastAsia="en-US"/>
+        </w:rPr>
+        <w:t/>
+      </w:r>
+      <w:proofErr w:type="spellEnd"/>
+      <w:r>
+        <w:rPr>
+          <w:rFonts w:ascii="Arial Narrow" w:eastAsia="Arial Narrow" w:hAnsi="Arial Narrow" w:cs="Arial Narrow"/>
+          <w:b/>
+          <w:bCs/>
+          <w:sz w:val="16"/>
+          <w:szCs w:val="16"/>
+          <w:lang w:eastAsia="en-US"/>
+        </w:rPr>
+        <w:t xml:space="preserve">1308</w:t>
+      </w:r>
+      <w:r>
+        <w:rPr>
+          <w:rFonts w:ascii="Arial Narrow" w:eastAsia="Arial Narrow" w:hAnsi="Arial Narrow" w:cs="Arial Narrow"/>
+          <w:b/>
+          <w:bCs/>
+          <w:sz w:val="16"/>
+          <w:szCs w:val="16"/>
+          <w:lang w:eastAsia="en-US"/>
+        </w:rPr>
+        <w:tab/>
+      </w:r>
+      <w:r>
+        <w:rPr>
+          <w:rFonts w:ascii="Arial Narrow" w:eastAsia="Arial Narrow" w:hAnsi="Arial Narrow" w:cs="Arial Narrow"/>
+          <w:b/>
+          <w:bCs/>
+          <w:sz w:val="16"/>
+          <w:szCs w:val="16"/>
+          <w:lang w:eastAsia="en-US"/>
+        </w:rPr>
+        <w:tab/>
       </w:r>
     </w:p>
     <w:p>
       <w:pPr>
         <w:pStyle w:val="paragraph"/>
         <w:spacing w:before="0" w:beforeAutospacing="0" w:after="0" w:afterAutospacing="0"/>
-        <w:ind w:left="555"/>
+        <w:ind w:left="567"/>
         <w:jc w:val="both"/>
         <w:textAlignment w:val="baseline"/>
         <w:rPr>
           <w:rFonts w:ascii="Arial Narrow" w:eastAsia="Arial Narrow" w:hAnsi="Arial Narrow" w:cs="Arial Narrow"/>
-          <w:sz w:val="16"/>
-          <w:szCs w:val="16"/>
-        </w:rPr>
-      </w:pPr>
-      <w:r>
-        <w:rPr>
-          <w:rStyle w:val="normaltextrun"/>
-          <w:rFonts w:ascii="Arial Narrow" w:eastAsia="Arial Narrow" w:hAnsi="Arial Narrow" w:cs="Arial Narrow"/>
-          <w:sz w:val="16"/>
-          <w:szCs w:val="16"/>
-        </w:rPr>
-        <w:t>1. El procedimiento administrativo se sustenta fundamentalmente en los siguientes principios, sin perjuicio de la vigencia de otros principios generales del Derecho Administrativo:</w:t>
-      </w:r>
-      <w:r>
-        <w:rPr>
-          <w:rStyle w:val="eop"/>
-          <w:rFonts w:ascii="Arial Narrow" w:eastAsia="Arial Narrow" w:hAnsi="Arial Narrow" w:cs="Arial Narrow"/>
-          <w:sz w:val="16"/>
-          <w:szCs w:val="16"/>
-        </w:rPr>
-        <w:t> </w:t>
-      </w:r>
-    </w:p>
-    <w:p>
-      <w:pPr>
-        <w:pStyle w:val="paragraph"/>
-        <w:spacing w:before="0" w:beforeAutospacing="0" w:after="0" w:afterAutospacing="0"/>
-        <w:ind w:left="555"/>
-        <w:jc w:val="both"/>
-        <w:textAlignment w:val="baseline"/>
-        <w:rPr>
-          <w:rFonts w:ascii="Arial Narrow" w:eastAsia="Arial Narrow" w:hAnsi="Arial Narrow" w:cs="Arial Narrow"/>
-          <w:sz w:val="16"/>
-          <w:szCs w:val="16"/>
-        </w:rPr>
-      </w:pPr>
-      <w:r>
-        <w:rPr>
-          <w:rStyle w:val="normaltextrun"/>
-          <w:rFonts w:ascii="Arial Narrow" w:eastAsia="Arial Narrow" w:hAnsi="Arial Narrow" w:cs="Arial Narrow"/>
-          <w:sz w:val="16"/>
-          <w:szCs w:val="16"/>
-        </w:rPr>
-        <w:t>(…)</w:t>
-      </w:r>
-      <w:r>
-        <w:rPr>
-          <w:rStyle w:val="eop"/>
-          <w:rFonts w:ascii="Arial Narrow" w:eastAsia="Arial Narrow" w:hAnsi="Arial Narrow" w:cs="Arial Narrow"/>
-          <w:sz w:val="16"/>
-          <w:szCs w:val="16"/>
-        </w:rPr>
-        <w:t> </w:t>
-      </w:r>
-    </w:p>
-    <w:p>
-      <w:pPr>
-        <w:pStyle w:val="paragraph"/>
-        <w:spacing w:before="0" w:beforeAutospacing="0" w:after="0" w:afterAutospacing="0"/>
-        <w:ind w:left="555"/>
-        <w:jc w:val="both"/>
-        <w:textAlignment w:val="baseline"/>
-        <w:rPr>
-          <w:rFonts w:ascii="Arial Narrow" w:eastAsia="Arial Narrow" w:hAnsi="Arial Narrow" w:cs="Arial Narrow"/>
-          <w:sz w:val="16"/>
-          <w:szCs w:val="16"/>
-        </w:rPr>
-      </w:pPr>
-      <w:r>
-        <w:rPr>
-          <w:rStyle w:val="normaltextrun"/>
-          <w:rFonts w:ascii="Arial Narrow" w:eastAsia="Arial Narrow" w:hAnsi="Arial Narrow" w:cs="Arial Narrow"/>
           <w:b/>
           <w:bCs/>
           <w:sz w:val="16"/>
           <w:szCs w:val="16"/>
-        </w:rPr>
-        <w:t>1.8 Principio de buena fe procedimental.- </w:t>
-      </w:r>
-      <w:r>
-        <w:rPr>
-          <w:rStyle w:val="normaltextrun"/>
-          <w:rFonts w:ascii="Arial Narrow" w:eastAsia="Arial Narrow" w:hAnsi="Arial Narrow" w:cs="Arial Narrow"/>
-          <w:sz w:val="16"/>
-          <w:szCs w:val="16"/>
-        </w:rPr>
-        <w:t>La autoridad administrativa, los administrados, sus representantes o abogados, realizan sus respectivos actos procedimentales guiados por el respeto mutuo, la colaboración y la buena fe. La autoridad administrativa no puede actuar contra sus propios actos, salvo los supuestos de revisión de oficio contemplados en la presente Ley.</w:t>
-      </w:r>
-      <w:r>
-        <w:rPr>
-          <w:rStyle w:val="eop"/>
-          <w:rFonts w:ascii="Arial Narrow" w:eastAsia="Arial Narrow" w:hAnsi="Arial Narrow" w:cs="Arial Narrow"/>
-          <w:sz w:val="16"/>
-          <w:szCs w:val="16"/>
-        </w:rPr>
-        <w:t> </w:t>
-      </w:r>
-    </w:p>
-    <w:p>
-      <w:pPr>
-        <w:pStyle w:val="paragraph"/>
-        <w:spacing w:before="0" w:beforeAutospacing="0" w:after="0" w:afterAutospacing="0"/>
-        <w:ind w:left="555"/>
-        <w:jc w:val="both"/>
-        <w:textAlignment w:val="baseline"/>
-        <w:rPr>
-          <w:rFonts w:ascii="Arial Narrow" w:eastAsia="Arial Narrow" w:hAnsi="Arial Narrow" w:cs="Arial Narrow"/>
-          <w:sz w:val="16"/>
-          <w:szCs w:val="16"/>
-        </w:rPr>
-      </w:pPr>
-      <w:r>
-        <w:rPr>
-          <w:rStyle w:val="normaltextrun"/>
-          <w:rFonts w:ascii="Arial Narrow" w:eastAsia="Arial Narrow" w:hAnsi="Arial Narrow" w:cs="Arial Narrow"/>
-          <w:sz w:val="16"/>
-          <w:szCs w:val="16"/>
-        </w:rPr>
-        <w:t>Ninguna regulación del procedimiento administrativo puede interpretarse de modo tal que ampare alguna conducta contra la buena fe procedimental.</w:t>
-      </w:r>
-      <w:r>
-        <w:rPr>
-          <w:rStyle w:val="eop"/>
-          <w:rFonts w:ascii="Arial Narrow" w:eastAsia="Arial Narrow" w:hAnsi="Arial Narrow" w:cs="Arial Narrow"/>
-          <w:sz w:val="16"/>
-          <w:szCs w:val="16"/>
-        </w:rPr>
-        <w:t> </w:t>
+          <w:lang w:eastAsia="en-US"/>
+        </w:rPr>
+      </w:pPr>
+      <w:r>
+        <w:rPr>
+          <w:rFonts w:ascii="Arial Narrow" w:eastAsia="Arial Narrow" w:hAnsi="Arial Narrow" w:cs="Arial Narrow"/>
+          <w:b/>
+          <w:bCs/>
+          <w:sz w:val="16"/>
+          <w:szCs w:val="16"/>
+          <w:lang w:eastAsia="en-US"/>
+        </w:rPr>
+        <w:t>Artículo 18.- Idoneidad</w:t>
       </w:r>
     </w:p>
     <w:p>
@@ -9328,701 +10185,20 @@
           <w:rFonts w:ascii="Arial Narrow" w:eastAsia="Arial Narrow" w:hAnsi="Arial Narrow" w:cs="Arial Narrow"/>
           <w:sz w:val="16"/>
           <w:szCs w:val="16"/>
-        </w:rPr>
-      </w:pPr>
-    </w:p>
-  </w:footnote>
-  <w:footnote w:id="6">
-    <w:p>
-      <w:pPr>
-        <w:pStyle w:val="Textonotapie"/>
-        <w:ind w:left="567" w:hanging="567"/>
-        <w:jc w:val="both"/>
-        <w:rPr>
-          <w:rFonts w:ascii="Arial Narrow" w:eastAsia="Arial Narrow" w:hAnsi="Arial Narrow" w:cs="Arial Narrow"/>
-          <w:b/>
-          <w:bCs/>
-          <w:sz w:val="16"/>
-          <w:szCs w:val="16"/>
-        </w:rPr>
-      </w:pPr>
-      <w:r>
-        <w:rPr>
-          <w:rStyle w:val="Refdenotaalpie"/>
-          <w:rFonts w:ascii="Arial Narrow" w:eastAsia="Arial Narrow" w:hAnsi="Arial Narrow" w:cs="Arial Narrow"/>
-          <w:sz w:val="16"/>
-          <w:szCs w:val="16"/>
-          <w:vertAlign w:val="superscript"/>
-        </w:rPr>
-        <w:footnoteRef/>
-      </w:r>
-      <w:r>
-        <w:rPr>
-          <w:rFonts w:ascii="Arial Narrow" w:eastAsia="Arial Narrow" w:hAnsi="Arial Narrow" w:cs="Arial Narrow"/>
-          <w:sz w:val="16"/>
-          <w:szCs w:val="16"/>
-        </w:rPr>
-        <w:t xml:space="preserve"> </w:t>
-      </w:r>
-      <w:r>
-        <w:rPr>
-          <w:rFonts w:ascii="Arial Narrow" w:eastAsia="Arial Narrow" w:hAnsi="Arial Narrow" w:cs="Arial Narrow"/>
-          <w:sz w:val="16"/>
-          <w:szCs w:val="16"/>
+          <w:lang w:eastAsia="en-US"/>
+        </w:rPr>
+      </w:pPr>
+      <w:r>
+        <w:rPr>
+          <w:rFonts w:ascii="Arial Narrow" w:eastAsia="Arial Narrow" w:hAnsi="Arial Narrow" w:cs="Arial Narrow"/>
+          <w:sz w:val="16"/>
+          <w:szCs w:val="16"/>
+          <w:lang w:eastAsia="en-US"/>
         </w:rPr>
         <w:tab/>
-      </w:r>
-      <w:r>
-        <w:rPr>
-          <w:rFonts w:ascii="Arial Narrow" w:eastAsia="Arial Narrow" w:hAnsi="Arial Narrow" w:cs="Arial Narrow"/>
-          <w:b/>
-          <w:bCs/>
-          <w:sz w:val="16"/>
-          <w:szCs w:val="16"/>
-        </w:rPr>
-        <w:t xml:space="preserve">DIRECTIVA </w:t>
-      </w:r>
-      <w:proofErr w:type="spellStart"/>
-      <w:r>
-        <w:rPr>
-          <w:rFonts w:ascii="Arial Narrow" w:eastAsia="Arial Narrow" w:hAnsi="Arial Narrow" w:cs="Arial Narrow"/>
-          <w:b/>
-          <w:bCs/>
-          <w:sz w:val="16"/>
-          <w:szCs w:val="16"/>
-        </w:rPr>
-        <w:t/>
-      </w:r>
-      <w:proofErr w:type="spellEnd"/>
-      <w:r>
-        <w:rPr>
-          <w:rFonts w:ascii="Arial Narrow" w:eastAsia="Arial Narrow" w:hAnsi="Arial Narrow" w:cs="Arial Narrow"/>
-          <w:b/>
-          <w:bCs/>
-          <w:sz w:val="16"/>
-          <w:szCs w:val="16"/>
-        </w:rPr>
-        <w:t xml:space="preserve"> 001-2008-TRI-INDECOPI, DIRECTIVA SOBRE CONFIDENCIALIDAD DE LA INFORMACIÓN EN LOS PROCEDIMIENTOS SEGUIDOS POR LOS ÓRGANOS FUNCIONALES DEL INDECOPI, modificada por la DIRECTIVA </w:t>
-      </w:r>
-      <w:proofErr w:type="spellStart"/>
-      <w:r>
-        <w:rPr>
-          <w:rFonts w:ascii="Arial Narrow" w:eastAsia="Arial Narrow" w:hAnsi="Arial Narrow" w:cs="Arial Narrow"/>
-          <w:b/>
-          <w:bCs/>
-          <w:sz w:val="16"/>
-          <w:szCs w:val="16"/>
-        </w:rPr>
-        <w:t/>
-      </w:r>
-      <w:proofErr w:type="spellEnd"/>
-      <w:r>
-        <w:rPr>
-          <w:rFonts w:ascii="Arial Narrow" w:eastAsia="Arial Narrow" w:hAnsi="Arial Narrow" w:cs="Arial Narrow"/>
-          <w:b/>
-          <w:bCs/>
-          <w:sz w:val="16"/>
-          <w:szCs w:val="16"/>
-        </w:rPr>
-        <w:t xml:space="preserve"> 003-2022/TRI-INDECOPI</w:t>
-      </w:r>
-    </w:p>
-    <w:p>
-      <w:pPr>
-        <w:pStyle w:val="Textonotapie"/>
-        <w:ind w:left="1134" w:hanging="567"/>
-        <w:jc w:val="both"/>
-        <w:rPr>
-          <w:rFonts w:ascii="Arial Narrow" w:eastAsia="Arial Narrow" w:hAnsi="Arial Narrow" w:cs="Arial Narrow"/>
-          <w:sz w:val="16"/>
-          <w:szCs w:val="16"/>
-        </w:rPr>
-      </w:pPr>
-      <w:r>
-        <w:rPr>
-          <w:rFonts w:ascii="Arial Narrow" w:eastAsia="Arial Narrow" w:hAnsi="Arial Narrow" w:cs="Arial Narrow"/>
-          <w:sz w:val="16"/>
-          <w:szCs w:val="16"/>
-        </w:rPr>
-        <w:t xml:space="preserve">5.11 </w:t>
-      </w:r>
-      <w:r>
-        <w:rPr>
-          <w:rFonts w:ascii="Arial Narrow" w:eastAsia="Arial Narrow" w:hAnsi="Arial Narrow" w:cs="Arial Narrow"/>
-          <w:sz w:val="16"/>
-          <w:szCs w:val="16"/>
-        </w:rPr>
-        <w:tab/>
-        <w:t xml:space="preserve">En caso de que el titular de la información previamente declarada confidencial presente de manera posterior un nuevo escrito o documento que contenga la misma información, deberá adjuntar una “versión confidencial” que señale —de manera clara y precisa— en qué parte está incluida la información previamente declarada confidencial. </w:t>
-      </w:r>
-    </w:p>
-    <w:p>
-      <w:pPr>
-        <w:pStyle w:val="Textonotapie"/>
-        <w:ind w:left="1134"/>
-        <w:jc w:val="both"/>
-        <w:rPr>
-          <w:rFonts w:ascii="Arial Narrow" w:eastAsia="Arial Narrow" w:hAnsi="Arial Narrow" w:cs="Arial Narrow"/>
-          <w:sz w:val="16"/>
-          <w:szCs w:val="16"/>
-        </w:rPr>
-      </w:pPr>
-      <w:r>
-        <w:rPr>
-          <w:rFonts w:ascii="Arial Narrow" w:eastAsia="Arial Narrow" w:hAnsi="Arial Narrow" w:cs="Arial Narrow"/>
-          <w:sz w:val="16"/>
-          <w:szCs w:val="16"/>
-        </w:rPr>
-        <w:t xml:space="preserve">Adicionalmente, el administrado deberá presentar una “versión no confidencial” del referido escrito o documento, cubriendo de forma identificable aquellas secciones en las que haya figurado la información confidencial, a efectos de que dicha versión sea incorporada en el expediente principal y puesta en conocimiento de las partes y de terceros, según corresponda. </w:t>
-      </w:r>
-    </w:p>
-    <w:p>
-      <w:pPr>
-        <w:pStyle w:val="Textonotapie"/>
-        <w:ind w:left="1134"/>
-        <w:jc w:val="both"/>
-        <w:rPr>
-          <w:rFonts w:ascii="Arial Narrow" w:eastAsia="Arial Narrow" w:hAnsi="Arial Narrow" w:cs="Arial Narrow"/>
-          <w:sz w:val="16"/>
-          <w:szCs w:val="16"/>
-        </w:rPr>
-      </w:pPr>
-      <w:r>
-        <w:rPr>
-          <w:rFonts w:ascii="Arial Narrow" w:eastAsia="Arial Narrow" w:hAnsi="Arial Narrow" w:cs="Arial Narrow"/>
-          <w:sz w:val="16"/>
-          <w:szCs w:val="16"/>
-        </w:rPr>
-        <w:t xml:space="preserve">En caso de que el administrado no cumpla con lo señalado en el párrafo anterior, la autoridad le concederá un plazo de hasta 5 (cinco) días hábiles para la presentación de la “versión no confidencial”, bajo apercibimiento de proceder conforme a lo señalado en el numeral 5.12 de la presente Directiva. </w:t>
-      </w:r>
-    </w:p>
-    <w:p>
-      <w:pPr>
-        <w:pStyle w:val="Textonotapie"/>
-        <w:ind w:left="1134" w:hanging="567"/>
-        <w:jc w:val="both"/>
-        <w:rPr>
-          <w:rFonts w:ascii="Arial Narrow" w:eastAsia="Arial Narrow" w:hAnsi="Arial Narrow" w:cs="Arial Narrow"/>
-          <w:sz w:val="16"/>
-          <w:szCs w:val="16"/>
-        </w:rPr>
-      </w:pPr>
-    </w:p>
-    <w:p>
-      <w:pPr>
-        <w:pStyle w:val="Textonotapie"/>
-        <w:ind w:left="1134" w:hanging="567"/>
-        <w:jc w:val="both"/>
-        <w:rPr>
-          <w:rFonts w:ascii="Arial Narrow" w:eastAsia="Arial Narrow" w:hAnsi="Arial Narrow" w:cs="Arial Narrow"/>
-          <w:sz w:val="16"/>
-          <w:szCs w:val="16"/>
-        </w:rPr>
-      </w:pPr>
-      <w:r>
-        <w:rPr>
-          <w:rFonts w:ascii="Arial Narrow" w:eastAsia="Arial Narrow" w:hAnsi="Arial Narrow" w:cs="Arial Narrow"/>
-          <w:sz w:val="16"/>
-          <w:szCs w:val="16"/>
-        </w:rPr>
-        <w:t xml:space="preserve">5.12 </w:t>
-      </w:r>
-      <w:r>
-        <w:rPr>
-          <w:rFonts w:ascii="Arial Narrow" w:eastAsia="Arial Narrow" w:hAnsi="Arial Narrow" w:cs="Arial Narrow"/>
-          <w:sz w:val="16"/>
-          <w:szCs w:val="16"/>
-        </w:rPr>
-        <w:tab/>
-        <w:t>En caso de que el titular de la información previamente declarada confidencial no cumpla con lo dispuesto en el numeral 5.11 de la presente Directiva, la autoridad incorporará al expediente principal dicha documentación en su integridad y la trasladará sin ninguna medida de seguridad en particular, de ser el caso, siendo la divulgación de tal información de responsabilidad del propio administrado.</w:t>
-      </w:r>
-    </w:p>
-    <w:p>
-      <w:pPr>
-        <w:pStyle w:val="Textonotapie"/>
-        <w:ind w:left="567" w:hanging="567"/>
-        <w:jc w:val="both"/>
-        <w:rPr>
-          <w:rFonts w:ascii="Arial Narrow" w:eastAsia="Arial Narrow" w:hAnsi="Arial Narrow" w:cs="Arial Narrow"/>
-          <w:b/>
-          <w:bCs/>
-          <w:sz w:val="16"/>
-          <w:szCs w:val="16"/>
-        </w:rPr>
-      </w:pPr>
-    </w:p>
-  </w:footnote>
-  <w:footnote w:id="7">
-    <w:p>
-      <w:pPr>
-        <w:pStyle w:val="Textonotapie"/>
-        <w:ind w:left="567" w:hanging="567"/>
-        <w:jc w:val="both"/>
-        <w:rPr>
-          <w:rFonts w:ascii="Arial Narrow" w:eastAsia="Arial Narrow" w:hAnsi="Arial Narrow" w:cs="Arial Narrow"/>
-          <w:b/>
-          <w:bCs/>
-          <w:sz w:val="16"/>
-          <w:szCs w:val="16"/>
-        </w:rPr>
-      </w:pPr>
-      <w:r>
-        <w:rPr>
-          <w:rStyle w:val="Refdenotaalpie"/>
-          <w:rFonts w:ascii="Arial Narrow" w:eastAsia="Arial Narrow" w:hAnsi="Arial Narrow" w:cs="Arial Narrow"/>
-          <w:sz w:val="16"/>
-          <w:szCs w:val="16"/>
-          <w:vertAlign w:val="superscript"/>
-        </w:rPr>
-        <w:footnoteRef/>
-      </w:r>
-      <w:r>
-        <w:rPr>
-          <w:rFonts w:ascii="Arial Narrow" w:eastAsia="Arial Narrow" w:hAnsi="Arial Narrow" w:cs="Arial Narrow"/>
-          <w:sz w:val="16"/>
-          <w:szCs w:val="16"/>
-        </w:rPr>
-        <w:t xml:space="preserve"> </w:t>
-      </w:r>
-      <w:r>
-        <w:rPr>
-          <w:rFonts w:ascii="Arial Narrow" w:eastAsia="Arial Narrow" w:hAnsi="Arial Narrow" w:cs="Arial Narrow"/>
-          <w:sz w:val="16"/>
-          <w:szCs w:val="16"/>
-        </w:rPr>
-        <w:tab/>
-      </w:r>
-      <w:r>
-        <w:rPr>
-          <w:rFonts w:ascii="Arial Narrow" w:eastAsia="Arial Narrow" w:hAnsi="Arial Narrow" w:cs="Arial Narrow"/>
-          <w:b/>
-          <w:bCs/>
-          <w:sz w:val="16"/>
-          <w:szCs w:val="16"/>
-        </w:rPr>
-        <w:t xml:space="preserve">LEY </w:t>
-      </w:r>
-      <w:proofErr w:type="spellStart"/>
-      <w:r>
-        <w:rPr>
-          <w:rFonts w:ascii="Arial Narrow" w:eastAsia="Arial Narrow" w:hAnsi="Arial Narrow" w:cs="Arial Narrow"/>
-          <w:b/>
-          <w:bCs/>
-          <w:sz w:val="16"/>
-          <w:szCs w:val="16"/>
-        </w:rPr>
-        <w:t/>
-      </w:r>
-      <w:proofErr w:type="spellEnd"/>
-      <w:r>
-        <w:rPr>
-          <w:rFonts w:ascii="Arial Narrow" w:eastAsia="Arial Narrow" w:hAnsi="Arial Narrow" w:cs="Arial Narrow"/>
-          <w:b/>
-          <w:bCs/>
-          <w:sz w:val="16"/>
-          <w:szCs w:val="16"/>
-        </w:rPr>
-        <w:t xml:space="preserve"> 29571, CÓDIGO DE PROTECCIÓN Y DEFENSA DEL CONSUMIDOR, publicado el 2 de setiembre de 2010 y modificado por Decreto Legislativo </w:t>
-      </w:r>
-      <w:proofErr w:type="spellStart"/>
-      <w:r>
-        <w:rPr>
-          <w:rFonts w:ascii="Arial Narrow" w:eastAsia="Arial Narrow" w:hAnsi="Arial Narrow" w:cs="Arial Narrow"/>
-          <w:b/>
-          <w:bCs/>
-          <w:sz w:val="16"/>
-          <w:szCs w:val="16"/>
-        </w:rPr>
-        <w:t/>
-      </w:r>
-      <w:proofErr w:type="spellEnd"/>
-      <w:r>
-        <w:rPr>
-          <w:rFonts w:ascii="Arial Narrow" w:eastAsia="Arial Narrow" w:hAnsi="Arial Narrow" w:cs="Arial Narrow"/>
-          <w:b/>
-          <w:bCs/>
-          <w:sz w:val="16"/>
-          <w:szCs w:val="16"/>
-        </w:rPr>
-        <w:t xml:space="preserve"> 1308 </w:t>
-      </w:r>
-    </w:p>
-    <w:p>
-      <w:pPr>
-        <w:pStyle w:val="Textonotapie"/>
-        <w:ind w:left="567"/>
-        <w:jc w:val="both"/>
-        <w:rPr>
-          <w:rFonts w:ascii="Arial Narrow" w:eastAsia="Arial Narrow" w:hAnsi="Arial Narrow" w:cs="Arial Narrow"/>
-          <w:sz w:val="16"/>
-          <w:szCs w:val="16"/>
-        </w:rPr>
-      </w:pPr>
-      <w:r>
-        <w:rPr>
-          <w:rFonts w:ascii="Arial Narrow" w:eastAsia="Arial Narrow" w:hAnsi="Arial Narrow" w:cs="Arial Narrow"/>
-          <w:b/>
-          <w:bCs/>
-          <w:sz w:val="16"/>
-          <w:szCs w:val="16"/>
-        </w:rPr>
-        <w:t>Artículo 105.- Autoridad competente.</w:t>
-      </w:r>
-      <w:r>
-        <w:rPr>
-          <w:rFonts w:ascii="Arial Narrow" w:eastAsia="Arial Narrow" w:hAnsi="Arial Narrow" w:cs="Arial Narrow"/>
-          <w:sz w:val="16"/>
-          <w:szCs w:val="16"/>
-        </w:rPr>
-        <w:t xml:space="preserve"> </w:t>
-      </w:r>
-    </w:p>
-    <w:p>
-      <w:pPr>
-        <w:pStyle w:val="Textonotapie"/>
-        <w:ind w:left="567"/>
-        <w:jc w:val="both"/>
-        <w:rPr>
-          <w:rFonts w:ascii="Arial Narrow" w:eastAsia="Arial Narrow" w:hAnsi="Arial Narrow" w:cs="Arial Narrow"/>
-          <w:sz w:val="16"/>
-          <w:szCs w:val="16"/>
-        </w:rPr>
-      </w:pPr>
-      <w:r>
-        <w:rPr>
-          <w:rFonts w:ascii="Arial Narrow" w:eastAsia="Arial Narrow" w:hAnsi="Arial Narrow" w:cs="Arial Narrow"/>
-          <w:sz w:val="16"/>
-          <w:szCs w:val="16"/>
-        </w:rPr>
-        <w:t xml:space="preserve">El Instituto Nacional de Defensa de la Competencia y de la Protección de la Propiedad Intelectual (Indecopi) es la autoridad con competencia primaria y de alcance nacional para conocer las presuntas infracciones a las disposiciones contenidas en el presente Código, así como para imponer las sanciones y medidas correctivas establecidas en el presente capítulo, conforme al Decreto Legislativo </w:t>
-      </w:r>
-      <w:proofErr w:type="spellStart"/>
-      <w:r>
-        <w:rPr>
-          <w:rFonts w:ascii="Arial Narrow" w:eastAsia="Arial Narrow" w:hAnsi="Arial Narrow" w:cs="Arial Narrow"/>
-          <w:sz w:val="16"/>
-          <w:szCs w:val="16"/>
-        </w:rPr>
-        <w:t/>
-      </w:r>
-      <w:proofErr w:type="spellEnd"/>
-      <w:r>
-        <w:rPr>
-          <w:rFonts w:ascii="Arial Narrow" w:eastAsia="Arial Narrow" w:hAnsi="Arial Narrow" w:cs="Arial Narrow"/>
-          <w:sz w:val="16"/>
-          <w:szCs w:val="16"/>
-        </w:rPr>
-        <w:t xml:space="preserve"> 1033, Ley de Organización y Funciones del Indecopi. Dicha competencia solo puede ser negada cuando ella haya sido asignada o se asigne a favor de otro organismo por norma expresa con rango de ley. </w:t>
-      </w:r>
-    </w:p>
-    <w:p>
-      <w:pPr>
-        <w:pStyle w:val="Textonotapie"/>
-        <w:ind w:left="567"/>
-        <w:jc w:val="both"/>
-        <w:rPr>
-          <w:rFonts w:ascii="Arial Narrow" w:eastAsia="Arial Narrow" w:hAnsi="Arial Narrow" w:cs="Arial Narrow"/>
-          <w:sz w:val="16"/>
-          <w:szCs w:val="16"/>
-        </w:rPr>
-      </w:pPr>
-      <w:r>
-        <w:rPr>
-          <w:rFonts w:ascii="Arial Narrow" w:eastAsia="Arial Narrow" w:hAnsi="Arial Narrow" w:cs="Arial Narrow"/>
-          <w:sz w:val="16"/>
-          <w:szCs w:val="16"/>
-        </w:rPr>
-        <w:t xml:space="preserve">(…). </w:t>
-      </w:r>
-    </w:p>
-    <w:p>
-      <w:pPr>
-        <w:pStyle w:val="Textonotapie"/>
-        <w:ind w:left="567"/>
-        <w:jc w:val="both"/>
-        <w:rPr>
-          <w:rFonts w:ascii="Arial Narrow" w:eastAsia="Arial Narrow" w:hAnsi="Arial Narrow" w:cs="Arial Narrow"/>
-          <w:sz w:val="16"/>
-          <w:szCs w:val="16"/>
-        </w:rPr>
-      </w:pPr>
-      <w:r>
-        <w:rPr>
-          <w:rFonts w:ascii="Arial Narrow" w:eastAsia="Arial Narrow" w:hAnsi="Arial Narrow" w:cs="Arial Narrow"/>
-          <w:sz w:val="16"/>
-          <w:szCs w:val="16"/>
-        </w:rPr>
-        <w:t xml:space="preserve"> </w:t>
-      </w:r>
-    </w:p>
-    <w:p>
-      <w:pPr>
-        <w:pStyle w:val="Textonotapie"/>
-        <w:ind w:left="567"/>
-        <w:jc w:val="both"/>
-        <w:rPr>
-          <w:rFonts w:ascii="Arial Narrow" w:eastAsia="Arial Narrow" w:hAnsi="Arial Narrow" w:cs="Arial Narrow"/>
-          <w:b/>
-          <w:bCs/>
-          <w:sz w:val="16"/>
-          <w:szCs w:val="16"/>
-        </w:rPr>
-      </w:pPr>
-      <w:r>
-        <w:rPr>
-          <w:rFonts w:ascii="Arial Narrow" w:eastAsia="Arial Narrow" w:hAnsi="Arial Narrow" w:cs="Arial Narrow"/>
-          <w:b/>
-          <w:bCs/>
-          <w:sz w:val="16"/>
-          <w:szCs w:val="16"/>
-        </w:rPr>
-        <w:t xml:space="preserve">LEY DE ORGANIZACIÓN Y FUNCIONES DEL INDECOPI, APROBADA POR DECRETO LEGISLATIVO </w:t>
-      </w:r>
-      <w:proofErr w:type="spellStart"/>
-      <w:r>
-        <w:rPr>
-          <w:rFonts w:ascii="Arial Narrow" w:eastAsia="Arial Narrow" w:hAnsi="Arial Narrow" w:cs="Arial Narrow"/>
-          <w:b/>
-          <w:bCs/>
-          <w:sz w:val="16"/>
-          <w:szCs w:val="16"/>
-        </w:rPr>
-        <w:t/>
-      </w:r>
-      <w:proofErr w:type="spellEnd"/>
-      <w:r>
-        <w:rPr>
-          <w:rFonts w:ascii="Arial Narrow" w:eastAsia="Arial Narrow" w:hAnsi="Arial Narrow" w:cs="Arial Narrow"/>
-          <w:b/>
-          <w:bCs/>
-          <w:sz w:val="16"/>
-          <w:szCs w:val="16"/>
-        </w:rPr>
-        <w:t xml:space="preserve"> 1033 </w:t>
-      </w:r>
-    </w:p>
-    <w:p>
-      <w:pPr>
-        <w:pStyle w:val="Textonotapie"/>
-        <w:ind w:left="567"/>
-        <w:jc w:val="both"/>
-        <w:rPr>
-          <w:rFonts w:ascii="Arial Narrow" w:eastAsia="Arial Narrow" w:hAnsi="Arial Narrow" w:cs="Arial Narrow"/>
-          <w:sz w:val="16"/>
-          <w:szCs w:val="16"/>
-        </w:rPr>
-      </w:pPr>
-      <w:r>
-        <w:rPr>
-          <w:rFonts w:ascii="Arial Narrow" w:eastAsia="Arial Narrow" w:hAnsi="Arial Narrow" w:cs="Arial Narrow"/>
-          <w:b/>
-          <w:bCs/>
-          <w:sz w:val="16"/>
-          <w:szCs w:val="16"/>
-        </w:rPr>
-        <w:t>Artículo 27.-</w:t>
-      </w:r>
-      <w:r>
-        <w:rPr>
-          <w:rFonts w:ascii="Arial Narrow" w:eastAsia="Arial Narrow" w:hAnsi="Arial Narrow" w:cs="Arial Narrow"/>
-          <w:sz w:val="16"/>
-          <w:szCs w:val="16"/>
-        </w:rPr>
-        <w:t xml:space="preserve"> De la Comisión de Protección al Consumidor.- </w:t>
-      </w:r>
-    </w:p>
-    <w:p>
-      <w:pPr>
-        <w:pStyle w:val="Textonotapie"/>
-        <w:ind w:left="567"/>
-        <w:jc w:val="both"/>
-        <w:rPr>
-          <w:rFonts w:ascii="Arial Narrow" w:eastAsia="Arial Narrow" w:hAnsi="Arial Narrow" w:cs="Arial Narrow"/>
-          <w:sz w:val="16"/>
-          <w:szCs w:val="16"/>
-        </w:rPr>
-      </w:pPr>
-      <w:r>
-        <w:rPr>
-          <w:rFonts w:ascii="Arial Narrow" w:eastAsia="Arial Narrow" w:hAnsi="Arial Narrow" w:cs="Arial Narrow"/>
-          <w:sz w:val="16"/>
-          <w:szCs w:val="16"/>
-        </w:rPr>
-        <w:t xml:space="preserve">Corresponde a la Comisión de Protección al Consumidor velar por el cumplimiento de la Ley de Protección al Consumidor y de las leyes que, en general, protegen a los consumidores de la falta de idoneidad de los bienes y servicios en función de la información brindada, de las omisiones de información y de la discriminación en el consumo, así como de aquellas que complementen o sustituyan a las anteriores. </w:t>
-      </w:r>
-    </w:p>
-    <w:p>
-      <w:pPr>
-        <w:pStyle w:val="Textonotapie"/>
-        <w:ind w:left="567"/>
-        <w:jc w:val="both"/>
-        <w:rPr>
-          <w:rFonts w:ascii="Arial Narrow" w:eastAsia="Arial Narrow" w:hAnsi="Arial Narrow" w:cs="Arial Narrow"/>
-          <w:sz w:val="16"/>
-          <w:szCs w:val="16"/>
-        </w:rPr>
-      </w:pPr>
-      <w:r>
-        <w:rPr>
-          <w:rFonts w:ascii="Arial Narrow" w:eastAsia="Arial Narrow" w:hAnsi="Arial Narrow" w:cs="Arial Narrow"/>
-          <w:sz w:val="16"/>
-          <w:szCs w:val="16"/>
-        </w:rPr>
-        <w:t xml:space="preserve"> </w:t>
-      </w:r>
-    </w:p>
-    <w:p>
-      <w:pPr>
-        <w:pStyle w:val="Textonotapie"/>
-        <w:ind w:left="567"/>
-        <w:jc w:val="both"/>
-        <w:rPr>
-          <w:rFonts w:ascii="Arial Narrow" w:eastAsia="Arial Narrow" w:hAnsi="Arial Narrow" w:cs="Arial Narrow"/>
-          <w:b/>
-          <w:bCs/>
-          <w:sz w:val="16"/>
-          <w:szCs w:val="16"/>
-        </w:rPr>
-      </w:pPr>
-      <w:r>
-        <w:rPr>
-          <w:rFonts w:ascii="Arial Narrow" w:eastAsia="Arial Narrow" w:hAnsi="Arial Narrow" w:cs="Arial Narrow"/>
-          <w:b/>
-          <w:bCs/>
-          <w:sz w:val="16"/>
-          <w:szCs w:val="16"/>
-        </w:rPr>
-        <w:t xml:space="preserve">LEY SOBRE FACULTADES, NORMAS Y ORGANIZACIÓN DEL INDECOPI, APROBADA POR DECRETO LEGISLATIVO </w:t>
-      </w:r>
-      <w:proofErr w:type="spellStart"/>
-      <w:r>
-        <w:rPr>
-          <w:rFonts w:ascii="Arial Narrow" w:eastAsia="Arial Narrow" w:hAnsi="Arial Narrow" w:cs="Arial Narrow"/>
-          <w:b/>
-          <w:bCs/>
-          <w:sz w:val="16"/>
-          <w:szCs w:val="16"/>
-        </w:rPr>
-        <w:t/>
-      </w:r>
-      <w:proofErr w:type="spellEnd"/>
-      <w:r>
-        <w:rPr>
-          <w:rFonts w:ascii="Arial Narrow" w:eastAsia="Arial Narrow" w:hAnsi="Arial Narrow" w:cs="Arial Narrow"/>
-          <w:b/>
-          <w:bCs/>
-          <w:sz w:val="16"/>
-          <w:szCs w:val="16"/>
-        </w:rPr>
-        <w:t xml:space="preserve"> 807 </w:t>
-      </w:r>
-    </w:p>
-    <w:p>
-      <w:pPr>
-        <w:pStyle w:val="Textonotapie"/>
-        <w:ind w:left="567"/>
-        <w:jc w:val="both"/>
-        <w:rPr>
-          <w:rFonts w:ascii="Arial Narrow" w:eastAsia="Arial Narrow" w:hAnsi="Arial Narrow" w:cs="Arial Narrow"/>
-          <w:sz w:val="16"/>
-          <w:szCs w:val="16"/>
-        </w:rPr>
-      </w:pPr>
-      <w:r>
-        <w:rPr>
-          <w:rFonts w:ascii="Arial Narrow" w:eastAsia="Arial Narrow" w:hAnsi="Arial Narrow" w:cs="Arial Narrow"/>
-          <w:b/>
-          <w:bCs/>
-          <w:sz w:val="16"/>
-          <w:szCs w:val="16"/>
-        </w:rPr>
-        <w:t>Artículo 24.</w:t>
-      </w:r>
-      <w:r>
-        <w:rPr>
-          <w:rFonts w:ascii="Arial Narrow" w:eastAsia="Arial Narrow" w:hAnsi="Arial Narrow" w:cs="Arial Narrow"/>
-          <w:sz w:val="16"/>
-          <w:szCs w:val="16"/>
-        </w:rPr>
-        <w:t xml:space="preserve">- El Secretario Técnico se encargará de la tramitación del procedimiento. Para ello, cuenta con las siguientes facultades: </w:t>
-      </w:r>
-    </w:p>
-    <w:p>
-      <w:pPr>
-        <w:pStyle w:val="Textonotapie"/>
-        <w:ind w:left="567"/>
-        <w:jc w:val="both"/>
-        <w:rPr>
-          <w:rFonts w:ascii="Arial Narrow" w:eastAsia="Arial Narrow" w:hAnsi="Arial Narrow" w:cs="Arial Narrow"/>
-          <w:sz w:val="16"/>
-          <w:szCs w:val="16"/>
-        </w:rPr>
-      </w:pPr>
-      <w:r>
-        <w:rPr>
-          <w:rFonts w:ascii="Arial Narrow" w:eastAsia="Arial Narrow" w:hAnsi="Arial Narrow" w:cs="Arial Narrow"/>
-          <w:sz w:val="16"/>
-          <w:szCs w:val="16"/>
-        </w:rPr>
-        <w:t xml:space="preserve">(...) </w:t>
-      </w:r>
-    </w:p>
-    <w:p>
-      <w:pPr>
-        <w:pStyle w:val="Textonotapie"/>
-        <w:ind w:left="567"/>
-        <w:jc w:val="both"/>
-        <w:rPr>
-          <w:rFonts w:ascii="Arial Narrow" w:eastAsia="Arial Narrow" w:hAnsi="Arial Narrow" w:cs="Arial Narrow"/>
-          <w:sz w:val="16"/>
-          <w:szCs w:val="16"/>
-        </w:rPr>
-      </w:pPr>
-      <w:r>
-        <w:rPr>
-          <w:rFonts w:ascii="Arial Narrow" w:eastAsia="Arial Narrow" w:hAnsi="Arial Narrow" w:cs="Arial Narrow"/>
-          <w:sz w:val="16"/>
-          <w:szCs w:val="16"/>
-        </w:rPr>
-        <w:t xml:space="preserve">c) Admitir denuncias a trámite, en aquellos casos en que la Comisión le haya delegado esta facultad. </w:t>
-      </w:r>
-    </w:p>
-    <w:p>
-      <w:pPr>
-        <w:pStyle w:val="Textonotapie"/>
-        <w:ind w:left="567"/>
-        <w:jc w:val="both"/>
-        <w:rPr>
-          <w:rFonts w:ascii="Arial Narrow" w:eastAsia="Arial Narrow" w:hAnsi="Arial Narrow" w:cs="Arial Narrow"/>
-          <w:sz w:val="16"/>
-          <w:szCs w:val="16"/>
-        </w:rPr>
-      </w:pPr>
-      <w:r>
-        <w:rPr>
-          <w:rFonts w:ascii="Arial Narrow" w:eastAsia="Arial Narrow" w:hAnsi="Arial Narrow" w:cs="Arial Narrow"/>
-          <w:sz w:val="16"/>
-          <w:szCs w:val="16"/>
-        </w:rPr>
-        <w:t xml:space="preserve">(...). </w:t>
-      </w:r>
-    </w:p>
-    <w:p>
-      <w:pPr>
-        <w:pStyle w:val="Textonotapie"/>
-        <w:ind w:left="567" w:hanging="567"/>
-        <w:jc w:val="both"/>
-        <w:rPr>
-          <w:rFonts w:ascii="Arial Narrow" w:eastAsia="Arial Narrow" w:hAnsi="Arial Narrow" w:cs="Arial Narrow"/>
-          <w:b/>
-          <w:bCs/>
-          <w:sz w:val="16"/>
-          <w:szCs w:val="16"/>
-        </w:rPr>
-      </w:pPr>
-    </w:p>
-  </w:footnote>
-  <w:footnote w:id="8">
+        <w:t>Se entiende por idoneidad la correspondencia entre lo que un consumidor espera y lo que efectivamente recibe, en función a lo que se le hubiera ofrecido, la publicidad e información transmitida, las condiciones y circunstancias de la transacción, las características y naturaleza del producto o servicio, el precio, entre otros factores, atendiendo a las circunstancias del caso.</w:t>
+      </w:r>
+    </w:p>
     <w:p>
       <w:pPr>
         <w:pStyle w:val="paragraph"/>
@@ -10032,8 +10208,6 @@
         <w:textAlignment w:val="baseline"/>
         <w:rPr>
           <w:rFonts w:ascii="Arial Narrow" w:eastAsia="Arial Narrow" w:hAnsi="Arial Narrow" w:cs="Arial Narrow"/>
-          <w:b/>
-          <w:bCs/>
           <w:sz w:val="16"/>
           <w:szCs w:val="16"/>
           <w:lang w:eastAsia="en-US"/>
@@ -10041,118 +10215,13 @@
       </w:pPr>
       <w:r>
         <w:rPr>
-          <w:rStyle w:val="Refdenotaalpie"/>
           <w:rFonts w:ascii="Arial Narrow" w:eastAsia="Arial Narrow" w:hAnsi="Arial Narrow" w:cs="Arial Narrow"/>
           <w:sz w:val="16"/>
           <w:szCs w:val="16"/>
           <w:lang w:eastAsia="en-US"/>
-          <w:vertAlign w:val="superscript"/>
-        </w:rPr>
-        <w:footnoteRef/>
-      </w:r>
-      <w:r>
-        <w:rPr>
-          <w:rStyle w:val="Refdenotaalpie"/>
-          <w:rFonts w:ascii="Arial Narrow" w:eastAsia="Arial Narrow" w:hAnsi="Arial Narrow" w:cs="Arial Narrow"/>
-          <w:sz w:val="16"/>
-          <w:szCs w:val="16"/>
-          <w:lang w:eastAsia="en-US"/>
-        </w:rPr>
-        <w:t xml:space="preserve"> </w:t>
-      </w:r>
-      <w:r>
-        <w:rPr>
-          <w:rFonts w:ascii="Arial Narrow" w:eastAsia="Arial Narrow" w:hAnsi="Arial Narrow" w:cs="Arial Narrow"/>
-          <w:sz w:val="16"/>
-          <w:szCs w:val="16"/>
-          <w:lang w:val="es-ES"/>
         </w:rPr>
         <w:tab/>
-      </w:r>
-      <w:r>
-        <w:rPr>
-          <w:rFonts w:ascii="Arial Narrow" w:eastAsia="Arial Narrow" w:hAnsi="Arial Narrow" w:cs="Arial Narrow"/>
-          <w:b/>
-          <w:bCs/>
-          <w:sz w:val="16"/>
-          <w:szCs w:val="16"/>
-          <w:lang w:eastAsia="en-US"/>
-        </w:rPr>
-        <w:t xml:space="preserve">LEY 29571, CÓDIGO DE PROTECCIÓN Y DEFENSA DEL CONSUMIDOR, publicado el 2 de setiembre de 2010 y modificado por Decreto Legislativo </w:t>
-      </w:r>
-      <w:proofErr w:type="spellStart"/>
-      <w:r>
-        <w:rPr>
-          <w:rFonts w:ascii="Arial Narrow" w:eastAsia="Arial Narrow" w:hAnsi="Arial Narrow" w:cs="Arial Narrow"/>
-          <w:b/>
-          <w:bCs/>
-          <w:sz w:val="16"/>
-          <w:szCs w:val="16"/>
-          <w:lang w:eastAsia="en-US"/>
-        </w:rPr>
-        <w:t/>
-      </w:r>
-      <w:proofErr w:type="spellEnd"/>
-      <w:r>
-        <w:rPr>
-          <w:rFonts w:ascii="Arial Narrow" w:eastAsia="Arial Narrow" w:hAnsi="Arial Narrow" w:cs="Arial Narrow"/>
-          <w:b/>
-          <w:bCs/>
-          <w:sz w:val="16"/>
-          <w:szCs w:val="16"/>
-          <w:lang w:eastAsia="en-US"/>
-        </w:rPr>
-        <w:t xml:space="preserve"> 1308</w:t>
-      </w:r>
-      <w:r>
-        <w:rPr>
-          <w:rFonts w:ascii="Arial Narrow" w:eastAsia="Arial Narrow" w:hAnsi="Arial Narrow" w:cs="Arial Narrow"/>
-          <w:b/>
-          <w:bCs/>
-          <w:sz w:val="16"/>
-          <w:szCs w:val="16"/>
-          <w:lang w:eastAsia="en-US"/>
-        </w:rPr>
-        <w:tab/>
-      </w:r>
-      <w:r>
-        <w:rPr>
-          <w:rFonts w:ascii="Arial Narrow" w:eastAsia="Arial Narrow" w:hAnsi="Arial Narrow" w:cs="Arial Narrow"/>
-          <w:b/>
-          <w:bCs/>
-          <w:sz w:val="16"/>
-          <w:szCs w:val="16"/>
-          <w:lang w:eastAsia="en-US"/>
-        </w:rPr>
-        <w:tab/>
-      </w:r>
-    </w:p>
-    <w:p>
-      <w:pPr>
-        <w:pStyle w:val="paragraph"/>
-        <w:spacing w:before="0" w:beforeAutospacing="0" w:after="0" w:afterAutospacing="0"/>
-        <w:ind w:left="567"/>
-        <w:jc w:val="both"/>
-        <w:textAlignment w:val="baseline"/>
-        <w:rPr>
-          <w:rFonts w:ascii="Arial Narrow" w:eastAsia="Arial Narrow" w:hAnsi="Arial Narrow" w:cs="Arial Narrow"/>
-          <w:b/>
-          <w:bCs/>
-          <w:sz w:val="16"/>
-          <w:szCs w:val="16"/>
-          <w:lang w:eastAsia="en-US"/>
-        </w:rPr>
-      </w:pPr>
-      <w:r>
-        <w:rPr>
-          <w:rFonts w:ascii="Arial Narrow" w:eastAsia="Arial Narrow" w:hAnsi="Arial Narrow" w:cs="Arial Narrow"/>
-          <w:b/>
-          <w:bCs/>
-          <w:sz w:val="16"/>
-          <w:szCs w:val="16"/>
-          <w:lang w:eastAsia="en-US"/>
-        </w:rPr>
-        <w:t>Artículo 18.- Idoneidad</w:t>
+        <w:t>La idoneidad es evaluada en función a la propia naturaleza del producto o servicio y a su aptitud para satisfacer la finalidad para la cual ha sido puesto en el mercado.</w:t>
       </w:r>
     </w:p>
     <w:p>
@@ -10177,81 +10246,7 @@
           <w:lang w:eastAsia="en-US"/>
         </w:rPr>
         <w:tab/>
-        <w:t>Se entiende por idoneidad la correspondencia entre lo que un consumidor espera y lo que efectivamente recibe, en función a lo que se le hubiera ofrecido, la publicidad e información transmitida, las condiciones y circunstancias de la transacción, las características y naturaleza del producto o servicio, el precio, entre otros factores, atendiendo a las circunstancias del caso.</w:t>
-      </w:r>
-    </w:p>
-    <w:p>
-      <w:pPr>
-        <w:pStyle w:val="paragraph"/>
-        <w:spacing w:before="0" w:beforeAutospacing="0" w:after="0" w:afterAutospacing="0"/>
-        <w:ind w:left="555" w:hanging="555"/>
-        <w:jc w:val="both"/>
-        <w:textAlignment w:val="baseline"/>
-        <w:rPr>
-          <w:rFonts w:ascii="Arial Narrow" w:eastAsia="Arial Narrow" w:hAnsi="Arial Narrow" w:cs="Arial Narrow"/>
-          <w:sz w:val="16"/>
-          <w:szCs w:val="16"/>
-          <w:lang w:eastAsia="en-US"/>
-        </w:rPr>
-      </w:pPr>
-      <w:r>
-        <w:rPr>
-          <w:rFonts w:ascii="Arial Narrow" w:eastAsia="Arial Narrow" w:hAnsi="Arial Narrow" w:cs="Arial Narrow"/>
-          <w:sz w:val="16"/>
-          <w:szCs w:val="16"/>
-          <w:lang w:eastAsia="en-US"/>
-        </w:rPr>
-        <w:tab/>
-        <w:t>La idoneidad es evaluada en función a la propia naturaleza del producto o servicio y a su aptitud para satisfacer la finalidad para la cual ha sido puesto en el mercado.</w:t>
-      </w:r>
-    </w:p>
-    <w:p>
-      <w:pPr>
-        <w:pStyle w:val="paragraph"/>
-        <w:spacing w:before="0" w:beforeAutospacing="0" w:after="0" w:afterAutospacing="0"/>
-        <w:ind w:left="555" w:hanging="555"/>
-        <w:jc w:val="both"/>
-        <w:textAlignment w:val="baseline"/>
-        <w:rPr>
-          <w:rFonts w:ascii="Arial Narrow" w:eastAsia="Arial Narrow" w:hAnsi="Arial Narrow" w:cs="Arial Narrow"/>
-          <w:sz w:val="16"/>
-          <w:szCs w:val="16"/>
-          <w:lang w:eastAsia="en-US"/>
-        </w:rPr>
-      </w:pPr>
-      <w:r>
-        <w:rPr>
-          <w:rFonts w:ascii="Arial Narrow" w:eastAsia="Arial Narrow" w:hAnsi="Arial Narrow" w:cs="Arial Narrow"/>
-          <w:sz w:val="16"/>
-          <w:szCs w:val="16"/>
-          <w:lang w:eastAsia="en-US"/>
-        </w:rPr>
-        <w:tab/>
         <w:t>Las autorizaciones por parte de los organismos del Estado para la fabricación de un producto o la prestación de un servicio, en los casos que sea necesario, no eximen de responsabilidad al proveedor frente al consumidor.</w:t>
-      </w:r>
-    </w:p>
-    <w:p>
-      <w:pPr>
-        <w:pStyle w:val="paragraph"/>
-        <w:spacing w:before="0" w:beforeAutospacing="0" w:after="0" w:afterAutospacing="0"/>
-        <w:ind w:left="555" w:hanging="555"/>
-        <w:jc w:val="both"/>
-        <w:textAlignment w:val="baseline"/>
-        <w:rPr>
-          <w:rFonts w:ascii="Arial Narrow" w:eastAsia="Arial Narrow" w:hAnsi="Arial Narrow" w:cs="Arial Narrow"/>
-          <w:sz w:val="16"/>
-          <w:szCs w:val="16"/>
-          <w:lang w:eastAsia="en-US"/>
-        </w:rPr>
-      </w:pPr>
-      <w:r>
-        <w:rPr>
-          <w:rFonts w:ascii="Arial Narrow" w:eastAsia="Arial Narrow" w:hAnsi="Arial Narrow" w:cs="Arial Narrow"/>
-          <w:sz w:val="16"/>
-          <w:szCs w:val="16"/>
-          <w:lang w:eastAsia="en-US"/>
-        </w:rPr>
-        <w:tab/>
       </w:r>
     </w:p>
     <w:p>
@@ -10354,15 +10349,16 @@
           <w:sz w:val="16"/>
           <w:szCs w:val="16"/>
         </w:rPr>
-        <w:t xml:space="preserve"> </w:t>
-      </w:r>
-      <w:r>
-        <w:rPr>
-          <w:rFonts w:ascii="Arial Narrow" w:eastAsia="Arial Narrow" w:hAnsi="Arial Narrow" w:cs="Arial Narrow"/>
-          <w:sz w:val="16"/>
-          <w:szCs w:val="16"/>
-        </w:rPr>
         <w:tab/>
+        <w:t xml:space="preserve"/>
+      </w:r>
+      <w:r>
+        <w:rPr>
+          <w:rFonts w:ascii="Arial Narrow" w:eastAsia="Arial Narrow" w:hAnsi="Arial Narrow" w:cs="Arial Narrow"/>
+          <w:sz w:val="16"/>
+          <w:szCs w:val="16"/>
+        </w:rPr>
+        <w:tab/>
       </w:r>
       <w:r>
         <w:rPr>
@@ -10394,7 +10390,7 @@
           <w:sz w:val="16"/>
           <w:szCs w:val="16"/>
         </w:rPr>
-        <w:t xml:space="preserve"> 29571, CÓDIGO DE PROTECCIÓN Y DEFENSA DEL CONSUMIDOR, publicado el 2 de setiembre de 2010 y modificado por Decreto Legislativo </w:t>
+        <w:t xml:space="preserve">29571, CÓDIGO DE PROTECCIÓN Y DEFENSA DEL CONSUMIDOR, publicado el 2 de setiembre de 2010 y modificado por Decreto Legislativo </w:t>
       </w:r>
       <w:proofErr w:type="spellStart"/>
       <w:r>
@@ -10416,7 +10412,7 @@
           <w:sz w:val="16"/>
           <w:szCs w:val="16"/>
         </w:rPr>
-        <w:t xml:space="preserve"> 1308 </w:t>
+        <w:t xml:space="preserve">1308 </w:t>
       </w:r>
     </w:p>
     <w:p>
@@ -10514,6 +10510,9 @@
   <w:footnote w:id="10">
     <w:p>
       <w:pPr>
+        <w:tabs>
+          <w:tab w:val="left" w:pos="567"/>
+        </w:tabs>
         <w:ind w:left="567" w:hanging="567"/>
         <w:jc w:val="both"/>
         <w:rPr>
@@ -10538,15 +10537,16 @@
           <w:sz w:val="16"/>
           <w:szCs w:val="16"/>
         </w:rPr>
-        <w:t xml:space="preserve"> </w:t>
-      </w:r>
-      <w:r>
-        <w:rPr>
-          <w:rFonts w:ascii="Arial Narrow" w:eastAsia="Arial Narrow" w:hAnsi="Arial Narrow" w:cs="Arial Narrow"/>
-          <w:sz w:val="16"/>
-          <w:szCs w:val="16"/>
-        </w:rPr>
         <w:tab/>
+        <w:t xml:space="preserve"/>
+      </w:r>
+      <w:r>
+        <w:rPr>
+          <w:rFonts w:ascii="Arial Narrow" w:eastAsia="Arial Narrow" w:hAnsi="Arial Narrow" w:cs="Arial Narrow"/>
+          <w:sz w:val="16"/>
+          <w:szCs w:val="16"/>
+        </w:rPr>
+        <w:tab/>
       </w:r>
       <w:r>
         <w:rPr>
@@ -10578,7 +10578,7 @@
           <w:sz w:val="16"/>
           <w:szCs w:val="16"/>
         </w:rPr>
-        <w:t xml:space="preserve"> 807, publicado el 18 de abril de 1996</w:t>
+        <w:t xml:space="preserve">807, publicado el 18 de abril de 1996</w:t>
       </w:r>
     </w:p>
     <w:p>
@@ -10623,10 +10623,20 @@
       <w:r>
         <w:rPr>
           <w:rFonts w:ascii="Arial Narrow" w:eastAsia="Arial Narrow" w:hAnsi="Arial Narrow" w:cs="Arial Narrow"/>
-          <w:sz w:val="16"/>
-          <w:szCs w:val="16"/>
-        </w:rPr>
-        <w:t xml:space="preserve"> </w:t>
+          <w:b/>
+          <w:bCs/>
+          <w:sz w:val="16"/>
+          <w:szCs w:val="16"/>
+        </w:rPr>
+        <w:t xml:space="preserve">Artículo 2.- </w:t>
+      </w:r>
+      <w:r>
+        <w:rPr>
+          <w:rFonts w:ascii="Arial Narrow" w:eastAsia="Arial Narrow" w:hAnsi="Arial Narrow" w:cs="Arial Narrow"/>
+          <w:sz w:val="16"/>
+          <w:szCs w:val="16"/>
+        </w:rPr>
+        <w:t>Sin que la presente enumeración tenga carácter taxativo cada Comisión, Oficina o Sala del Tribunal del INDECOPI tiene las siguientes facultades:</w:t>
       </w:r>
     </w:p>
     <w:p>
@@ -10642,20 +10652,10 @@
       <w:r>
         <w:rPr>
           <w:rFonts w:ascii="Arial Narrow" w:eastAsia="Arial Narrow" w:hAnsi="Arial Narrow" w:cs="Arial Narrow"/>
-          <w:b/>
-          <w:bCs/>
-          <w:sz w:val="16"/>
-          <w:szCs w:val="16"/>
-        </w:rPr>
-        <w:t xml:space="preserve">Artículo 2.- </w:t>
-      </w:r>
-      <w:r>
-        <w:rPr>
-          <w:rFonts w:ascii="Arial Narrow" w:eastAsia="Arial Narrow" w:hAnsi="Arial Narrow" w:cs="Arial Narrow"/>
-          <w:sz w:val="16"/>
-          <w:szCs w:val="16"/>
-        </w:rPr>
-        <w:t>Sin que la presente enumeración tenga carácter taxativo cada Comisión, Oficina o Sala del Tribunal del INDECOPI tiene las siguientes facultades:</w:t>
+          <w:sz w:val="16"/>
+          <w:szCs w:val="16"/>
+        </w:rPr>
+        <w:t>a) Exigir a las personas naturales o jurídicas la exhibición de todo tipo de documentos, incluyendo los libros contables y societarios, los comprobantes de pago, la correspondencia comercial y los registros magnéticos incluyendo, en este caso, los programas que fueran necesarios para su lectura; así como solicitar información referida a la organización, los negocios, el accionariado y la estructura de propiedad de las empresas.</w:t>
       </w:r>
     </w:p>
     <w:p>
@@ -10674,44 +10674,7 @@
           <w:sz w:val="16"/>
           <w:szCs w:val="16"/>
         </w:rPr>
-        <w:t>a) Exigir a las personas naturales o jurídicas la exhibición de todo tipo de documentos, incluyendo los libros contables y societarios, los comprobantes de pago, la correspondencia comercial y los registros magnéticos incluyendo, en este caso, los programas que fueran necesarios para su lectura; así como solicitar información referida a la organización, los negocios, el accionariado y la estructura de propiedad de las empresas.</w:t>
-      </w:r>
-    </w:p>
-    <w:p>
-      <w:pPr>
-        <w:ind w:left="567"/>
-        <w:jc w:val="both"/>
-        <w:rPr>
-          <w:rFonts w:ascii="Arial Narrow" w:eastAsia="Arial Narrow" w:hAnsi="Arial Narrow" w:cs="Arial Narrow"/>
-          <w:sz w:val="16"/>
-          <w:szCs w:val="16"/>
-        </w:rPr>
-      </w:pPr>
-      <w:r>
-        <w:rPr>
-          <w:rFonts w:ascii="Arial Narrow" w:eastAsia="Arial Narrow" w:hAnsi="Arial Narrow" w:cs="Arial Narrow"/>
-          <w:sz w:val="16"/>
-          <w:szCs w:val="16"/>
-        </w:rPr>
         <w:t>(...).</w:t>
-      </w:r>
-    </w:p>
-    <w:p>
-      <w:pPr>
-        <w:jc w:val="both"/>
-        <w:rPr>
-          <w:rFonts w:ascii="Arial Narrow" w:eastAsia="Arial Narrow" w:hAnsi="Arial Narrow" w:cs="Arial Narrow"/>
-          <w:sz w:val="16"/>
-          <w:szCs w:val="16"/>
-        </w:rPr>
-      </w:pPr>
-      <w:r>
-        <w:rPr>
-          <w:rFonts w:ascii="Arial Narrow" w:eastAsia="Arial Narrow" w:hAnsi="Arial Narrow" w:cs="Arial Narrow"/>
-          <w:sz w:val="16"/>
-          <w:szCs w:val="16"/>
-        </w:rPr>
-        <w:t xml:space="preserve"> </w:t>
       </w:r>
     </w:p>
     <w:p>
@@ -10836,6 +10799,9 @@
     <w:p>
       <w:pPr>
         <w:pStyle w:val="Textonotapie"/>
+        <w:tabs>
+          <w:tab w:val="left" w:pos="567"/>
+        </w:tabs>
         <w:ind w:left="567" w:hanging="567"/>
         <w:jc w:val="both"/>
         <w:rPr>
@@ -10860,15 +10826,16 @@
           <w:sz w:val="16"/>
           <w:szCs w:val="16"/>
         </w:rPr>
-        <w:t xml:space="preserve"> </w:t>
-      </w:r>
-      <w:r>
-        <w:rPr>
-          <w:rFonts w:ascii="Arial Narrow" w:eastAsia="Arial Narrow" w:hAnsi="Arial Narrow" w:cs="Arial Narrow"/>
-          <w:sz w:val="16"/>
-          <w:szCs w:val="16"/>
-        </w:rPr>
         <w:tab/>
+        <w:t xml:space="preserve"/>
+      </w:r>
+      <w:r>
+        <w:rPr>
+          <w:rFonts w:ascii="Arial Narrow" w:eastAsia="Arial Narrow" w:hAnsi="Arial Narrow" w:cs="Arial Narrow"/>
+          <w:sz w:val="16"/>
+          <w:szCs w:val="16"/>
+        </w:rPr>
+        <w:tab/>
       </w:r>
       <w:r>
         <w:rPr>
@@ -10897,7 +10864,7 @@
           <w:szCs w:val="16"/>
           <w:lang w:eastAsia="es-PE"/>
         </w:rPr>
-        <w:t xml:space="preserve"> 30056, publicada el 2 de julio de 2013, que modificó el artículo 5 del Texto Único Ordenado de la Ley de Promoción de la Competitividad, Formalización y Desarrollo de la Micro y Pequeña Empresa y de Acceso al Empleo Decente (LEY MYPE). Ello, en la medida que la Tercera Disposición Complementaria Transitoria de la norma modificatoria precisa que las empresas constituidas antes de la entrada en vigencia de dicha Ley se rigen por los requisitos de acogimiento al régimen de las micro y pequeñas empresas regulados en el Decreto Legislativo 1086.</w:t>
+        <w:t xml:space="preserve">30056, publicada el 2 de julio de 2013, que modificó el artículo 5 del Texto Único Ordenado de la Ley de Promoción de la Competitividad, Formalización y Desarrollo de la Micro y Pequeña Empresa y de Acceso al Empleo Decente (LEY MYPE). Ello, en la medida que la Tercera Disposición Complementaria Transitoria de la norma modificatoria precisa que las empresas constituidas antes de la entrada en vigencia de dicha Ley se rigen por los requisitos de acogimiento al régimen de las micro y pequeñas empresas regulados en el Decreto Legislativo 1086.</w:t>
       </w:r>
     </w:p>
     <w:p>
@@ -10917,6 +10884,9 @@
     <w:p>
       <w:pPr>
         <w:pStyle w:val="Textonotapie"/>
+        <w:tabs>
+          <w:tab w:val="left" w:pos="567"/>
+        </w:tabs>
         <w:ind w:left="567" w:hanging="567"/>
         <w:jc w:val="both"/>
         <w:rPr>
@@ -10941,7 +10911,8 @@
           <w:sz w:val="16"/>
           <w:szCs w:val="16"/>
         </w:rPr>
-        <w:t xml:space="preserve"> </w:t>
+        <w:tab/>
+        <w:t xml:space="preserve"/>
       </w:r>
       <w:r>
         <w:rPr>
@@ -11105,7 +11076,50 @@
       </w:pPr>
     </w:p>
   </w:footnote>
-  <w:footnote w:id="19">
+  <w:footnote w:id="13">
+    <w:p>
+      <w:pPr>
+        <w:pStyle w:val="Textonotapie"/>
+        <w:tabs>
+          <w:tab w:val="left" w:pos="567"/>
+        </w:tabs>
+        <w:ind w:left="567" w:hanging="567"/>
+        <w:jc w:val="both"/>
+        <w:rPr>
+          <w:rFonts w:ascii="Arial Narrow" w:eastAsia="Arial Narrow" w:hAnsi="Arial Narrow" w:cs="Arial Narrow"/>
+          <w:sz w:val="16"/>
+          <w:szCs w:val="16"/>
+        </w:rPr>
+      </w:pPr>
+      <w:r>
+        <w:rPr>
+          <w:rStyle w:val="Refdenotaalpie"/>
+          <w:rFonts w:ascii="Arial Narrow" w:eastAsia="Arial Narrow" w:hAnsi="Arial Narrow" w:cs="Arial Narrow"/>
+          <w:sz w:val="16"/>
+          <w:szCs w:val="16"/>
+          <w:vertAlign w:val="superscript"/>
+        </w:rPr>
+        <w:footnoteRef/>
+      </w:r>
+      <w:r>
+        <w:rPr>
+          <w:rFonts w:ascii="Arial Narrow" w:eastAsia="Arial Narrow" w:hAnsi="Arial Narrow" w:cs="Arial Narrow"/>
+          <w:sz w:val="16"/>
+          <w:szCs w:val="16"/>
+        </w:rPr>
+        <w:tab/>
+      </w:r>
+      <w:r>
+        <w:rPr>
+          <w:rFonts w:ascii="Arial Narrow" w:eastAsia="Arial Narrow" w:hAnsi="Arial Narrow" w:cs="Arial Narrow"/>
+          <w:b/>
+          <w:bCs/>
+          <w:sz w:val="16"/>
+          <w:szCs w:val="16"/>
+        </w:rPr>
+        <w:t xml:space="preserve">DECRETO LEGISLATIVO 807, LEY SOBRE FACULTADES, NORMAS Y ORGANIZACIÓN DEL INDECOPI, publicado el 18 de abril de 1996</w:t>
+      </w:r>
+    </w:p>
     <w:p>
       <w:pPr>
         <w:pStyle w:val="Textonotapie"/>
@@ -11119,16 +11133,6 @@
       </w:pPr>
       <w:r>
         <w:rPr>
-          <w:rStyle w:val="Refdenotaalpie"/>
-          <w:rFonts w:ascii="Arial Narrow" w:eastAsia="Arial Narrow" w:hAnsi="Arial Narrow" w:cs="Arial Narrow"/>
-          <w:sz w:val="16"/>
-          <w:szCs w:val="16"/>
-          <w:vertAlign w:val="superscript"/>
-        </w:rPr>
-        <w:footnoteRef/>
-      </w:r>
-      <w:r>
-        <w:rPr>
           <w:rFonts w:ascii="Arial Narrow" w:eastAsia="Arial Narrow" w:hAnsi="Arial Narrow" w:cs="Arial Narrow"/>
           <w:sz w:val="16"/>
           <w:szCs w:val="16"/>
@@ -11143,7 +11147,15 @@
           <w:sz w:val="16"/>
           <w:szCs w:val="16"/>
         </w:rPr>
-        <w:t xml:space="preserve">DECRETO LEGISLATIVO 807, LEY SOBRE FACULTADES, NORMAS Y ORGANIZACIÓN DEL INDECOPI, publicado el 18 de abril de 1996</w:t>
+        <w:t xml:space="preserve">Artículo 26.-</w:t>
+      </w:r>
+      <w:r>
+        <w:rPr>
+          <w:rFonts w:ascii="Arial Narrow" w:eastAsia="Arial Narrow" w:hAnsi="Arial Narrow" w:cs="Arial Narrow"/>
+          <w:sz w:val="16"/>
+          <w:szCs w:val="16"/>
+        </w:rPr>
+        <w:t xml:space="preserve"> Una vez admitida a trámite la denuncia, se correrá traslado de la misma al denunciado, a fin de que éste presente su descargo. El plazo para la presentación del descargo será de cinco (5) días contados desde la notificación, vencido el cual, el Secretario Técnico declarará en rebeldía al denunciado que no lo hubiera presentado.</w:t>
       </w:r>
     </w:p>
     <w:p>
@@ -11157,6 +11169,33 @@
           <w:szCs w:val="16"/>
         </w:rPr>
       </w:pPr>
+    </w:p>
+  </w:footnote>
+  <w:footnote w:id="14">
+    <w:p>
+      <w:pPr>
+        <w:pStyle w:val="Textonotapie"/>
+        <w:tabs>
+          <w:tab w:val="left" w:pos="567"/>
+        </w:tabs>
+        <w:ind w:left="567" w:hanging="567"/>
+        <w:jc w:val="both"/>
+        <w:rPr>
+          <w:rFonts w:ascii="Arial Narrow" w:eastAsia="Arial Narrow" w:hAnsi="Arial Narrow" w:cs="Arial Narrow"/>
+          <w:sz w:val="16"/>
+          <w:szCs w:val="16"/>
+        </w:rPr>
+      </w:pPr>
+      <w:r>
+        <w:rPr>
+          <w:rStyle w:val="Refdenotaalpie"/>
+          <w:rFonts w:ascii="Arial Narrow" w:eastAsia="Arial Narrow" w:hAnsi="Arial Narrow" w:cs="Arial Narrow"/>
+          <w:sz w:val="16"/>
+          <w:szCs w:val="16"/>
+          <w:vertAlign w:val="superscript"/>
+        </w:rPr>
+        <w:footnoteRef/>
+      </w:r>
       <w:r>
         <w:rPr>
           <w:rFonts w:ascii="Arial Narrow" w:eastAsia="Arial Narrow" w:hAnsi="Arial Narrow" w:cs="Arial Narrow"/>
@@ -11173,15 +11212,7 @@
           <w:sz w:val="16"/>
           <w:szCs w:val="16"/>
         </w:rPr>
-        <w:t xml:space="preserve">Artículo 26.-</w:t>
-      </w:r>
-      <w:r>
-        <w:rPr>
-          <w:rFonts w:ascii="Arial Narrow" w:eastAsia="Arial Narrow" w:hAnsi="Arial Narrow" w:cs="Arial Narrow"/>
-          <w:sz w:val="16"/>
-          <w:szCs w:val="16"/>
-        </w:rPr>
-        <w:t xml:space="preserve"> Una vez admitida a trámite la denuncia, se correrá traslado de la misma al denunciado, a fin de que éste presente su descargo. El plazo para la presentación del descargo será de cinco (5) días contados desde la notificación, vencido el cual, el Secretario Técnico declarará en rebeldía al denunciado que no lo hubiera presentado.</w:t>
+        <w:t xml:space="preserve">DECRETO SUPREMO 006-2026-JUS, TEXTO ÚNICO ORDENADO DE LA LEY 27444, LEY DEL PROCEDIMIENTO ADMINISTRATIVO GENERAL, publicado el 30 de abril de 2026</w:t>
       </w:r>
     </w:p>
     <w:p>
@@ -11195,9 +11226,25 @@
           <w:szCs w:val="16"/>
         </w:rPr>
       </w:pPr>
-    </w:p>
-  </w:footnote>
-  <w:footnote w:id="20">
+      <w:r>
+        <w:rPr>
+          <w:rFonts w:ascii="Arial Narrow" w:eastAsia="Arial Narrow" w:hAnsi="Arial Narrow" w:cs="Arial Narrow"/>
+          <w:sz w:val="16"/>
+          <w:szCs w:val="16"/>
+        </w:rPr>
+        <w:tab/>
+      </w:r>
+      <w:r>
+        <w:rPr>
+          <w:rFonts w:ascii="Arial Narrow" w:eastAsia="Arial Narrow" w:hAnsi="Arial Narrow" w:cs="Arial Narrow"/>
+          <w:b/>
+          <w:bCs/>
+          <w:sz w:val="16"/>
+          <w:szCs w:val="16"/>
+        </w:rPr>
+        <w:t xml:space="preserve">Artículo 223.- Contestación de la reclamación</w:t>
+      </w:r>
+    </w:p>
     <w:p>
       <w:pPr>
         <w:pStyle w:val="Textonotapie"/>
@@ -11211,16 +11258,6 @@
       </w:pPr>
       <w:r>
         <w:rPr>
-          <w:rStyle w:val="Refdenotaalpie"/>
-          <w:rFonts w:ascii="Arial Narrow" w:eastAsia="Arial Narrow" w:hAnsi="Arial Narrow" w:cs="Arial Narrow"/>
-          <w:sz w:val="16"/>
-          <w:szCs w:val="16"/>
-          <w:vertAlign w:val="superscript"/>
-        </w:rPr>
-        <w:footnoteRef/>
-      </w:r>
-      <w:r>
-        <w:rPr>
           <w:rFonts w:ascii="Arial Narrow" w:eastAsia="Arial Narrow" w:hAnsi="Arial Narrow" w:cs="Arial Narrow"/>
           <w:sz w:val="16"/>
           <w:szCs w:val="16"/>
@@ -11230,12 +11267,10 @@
       <w:r>
         <w:rPr>
           <w:rFonts w:ascii="Arial Narrow" w:eastAsia="Arial Narrow" w:hAnsi="Arial Narrow" w:cs="Arial Narrow"/>
-          <w:b/>
-          <w:bCs/>
-          <w:sz w:val="16"/>
-          <w:szCs w:val="16"/>
-        </w:rPr>
-        <w:t xml:space="preserve">DECRETO SUPREMO 006-2026-JUS, TEXTO ÚNICO ORDENADO DE LA LEY 27444, LEY DEL PROCEDIMIENTO ADMINISTRATIVO GENERAL, publicado el 30 de abril de 2026</w:t>
+          <w:sz w:val="16"/>
+          <w:szCs w:val="16"/>
+        </w:rPr>
+        <w:t xml:space="preserve">223.1 El reclamado deberá presentar la contestación de la reclamación dentro de los quince (15) días posteriores a la notificación de ésta; vencido este plazo, la Administración declarará en rebeldía al reclamado que no la hubiera presentado. La contestación deberá contener los requisitos de los escritos previstos en el artículo 113 de la presente Ley, así como la absolución de todos los asuntos controvertidos de hecho y de derecho, Las alegaciones y los hechos relevantes de la reclamación, salvo que hayan sido específicamente negadas en la contestación, se tendrán por aceptadas o merituadas como ciertas.</w:t>
       </w:r>
     </w:p>
     <w:p>
@@ -11249,6 +11284,34 @@
           <w:szCs w:val="16"/>
         </w:rPr>
       </w:pPr>
+    </w:p>
+  </w:footnote>
+  <w:footnote w:id="15">
+    <w:p>
+      <w:pPr>
+        <w:tabs>
+          <w:tab w:val="left" w:pos="567"/>
+        </w:tabs>
+        <w:ind w:left="567" w:hanging="567"/>
+        <w:jc w:val="both"/>
+        <w:rPr>
+          <w:rFonts w:ascii="Arial Narrow" w:eastAsia="Arial Narrow" w:hAnsi="Arial Narrow" w:cs="Arial Narrow"/>
+          <w:b/>
+          <w:bCs/>
+          <w:sz w:val="16"/>
+          <w:szCs w:val="16"/>
+        </w:rPr>
+      </w:pPr>
+      <w:r>
+        <w:rPr>
+          <w:rStyle w:val="Refdenotaalpie"/>
+          <w:rFonts w:ascii="Arial Narrow" w:eastAsia="Arial Narrow" w:hAnsi="Arial Narrow" w:cs="Arial Narrow"/>
+          <w:sz w:val="16"/>
+          <w:szCs w:val="16"/>
+          <w:vertAlign w:val="superscript"/>
+        </w:rPr>
+        <w:footnoteRef/>
+      </w:r>
       <w:r>
         <w:rPr>
           <w:rFonts w:ascii="Arial Narrow" w:eastAsia="Arial Narrow" w:hAnsi="Arial Narrow" w:cs="Arial Narrow"/>
@@ -11256,6 +11319,7 @@
           <w:szCs w:val="16"/>
         </w:rPr>
         <w:tab/>
+        <w:t xml:space="preserve"/>
       </w:r>
       <w:r>
         <w:rPr>
@@ -11265,55 +11329,10 @@
           <w:sz w:val="16"/>
           <w:szCs w:val="16"/>
         </w:rPr>
-        <w:t xml:space="preserve">Artículo 223.- Contestación de la reclamación</w:t>
-      </w:r>
-    </w:p>
-    <w:p>
-      <w:pPr>
-        <w:pStyle w:val="Textonotapie"/>
-        <w:ind w:left="567" w:hanging="567"/>
-        <w:jc w:val="both"/>
-        <w:rPr>
-          <w:rFonts w:ascii="Arial Narrow" w:eastAsia="Arial Narrow" w:hAnsi="Arial Narrow" w:cs="Arial Narrow"/>
-          <w:sz w:val="16"/>
-          <w:szCs w:val="16"/>
-        </w:rPr>
-      </w:pPr>
-      <w:r>
-        <w:rPr>
-          <w:rFonts w:ascii="Arial Narrow" w:eastAsia="Arial Narrow" w:hAnsi="Arial Narrow" w:cs="Arial Narrow"/>
-          <w:sz w:val="16"/>
-          <w:szCs w:val="16"/>
-        </w:rPr>
-        <w:tab/>
-      </w:r>
-      <w:r>
-        <w:rPr>
-          <w:rFonts w:ascii="Arial Narrow" w:eastAsia="Arial Narrow" w:hAnsi="Arial Narrow" w:cs="Arial Narrow"/>
-          <w:sz w:val="16"/>
-          <w:szCs w:val="16"/>
-        </w:rPr>
-        <w:t xml:space="preserve">223.1 El reclamado deberá presentar la contestación de la reclamación dentro de los quince (15) días posteriores a la notificación de ésta; vencido este plazo, la Administración declarará en rebeldía al reclamado que no la hubiera presentado. La contestación deberá contener los requisitos de los escritos previstos en el artículo 113 de la presente Ley, así como la absolución de todos los asuntos controvertidos de hecho y de derecho, Las alegaciones y los hechos relevantes de la reclamación, salvo que hayan sido específicamente negadas en la contestación, se tendrán por aceptadas o merituadas como ciertas.</w:t>
-      </w:r>
-    </w:p>
-    <w:p>
-      <w:pPr>
-        <w:pStyle w:val="Textonotapie"/>
-        <w:ind w:left="567" w:hanging="567"/>
-        <w:jc w:val="both"/>
-        <w:rPr>
-          <w:rFonts w:ascii="Arial Narrow" w:eastAsia="Arial Narrow" w:hAnsi="Arial Narrow" w:cs="Arial Narrow"/>
-          <w:sz w:val="16"/>
-          <w:szCs w:val="16"/>
-        </w:rPr>
-      </w:pPr>
-    </w:p>
-  </w:footnote>
-  <w:footnote w:id="14">
-    <w:p>
-      <w:pPr>
-        <w:ind w:left="567" w:hanging="567"/>
-        <w:jc w:val="both"/>
+        <w:t xml:space="preserve">LEY 29571, CÓDIGO DE PROTECCIÓN Y DEFENSA DEL CONSUMIDOR, publicado el 2 de setiembre de 2010 y modificado por Decreto Legislativo </w:t>
+      </w:r>
+      <w:proofErr w:type="spellStart"/>
+      <w:r>
         <w:rPr>
           <w:rFonts w:ascii="Arial Narrow" w:eastAsia="Arial Narrow" w:hAnsi="Arial Narrow" w:cs="Arial Narrow"/>
           <w:b/>
@@ -11321,25 +11340,9 @@
           <w:sz w:val="16"/>
           <w:szCs w:val="16"/>
         </w:rPr>
-      </w:pPr>
-      <w:r>
-        <w:rPr>
-          <w:rStyle w:val="Refdenotaalpie"/>
-          <w:rFonts w:ascii="Arial Narrow" w:eastAsia="Arial Narrow" w:hAnsi="Arial Narrow" w:cs="Arial Narrow"/>
-          <w:sz w:val="16"/>
-          <w:szCs w:val="16"/>
-          <w:vertAlign w:val="superscript"/>
-        </w:rPr>
-        <w:footnoteRef/>
-      </w:r>
-      <w:r>
-        <w:rPr>
-          <w:rFonts w:ascii="Arial Narrow" w:eastAsia="Arial Narrow" w:hAnsi="Arial Narrow" w:cs="Arial Narrow"/>
-          <w:sz w:val="16"/>
-          <w:szCs w:val="16"/>
-        </w:rPr>
-        <w:t xml:space="preserve"> </w:t>
-      </w:r>
+        <w:t/>
+      </w:r>
+      <w:proofErr w:type="spellEnd"/>
       <w:r>
         <w:rPr>
           <w:rFonts w:ascii="Arial Narrow" w:eastAsia="Arial Narrow" w:hAnsi="Arial Narrow" w:cs="Arial Narrow"/>
@@ -11348,29 +11351,7 @@
           <w:sz w:val="16"/>
           <w:szCs w:val="16"/>
         </w:rPr>
-        <w:t xml:space="preserve">LEY 29571, CÓDIGO DE PROTECCIÓN Y DEFENSA DEL CONSUMIDOR, publicado el 2 de setiembre de 2010 y modificado por Decreto Legislativo </w:t>
-      </w:r>
-      <w:proofErr w:type="spellStart"/>
-      <w:r>
-        <w:rPr>
-          <w:rFonts w:ascii="Arial Narrow" w:eastAsia="Arial Narrow" w:hAnsi="Arial Narrow" w:cs="Arial Narrow"/>
-          <w:b/>
-          <w:bCs/>
-          <w:sz w:val="16"/>
-          <w:szCs w:val="16"/>
-        </w:rPr>
-        <w:t/>
-      </w:r>
-      <w:proofErr w:type="spellEnd"/>
-      <w:r>
-        <w:rPr>
-          <w:rFonts w:ascii="Arial Narrow" w:eastAsia="Arial Narrow" w:hAnsi="Arial Narrow" w:cs="Arial Narrow"/>
-          <w:b/>
-          <w:bCs/>
-          <w:sz w:val="16"/>
-          <w:szCs w:val="16"/>
-        </w:rPr>
-        <w:t xml:space="preserve"> 1308</w:t>
+        <w:t xml:space="preserve">1308</w:t>
       </w:r>
     </w:p>
     <w:p>
@@ -11485,17 +11466,6 @@
     </w:p>
     <w:p>
       <w:pPr>
-        <w:ind w:left="426"/>
-        <w:jc w:val="both"/>
-        <w:rPr>
-          <w:rFonts w:ascii="Arial Narrow" w:eastAsia="Arial Narrow" w:hAnsi="Arial Narrow" w:cs="Arial Narrow"/>
-          <w:sz w:val="16"/>
-          <w:szCs w:val="16"/>
-        </w:rPr>
-      </w:pPr>
-    </w:p>
-    <w:p>
-      <w:pPr>
         <w:ind w:left="567" w:hanging="426"/>
         <w:jc w:val="both"/>
         <w:rPr>
@@ -11516,17 +11486,6 @@
     </w:p>
     <w:p>
       <w:pPr>
-        <w:ind w:left="567" w:hanging="426"/>
-        <w:jc w:val="both"/>
-        <w:rPr>
-          <w:rFonts w:ascii="Arial Narrow" w:eastAsia="Arial Narrow" w:hAnsi="Arial Narrow" w:cs="Arial Narrow"/>
-          <w:sz w:val="16"/>
-          <w:szCs w:val="16"/>
-        </w:rPr>
-      </w:pPr>
-    </w:p>
-    <w:p>
-      <w:pPr>
         <w:ind w:left="567"/>
         <w:jc w:val="both"/>
         <w:rPr>
@@ -11577,7 +11536,7 @@
           <w:sz w:val="16"/>
           <w:szCs w:val="16"/>
         </w:rPr>
-        <w:t xml:space="preserve"> 27444, Ley del Procedimiento Administrativo General o la norma que la sustituya o complemente.</w:t>
+        <w:t xml:space="preserve">27444, Ley del Procedimiento Administrativo General o la norma que la sustituya o complemente.</w:t>
       </w:r>
     </w:p>
     <w:p>
@@ -11620,9 +11579,12 @@
       </w:pPr>
     </w:p>
   </w:footnote>
-  <w:footnote w:id="15">
-    <w:p>
-      <w:pPr>
+  <w:footnote w:id="16">
+    <w:p>
+      <w:pPr>
+        <w:tabs>
+          <w:tab w:val="left" w:pos="567"/>
+        </w:tabs>
         <w:ind w:left="567" w:hanging="567"/>
         <w:jc w:val="both"/>
         <w:rPr>
@@ -11680,7 +11642,7 @@
           <w:sz w:val="15"/>
           <w:szCs w:val="15"/>
         </w:rPr>
-        <w:t xml:space="preserve"> 1308</w:t>
+        <w:t xml:space="preserve">1308</w:t>
       </w:r>
     </w:p>
     <w:p>
@@ -11762,17 +11724,6 @@
         <w:tab/>
         <w:t>Las medidas correctivas complementarias pueden dictarse de oficio o a pedido de parte.</w:t>
       </w:r>
-    </w:p>
-    <w:p>
-      <w:pPr>
-        <w:ind w:left="567" w:hanging="567"/>
-        <w:jc w:val="both"/>
-        <w:rPr>
-          <w:rFonts w:ascii="Arial Narrow" w:eastAsia="Arial Narrow" w:hAnsi="Arial Narrow" w:cs="Arial Narrow"/>
-          <w:sz w:val="15"/>
-          <w:szCs w:val="15"/>
-        </w:rPr>
-      </w:pPr>
     </w:p>
     <w:p>
       <w:pPr>
@@ -12035,17 +11986,6 @@
     </w:p>
     <w:p>
       <w:pPr>
-        <w:ind w:left="567"/>
-        <w:jc w:val="both"/>
-        <w:rPr>
-          <w:rFonts w:ascii="Arial Narrow" w:eastAsia="Arial Narrow" w:hAnsi="Arial Narrow" w:cs="Arial Narrow"/>
-          <w:sz w:val="15"/>
-          <w:szCs w:val="15"/>
-        </w:rPr>
-      </w:pPr>
-    </w:p>
-    <w:p>
-      <w:pPr>
         <w:tabs>
           <w:tab w:val="left" w:pos="568"/>
         </w:tabs>
@@ -12068,7 +12008,7 @@
     </w:p>
     <w:p>
       <w:pPr>
-        <w:ind w:left="567" w:hanging="567"/>
+        <w:ind w:left="1134" w:hanging="567"/>
         <w:jc w:val="both"/>
         <w:rPr>
           <w:rFonts w:ascii="Arial Narrow" w:eastAsia="Arial Narrow" w:hAnsi="Arial Narrow" w:cs="Arial Narrow"/>
@@ -12076,36 +12016,33 @@
           <w:szCs w:val="15"/>
         </w:rPr>
       </w:pPr>
-    </w:p>
-    <w:p>
-      <w:pPr>
-        <w:ind w:left="1134" w:hanging="567"/>
-        <w:jc w:val="both"/>
+      <w:r>
         <w:rPr>
           <w:rFonts w:ascii="Arial Narrow" w:eastAsia="Arial Narrow" w:hAnsi="Arial Narrow" w:cs="Arial Narrow"/>
           <w:sz w:val="15"/>
           <w:szCs w:val="15"/>
         </w:rPr>
-      </w:pPr>
-      <w:r>
+        <w:t>115.3 Las medidas correctivas reparadoras pueden solicitarse en cualquier momento hasta antes de la notificación de cargo al proveedor, sin perjuicio de la facultad de secretaría técnica de la comisión de requerir al consumidor que precise la medida correctiva materia de solicitud. El consumidor puede variar su solicitud de medida correctiva hasta antes de la decisión de primera instancia, en cuyo caso se confiere traslado al proveedor para que formule su descargo.</w:t>
+      </w:r>
+    </w:p>
+    <w:p>
+      <w:pPr>
+        <w:ind w:left="1134" w:hanging="567"/>
+        <w:jc w:val="both"/>
         <w:rPr>
           <w:rFonts w:ascii="Arial Narrow" w:eastAsia="Arial Narrow" w:hAnsi="Arial Narrow" w:cs="Arial Narrow"/>
           <w:sz w:val="15"/>
           <w:szCs w:val="15"/>
         </w:rPr>
-        <w:t>115.3 Las medidas correctivas reparadoras pueden solicitarse en cualquier momento hasta antes de la notificación de cargo al proveedor, sin perjuicio de la facultad de secretaría técnica de la comisión de requerir al consumidor que precise la medida correctiva materia de solicitud. El consumidor puede variar su solicitud de medida correctiva hasta antes de la decisión de primera instancia, en cuyo caso se confiere traslado al proveedor para que formule su descargo.</w:t>
-      </w:r>
-    </w:p>
-    <w:p>
-      <w:pPr>
-        <w:ind w:left="1134" w:hanging="567"/>
-        <w:jc w:val="both"/>
+      </w:pPr>
+      <w:r>
         <w:rPr>
           <w:rFonts w:ascii="Arial Narrow" w:eastAsia="Arial Narrow" w:hAnsi="Arial Narrow" w:cs="Arial Narrow"/>
           <w:sz w:val="15"/>
           <w:szCs w:val="15"/>
         </w:rPr>
-      </w:pPr>
+        <w:t>115.4 Corresponde al consumidor que solicita el dictado de la medida correctiva reparadora probar las consecuencias patrimoniales directas e inmediatas causadas por la comisión de la infracción administrativa.</w:t>
+      </w:r>
     </w:p>
     <w:p>
       <w:pPr>
@@ -12123,7 +12060,7 @@
           <w:sz w:val="15"/>
           <w:szCs w:val="15"/>
         </w:rPr>
-        <w:t>115.4 Corresponde al consumidor que solicita el dictado de la medida correctiva reparadora probar las consecuencias patrimoniales directas e inmediatas causadas por la comisión de la infracción administrativa.</w:t>
+        <w:t>115.5 Los bienes o montos objeto de medidas correctivas reparadoras son entregados por el proveedor directamente al consumidor que los reclama, salvo mandato distinto contenido en la resolución. Aquellos bienes o montos materia de una medida correctiva reparadora, que por algún motivo se encuentran en posesión del Indecopi y deban ser entregados a los consumidores beneficiados, son puestos a disposición de estos.</w:t>
       </w:r>
     </w:p>
     <w:p>
@@ -12136,105 +12073,42 @@
           <w:szCs w:val="15"/>
         </w:rPr>
       </w:pPr>
-    </w:p>
-    <w:p>
-      <w:pPr>
-        <w:ind w:left="1134" w:hanging="567"/>
-        <w:jc w:val="both"/>
+      <w:r>
         <w:rPr>
           <w:rFonts w:ascii="Arial Narrow" w:eastAsia="Arial Narrow" w:hAnsi="Arial Narrow" w:cs="Arial Narrow"/>
           <w:sz w:val="15"/>
           <w:szCs w:val="15"/>
         </w:rPr>
-      </w:pPr>
-      <w:r>
+        <w:t>115.6 El extremo de la resolución final que ordena el cumplimiento de una medida correctiva reparadora a favor del consumidor constituye título ejecutivo conforme con lo dispuesto en el artículo 688 del Código Procesal Civil, una vez que quedan consentidas o causan estado en la vía administrativa. La legitimidad para obrar en los procesos civiles de ejecución corresponde a los consumidores beneficiados con la medida correctiva reparadora.</w:t>
+      </w:r>
+    </w:p>
+    <w:p>
+      <w:pPr>
+        <w:ind w:left="1134" w:hanging="567"/>
+        <w:jc w:val="both"/>
         <w:rPr>
           <w:rFonts w:ascii="Arial Narrow" w:eastAsia="Arial Narrow" w:hAnsi="Arial Narrow" w:cs="Arial Narrow"/>
           <w:sz w:val="15"/>
           <w:szCs w:val="15"/>
         </w:rPr>
-        <w:t>115.5 Los bienes o montos objeto de medidas correctivas reparadoras son entregados por el proveedor directamente al consumidor que los reclama, salvo mandato distinto contenido en la resolución. Aquellos bienes o montos materia de una medida correctiva reparadora, que por algún motivo se encuentran en posesión del Indecopi y deban ser entregados a los consumidores beneficiados, son puestos a disposición de estos.</w:t>
-      </w:r>
-    </w:p>
-    <w:p>
-      <w:pPr>
-        <w:ind w:left="1134" w:hanging="567"/>
-        <w:jc w:val="both"/>
+      </w:pPr>
+      <w:r>
         <w:rPr>
           <w:rFonts w:ascii="Arial Narrow" w:eastAsia="Arial Narrow" w:hAnsi="Arial Narrow" w:cs="Arial Narrow"/>
           <w:sz w:val="15"/>
           <w:szCs w:val="15"/>
         </w:rPr>
-      </w:pPr>
-    </w:p>
-    <w:p>
-      <w:pPr>
-        <w:ind w:left="1134" w:hanging="567"/>
-        <w:jc w:val="both"/>
+        <w:t xml:space="preserve">115.7 </w:t>
+      </w:r>
+      <w:r>
         <w:rPr>
           <w:rFonts w:ascii="Arial Narrow" w:eastAsia="Arial Narrow" w:hAnsi="Arial Narrow" w:cs="Arial Narrow"/>
           <w:sz w:val="15"/>
           <w:szCs w:val="15"/>
         </w:rPr>
-      </w:pPr>
-      <w:r>
-        <w:rPr>
-          <w:rFonts w:ascii="Arial Narrow" w:eastAsia="Arial Narrow" w:hAnsi="Arial Narrow" w:cs="Arial Narrow"/>
-          <w:sz w:val="15"/>
-          <w:szCs w:val="15"/>
-        </w:rPr>
-        <w:t>115.6 El extremo de la resolución final que ordena el cumplimiento de una medida correctiva reparadora a favor del consumidor constituye título ejecutivo conforme con lo dispuesto en el artículo 688 del Código Procesal Civil, una vez que quedan consentidas o causan estado en la vía administrativa. La legitimidad para obrar en los procesos civiles de ejecución corresponde a los consumidores beneficiados con la medida correctiva reparadora.</w:t>
-      </w:r>
-    </w:p>
-    <w:p>
-      <w:pPr>
-        <w:ind w:left="1134" w:hanging="567"/>
-        <w:jc w:val="both"/>
-        <w:rPr>
-          <w:rFonts w:ascii="Arial Narrow" w:eastAsia="Arial Narrow" w:hAnsi="Arial Narrow" w:cs="Arial Narrow"/>
-          <w:sz w:val="15"/>
-          <w:szCs w:val="15"/>
-        </w:rPr>
-      </w:pPr>
-    </w:p>
-    <w:p>
-      <w:pPr>
-        <w:ind w:left="1134" w:hanging="567"/>
-        <w:jc w:val="both"/>
-        <w:rPr>
-          <w:rFonts w:ascii="Arial Narrow" w:eastAsia="Arial Narrow" w:hAnsi="Arial Narrow" w:cs="Arial Narrow"/>
-          <w:sz w:val="15"/>
-          <w:szCs w:val="15"/>
-        </w:rPr>
-      </w:pPr>
-      <w:r>
-        <w:rPr>
-          <w:rFonts w:ascii="Arial Narrow" w:eastAsia="Arial Narrow" w:hAnsi="Arial Narrow" w:cs="Arial Narrow"/>
-          <w:sz w:val="15"/>
-          <w:szCs w:val="15"/>
-        </w:rPr>
-        <w:t xml:space="preserve">115.7 </w:t>
-      </w:r>
-      <w:r>
-        <w:rPr>
-          <w:rFonts w:ascii="Arial Narrow" w:eastAsia="Arial Narrow" w:hAnsi="Arial Narrow" w:cs="Arial Narrow"/>
-          <w:sz w:val="15"/>
-          <w:szCs w:val="15"/>
-        </w:rPr>
         <w:tab/>
         <w:t>Las medidas correctivas reparadoras como mandatos dirigidos a resarcir las consecuencias patrimoniales directas e inmediatas originadas por la infracción buscan corregir la conducta infractora y no tienen naturaleza indemnizatoria; son dictadas sin perjuicio de la indemnización por los daños y perjuicios que el consumidor puede solicitar en la vía judicial o arbitral correspondiente. No obstante, se descuenta de la indemnización patrimonial aquella satisfacción patrimonial deducible que el consumidor haya recibido a consecuencia del dictado de una medida correctiva reparadora en sede administrativa.</w:t>
       </w:r>
-    </w:p>
-    <w:p>
-      <w:pPr>
-        <w:ind w:left="567"/>
-        <w:jc w:val="both"/>
-        <w:rPr>
-          <w:rFonts w:ascii="Arial Narrow" w:eastAsia="Arial Narrow" w:hAnsi="Arial Narrow" w:cs="Arial Narrow"/>
-          <w:sz w:val="15"/>
-          <w:szCs w:val="15"/>
-        </w:rPr>
-      </w:pPr>
     </w:p>
     <w:p>
       <w:pPr>
@@ -12500,24 +12374,6 @@
     </w:p>
     <w:p>
       <w:pPr>
-        <w:pBdr>
-          <w:top w:val="nil"/>
-          <w:left w:val="nil"/>
-          <w:bottom w:val="nil"/>
-          <w:right w:val="nil"/>
-          <w:between w:val="nil"/>
-        </w:pBdr>
-        <w:ind w:left="567"/>
-        <w:jc w:val="both"/>
-        <w:rPr>
-          <w:rFonts w:ascii="Arial Narrow" w:eastAsia="Arial Narrow" w:hAnsi="Arial Narrow" w:cs="Arial Narrow"/>
-          <w:sz w:val="15"/>
-          <w:szCs w:val="15"/>
-        </w:rPr>
-      </w:pPr>
-    </w:p>
-    <w:p>
-      <w:pPr>
         <w:numPr>
           <w:ilvl w:val="0"/>
           <w:numId w:val="6"/>
@@ -12611,24 +12467,6 @@
           <w:szCs w:val="15"/>
         </w:rPr>
       </w:pPr>
-    </w:p>
-    <w:p>
-      <w:pPr>
-        <w:pBdr>
-          <w:top w:val="nil"/>
-          <w:left w:val="nil"/>
-          <w:bottom w:val="nil"/>
-          <w:right w:val="nil"/>
-          <w:between w:val="nil"/>
-        </w:pBdr>
-        <w:ind w:left="567"/>
-        <w:jc w:val="both"/>
-        <w:rPr>
-          <w:rFonts w:ascii="Arial Narrow" w:eastAsia="Arial Narrow" w:hAnsi="Arial Narrow" w:cs="Arial Narrow"/>
-          <w:sz w:val="15"/>
-          <w:szCs w:val="15"/>
-        </w:rPr>
-      </w:pPr>
       <w:r>
         <w:rPr>
           <w:rFonts w:ascii="Arial Narrow" w:eastAsia="Arial Narrow" w:hAnsi="Arial Narrow" w:cs="Arial Narrow"/>
@@ -12650,7 +12488,59 @@
       </w:pPr>
     </w:p>
   </w:footnote>
-  <w:footnote w:id="16">
+  <w:footnote w:id="17">
+    <w:p>
+      <w:pPr>
+        <w:pStyle w:val="Textonotapie"/>
+        <w:tabs>
+          <w:tab w:val="left" w:pos="567"/>
+        </w:tabs>
+        <w:ind w:left="567" w:hanging="567"/>
+        <w:jc w:val="both"/>
+        <w:rPr>
+          <w:rFonts w:ascii="Arial Narrow" w:eastAsia="Arial Narrow" w:hAnsi="Arial Narrow" w:cs="Arial Narrow"/>
+          <w:b/>
+          <w:sz w:val="16"/>
+          <w:szCs w:val="16"/>
+        </w:rPr>
+      </w:pPr>
+      <w:r>
+        <w:rPr>
+          <w:rStyle w:val="Refdenotaalpie"/>
+          <w:rFonts w:ascii="Arial Narrow" w:eastAsia="Arial Narrow" w:hAnsi="Arial Narrow" w:cs="Arial Narrow"/>
+          <w:sz w:val="16"/>
+          <w:szCs w:val="16"/>
+          <w:vertAlign w:val="superscript"/>
+        </w:rPr>
+        <w:footnoteRef/>
+      </w:r>
+      <w:r>
+        <w:rPr>
+          <w:rFonts w:ascii="Arial Narrow" w:eastAsia="Arial Narrow" w:hAnsi="Arial Narrow" w:cs="Arial Narrow"/>
+          <w:sz w:val="16"/>
+          <w:szCs w:val="16"/>
+        </w:rPr>
+        <w:tab/>
+        <w:t xml:space="preserve"/>
+      </w:r>
+      <w:r>
+        <w:rPr>
+          <w:rFonts w:ascii="Arial Narrow" w:eastAsia="Arial Narrow" w:hAnsi="Arial Narrow" w:cs="Arial Narrow"/>
+          <w:sz w:val="16"/>
+          <w:szCs w:val="16"/>
+        </w:rPr>
+        <w:tab/>
+      </w:r>
+      <w:r>
+        <w:rPr>
+          <w:rFonts w:ascii="Arial Narrow" w:eastAsia="Arial Narrow" w:hAnsi="Arial Narrow" w:cs="Arial Narrow"/>
+          <w:b/>
+          <w:sz w:val="16"/>
+          <w:szCs w:val="16"/>
+        </w:rPr>
+        <w:t>LEY 29571, CÓDIGO DE PROTECCIÓN Y DEFENSA DEL CONSUMIDOR</w:t>
+      </w:r>
+    </w:p>
     <w:p>
       <w:pPr>
         <w:pStyle w:val="Textonotapie"/>
@@ -12665,38 +12555,13 @@
       </w:pPr>
       <w:r>
         <w:rPr>
-          <w:rStyle w:val="Refdenotaalpie"/>
-          <w:rFonts w:ascii="Arial Narrow" w:eastAsia="Arial Narrow" w:hAnsi="Arial Narrow" w:cs="Arial Narrow"/>
-          <w:sz w:val="16"/>
-          <w:szCs w:val="16"/>
-          <w:vertAlign w:val="superscript"/>
-        </w:rPr>
-        <w:footnoteRef/>
-      </w:r>
-      <w:r>
-        <w:rPr>
-          <w:rFonts w:ascii="Arial Narrow" w:eastAsia="Arial Narrow" w:hAnsi="Arial Narrow" w:cs="Arial Narrow"/>
-          <w:sz w:val="16"/>
-          <w:szCs w:val="16"/>
-        </w:rPr>
-        <w:t xml:space="preserve"> </w:t>
-      </w:r>
-      <w:r>
-        <w:rPr>
-          <w:rFonts w:ascii="Arial Narrow" w:eastAsia="Arial Narrow" w:hAnsi="Arial Narrow" w:cs="Arial Narrow"/>
+          <w:rFonts w:ascii="Arial Narrow" w:eastAsia="Arial Narrow" w:hAnsi="Arial Narrow" w:cs="Arial Narrow"/>
+          <w:b/>
           <w:sz w:val="16"/>
           <w:szCs w:val="16"/>
         </w:rPr>
         <w:tab/>
-      </w:r>
-      <w:r>
-        <w:rPr>
-          <w:rFonts w:ascii="Arial Narrow" w:eastAsia="Arial Narrow" w:hAnsi="Arial Narrow" w:cs="Arial Narrow"/>
-          <w:b/>
-          <w:sz w:val="16"/>
-          <w:szCs w:val="16"/>
-        </w:rPr>
-        <w:t>LEY 29571, CÓDIGO DE PROTECCIÓN Y DEFENSA DEL CONSUMIDOR</w:t>
+        <w:t>Artículo 112.- Criterios de graduación de las sanciones administrativas</w:t>
       </w:r>
     </w:p>
     <w:p>
@@ -12706,20 +12571,18 @@
         <w:jc w:val="both"/>
         <w:rPr>
           <w:rFonts w:ascii="Arial Narrow" w:eastAsia="Arial Narrow" w:hAnsi="Arial Narrow" w:cs="Arial Narrow"/>
-          <w:b/>
-          <w:sz w:val="16"/>
-          <w:szCs w:val="16"/>
-        </w:rPr>
-      </w:pPr>
-      <w:r>
-        <w:rPr>
-          <w:rFonts w:ascii="Arial Narrow" w:eastAsia="Arial Narrow" w:hAnsi="Arial Narrow" w:cs="Arial Narrow"/>
-          <w:b/>
+          <w:sz w:val="16"/>
+          <w:szCs w:val="16"/>
+        </w:rPr>
+      </w:pPr>
+      <w:r>
+        <w:rPr>
+          <w:rFonts w:ascii="Arial Narrow" w:eastAsia="Arial Narrow" w:hAnsi="Arial Narrow" w:cs="Arial Narrow"/>
           <w:sz w:val="16"/>
           <w:szCs w:val="16"/>
         </w:rPr>
         <w:tab/>
-        <w:t>Artículo 112.- Criterios de graduación de las sanciones administrativas</w:t>
+        <w:t>[…]</w:t>
       </w:r>
     </w:p>
     <w:p>
@@ -12740,7 +12603,7 @@
           <w:szCs w:val="16"/>
         </w:rPr>
         <w:tab/>
-        <w:t>[…]</w:t>
+        <w:t>Se consideran circunstancias atenuantes especiales, las siguientes:</w:t>
       </w:r>
     </w:p>
     <w:p>
@@ -12761,7 +12624,45 @@
           <w:szCs w:val="16"/>
         </w:rPr>
         <w:tab/>
-        <w:t>Se consideran circunstancias atenuantes especiales, las siguientes:</w:t>
+        <w:t>[…]</w:t>
+      </w:r>
+    </w:p>
+    <w:p>
+      <w:pPr>
+        <w:pStyle w:val="Textonotapie"/>
+        <w:ind w:left="567"/>
+        <w:jc w:val="both"/>
+        <w:rPr>
+          <w:rFonts w:ascii="Arial Narrow" w:eastAsia="Arial Narrow" w:hAnsi="Arial Narrow" w:cs="Arial Narrow"/>
+          <w:sz w:val="16"/>
+          <w:szCs w:val="16"/>
+        </w:rPr>
+      </w:pPr>
+      <w:r>
+        <w:rPr>
+          <w:rFonts w:ascii="Arial Narrow" w:eastAsia="Arial Narrow" w:hAnsi="Arial Narrow" w:cs="Arial Narrow"/>
+          <w:sz w:val="16"/>
+          <w:szCs w:val="16"/>
+        </w:rPr>
+        <w:t xml:space="preserve">3. En los procedimientos de oficio promovidos por una denuncia de parte, cuando el proveedor se allana a la denuncia presentada o reconoce las pretensiones en ella contenidas, se da por concluido el procedimiento </w:t>
+      </w:r>
+      <w:proofErr w:type="spellStart"/>
+      <w:r>
+        <w:rPr>
+          <w:rFonts w:ascii="Arial Narrow" w:eastAsia="Arial Narrow" w:hAnsi="Arial Narrow" w:cs="Arial Narrow"/>
+          <w:sz w:val="16"/>
+          <w:szCs w:val="16"/>
+        </w:rPr>
+        <w:t>liminarmente</w:t>
+      </w:r>
+      <w:proofErr w:type="spellEnd"/>
+      <w:r>
+        <w:rPr>
+          <w:rFonts w:ascii="Arial Narrow" w:eastAsia="Arial Narrow" w:hAnsi="Arial Narrow" w:cs="Arial Narrow"/>
+          <w:sz w:val="16"/>
+          <w:szCs w:val="16"/>
+        </w:rPr>
+        <w:t>, pudiendo imponerse una amonestación si el allanamiento o reconocimiento se realiza con la presentación de los descargos; caso contrario la sanción a imponer será pecuniaria. En aquellos casos en que el allanamiento o reconocimiento verse sobre controversias referidas a actos de discriminación, actos contrarios a la vida y a la salud y sustancias peligrosas, se considera como un atenuante pero la sanción a imponer será pecuniaria. En todos los supuestos de allanamiento y reconocimiento formulados con la presentación de los descargos, se exonera al denunciado del pago de los costos del procedimiento, pero no de las costas.</w:t>
       </w:r>
     </w:p>
     <w:p>
@@ -12771,23 +12672,93 @@
         <w:jc w:val="both"/>
         <w:rPr>
           <w:rFonts w:ascii="Arial Narrow" w:eastAsia="Arial Narrow" w:hAnsi="Arial Narrow" w:cs="Arial Narrow"/>
-          <w:sz w:val="16"/>
-          <w:szCs w:val="16"/>
-        </w:rPr>
-      </w:pPr>
-      <w:r>
-        <w:rPr>
-          <w:rFonts w:ascii="Arial Narrow" w:eastAsia="Arial Narrow" w:hAnsi="Arial Narrow" w:cs="Arial Narrow"/>
+          <w:b/>
+          <w:sz w:val="16"/>
+          <w:szCs w:val="16"/>
+        </w:rPr>
+      </w:pPr>
+    </w:p>
+  </w:footnote>
+  <w:footnote w:id="18">
+    <w:p>
+      <w:pPr>
+        <w:autoSpaceDE w:val="0"/>
+        <w:autoSpaceDN w:val="0"/>
+        <w:adjustRightInd w:val="0"/>
+        <w:tabs>
+          <w:tab w:val="left" w:pos="567"/>
+        </w:tabs>
+        <w:ind w:left="567" w:hanging="567"/>
+        <w:jc w:val="both"/>
+        <w:rPr>
+          <w:rFonts w:ascii="Arial Narrow" w:eastAsia="Arial Narrow" w:hAnsi="Arial Narrow" w:cs="Arial Narrow"/>
+          <w:b/>
+          <w:bCs/>
+          <w:sz w:val="16"/>
+          <w:szCs w:val="16"/>
+        </w:rPr>
+      </w:pPr>
+      <w:r>
+        <w:rPr>
+          <w:rStyle w:val="Refdenotaalpie"/>
+          <w:rFonts w:ascii="Arial Narrow" w:eastAsia="Arial Narrow" w:hAnsi="Arial Narrow" w:cs="Arial Narrow"/>
+          <w:b/>
+          <w:bCs/>
+          <w:sz w:val="16"/>
+          <w:szCs w:val="16"/>
+          <w:vertAlign w:val="superscript"/>
+        </w:rPr>
+        <w:footnoteRef/>
+      </w:r>
+      <w:r>
+        <w:rPr>
+          <w:rFonts w:ascii="Arial Narrow" w:eastAsia="Arial Narrow" w:hAnsi="Arial Narrow" w:cs="Arial Narrow"/>
+          <w:b/>
+          <w:bCs/>
           <w:sz w:val="16"/>
           <w:szCs w:val="16"/>
         </w:rPr>
         <w:tab/>
-        <w:t>[…]</w:t>
-      </w:r>
-    </w:p>
-    <w:p>
-      <w:pPr>
-        <w:pStyle w:val="Textonotapie"/>
+        <w:t xml:space="preserve"/>
+      </w:r>
+      <w:r>
+        <w:rPr>
+          <w:rFonts w:ascii="Arial Narrow" w:eastAsia="Arial Narrow" w:hAnsi="Arial Narrow" w:cs="Arial Narrow"/>
+          <w:b/>
+          <w:bCs/>
+          <w:sz w:val="16"/>
+          <w:szCs w:val="16"/>
+        </w:rPr>
+        <w:tab/>
+        <w:t xml:space="preserve">DECRETO LEGISLATIVO </w:t>
+      </w:r>
+      <w:proofErr w:type="spellStart"/>
+      <w:r>
+        <w:rPr>
+          <w:rFonts w:ascii="Arial Narrow" w:eastAsia="Arial Narrow" w:hAnsi="Arial Narrow" w:cs="Arial Narrow"/>
+          <w:b/>
+          <w:bCs/>
+          <w:sz w:val="16"/>
+          <w:szCs w:val="16"/>
+        </w:rPr>
+        <w:t/>
+      </w:r>
+      <w:proofErr w:type="spellEnd"/>
+      <w:r>
+        <w:rPr>
+          <w:rFonts w:ascii="Arial Narrow" w:eastAsia="Arial Narrow" w:hAnsi="Arial Narrow" w:cs="Arial Narrow"/>
+          <w:b/>
+          <w:bCs/>
+          <w:sz w:val="16"/>
+          <w:szCs w:val="16"/>
+        </w:rPr>
+        <w:t xml:space="preserve">807, LEY SOBRE FACULTADES, NORMAS Y ORGANIZACIÓN DEL INDECOPI FACULTADES DE LAS COMISIONES Y OFICINAS DEL INDECOPI.</w:t>
+      </w:r>
+    </w:p>
+    <w:p>
+      <w:pPr>
+        <w:pStyle w:val="NormalWeb"/>
+        <w:spacing w:after="0" w:line="240" w:lineRule="auto"/>
         <w:ind w:left="567"/>
         <w:jc w:val="both"/>
         <w:rPr>
@@ -12799,45 +12770,22 @@
       <w:r>
         <w:rPr>
           <w:rFonts w:ascii="Arial Narrow" w:eastAsia="Arial Narrow" w:hAnsi="Arial Narrow" w:cs="Arial Narrow"/>
-          <w:sz w:val="16"/>
-          <w:szCs w:val="16"/>
-        </w:rPr>
-        <w:t xml:space="preserve">3. En los procedimientos de oficio promovidos por una denuncia de parte, cuando el proveedor se allana a la denuncia presentada o reconoce las pretensiones en ella contenidas, se da por concluido el procedimiento </w:t>
-      </w:r>
-      <w:proofErr w:type="spellStart"/>
-      <w:r>
-        <w:rPr>
-          <w:rFonts w:ascii="Arial Narrow" w:eastAsia="Arial Narrow" w:hAnsi="Arial Narrow" w:cs="Arial Narrow"/>
-          <w:sz w:val="16"/>
-          <w:szCs w:val="16"/>
-        </w:rPr>
-        <w:t>liminarmente</w:t>
-      </w:r>
-      <w:proofErr w:type="spellEnd"/>
-      <w:r>
-        <w:rPr>
-          <w:rFonts w:ascii="Arial Narrow" w:eastAsia="Arial Narrow" w:hAnsi="Arial Narrow" w:cs="Arial Narrow"/>
-          <w:sz w:val="16"/>
-          <w:szCs w:val="16"/>
-        </w:rPr>
-        <w:t>, pudiendo imponerse una amonestación si el allanamiento o reconocimiento se realiza con la presentación de los descargos; caso contrario la sanción a imponer será pecuniaria. En aquellos casos en que el allanamiento o reconocimiento verse sobre controversias referidas a actos de discriminación, actos contrarios a la vida y a la salud y sustancias peligrosas, se considera como un atenuante pero la sanción a imponer será pecuniaria. En todos los supuestos de allanamiento y reconocimiento formulados con la presentación de los descargos, se exonera al denunciado del pago de los costos del procedimiento, pero no de las costas.</w:t>
-      </w:r>
-    </w:p>
-    <w:p>
-      <w:pPr>
-        <w:pStyle w:val="Textonotapie"/>
-        <w:ind w:left="567" w:hanging="567"/>
-        <w:jc w:val="both"/>
-        <w:rPr>
-          <w:rFonts w:ascii="Arial Narrow" w:eastAsia="Arial Narrow" w:hAnsi="Arial Narrow" w:cs="Arial Narrow"/>
-          <w:b/>
-          <w:sz w:val="16"/>
-          <w:szCs w:val="16"/>
-        </w:rPr>
-      </w:pPr>
-    </w:p>
-  </w:footnote>
-  <w:footnote w:id="17">
+          <w:b/>
+          <w:sz w:val="16"/>
+          <w:szCs w:val="16"/>
+        </w:rPr>
+        <w:t xml:space="preserve">Artículo 29.- </w:t>
+      </w:r>
+      <w:r>
+        <w:rPr>
+          <w:rFonts w:ascii="Arial Narrow" w:eastAsia="Arial Narrow" w:hAnsi="Arial Narrow" w:cs="Arial Narrow"/>
+          <w:bCs/>
+          <w:sz w:val="16"/>
+          <w:szCs w:val="16"/>
+        </w:rPr>
+        <w:t>En cualquier estado del procedimiento, e incluso antes de admitirse a trámite la denuncia, el Secretario Técnico podrá citar a las partes a audiencia de conciliación. La audiencia se desarrollará ante el Secretario Técnico o ante la persona que este designe. Si ambas partes arribaran a un acuerdo respecto de la denuncia, se levantará un acta donde conste el acuerdo respectivo, el mismo que tendrá efectos de transacción extrajudicial. En cualquier caso, la Comisión podrá continuar de oficio el procedimiento, si del análisis de los hechos denunciados considera que podría estarse afectando intereses de terceros.</w:t>
+      </w:r>
+    </w:p>
     <w:p>
       <w:pPr>
         <w:autoSpaceDE w:val="0"/>
@@ -12853,18 +12801,73 @@
           <w:szCs w:val="16"/>
         </w:rPr>
       </w:pPr>
+    </w:p>
+  </w:footnote>
+  <w:footnote w:id="19">
+    <w:p>
+      <w:pPr>
+        <w:pStyle w:val="Textonotapie"/>
+        <w:tabs>
+          <w:tab w:val="left" w:pos="567"/>
+        </w:tabs>
+        <w:ind w:left="567" w:hanging="567"/>
+        <w:jc w:val="both"/>
+        <w:rPr>
+          <w:rFonts w:ascii="Arial Narrow" w:eastAsia="Arial Narrow" w:hAnsi="Arial Narrow" w:cs="Arial Narrow"/>
+          <w:sz w:val="16"/>
+          <w:szCs w:val="16"/>
+        </w:rPr>
+      </w:pPr>
       <w:r>
         <w:rPr>
           <w:rStyle w:val="Refdenotaalpie"/>
           <w:rFonts w:ascii="Arial Narrow" w:eastAsia="Arial Narrow" w:hAnsi="Arial Narrow" w:cs="Arial Narrow"/>
+          <w:sz w:val="16"/>
+          <w:szCs w:val="16"/>
+          <w:vertAlign w:val="superscript"/>
+        </w:rPr>
+        <w:footnoteRef/>
+      </w:r>
+      <w:r>
+        <w:rPr>
+          <w:rFonts w:ascii="Arial Narrow" w:eastAsia="Arial Narrow" w:hAnsi="Arial Narrow" w:cs="Arial Narrow"/>
+          <w:sz w:val="16"/>
+          <w:szCs w:val="16"/>
+        </w:rPr>
+        <w:tab/>
+        <w:t xml:space="preserve"/>
+      </w:r>
+      <w:r>
+        <w:rPr>
+          <w:rFonts w:ascii="Arial Narrow" w:eastAsia="Arial Narrow" w:hAnsi="Arial Narrow" w:cs="Arial Narrow"/>
+          <w:sz w:val="16"/>
+          <w:szCs w:val="16"/>
+        </w:rPr>
+        <w:tab/>
+      </w:r>
+      <w:r>
+        <w:rPr>
+          <w:rFonts w:ascii="Arial Narrow" w:eastAsia="Arial Narrow" w:hAnsi="Arial Narrow" w:cs="Arial Narrow"/>
+          <w:b/>
+          <w:sz w:val="16"/>
+          <w:szCs w:val="16"/>
+        </w:rPr>
+        <w:t>TEXTO ÚNICO ORDENADO DE LA LEY DEL PROCEDIMIENTO ADMINISTRATIVO GENERAL, aprobado mediante DECRETO SUPREMO 006-2026-JUS y publicado el 30 de abril de 2026</w:t>
+      </w:r>
+    </w:p>
+    <w:p>
+      <w:pPr>
+        <w:pStyle w:val="Textonotapie"/>
+        <w:ind w:left="1134" w:hanging="567"/>
+        <w:jc w:val="both"/>
+        <w:rPr>
+          <w:rFonts w:ascii="Arial Narrow" w:eastAsia="Arial Narrow" w:hAnsi="Arial Narrow" w:cs="Arial Narrow"/>
           <w:b/>
           <w:bCs/>
           <w:sz w:val="16"/>
           <w:szCs w:val="16"/>
-          <w:vertAlign w:val="superscript"/>
-        </w:rPr>
-        <w:footnoteRef/>
-      </w:r>
+        </w:rPr>
+      </w:pPr>
       <w:r>
         <w:rPr>
           <w:rFonts w:ascii="Arial Narrow" w:eastAsia="Arial Narrow" w:hAnsi="Arial Narrow" w:cs="Arial Narrow"/>
@@ -12873,46 +12876,12 @@
           <w:sz w:val="16"/>
           <w:szCs w:val="16"/>
         </w:rPr>
-        <w:t xml:space="preserve"> </w:t>
-      </w:r>
-      <w:r>
-        <w:rPr>
-          <w:rFonts w:ascii="Arial Narrow" w:eastAsia="Arial Narrow" w:hAnsi="Arial Narrow" w:cs="Arial Narrow"/>
-          <w:b/>
-          <w:bCs/>
-          <w:sz w:val="16"/>
-          <w:szCs w:val="16"/>
-        </w:rPr>
-        <w:tab/>
-        <w:t xml:space="preserve">DECRETO LEGISLATIVO </w:t>
-      </w:r>
-      <w:proofErr w:type="spellStart"/>
-      <w:r>
-        <w:rPr>
-          <w:rFonts w:ascii="Arial Narrow" w:eastAsia="Arial Narrow" w:hAnsi="Arial Narrow" w:cs="Arial Narrow"/>
-          <w:b/>
-          <w:bCs/>
-          <w:sz w:val="16"/>
-          <w:szCs w:val="16"/>
-        </w:rPr>
-        <w:t/>
-      </w:r>
-      <w:proofErr w:type="spellEnd"/>
-      <w:r>
-        <w:rPr>
-          <w:rFonts w:ascii="Arial Narrow" w:eastAsia="Arial Narrow" w:hAnsi="Arial Narrow" w:cs="Arial Narrow"/>
-          <w:b/>
-          <w:bCs/>
-          <w:sz w:val="16"/>
-          <w:szCs w:val="16"/>
-        </w:rPr>
-        <w:t xml:space="preserve"> 807, LEY SOBRE FACULTADES, NORMAS Y ORGANIZACIÓN DEL INDECOPI FACULTADES DE LAS COMISIONES Y OFICINAS DEL INDECOPI.</w:t>
-      </w:r>
-    </w:p>
-    <w:p>
-      <w:pPr>
-        <w:pStyle w:val="NormalWeb"/>
-        <w:spacing w:after="0" w:line="240" w:lineRule="auto"/>
+        <w:t>Artículo 20.- Modalidades de notificación</w:t>
+      </w:r>
+    </w:p>
+    <w:p>
+      <w:pPr>
+        <w:pStyle w:val="Textonotapie"/>
         <w:ind w:left="567"/>
         <w:jc w:val="both"/>
         <w:rPr>
@@ -12924,40 +12893,52 @@
       <w:r>
         <w:rPr>
           <w:rFonts w:ascii="Arial Narrow" w:eastAsia="Arial Narrow" w:hAnsi="Arial Narrow" w:cs="Arial Narrow"/>
-          <w:b/>
-          <w:sz w:val="16"/>
-          <w:szCs w:val="16"/>
-        </w:rPr>
-        <w:t xml:space="preserve">Artículo 29.- </w:t>
-      </w:r>
-      <w:r>
-        <w:rPr>
-          <w:rFonts w:ascii="Arial Narrow" w:eastAsia="Arial Narrow" w:hAnsi="Arial Narrow" w:cs="Arial Narrow"/>
-          <w:bCs/>
-          <w:sz w:val="16"/>
-          <w:szCs w:val="16"/>
-        </w:rPr>
-        <w:t>En cualquier estado del procedimiento, e incluso antes de admitirse a trámite la denuncia, el Secretario Técnico podrá citar a las partes a audiencia de conciliación. La audiencia se desarrollará ante el Secretario Técnico o ante la persona que este designe. Si ambas partes arribaran a un acuerdo respecto de la denuncia, se levantará un acta donde conste el acuerdo respectivo, el mismo que tendrá efectos de transacción extrajudicial. En cualquier caso, la Comisión podrá continuar de oficio el procedimiento, si del análisis de los hechos denunciados considera que podría estarse afectando intereses de terceros.</w:t>
-      </w:r>
-    </w:p>
-    <w:p>
-      <w:pPr>
-        <w:autoSpaceDE w:val="0"/>
-        <w:autoSpaceDN w:val="0"/>
-        <w:adjustRightInd w:val="0"/>
-        <w:ind w:left="567" w:hanging="567"/>
-        <w:jc w:val="both"/>
-        <w:rPr>
-          <w:rFonts w:ascii="Arial Narrow" w:eastAsia="Arial Narrow" w:hAnsi="Arial Narrow" w:cs="Arial Narrow"/>
-          <w:b/>
-          <w:bCs/>
-          <w:sz w:val="16"/>
-          <w:szCs w:val="16"/>
-        </w:rPr>
-      </w:pPr>
-    </w:p>
-  </w:footnote>
-  <w:footnote w:id="18">
+          <w:sz w:val="16"/>
+          <w:szCs w:val="16"/>
+        </w:rPr>
+        <w:t xml:space="preserve">20.4. El administrado interesado o afectado por el acto que hubiera consignado en su escrito alguna dirección electrónica que conste en el expediente puede ser notificado a través de ese medio siempre que haya dado su autorización expresa para ello. Para este caso no es de aplicación el orden de prelación dispuesto en el numeral 20.1. </w:t>
+      </w:r>
+    </w:p>
+    <w:p>
+      <w:pPr>
+        <w:pStyle w:val="Textonotapie"/>
+        <w:ind w:left="567"/>
+        <w:jc w:val="both"/>
+        <w:rPr>
+          <w:rFonts w:ascii="Arial Narrow" w:eastAsia="Arial Narrow" w:hAnsi="Arial Narrow" w:cs="Arial Narrow"/>
+          <w:sz w:val="16"/>
+          <w:szCs w:val="16"/>
+        </w:rPr>
+      </w:pPr>
+      <w:r>
+        <w:rPr>
+          <w:rFonts w:ascii="Arial Narrow" w:eastAsia="Arial Narrow" w:hAnsi="Arial Narrow" w:cs="Arial Narrow"/>
+          <w:sz w:val="16"/>
+          <w:szCs w:val="16"/>
+        </w:rPr>
+        <w:t xml:space="preserve">La notificación dirigida a la dirección de correo electrónico señalada por el administrado se entiende válidamente efectuada cuando la entidad reciba la respuesta de recepción de la dirección electrónica señalada por el administrado o esta sea generada en forma automática por una plataforma tecnológica o sistema informático que garantice que la notificación ha sido efectuada. La notificación surte efectos el día que conste haber sido recibida, conforme lo previsto en el numeral 2 del artículo 25. </w:t>
+      </w:r>
+    </w:p>
+    <w:p>
+      <w:pPr>
+        <w:pStyle w:val="Textonotapie"/>
+        <w:ind w:left="567"/>
+        <w:jc w:val="both"/>
+        <w:rPr>
+          <w:rFonts w:ascii="Arial Narrow" w:eastAsia="Arial Narrow" w:hAnsi="Arial Narrow" w:cs="Arial Narrow"/>
+          <w:sz w:val="16"/>
+          <w:szCs w:val="16"/>
+        </w:rPr>
+      </w:pPr>
+      <w:r>
+        <w:rPr>
+          <w:rFonts w:ascii="Arial Narrow" w:eastAsia="Arial Narrow" w:hAnsi="Arial Narrow" w:cs="Arial Narrow"/>
+          <w:sz w:val="16"/>
+          <w:szCs w:val="16"/>
+        </w:rPr>
+        <w:t>En caso de no recibirse respuesta automática de recepción en un plazo máximo de dos (2) días hábiles contados desde el día siguiente de efectuado el acto de notificación vía correo electrónico, se procede a notificar por cédula conforme al inciso 20.1.1, volviéndose a computar el plazo establecido en el numeral 24.1 del artículo 24.</w:t>
+      </w:r>
+    </w:p>
     <w:p>
       <w:pPr>
         <w:pStyle w:val="Textonotapie"/>
@@ -12965,321 +12946,6 @@
         <w:jc w:val="both"/>
         <w:rPr>
           <w:rFonts w:ascii="Arial Narrow" w:eastAsia="Arial Narrow" w:hAnsi="Arial Narrow" w:cs="Arial Narrow"/>
-          <w:sz w:val="16"/>
-          <w:szCs w:val="16"/>
-        </w:rPr>
-      </w:pPr>
-      <w:r>
-        <w:rPr>
-          <w:rStyle w:val="Refdenotaalpie"/>
-          <w:rFonts w:ascii="Arial Narrow" w:eastAsia="Arial Narrow" w:hAnsi="Arial Narrow" w:cs="Arial Narrow"/>
-          <w:sz w:val="16"/>
-          <w:szCs w:val="16"/>
-          <w:vertAlign w:val="superscript"/>
-        </w:rPr>
-        <w:footnoteRef/>
-      </w:r>
-      <w:r>
-        <w:rPr>
-          <w:rFonts w:ascii="Arial Narrow" w:eastAsia="Arial Narrow" w:hAnsi="Arial Narrow" w:cs="Arial Narrow"/>
-          <w:sz w:val="16"/>
-          <w:szCs w:val="16"/>
-        </w:rPr>
-        <w:t xml:space="preserve"> </w:t>
-      </w:r>
-      <w:r>
-        <w:rPr>
-          <w:rFonts w:ascii="Arial Narrow" w:eastAsia="Arial Narrow" w:hAnsi="Arial Narrow" w:cs="Arial Narrow"/>
-          <w:sz w:val="16"/>
-          <w:szCs w:val="16"/>
-        </w:rPr>
-        <w:tab/>
-      </w:r>
-      <w:r>
-        <w:rPr>
-          <w:rFonts w:ascii="Arial Narrow" w:eastAsia="Arial Narrow" w:hAnsi="Arial Narrow" w:cs="Arial Narrow"/>
-          <w:b/>
-          <w:sz w:val="16"/>
-          <w:szCs w:val="16"/>
-        </w:rPr>
-        <w:t>TEXTO ÚNICO ORDENADO DE LA LEY DEL PROCEDIMIENTO ADMINISTRATIVO GENERAL, aprobado mediante DECRETO SUPREMO 006-2026-JUS y publicado el 30 de abril de 2026</w:t>
-      </w:r>
-    </w:p>
-    <w:p>
-      <w:pPr>
-        <w:pStyle w:val="Textonotapie"/>
-        <w:ind w:left="1134" w:hanging="567"/>
-        <w:jc w:val="both"/>
-        <w:rPr>
-          <w:rFonts w:ascii="Arial Narrow" w:eastAsia="Arial Narrow" w:hAnsi="Arial Narrow" w:cs="Arial Narrow"/>
-          <w:b/>
-          <w:bCs/>
-          <w:sz w:val="16"/>
-          <w:szCs w:val="16"/>
-        </w:rPr>
-      </w:pPr>
-      <w:r>
-        <w:rPr>
-          <w:rFonts w:ascii="Arial Narrow" w:eastAsia="Arial Narrow" w:hAnsi="Arial Narrow" w:cs="Arial Narrow"/>
-          <w:b/>
-          <w:bCs/>
-          <w:sz w:val="16"/>
-          <w:szCs w:val="16"/>
-        </w:rPr>
-        <w:t>Artículo 20.- Modalidades de notificación</w:t>
-      </w:r>
-    </w:p>
-    <w:p>
-      <w:pPr>
-        <w:pStyle w:val="Textonotapie"/>
-        <w:ind w:left="567"/>
-        <w:jc w:val="both"/>
-        <w:rPr>
-          <w:rFonts w:ascii="Arial Narrow" w:eastAsia="Arial Narrow" w:hAnsi="Arial Narrow" w:cs="Arial Narrow"/>
-          <w:sz w:val="16"/>
-          <w:szCs w:val="16"/>
-        </w:rPr>
-      </w:pPr>
-      <w:r>
-        <w:rPr>
-          <w:rFonts w:ascii="Arial Narrow" w:eastAsia="Arial Narrow" w:hAnsi="Arial Narrow" w:cs="Arial Narrow"/>
-          <w:sz w:val="16"/>
-          <w:szCs w:val="16"/>
-        </w:rPr>
-        <w:t xml:space="preserve">20.4. El administrado interesado o afectado por el acto que hubiera consignado en su escrito alguna dirección electrónica que conste en el expediente puede ser notificado a través de ese medio siempre que haya dado su autorización expresa para ello. Para este caso no es de aplicación el orden de prelación dispuesto en el numeral 20.1. </w:t>
-      </w:r>
-    </w:p>
-    <w:p>
-      <w:pPr>
-        <w:pStyle w:val="Textonotapie"/>
-        <w:ind w:left="567"/>
-        <w:jc w:val="both"/>
-        <w:rPr>
-          <w:rFonts w:ascii="Arial Narrow" w:eastAsia="Arial Narrow" w:hAnsi="Arial Narrow" w:cs="Arial Narrow"/>
-          <w:sz w:val="16"/>
-          <w:szCs w:val="16"/>
-        </w:rPr>
-      </w:pPr>
-      <w:r>
-        <w:rPr>
-          <w:rFonts w:ascii="Arial Narrow" w:eastAsia="Arial Narrow" w:hAnsi="Arial Narrow" w:cs="Arial Narrow"/>
-          <w:sz w:val="16"/>
-          <w:szCs w:val="16"/>
-        </w:rPr>
-        <w:t xml:space="preserve">La notificación dirigida a la dirección de correo electrónico señalada por el administrado se entiende válidamente efectuada cuando la entidad reciba la respuesta de recepción de la dirección electrónica señalada por el administrado o esta sea generada en forma automática por una plataforma tecnológica o sistema informático que garantice que la notificación ha sido efectuada. La notificación surte efectos el día que conste haber sido recibida, conforme lo previsto en el numeral 2 del artículo 25. </w:t>
-      </w:r>
-    </w:p>
-    <w:p>
-      <w:pPr>
-        <w:pStyle w:val="Textonotapie"/>
-        <w:ind w:left="567"/>
-        <w:jc w:val="both"/>
-        <w:rPr>
-          <w:rFonts w:ascii="Arial Narrow" w:eastAsia="Arial Narrow" w:hAnsi="Arial Narrow" w:cs="Arial Narrow"/>
-          <w:sz w:val="16"/>
-          <w:szCs w:val="16"/>
-        </w:rPr>
-      </w:pPr>
-      <w:r>
-        <w:rPr>
-          <w:rFonts w:ascii="Arial Narrow" w:eastAsia="Arial Narrow" w:hAnsi="Arial Narrow" w:cs="Arial Narrow"/>
-          <w:sz w:val="16"/>
-          <w:szCs w:val="16"/>
-        </w:rPr>
-        <w:t>En caso de no recibirse respuesta automática de recepción en un plazo máximo de dos (2) días hábiles contados desde el día siguiente de efectuado el acto de notificación vía correo electrónico, se procede a notificar por cédula conforme al inciso 20.1.1, volviéndose a computar el plazo establecido en el numeral 24.1 del artículo 24.</w:t>
-      </w:r>
-    </w:p>
-    <w:p>
-      <w:pPr>
-        <w:pStyle w:val="Textonotapie"/>
-        <w:ind w:left="567" w:hanging="567"/>
-        <w:jc w:val="both"/>
-        <w:rPr>
-          <w:rFonts w:ascii="Arial Narrow" w:eastAsia="Arial Narrow" w:hAnsi="Arial Narrow" w:cs="Arial Narrow"/>
-          <w:sz w:val="16"/>
-          <w:szCs w:val="16"/>
-        </w:rPr>
-      </w:pPr>
-    </w:p>
-  </w:footnote>
-  <w:footnote w:id="13">
-    <w:p>
-      <w:pPr>
-        <w:pStyle w:val="Textonotapie"/>
-        <w:ind w:left="567" w:hanging="567"/>
-        <w:jc w:val="both"/>
-        <w:rPr>
-          <w:rFonts w:ascii="Arial Narrow" w:eastAsia="Arial Narrow" w:hAnsi="Arial Narrow" w:cs="Arial Narrow"/>
-          <w:b/>
-          <w:bCs/>
-          <w:sz w:val="16"/>
-          <w:szCs w:val="16"/>
-        </w:rPr>
-      </w:pPr>
-      <w:r>
-        <w:rPr>
-          <w:rStyle w:val="Refdenotaalpie"/>
-          <w:rFonts w:ascii="Arial Narrow" w:eastAsia="Arial Narrow" w:hAnsi="Arial Narrow" w:cs="Arial Narrow"/>
-          <w:sz w:val="16"/>
-          <w:szCs w:val="16"/>
-          <w:vertAlign w:val="superscript"/>
-        </w:rPr>
-        <w:footnoteRef/>
-      </w:r>
-      <w:r>
-        <w:rPr>
-          <w:rFonts w:ascii="Arial Narrow" w:eastAsia="Arial Narrow" w:hAnsi="Arial Narrow" w:cs="Arial Narrow"/>
-          <w:b/>
-          <w:bCs/>
-          <w:sz w:val="16"/>
-          <w:szCs w:val="16"/>
-        </w:rPr>
-        <w:t xml:space="preserve"> </w:t>
-      </w:r>
-      <w:r>
-        <w:rPr>
-          <w:rFonts w:ascii="Arial Narrow" w:eastAsia="Arial Narrow" w:hAnsi="Arial Narrow" w:cs="Arial Narrow"/>
-          <w:sz w:val="16"/>
-          <w:szCs w:val="16"/>
-        </w:rPr>
-        <w:t xml:space="preserve"> </w:t>
-      </w:r>
-      <w:r>
-        <w:rPr>
-          <w:rFonts w:ascii="Arial Narrow" w:eastAsia="Arial Narrow" w:hAnsi="Arial Narrow" w:cs="Arial Narrow"/>
-          <w:sz w:val="16"/>
-          <w:szCs w:val="16"/>
-        </w:rPr>
-        <w:tab/>
-      </w:r>
-      <w:r>
-        <w:rPr>
-          <w:rFonts w:ascii="Arial Narrow" w:eastAsia="Arial Narrow" w:hAnsi="Arial Narrow" w:cs="Arial Narrow"/>
-          <w:b/>
-          <w:bCs/>
-          <w:sz w:val="16"/>
-          <w:szCs w:val="16"/>
-        </w:rPr>
-        <w:t xml:space="preserve">TEXTO ÚNICO ORDENADO DE LA LEY </w:t>
-      </w:r>
-      <w:proofErr w:type="spellStart"/>
-      <w:r>
-        <w:rPr>
-          <w:rFonts w:ascii="Arial Narrow" w:eastAsia="Arial Narrow" w:hAnsi="Arial Narrow" w:cs="Arial Narrow"/>
-          <w:b/>
-          <w:bCs/>
-          <w:sz w:val="16"/>
-          <w:szCs w:val="16"/>
-        </w:rPr>
-        <w:t/>
-      </w:r>
-      <w:proofErr w:type="spellEnd"/>
-      <w:r>
-        <w:rPr>
-          <w:rFonts w:ascii="Arial Narrow" w:eastAsia="Arial Narrow" w:hAnsi="Arial Narrow" w:cs="Arial Narrow"/>
-          <w:b/>
-          <w:bCs/>
-          <w:sz w:val="16"/>
-          <w:szCs w:val="16"/>
-        </w:rPr>
-        <w:t xml:space="preserve"> 27444, LEY DE PROCEDIMIENTO ADMINISTRATIVO GENERAL, aprobado por el Decreto Supremo </w:t>
-      </w:r>
-      <w:proofErr w:type="spellStart"/>
-      <w:r>
-        <w:rPr>
-          <w:rFonts w:ascii="Arial Narrow" w:eastAsia="Arial Narrow" w:hAnsi="Arial Narrow" w:cs="Arial Narrow"/>
-          <w:b/>
-          <w:bCs/>
-          <w:sz w:val="16"/>
-          <w:szCs w:val="16"/>
-        </w:rPr>
-        <w:t/>
-      </w:r>
-      <w:proofErr w:type="spellEnd"/>
-      <w:r>
-        <w:rPr>
-          <w:rFonts w:ascii="Arial Narrow" w:eastAsia="Arial Narrow" w:hAnsi="Arial Narrow" w:cs="Arial Narrow"/>
-          <w:b/>
-          <w:bCs/>
-          <w:sz w:val="16"/>
-          <w:szCs w:val="16"/>
-        </w:rPr>
-        <w:t xml:space="preserve"> 006-2026-JUS</w:t>
-      </w:r>
-    </w:p>
-    <w:p>
-      <w:pPr>
-        <w:pStyle w:val="Textonotapie"/>
-        <w:ind w:firstLine="567"/>
-        <w:jc w:val="both"/>
-        <w:rPr>
-          <w:rFonts w:ascii="Arial Narrow" w:eastAsia="Arial Narrow" w:hAnsi="Arial Narrow" w:cs="Arial Narrow"/>
-          <w:b/>
-          <w:bCs/>
-          <w:sz w:val="16"/>
-          <w:szCs w:val="16"/>
-        </w:rPr>
-      </w:pPr>
-      <w:r>
-        <w:rPr>
-          <w:rFonts w:ascii="Arial Narrow" w:eastAsia="Arial Narrow" w:hAnsi="Arial Narrow" w:cs="Arial Narrow"/>
-          <w:b/>
-          <w:bCs/>
-          <w:sz w:val="16"/>
-          <w:szCs w:val="16"/>
-        </w:rPr>
-        <w:t>233.- Contestación de la reclamación</w:t>
-      </w:r>
-    </w:p>
-    <w:p>
-      <w:pPr>
-        <w:pStyle w:val="Textonotapie"/>
-        <w:ind w:firstLine="567"/>
-        <w:jc w:val="both"/>
-        <w:rPr>
-          <w:rFonts w:ascii="Arial Narrow" w:eastAsia="Arial Narrow" w:hAnsi="Arial Narrow" w:cs="Arial Narrow"/>
-          <w:sz w:val="16"/>
-          <w:szCs w:val="16"/>
-        </w:rPr>
-      </w:pPr>
-      <w:r>
-        <w:rPr>
-          <w:rFonts w:ascii="Arial Narrow" w:eastAsia="Arial Narrow" w:hAnsi="Arial Narrow" w:cs="Arial Narrow"/>
-          <w:sz w:val="16"/>
-          <w:szCs w:val="16"/>
-        </w:rPr>
-        <w:t>233.1 “(…) Las alegaciones y los hechos relevantes de la reclamación, salvo que hayan sido específicamente negadas en la contestación,</w:t>
-      </w:r>
-    </w:p>
-    <w:p>
-      <w:pPr>
-        <w:pStyle w:val="Textonotapie"/>
-        <w:ind w:firstLine="567"/>
-        <w:jc w:val="both"/>
-        <w:rPr>
-          <w:rFonts w:ascii="Arial Narrow" w:eastAsia="Arial Narrow" w:hAnsi="Arial Narrow" w:cs="Arial Narrow"/>
-          <w:sz w:val="16"/>
-          <w:szCs w:val="16"/>
-        </w:rPr>
-      </w:pPr>
-      <w:r>
-        <w:rPr>
-          <w:rFonts w:ascii="Arial Narrow" w:eastAsia="Arial Narrow" w:hAnsi="Arial Narrow" w:cs="Arial Narrow"/>
-          <w:sz w:val="16"/>
-          <w:szCs w:val="16"/>
-        </w:rPr>
-        <w:t>se tendrán por aceptadas o merituadas como ciertas”.</w:t>
-      </w:r>
-    </w:p>
-    <w:p>
-      <w:pPr>
-        <w:pStyle w:val="Textonotapie"/>
-        <w:ind w:left="567" w:hanging="567"/>
-        <w:jc w:val="both"/>
-        <w:rPr>
-          <w:rFonts w:ascii="Arial Narrow" w:eastAsia="Arial Narrow" w:hAnsi="Arial Narrow" w:cs="Arial Narrow"/>
-          <w:b/>
-          <w:bCs/>
           <w:sz w:val="16"/>
           <w:szCs w:val="16"/>
         </w:rPr>

--- a/plantillas_maestras/03_seguro_desgravamen/materia_general_asegurativa/1_ddo_aseguradora/varon/TPL_2349_2026_SEGURO_DESGRAVAMEN_MATERIA_GENERAL_ASEGURATIVA_ASEGURADORA_VARON_R0281.docx
+++ b/plantillas_maestras/03_seguro_desgravamen/materia_general_asegurativa/1_ddo_aseguradora/varon/TPL_2349_2026_SEGURO_DESGRAVAMEN_MATERIA_GENERAL_ASEGURATIVA_ASEGURADORA_VARON_R0281.docx
@@ -460,6 +460,7 @@
     </w:p>
     <w:p>
       <w:pPr>
+        <w:spacing w:before="0" w:after="0" w:line="240" w:lineRule="auto"/>
         <w:jc w:val="both"/>
         <w:rPr>
           <w:rFonts w:ascii="Arial Narrow" w:eastAsia="Arial Narrow" w:hAnsi="Arial Narrow" w:cs="Arial Narrow"/>
@@ -489,17 +490,7 @@
           <w:sz w:val="22"/>
           <w:szCs w:val="22"/>
         </w:rPr>
-        <w:t xml:space="preserve">Mediante el escrito del 8 de mayo de 2026, subsanada mediante escrito del 16 de julio de 2026, el señor [APELLIDO] denunció a Interseguro por presuntas infracciones a la Ley 29571, Código de Protección y Defensa del Consumidor (en adelante, Código), señalando lo siguiente:</w:t>
-      </w:r>
-      <w:r>
-        <w:rPr>
-          <w:rFonts w:ascii="Arial Narrow" w:eastAsia="Arial Narrow" w:hAnsi="Arial Narrow" w:cs="Arial Narrow"/>
-          <w:color w:val="000000"/>
-          <w:sz w:val="22"/>
-          <w:szCs w:val="22"/>
-          <w:lang w:val="es-ES" w:eastAsia="es-ES"/>
-        </w:rPr>
-        <w:t/>
+        <w:t xml:space="preserve">Mediante el escrito del 8 de mayo de 2026</w:t>
       </w:r>
       <w:r>
         <w:rPr>
@@ -516,6 +507,14 @@
       <w:r>
         <w:rPr>
           <w:rFonts w:ascii="Arial Narrow" w:eastAsia="Arial Narrow" w:hAnsi="Arial Narrow" w:cs="Arial Narrow"/>
+          <w:sz w:val="22"/>
+          <w:szCs w:val="22"/>
+        </w:rPr>
+        <w:t xml:space="preserve">, subsanada mediante escrito del 16 de julio de 2026, el señor [APELLIDO] denunció a Interseguro por presuntas infracciones a la Ley 29571, Código de Protección y Defensa del Consumidor (en adelante, Código), señalando lo siguiente:</w:t>
+      </w:r>
+      <w:r>
+        <w:rPr>
+          <w:rFonts w:ascii="Arial Narrow" w:eastAsia="Arial Narrow" w:hAnsi="Arial Narrow" w:cs="Arial Narrow"/>
           <w:color w:val="000000"/>
           <w:sz w:val="22"/>
           <w:szCs w:val="22"/>
@@ -526,6 +525,16 @@
       <w:r>
         <w:rPr>
           <w:rFonts w:ascii="Arial Narrow" w:eastAsia="Arial Narrow" w:hAnsi="Arial Narrow" w:cs="Arial Narrow"/>
+          <w:color w:val="000000"/>
+          <w:sz w:val="22"/>
+          <w:szCs w:val="22"/>
+          <w:lang w:val="es-ES" w:eastAsia="es-ES"/>
+        </w:rPr>
+        <w:t/>
+      </w:r>
+      <w:r>
+        <w:rPr>
+          <w:rFonts w:ascii="Arial Narrow" w:eastAsia="Arial Narrow" w:hAnsi="Arial Narrow" w:cs="Arial Narrow"/>
           <w:sz w:val="22"/>
           <w:szCs w:val="22"/>
         </w:rPr>
@@ -619,6 +628,7 @@
     </w:p>
     <w:p>
       <w:pPr>
+        <w:spacing w:before="0" w:after="0" w:line="240" w:lineRule="auto"/>
         <w:pBdr>
           <w:top w:val="nil"/>
           <w:left w:val="nil"/>
@@ -675,6 +685,7 @@
     </w:p>
     <w:p>
       <w:pPr>
+        <w:spacing w:before="0" w:after="0" w:line="240" w:lineRule="auto"/>
         <w:pBdr>
           <w:top w:val="nil"/>
           <w:left w:val="nil"/>
@@ -722,6 +733,7 @@
     </w:p>
     <w:p>
       <w:pPr>
+        <w:spacing w:before="0" w:after="0" w:line="240" w:lineRule="auto"/>
         <w:pBdr>
           <w:top w:val="nil"/>
           <w:left w:val="nil"/>
@@ -770,6 +782,7 @@
     </w:p>
     <w:p>
       <w:pPr>
+        <w:spacing w:before="0" w:after="0" w:line="240" w:lineRule="auto"/>
         <w:pBdr>
           <w:top w:val="nil"/>
           <w:left w:val="nil"/>
@@ -834,6 +847,7 @@
     </w:p>
     <w:p>
       <w:pPr>
+        <w:spacing w:before="0" w:after="0" w:line="240" w:lineRule="auto"/>
         <w:pBdr>
           <w:top w:val="nil"/>
           <w:left w:val="nil"/>
@@ -882,6 +896,7 @@
     </w:p>
     <w:p>
       <w:pPr>
+        <w:spacing w:before="0" w:after="0" w:line="240" w:lineRule="auto"/>
         <w:pBdr>
           <w:top w:val="nil"/>
           <w:left w:val="nil"/>
@@ -973,6 +988,7 @@
     </w:p>
     <w:p>
       <w:pPr>
+        <w:spacing w:before="0" w:after="0" w:line="240" w:lineRule="auto"/>
         <w:pBdr>
           <w:top w:val="nil"/>
           <w:left w:val="nil"/>
@@ -1039,6 +1055,7 @@
     </w:p>
     <w:p>
       <w:pPr>
+        <w:spacing w:before="0" w:after="0" w:line="240" w:lineRule="auto"/>
         <w:pBdr>
           <w:top w:val="nil"/>
           <w:left w:val="nil"/>
@@ -1105,6 +1122,7 @@
     </w:p>
     <w:p>
       <w:pPr>
+        <w:spacing w:before="0" w:after="0" w:line="240" w:lineRule="auto"/>
         <w:pBdr>
           <w:top w:val="nil"/>
           <w:left w:val="nil"/>
@@ -1171,6 +1189,7 @@
     </w:p>
     <w:p>
       <w:pPr>
+        <w:spacing w:before="0" w:after="0" w:line="240" w:lineRule="auto"/>
         <w:pBdr>
           <w:top w:val="nil"/>
           <w:left w:val="nil"/>
@@ -1237,6 +1256,7 @@
     </w:p>
     <w:p>
       <w:pPr>
+        <w:spacing w:before="0" w:after="0" w:line="240" w:lineRule="auto"/>
         <w:pBdr>
           <w:top w:val="nil"/>
           <w:left w:val="nil"/>
@@ -1311,6 +1331,7 @@
     </w:p>
     <w:p>
       <w:pPr>
+        <w:spacing w:before="0" w:after="0" w:line="240" w:lineRule="auto"/>
         <w:pBdr>
           <w:top w:val="nil"/>
           <w:left w:val="nil"/>
@@ -1461,6 +1482,7 @@
     </w:p>
     <w:p>
       <w:pPr>
+        <w:spacing w:before="0" w:after="0" w:line="240" w:lineRule="auto"/>
         <w:contextualSpacing/>
         <w:jc w:val="both"/>
         <w:rPr>
@@ -1501,6 +1523,7 @@
     </w:p>
     <w:p>
       <w:pPr>
+        <w:spacing w:before="0" w:after="0" w:line="240" w:lineRule="auto"/>
         <w:ind w:left="567"/>
         <w:contextualSpacing/>
         <w:jc w:val="both"/>
@@ -1565,6 +1588,7 @@
     </w:p>
     <w:p>
       <w:pPr>
+        <w:spacing w:before="0" w:after="0" w:line="240" w:lineRule="auto"/>
         <w:ind w:left="567"/>
         <w:contextualSpacing/>
         <w:jc w:val="both"/>
@@ -1646,6 +1670,7 @@
     </w:p>
     <w:p>
       <w:pPr>
+        <w:spacing w:before="0" w:after="0" w:line="240" w:lineRule="auto"/>
         <w:ind w:left="720"/>
         <w:contextualSpacing/>
         <w:rPr>
@@ -1699,6 +1724,7 @@
     </w:p>
     <w:p>
       <w:pPr>
+        <w:spacing w:before="0" w:after="0" w:line="240" w:lineRule="auto"/>
         <w:ind w:left="1134" w:right="4"/>
         <w:contextualSpacing/>
         <w:jc w:val="both"/>
@@ -1750,6 +1776,7 @@
     </w:p>
     <w:p>
       <w:pPr>
+        <w:spacing w:before="0" w:after="0" w:line="240" w:lineRule="auto"/>
         <w:ind w:left="1134"/>
         <w:contextualSpacing/>
         <w:rPr>
@@ -1796,6 +1823,7 @@
     </w:p>
     <w:p>
       <w:pPr>
+        <w:spacing w:before="0" w:after="0" w:line="240" w:lineRule="auto"/>
         <w:ind w:left="2268"/>
         <w:contextualSpacing/>
         <w:rPr>
@@ -1886,6 +1914,7 @@
     </w:p>
     <w:p>
       <w:pPr>
+        <w:spacing w:before="0" w:after="0" w:line="240" w:lineRule="auto"/>
         <w:ind w:left="2268"/>
         <w:contextualSpacing/>
         <w:jc w:val="both"/>
@@ -1939,6 +1968,7 @@
     </w:p>
     <w:p>
       <w:pPr>
+        <w:spacing w:before="0" w:after="0" w:line="240" w:lineRule="auto"/>
         <w:ind w:left="2268"/>
         <w:contextualSpacing/>
         <w:jc w:val="both"/>
@@ -1992,6 +2022,7 @@
     </w:p>
     <w:p>
       <w:pPr>
+        <w:spacing w:before="0" w:after="0" w:line="240" w:lineRule="auto"/>
         <w:ind w:left="2835"/>
         <w:contextualSpacing/>
         <w:jc w:val="both"/>
@@ -2033,6 +2064,7 @@
     </w:p>
     <w:p>
       <w:pPr>
+        <w:spacing w:before="0" w:after="0" w:line="240" w:lineRule="auto"/>
         <w:ind w:left="2835"/>
         <w:contextualSpacing/>
         <w:jc w:val="both"/>
@@ -2165,6 +2197,7 @@
     </w:p>
     <w:p>
       <w:pPr>
+        <w:spacing w:before="0" w:after="0" w:line="240" w:lineRule="auto"/>
         <w:ind w:left="1134"/>
         <w:contextualSpacing/>
         <w:jc w:val="both"/>
@@ -2306,6 +2339,7 @@
     </w:p>
     <w:p>
       <w:pPr>
+        <w:spacing w:before="0" w:after="0" w:line="240" w:lineRule="auto"/>
         <w:ind w:left="3402" w:hanging="567"/>
         <w:contextualSpacing/>
         <w:jc w:val="both"/>
@@ -2347,6 +2381,7 @@
     </w:p>
     <w:p>
       <w:pPr>
+        <w:spacing w:before="0" w:after="0" w:line="240" w:lineRule="auto"/>
         <w:ind w:left="2268" w:right="4" w:hanging="567"/>
         <w:contextualSpacing/>
         <w:jc w:val="both"/>
@@ -2396,6 +2431,7 @@
     </w:p>
     <w:p>
       <w:pPr>
+        <w:spacing w:before="0" w:after="0" w:line="240" w:lineRule="auto"/>
         <w:ind w:left="2268" w:right="4" w:hanging="567"/>
         <w:contextualSpacing/>
         <w:jc w:val="both"/>
@@ -2432,6 +2468,7 @@
     </w:p>
     <w:p>
       <w:pPr>
+        <w:spacing w:before="0" w:after="0" w:line="240" w:lineRule="auto"/>
         <w:contextualSpacing/>
         <w:rPr>
           <w:rFonts w:ascii="Arial Narrow" w:eastAsia="Arial Narrow" w:hAnsi="Arial Narrow" w:cs="Arial Narrow"/>
@@ -2474,6 +2511,7 @@
     </w:p>
     <w:p>
       <w:pPr>
+        <w:spacing w:before="0" w:after="0" w:line="240" w:lineRule="auto"/>
         <w:ind w:left="2268" w:right="4" w:hanging="567"/>
         <w:contextualSpacing/>
         <w:jc w:val="both"/>
@@ -2539,6 +2577,7 @@
     </w:p>
     <w:p>
       <w:pPr>
+        <w:spacing w:before="0" w:after="0" w:line="240" w:lineRule="auto"/>
         <w:ind w:left="2835" w:right="4" w:hanging="567"/>
         <w:contextualSpacing/>
         <w:jc w:val="both"/>
@@ -2584,6 +2623,7 @@
     </w:p>
     <w:p>
       <w:pPr>
+        <w:spacing w:before="0" w:after="0" w:line="240" w:lineRule="auto"/>
         <w:ind w:left="2835" w:hanging="567"/>
         <w:contextualSpacing/>
         <w:jc w:val="both"/>
@@ -2633,6 +2673,7 @@
     </w:p>
     <w:p>
       <w:pPr>
+        <w:spacing w:before="0" w:after="0" w:line="240" w:lineRule="auto"/>
         <w:ind w:left="2835" w:hanging="567"/>
         <w:contextualSpacing/>
         <w:jc w:val="both"/>
@@ -2692,6 +2733,7 @@
     </w:p>
     <w:p>
       <w:pPr>
+        <w:spacing w:before="0" w:after="0" w:line="240" w:lineRule="auto"/>
         <w:ind w:left="2835" w:hanging="567"/>
         <w:contextualSpacing/>
         <w:jc w:val="both"/>
@@ -2751,6 +2793,7 @@
     </w:p>
     <w:p>
       <w:pPr>
+        <w:spacing w:before="0" w:after="0" w:line="240" w:lineRule="auto"/>
         <w:ind w:left="2835" w:hanging="3"/>
         <w:contextualSpacing/>
         <w:jc w:val="both"/>
@@ -2800,6 +2843,7 @@
     </w:p>
     <w:p>
       <w:pPr>
+        <w:spacing w:before="0" w:after="0" w:line="240" w:lineRule="auto"/>
         <w:ind w:left="2835" w:hanging="567"/>
         <w:contextualSpacing/>
         <w:jc w:val="both"/>
@@ -2871,6 +2915,7 @@
     </w:p>
     <w:p>
       <w:pPr>
+        <w:spacing w:before="0" w:after="0" w:line="240" w:lineRule="auto"/>
         <w:ind w:left="2835" w:hanging="567"/>
         <w:contextualSpacing/>
         <w:jc w:val="both"/>
@@ -2920,6 +2965,7 @@
     </w:p>
     <w:p>
       <w:pPr>
+        <w:spacing w:before="0" w:after="0" w:line="240" w:lineRule="auto"/>
         <w:ind w:left="567"/>
         <w:contextualSpacing/>
         <w:jc w:val="both"/>
@@ -2956,6 +3002,7 @@
     </w:p>
     <w:p>
       <w:pPr>
+        <w:spacing w:before="0" w:after="0" w:line="240" w:lineRule="auto"/>
         <w:ind w:left="567"/>
         <w:contextualSpacing/>
         <w:jc w:val="both"/>
@@ -3020,6 +3067,7 @@
     </w:p>
     <w:p>
       <w:pPr>
+        <w:spacing w:before="0" w:after="0" w:line="240" w:lineRule="auto"/>
         <w:ind w:left="567"/>
         <w:contextualSpacing/>
         <w:jc w:val="both"/>
@@ -3083,9 +3131,9 @@
     <w:p>
       <w:pPr>
         <w:pStyle w:val="Prrafodelista"/>
-        <w:rPr>
-          <w:rFonts w:ascii="Arial Narrow" w:eastAsia="Arial Narrow" w:hAnsi="Arial Narrow" w:cs="Arial Narrow"/>
-          <w:spacing w:val="-3"/>
+        <w:spacing w:before="0" w:after="0" w:line="240" w:lineRule="auto"/>
+        <w:rPr>
+          <w:rFonts w:ascii="Arial Narrow" w:eastAsia="Arial Narrow" w:hAnsi="Arial Narrow" w:cs="Arial Narrow"/>
           <w:sz w:val="22"/>
           <w:szCs w:val="22"/>
         </w:rPr>
@@ -3172,6 +3220,7 @@
     <w:p>
       <w:pPr>
         <w:pStyle w:val="Prrafodelista"/>
+        <w:spacing w:before="0" w:after="0" w:line="240" w:lineRule="auto"/>
         <w:rPr>
           <w:rFonts w:ascii="Arial Narrow" w:eastAsia="Arial Narrow" w:hAnsi="Arial Narrow" w:cs="Arial Narrow"/>
           <w:sz w:val="22"/>
@@ -3279,6 +3328,7 @@
     <w:p>
       <w:pPr>
         <w:pStyle w:val="Prrafodelista"/>
+        <w:spacing w:before="0" w:after="0" w:line="240" w:lineRule="auto"/>
         <w:rPr>
           <w:rStyle w:val="normaltextrun"/>
           <w:rFonts w:ascii="Arial Narrow" w:eastAsia="Arial Narrow" w:hAnsi="Arial Narrow" w:cs="Arial Narrow"/>
@@ -3436,6 +3486,7 @@
     <w:p>
       <w:pPr>
         <w:pStyle w:val="Prrafodelista"/>
+        <w:spacing w:before="0" w:after="0" w:line="240" w:lineRule="auto"/>
         <w:rPr>
           <w:rFonts w:ascii="Arial Narrow" w:eastAsia="Arial Narrow" w:hAnsi="Arial Narrow" w:cs="Arial Narrow"/>
           <w:i/>
@@ -3479,6 +3530,7 @@
     <w:p>
       <w:pPr>
         <w:pStyle w:val="Prrafodelista"/>
+        <w:spacing w:before="0" w:after="0" w:line="240" w:lineRule="auto"/>
         <w:ind w:left="1134"/>
         <w:jc w:val="both"/>
         <w:rPr>
@@ -3524,6 +3576,7 @@
     <w:p>
       <w:pPr>
         <w:pStyle w:val="Prrafodelista"/>
+        <w:spacing w:before="0" w:after="0" w:line="240" w:lineRule="auto"/>
         <w:rPr>
           <w:rFonts w:ascii="Arial Narrow" w:eastAsia="Arial Narrow" w:hAnsi="Arial Narrow" w:cs="Arial Narrow"/>
           <w:i/>
@@ -3568,11 +3621,11 @@
     <w:p>
       <w:pPr>
         <w:pStyle w:val="Prrafodelista"/>
+        <w:spacing w:before="0" w:after="0" w:line="240" w:lineRule="auto"/>
         <w:rPr>
           <w:rFonts w:ascii="Arial Narrow" w:eastAsia="Arial Narrow" w:hAnsi="Arial Narrow" w:cs="Arial Narrow"/>
           <w:i/>
           <w:iCs/>
-          <w:spacing w:val="-3"/>
           <w:sz w:val="22"/>
           <w:szCs w:val="22"/>
           <w:lang w:val="es-ES"/>
@@ -3672,11 +3725,11 @@
     </w:p>
     <w:p>
       <w:pPr>
+        <w:spacing w:before="0" w:after="0" w:line="240" w:lineRule="auto"/>
         <w:rPr>
           <w:rFonts w:ascii="Arial Narrow" w:eastAsia="Arial Narrow" w:hAnsi="Arial Narrow" w:cs="Arial Narrow"/>
           <w:i/>
           <w:iCs/>
-          <w:spacing w:val="-3"/>
           <w:sz w:val="22"/>
           <w:szCs w:val="22"/>
           <w:lang w:val="es-ES"/>
@@ -3819,6 +3872,7 @@
     <w:p>
       <w:pPr>
         <w:pStyle w:val="Prrafodelista"/>
+        <w:spacing w:before="0" w:after="0" w:line="240" w:lineRule="auto"/>
         <w:rPr>
           <w:rFonts w:ascii="Arial Narrow" w:eastAsia="Arial Narrow" w:hAnsi="Arial Narrow" w:cs="Arial Narrow"/>
           <w:sz w:val="22"/>
@@ -3877,6 +3931,7 @@
     <w:p>
       <w:pPr>
         <w:pStyle w:val="Prrafodelista"/>
+        <w:spacing w:before="0" w:after="0" w:line="240" w:lineRule="auto"/>
         <w:rPr>
           <w:rFonts w:ascii="Arial Narrow" w:eastAsia="Arial Narrow" w:hAnsi="Arial Narrow" w:cs="Arial Narrow"/>
           <w:sz w:val="22"/>
@@ -4018,6 +4073,7 @@
     <w:p>
       <w:pPr>
         <w:pStyle w:val="Prrafodelista"/>
+        <w:spacing w:before="0" w:after="0" w:line="240" w:lineRule="auto"/>
         <w:rPr>
           <w:rFonts w:ascii="Arial Narrow" w:eastAsia="Arial Narrow" w:hAnsi="Arial Narrow" w:cs="Arial Narrow"/>
           <w:sz w:val="22"/>
@@ -4067,6 +4123,7 @@
     </w:p>
     <w:p>
       <w:pPr>
+        <w:spacing w:before="0" w:after="0" w:line="240" w:lineRule="auto"/>
         <w:contextualSpacing/>
         <w:rPr>
           <w:rFonts w:ascii="Arial Narrow" w:eastAsia="Arial Narrow" w:hAnsi="Arial Narrow" w:cs="Arial Narrow"/>
@@ -4099,6 +4156,7 @@
     </w:p>
     <w:p>
       <w:pPr>
+        <w:spacing w:before="0" w:after="0" w:line="240" w:lineRule="auto"/>
         <w:rPr>
           <w:rFonts w:ascii="Arial Narrow" w:eastAsia="Arial Narrow" w:hAnsi="Arial Narrow" w:cs="Arial Narrow"/>
           <w:sz w:val="22"/>
@@ -4299,6 +4357,7 @@
     <w:p>
       <w:pPr>
         <w:pStyle w:val="Prrafodelista"/>
+        <w:spacing w:before="0" w:after="0" w:line="240" w:lineRule="auto"/>
         <w:ind w:left="567" w:hanging="567"/>
         <w:rPr>
           <w:rFonts w:ascii="Arial Narrow" w:eastAsia="Arial Narrow" w:hAnsi="Arial Narrow" w:cs="Arial Narrow"/>
@@ -4502,6 +4561,7 @@
     </w:p>
     <w:p>
       <w:pPr>
+        <w:spacing w:before="0" w:after="0" w:line="240" w:lineRule="auto"/>
         <w:rPr>
           <w:rFonts w:ascii="Arial Narrow" w:eastAsia="Arial Narrow" w:hAnsi="Arial Narrow" w:cs="Arial Narrow"/>
           <w:sz w:val="22"/>
@@ -4665,6 +4725,7 @@
     </w:p>
     <w:p>
       <w:pPr>
+        <w:spacing w:before="0" w:after="0" w:line="240" w:lineRule="auto"/>
         <w:rPr>
           <w:rFonts w:ascii="Arial Narrow" w:eastAsia="Arial Narrow" w:hAnsi="Arial Narrow" w:cs="Arial Narrow"/>
           <w:sz w:val="22"/>
@@ -4889,6 +4950,7 @@
     <w:p>
       <w:pPr>
         <w:pStyle w:val="Prrafodelista"/>
+        <w:spacing w:before="0" w:after="0" w:line="240" w:lineRule="auto"/>
         <w:rPr>
           <w:rFonts w:ascii="Arial Narrow" w:eastAsia="Arial Narrow" w:hAnsi="Arial Narrow" w:cs="Arial Narrow"/>
           <w:sz w:val="22"/>
@@ -4943,6 +5005,7 @@
     </w:p>
     <w:p>
       <w:pPr>
+        <w:spacing w:before="0" w:after="0" w:line="240" w:lineRule="auto"/>
         <w:rPr>
           <w:rStyle w:val="eop"/>
           <w:rFonts w:ascii="Arial Narrow" w:eastAsia="Arial Narrow" w:hAnsi="Arial Narrow" w:cs="Arial Narrow"/>
@@ -5046,6 +5109,7 @@
     </w:p>
     <w:p>
       <w:pPr>
+        <w:spacing w:before="0" w:after="0" w:line="240" w:lineRule="auto"/>
         <w:jc w:val="both"/>
         <w:rPr>
           <w:rFonts w:ascii="Arial Narrow" w:eastAsia="Arial Narrow" w:hAnsi="Arial Narrow" w:cs="Arial Narrow"/>
@@ -5089,6 +5153,7 @@
     </w:p>
     <w:p>
       <w:pPr>
+        <w:spacing w:before="0" w:after="0" w:line="240" w:lineRule="auto"/>
         <w:jc w:val="both"/>
         <w:rPr>
           <w:rFonts w:ascii="Arial Narrow" w:eastAsia="Arial Narrow" w:hAnsi="Arial Narrow" w:cs="Arial Narrow"/>
@@ -5245,6 +5310,7 @@
     </w:p>
     <w:p>
       <w:pPr>
+        <w:spacing w:before="0" w:after="0" w:line="240" w:lineRule="auto"/>
         <w:jc w:val="both"/>
         <w:rPr>
           <w:rFonts w:ascii="Arial Narrow" w:eastAsia="Arial Narrow" w:hAnsi="Arial Narrow" w:cs="Arial Narrow"/>
@@ -5431,6 +5497,7 @@
     </w:p>
     <w:p>
       <w:pPr>
+        <w:spacing w:before="0" w:after="0" w:line="240" w:lineRule="auto"/>
         <w:jc w:val="both"/>
         <w:rPr>
           <w:rFonts w:ascii="Arial Narrow" w:eastAsia="Arial Narrow" w:hAnsi="Arial Narrow" w:cs="Arial Narrow"/>
@@ -5473,6 +5540,7 @@
     </w:p>
     <w:p>
       <w:pPr>
+        <w:spacing w:before="0" w:after="0" w:line="240" w:lineRule="auto"/>
         <w:pBdr>
           <w:top w:val="nil"/>
           <w:left w:val="nil"/>
@@ -5523,6 +5591,7 @@
     </w:p>
     <w:p>
       <w:pPr>
+        <w:spacing w:before="0" w:after="0" w:line="240" w:lineRule="auto"/>
         <w:pBdr>
           <w:top w:val="nil"/>
           <w:left w:val="nil"/>
@@ -5818,6 +5887,7 @@
     </w:p>
     <w:p>
       <w:pPr>
+        <w:spacing w:before="0" w:after="0" w:line="240" w:lineRule="auto"/>
         <w:jc w:val="both"/>
         <w:rPr>
           <w:rFonts w:ascii="Arial Narrow" w:eastAsia="Arial Narrow" w:hAnsi="Arial Narrow" w:cs="Arial Narrow"/>
@@ -5860,6 +5930,7 @@
     </w:p>
     <w:p>
       <w:pPr>
+        <w:spacing w:before="0" w:after="0" w:line="240" w:lineRule="auto"/>
         <w:pBdr>
           <w:top w:val="nil"/>
           <w:left w:val="nil"/>
@@ -6047,6 +6118,7 @@
     </w:p>
     <w:p>
       <w:pPr>
+        <w:spacing w:before="0" w:after="0" w:line="240" w:lineRule="auto"/>
         <w:jc w:val="both"/>
         <w:rPr>
           <w:rFonts w:ascii="Arial Narrow" w:eastAsia="Arial Narrow" w:hAnsi="Arial Narrow" w:cs="Arial Narrow"/>
@@ -6210,6 +6282,7 @@
     </w:p>
     <w:p>
       <w:pPr>
+        <w:spacing w:before="0" w:after="0" w:line="240" w:lineRule="auto"/>
         <w:jc w:val="both"/>
         <w:rPr>
           <w:rFonts w:ascii="Arial Narrow" w:eastAsia="Arial Narrow" w:hAnsi="Arial Narrow" w:cs="Arial Narrow"/>
@@ -6334,6 +6407,7 @@
     <w:p>
       <w:pPr>
         <w:pStyle w:val="Prrafodelista"/>
+        <w:spacing w:before="0" w:after="0" w:line="240" w:lineRule="auto"/>
         <w:ind w:left="567"/>
         <w:jc w:val="both"/>
         <w:rPr>
@@ -6451,6 +6525,7 @@
     </w:p>
     <w:p>
       <w:pPr>
+        <w:spacing w:before="0" w:after="0" w:line="240" w:lineRule="auto"/>
         <w:pBdr>
           <w:top w:val="nil"/>
           <w:left w:val="nil"/>
@@ -6546,6 +6621,7 @@
     </w:p>
     <w:p>
       <w:pPr>
+        <w:spacing w:before="0" w:after="0" w:line="240" w:lineRule="auto"/>
         <w:jc w:val="both"/>
         <w:rPr>
           <w:rFonts w:ascii="Arial Narrow" w:eastAsia="Arial Narrow" w:hAnsi="Arial Narrow" w:cs="Arial Narrow"/>
@@ -6646,6 +6722,7 @@
     <w:bookmarkEnd w:id="7"/>
     <w:p>
       <w:pPr>
+        <w:spacing w:before="0" w:after="0" w:line="240" w:lineRule="auto"/>
         <w:autoSpaceDE w:val="0"/>
         <w:autoSpaceDN w:val="0"/>
         <w:adjustRightInd w:val="0"/>
@@ -6683,6 +6760,7 @@
     </w:p>
     <w:p>
       <w:pPr>
+        <w:spacing w:before="0" w:after="0" w:line="240" w:lineRule="auto"/>
         <w:widowControl w:val="0"/>
         <w:ind w:left="567" w:hanging="567"/>
         <w:jc w:val="both"/>
@@ -6720,6 +6798,7 @@
     </w:p>
     <w:p>
       <w:pPr>
+        <w:spacing w:before="0" w:after="0" w:line="240" w:lineRule="auto"/>
         <w:widowControl w:val="0"/>
         <w:ind w:left="567"/>
         <w:jc w:val="both"/>
@@ -6756,6 +6835,7 @@
     </w:p>
     <w:p>
       <w:pPr>
+        <w:spacing w:before="0" w:after="0" w:line="240" w:lineRule="auto"/>
         <w:widowControl w:val="0"/>
         <w:ind w:left="567"/>
         <w:jc w:val="both"/>
@@ -6793,6 +6873,7 @@
     </w:p>
     <w:p>
       <w:pPr>
+        <w:spacing w:before="0" w:after="0" w:line="240" w:lineRule="auto"/>
         <w:widowControl w:val="0"/>
         <w:ind w:left="567"/>
         <w:jc w:val="both"/>
@@ -6897,6 +6978,7 @@
     <w:bookmarkEnd w:id="8"/>
     <w:p>
       <w:pPr>
+        <w:spacing w:before="0" w:after="0" w:line="240" w:lineRule="auto"/>
         <w:jc w:val="both"/>
         <w:rPr>
           <w:rFonts w:ascii="Arial Narrow" w:eastAsia="Arial Narrow" w:hAnsi="Arial Narrow" w:cs="Arial Narrow"/>
@@ -6987,7 +7069,29 @@
     </w:p>
     <w:p>
       <w:pPr>
-        <w:jc w:val="both"/>
+        <w:spacing w:before="0" w:after="0" w:line="240" w:lineRule="auto"/>
+        <w:jc w:val="both"/>
+        <w:rPr>
+          <w:rFonts w:ascii="Arial Narrow" w:eastAsia="Arial Narrow" w:hAnsi="Arial Narrow" w:cs="Arial Narrow"/>
+          <w:b/>
+          <w:bCs/>
+          <w:sz w:val="22"/>
+          <w:szCs w:val="22"/>
+          <w:lang w:eastAsia="es-ES"/>
+        </w:rPr>
+      </w:pPr>
+    </w:p>
+    <w:p>
+      <w:pPr>
+        <w:jc w:val="both"/>
+        <w:rPr>
+          <w:rFonts w:ascii="Arial Narrow" w:eastAsia="Arial Narrow" w:hAnsi="Arial Narrow" w:cs="Arial Narrow"/>
+          <w:sz w:val="22"/>
+          <w:szCs w:val="22"/>
+          <w:lang w:val="es-ES" w:eastAsia="es-ES"/>
+        </w:rPr>
+      </w:pPr>
+      <w:r>
         <w:rPr>
           <w:rFonts w:ascii="Arial Narrow" w:eastAsia="Arial Narrow" w:hAnsi="Arial Narrow" w:cs="Arial Narrow"/>
           <w:b/>
@@ -6997,47 +7101,158 @@
           <w:szCs w:val="22"/>
           <w:lang w:eastAsia="es-ES"/>
         </w:rPr>
-      </w:pPr>
-    </w:p>
-    <w:p>
-      <w:pPr>
-        <w:jc w:val="both"/>
-        <w:rPr>
-          <w:rFonts w:ascii="Arial Narrow" w:eastAsia="Arial Narrow" w:hAnsi="Arial Narrow" w:cs="Arial Narrow"/>
+        <w:t>SEXTO</w:t>
+      </w:r>
+      <w:r>
+        <w:rPr>
+          <w:rFonts w:ascii="Arial Narrow" w:eastAsia="Arial Narrow" w:hAnsi="Arial Narrow" w:cs="Arial Narrow"/>
+          <w:bCs/>
           <w:sz w:val="22"/>
           <w:szCs w:val="22"/>
           <w:lang w:val="es-ES" w:eastAsia="es-ES"/>
         </w:rPr>
-      </w:pPr>
-      <w:r>
-        <w:rPr>
-          <w:rFonts w:ascii="Arial Narrow" w:eastAsia="Arial Narrow" w:hAnsi="Arial Narrow" w:cs="Arial Narrow"/>
-          <w:b/>
-          <w:bCs/>
-          <w:spacing w:val="-2"/>
+        <w:t>:</w:t>
+      </w:r>
+      <w:r>
+        <w:rPr>
+          <w:rFonts w:ascii="Arial Narrow" w:eastAsia="Arial Narrow" w:hAnsi="Arial Narrow" w:cs="Arial Narrow"/>
+          <w:sz w:val="22"/>
+          <w:szCs w:val="22"/>
+          <w:lang w:val="es-ES" w:eastAsia="es-ES"/>
+        </w:rPr>
+        <w:t xml:space="preserve"> </w:t>
+      </w:r>
+      <w:r>
+        <w:rPr>
+          <w:rFonts w:ascii="Arial Narrow" w:eastAsia="Arial Narrow" w:hAnsi="Arial Narrow" w:cs="Arial Narrow"/>
+          <w:sz w:val="22"/>
+          <w:szCs w:val="22"/>
+          <w:lang w:val="es-ES" w:eastAsia="es-ES"/>
+        </w:rPr>
+        <w:t xml:space="preserve">requerir </w:t>
+      </w:r>
+      <w:r>
+        <w:rPr>
+          <w:rFonts w:ascii="Arial Narrow" w:eastAsia="Arial Narrow" w:hAnsi="Arial Narrow" w:cs="Arial Narrow"/>
+          <w:sz w:val="22"/>
+          <w:szCs w:val="22"/>
+          <w:lang w:val="es-ES" w:eastAsia="es-ES"/>
+        </w:rPr>
+        <w:t xml:space="preserve">a </w:t>
+      </w:r>
+      <w:proofErr w:type="spellStart"/>
+      <w:r>
+        <w:rPr>
+          <w:rFonts w:ascii="Arial Narrow" w:eastAsia="Arial Narrow" w:hAnsi="Arial Narrow" w:cs="Arial Narrow"/>
+          <w:sz w:val="22"/>
+          <w:szCs w:val="22"/>
+        </w:rPr>
+        <w:t>Interseguro</w:t>
+      </w:r>
+      <w:proofErr w:type="spellEnd"/>
+      <w:r>
+        <w:rPr>
+          <w:rFonts w:ascii="Arial Narrow" w:eastAsia="Arial Narrow" w:hAnsi="Arial Narrow" w:cs="Arial Narrow"/>
+          <w:sz w:val="22"/>
+          <w:szCs w:val="22"/>
+        </w:rPr>
+        <w:t xml:space="preserve"> Compañía de Seguros S.A. </w:t>
+      </w:r>
+      <w:r>
+        <w:rPr>
+          <w:rFonts w:ascii="Arial Narrow" w:eastAsia="Arial Narrow" w:hAnsi="Arial Narrow" w:cs="Arial Narrow"/>
+          <w:sz w:val="22"/>
+          <w:szCs w:val="22"/>
+          <w:lang w:val="es-ES" w:eastAsia="es-ES"/>
+        </w:rPr>
+        <w:t>que, en un plazo no mayor de cinco (5) días hábiles contado a partir del día siguiente de la notificación de la presente resolución, cumpla con lo siguiente:</w:t>
+      </w:r>
+      <w:r>
+        <w:rPr>
+          <w:rFonts w:ascii="Arial Narrow" w:eastAsia="Arial Narrow" w:hAnsi="Arial Narrow" w:cs="Arial Narrow"/>
+          <w:sz w:val="22"/>
+          <w:szCs w:val="22"/>
+          <w:lang w:val="es-ES" w:eastAsia="es-ES"/>
+        </w:rPr>
+        <w:t xml:space="preserve"> </w:t>
+      </w:r>
+      <w:r>
+        <w:rPr>
+          <w:rFonts w:ascii="Arial Narrow" w:eastAsia="Arial Narrow" w:hAnsi="Arial Narrow" w:cs="Arial Narrow"/>
+          <w:sz w:val="22"/>
+          <w:szCs w:val="22"/>
+          <w:lang w:val="es-ES" w:eastAsia="es-ES"/>
+        </w:rPr>
+        <w:t xml:space="preserve">(i) </w:t>
+      </w:r>
+      <w:r>
+        <w:rPr>
+          <w:rFonts w:ascii="Arial Narrow" w:eastAsia="Arial Narrow" w:hAnsi="Arial Narrow" w:cs="Arial Narrow"/>
+          <w:sz w:val="22"/>
+          <w:szCs w:val="22"/>
+        </w:rPr>
+        <w:t xml:space="preserve">presentar una copia completa, legible y debidamente suscrita de la </w:t>
+      </w:r>
+      <w:r>
+        <w:rPr>
+          <w:rFonts w:ascii="Arial Narrow" w:eastAsia="Arial Narrow" w:hAnsi="Arial Narrow" w:cs="Arial Narrow"/>
           <w:sz w:val="22"/>
           <w:szCs w:val="22"/>
           <w:lang w:eastAsia="es-ES"/>
         </w:rPr>
-        <w:t>SEXTO</w:t>
-      </w:r>
-      <w:r>
-        <w:rPr>
-          <w:rFonts w:ascii="Arial Narrow" w:eastAsia="Arial Narrow" w:hAnsi="Arial Narrow" w:cs="Arial Narrow"/>
-          <w:bCs/>
+        <w:t>Póliza del Seguro de Desgravamen del crédito hipotecario 00***272</w:t>
+      </w:r>
+      <w:r>
+        <w:rPr>
+          <w:rFonts w:ascii="Arial Narrow" w:eastAsia="Arial Narrow" w:hAnsi="Arial Narrow" w:cs="Arial Narrow"/>
+          <w:sz w:val="22"/>
+          <w:szCs w:val="22"/>
+        </w:rPr>
+        <w:t>; (</w:t>
+      </w:r>
+      <w:proofErr w:type="spellStart"/>
+      <w:r>
+        <w:rPr>
+          <w:rFonts w:ascii="Arial Narrow" w:eastAsia="Arial Narrow" w:hAnsi="Arial Narrow" w:cs="Arial Narrow"/>
+          <w:sz w:val="22"/>
+          <w:szCs w:val="22"/>
+        </w:rPr>
+        <w:t>ii</w:t>
+      </w:r>
+      <w:proofErr w:type="spellEnd"/>
+      <w:r>
+        <w:rPr>
+          <w:rFonts w:ascii="Arial Narrow" w:eastAsia="Arial Narrow" w:hAnsi="Arial Narrow" w:cs="Arial Narrow"/>
+          <w:sz w:val="22"/>
+          <w:szCs w:val="22"/>
+        </w:rPr>
+        <w:t>) presentar los medios probatorios que acrediten que la negativa de cobertura fue justificada; y, (</w:t>
+      </w:r>
+      <w:proofErr w:type="spellStart"/>
+      <w:r>
+        <w:rPr>
+          <w:rFonts w:ascii="Arial Narrow" w:eastAsia="Arial Narrow" w:hAnsi="Arial Narrow" w:cs="Arial Narrow"/>
+          <w:sz w:val="22"/>
+          <w:szCs w:val="22"/>
+        </w:rPr>
+        <w:t>iii</w:t>
+      </w:r>
+      <w:proofErr w:type="spellEnd"/>
+      <w:r>
+        <w:rPr>
+          <w:rFonts w:ascii="Arial Narrow" w:eastAsia="Arial Narrow" w:hAnsi="Arial Narrow" w:cs="Arial Narrow"/>
+          <w:sz w:val="22"/>
+          <w:szCs w:val="22"/>
+        </w:rPr>
+        <w:t>)</w:t>
+      </w:r>
+      <w:r>
+        <w:rPr>
+          <w:rFonts w:ascii="Arial Narrow" w:eastAsia="Arial Narrow" w:hAnsi="Arial Narrow" w:cs="Arial Narrow"/>
           <w:sz w:val="22"/>
           <w:szCs w:val="22"/>
           <w:lang w:val="es-ES" w:eastAsia="es-ES"/>
         </w:rPr>
-        <w:t>:</w:t>
-      </w:r>
-      <w:r>
-        <w:rPr>
-          <w:rFonts w:ascii="Arial Narrow" w:eastAsia="Arial Narrow" w:hAnsi="Arial Narrow" w:cs="Arial Narrow"/>
-          <w:sz w:val="22"/>
-          <w:szCs w:val="22"/>
-          <w:lang w:val="es-ES" w:eastAsia="es-ES"/>
-        </w:rPr>
         <w:t xml:space="preserve"> </w:t>
       </w:r>
       <w:r>
@@ -7045,139 +7260,6 @@
           <w:rFonts w:ascii="Arial Narrow" w:eastAsia="Arial Narrow" w:hAnsi="Arial Narrow" w:cs="Arial Narrow"/>
           <w:sz w:val="22"/>
           <w:szCs w:val="22"/>
-          <w:lang w:val="es-ES" w:eastAsia="es-ES"/>
-        </w:rPr>
-        <w:t xml:space="preserve">requerir </w:t>
-      </w:r>
-      <w:r>
-        <w:rPr>
-          <w:rFonts w:ascii="Arial Narrow" w:eastAsia="Arial Narrow" w:hAnsi="Arial Narrow" w:cs="Arial Narrow"/>
-          <w:sz w:val="22"/>
-          <w:szCs w:val="22"/>
-          <w:lang w:val="es-ES" w:eastAsia="es-ES"/>
-        </w:rPr>
-        <w:t xml:space="preserve">a </w:t>
-      </w:r>
-      <w:proofErr w:type="spellStart"/>
-      <w:r>
-        <w:rPr>
-          <w:rFonts w:ascii="Arial Narrow" w:eastAsia="Arial Narrow" w:hAnsi="Arial Narrow" w:cs="Arial Narrow"/>
-          <w:sz w:val="22"/>
-          <w:szCs w:val="22"/>
-        </w:rPr>
-        <w:t>Interseguro</w:t>
-      </w:r>
-      <w:proofErr w:type="spellEnd"/>
-      <w:r>
-        <w:rPr>
-          <w:rFonts w:ascii="Arial Narrow" w:eastAsia="Arial Narrow" w:hAnsi="Arial Narrow" w:cs="Arial Narrow"/>
-          <w:sz w:val="22"/>
-          <w:szCs w:val="22"/>
-        </w:rPr>
-        <w:t xml:space="preserve"> Compañía de Seguros S.A. </w:t>
-      </w:r>
-      <w:r>
-        <w:rPr>
-          <w:rFonts w:ascii="Arial Narrow" w:eastAsia="Arial Narrow" w:hAnsi="Arial Narrow" w:cs="Arial Narrow"/>
-          <w:sz w:val="22"/>
-          <w:szCs w:val="22"/>
-          <w:lang w:val="es-ES" w:eastAsia="es-ES"/>
-        </w:rPr>
-        <w:t>que, en un plazo no mayor de cinco (5) días hábiles contado a partir del día siguiente de la notificación de la presente resolución, cumpla con lo siguiente:</w:t>
-      </w:r>
-      <w:r>
-        <w:rPr>
-          <w:rFonts w:ascii="Arial Narrow" w:eastAsia="Arial Narrow" w:hAnsi="Arial Narrow" w:cs="Arial Narrow"/>
-          <w:sz w:val="22"/>
-          <w:szCs w:val="22"/>
-          <w:lang w:val="es-ES" w:eastAsia="es-ES"/>
-        </w:rPr>
-        <w:t xml:space="preserve"> </w:t>
-      </w:r>
-      <w:r>
-        <w:rPr>
-          <w:rFonts w:ascii="Arial Narrow" w:eastAsia="Arial Narrow" w:hAnsi="Arial Narrow" w:cs="Arial Narrow"/>
-          <w:sz w:val="22"/>
-          <w:szCs w:val="22"/>
-          <w:lang w:val="es-ES" w:eastAsia="es-ES"/>
-        </w:rPr>
-        <w:t xml:space="preserve">(i) </w:t>
-      </w:r>
-      <w:r>
-        <w:rPr>
-          <w:rFonts w:ascii="Arial Narrow" w:eastAsia="Arial Narrow" w:hAnsi="Arial Narrow" w:cs="Arial Narrow"/>
-          <w:sz w:val="22"/>
-          <w:szCs w:val="22"/>
-        </w:rPr>
-        <w:t xml:space="preserve">presentar una copia completa, legible y debidamente suscrita de la </w:t>
-      </w:r>
-      <w:r>
-        <w:rPr>
-          <w:rFonts w:ascii="Arial Narrow" w:eastAsia="Arial Narrow" w:hAnsi="Arial Narrow" w:cs="Arial Narrow"/>
-          <w:sz w:val="22"/>
-          <w:szCs w:val="22"/>
-          <w:lang w:eastAsia="es-ES"/>
-        </w:rPr>
-        <w:t>Póliza del Seguro de Desgravamen del crédito hipotecario 00***272</w:t>
-      </w:r>
-      <w:r>
-        <w:rPr>
-          <w:rFonts w:ascii="Arial Narrow" w:eastAsia="Arial Narrow" w:hAnsi="Arial Narrow" w:cs="Arial Narrow"/>
-          <w:sz w:val="22"/>
-          <w:szCs w:val="22"/>
-        </w:rPr>
-        <w:t>; (</w:t>
-      </w:r>
-      <w:proofErr w:type="spellStart"/>
-      <w:r>
-        <w:rPr>
-          <w:rFonts w:ascii="Arial Narrow" w:eastAsia="Arial Narrow" w:hAnsi="Arial Narrow" w:cs="Arial Narrow"/>
-          <w:sz w:val="22"/>
-          <w:szCs w:val="22"/>
-        </w:rPr>
-        <w:t>ii</w:t>
-      </w:r>
-      <w:proofErr w:type="spellEnd"/>
-      <w:r>
-        <w:rPr>
-          <w:rFonts w:ascii="Arial Narrow" w:eastAsia="Arial Narrow" w:hAnsi="Arial Narrow" w:cs="Arial Narrow"/>
-          <w:sz w:val="22"/>
-          <w:szCs w:val="22"/>
-        </w:rPr>
-        <w:t>) presentar los medios probatorios que acrediten que la negativa de cobertura fue justificada; y, (</w:t>
-      </w:r>
-      <w:proofErr w:type="spellStart"/>
-      <w:r>
-        <w:rPr>
-          <w:rFonts w:ascii="Arial Narrow" w:eastAsia="Arial Narrow" w:hAnsi="Arial Narrow" w:cs="Arial Narrow"/>
-          <w:sz w:val="22"/>
-          <w:szCs w:val="22"/>
-        </w:rPr>
-        <w:t>iii</w:t>
-      </w:r>
-      <w:proofErr w:type="spellEnd"/>
-      <w:r>
-        <w:rPr>
-          <w:rFonts w:ascii="Arial Narrow" w:eastAsia="Arial Narrow" w:hAnsi="Arial Narrow" w:cs="Arial Narrow"/>
-          <w:sz w:val="22"/>
-          <w:szCs w:val="22"/>
-        </w:rPr>
-        <w:t>)</w:t>
-      </w:r>
-      <w:r>
-        <w:rPr>
-          <w:rFonts w:ascii="Arial Narrow" w:eastAsia="Arial Narrow" w:hAnsi="Arial Narrow" w:cs="Arial Narrow"/>
-          <w:sz w:val="22"/>
-          <w:szCs w:val="22"/>
-          <w:lang w:val="es-ES" w:eastAsia="es-ES"/>
-        </w:rPr>
-        <w:t xml:space="preserve"> </w:t>
-      </w:r>
-      <w:r>
-        <w:rPr>
-          <w:rFonts w:ascii="Arial Narrow" w:eastAsia="Arial Narrow" w:hAnsi="Arial Narrow" w:cs="Arial Narrow"/>
-          <w:sz w:val="22"/>
-          <w:szCs w:val="22"/>
         </w:rPr>
         <w:t>presentar todas las comunicaciones cursadas con el denunciante</w:t>
       </w:r>
@@ -7192,6 +7274,7 @@
     </w:p>
     <w:p>
       <w:pPr>
+        <w:spacing w:before="0" w:after="0" w:line="240" w:lineRule="auto"/>
         <w:pBdr>
           <w:top w:val="nil"/>
           <w:left w:val="nil"/>
@@ -7462,6 +7545,7 @@
     <w:bookmarkEnd w:id="12"/>
     <w:p>
       <w:pPr>
+        <w:spacing w:before="0" w:after="0" w:line="240" w:lineRule="auto"/>
         <w:shd w:val="clear" w:color="auto" w:fill="FFFFFF" w:themeFill="background1"/>
         <w:jc w:val="both"/>
         <w:rPr>
@@ -7551,6 +7635,7 @@
     </w:p>
     <w:p>
       <w:pPr>
+        <w:spacing w:before="0" w:after="0" w:line="240" w:lineRule="auto"/>
         <w:shd w:val="clear" w:color="auto" w:fill="FFFFFF"/>
         <w:jc w:val="both"/>
         <w:rPr>
@@ -7678,6 +7763,7 @@
     </w:p>
     <w:p>
       <w:pPr>
+        <w:spacing w:before="0" w:after="0" w:line="240" w:lineRule="auto"/>
         <w:shd w:val="clear" w:color="auto" w:fill="FFFFFF" w:themeFill="background1"/>
         <w:jc w:val="both"/>
         <w:rPr>
@@ -7749,6 +7835,7 @@
     </w:p>
     <w:p>
       <w:pPr>
+        <w:spacing w:before="0" w:after="0" w:line="240" w:lineRule="auto"/>
         <w:shd w:val="clear" w:color="auto" w:fill="FFFFFF" w:themeFill="background1"/>
         <w:jc w:val="both"/>
         <w:rPr>
@@ -7936,6 +8023,7 @@
     </w:p>
     <w:p>
       <w:pPr>
+        <w:spacing w:before="0" w:after="0" w:line="240" w:lineRule="auto"/>
         <w:suppressAutoHyphens/>
         <w:jc w:val="both"/>
         <w:rPr>
@@ -8462,7 +8550,6 @@
           <w:sz w:val="16"/>
           <w:szCs w:val="16"/>
         </w:rPr>
-        <w:tab/>
         <w:t xml:space="preserve"/>
       </w:r>
       <w:r>
@@ -8553,24 +8640,23 @@
           <w:sz w:val="16"/>
           <w:szCs w:val="16"/>
         </w:rPr>
+        <w:t xml:space="preserve"/>
+      </w:r>
+      <w:r>
+        <w:rPr>
+          <w:rFonts w:ascii="Arial Narrow" w:eastAsia="Arial Narrow" w:hAnsi="Arial Narrow" w:cs="Arial Narrow"/>
+          <w:sz w:val="16"/>
+          <w:szCs w:val="16"/>
+        </w:rPr>
+      </w:r>
+      <w:r>
+        <w:rPr>
+          <w:rFonts w:ascii="Arial Narrow" w:eastAsia="Arial Narrow" w:hAnsi="Arial Narrow" w:cs="Arial Narrow"/>
+          <w:b/>
+          <w:sz w:val="16"/>
+          <w:szCs w:val="16"/>
+        </w:rPr>
         <w:tab/>
-        <w:t xml:space="preserve"/>
-      </w:r>
-      <w:r>
-        <w:rPr>
-          <w:rFonts w:ascii="Arial Narrow" w:eastAsia="Arial Narrow" w:hAnsi="Arial Narrow" w:cs="Arial Narrow"/>
-          <w:sz w:val="16"/>
-          <w:szCs w:val="16"/>
-        </w:rPr>
-        <w:tab/>
-      </w:r>
-      <w:r>
-        <w:rPr>
-          <w:rFonts w:ascii="Arial Narrow" w:eastAsia="Arial Narrow" w:hAnsi="Arial Narrow" w:cs="Arial Narrow"/>
-          <w:b/>
-          <w:sz w:val="16"/>
-          <w:szCs w:val="16"/>
-        </w:rPr>
         <w:t xml:space="preserve">DIRECTIVA 001-2008-TRI-INDECOPI, DIRECTIVA SOBRE CONFIDENCIALIDAD DE LA INFORMACIÓN EN LOS PROCEDIMIENTOS SEGUIDOS POR LOS ÓRGANOS FUNCIONALES DEL INDECOPI, MODIFICADA POR LA DIRECTIVA </w:t>
       </w:r>
       <w:proofErr w:type="spellStart"/>
@@ -8744,24 +8830,23 @@
           <w:sz w:val="16"/>
           <w:szCs w:val="16"/>
         </w:rPr>
+        <w:t xml:space="preserve"/>
+      </w:r>
+      <w:r>
+        <w:rPr>
+          <w:rFonts w:ascii="Arial Narrow" w:eastAsia="Arial Narrow" w:hAnsi="Arial Narrow" w:cs="Arial Narrow"/>
+          <w:sz w:val="16"/>
+          <w:szCs w:val="16"/>
+        </w:rPr>
+      </w:r>
+      <w:r>
+        <w:rPr>
+          <w:rFonts w:ascii="Arial Narrow" w:eastAsia="Arial Narrow" w:hAnsi="Arial Narrow" w:cs="Arial Narrow"/>
+          <w:b/>
+          <w:sz w:val="16"/>
+          <w:szCs w:val="16"/>
+        </w:rPr>
         <w:tab/>
-        <w:t xml:space="preserve"/>
-      </w:r>
-      <w:r>
-        <w:rPr>
-          <w:rFonts w:ascii="Arial Narrow" w:eastAsia="Arial Narrow" w:hAnsi="Arial Narrow" w:cs="Arial Narrow"/>
-          <w:sz w:val="16"/>
-          <w:szCs w:val="16"/>
-        </w:rPr>
-        <w:tab/>
-      </w:r>
-      <w:r>
-        <w:rPr>
-          <w:rFonts w:ascii="Arial Narrow" w:eastAsia="Arial Narrow" w:hAnsi="Arial Narrow" w:cs="Arial Narrow"/>
-          <w:b/>
-          <w:sz w:val="16"/>
-          <w:szCs w:val="16"/>
-        </w:rPr>
         <w:t xml:space="preserve">DIRECTIVA </w:t>
       </w:r>
       <w:proofErr w:type="spellStart"/>
@@ -8923,25 +9008,24 @@
           <w:sz w:val="16"/>
           <w:szCs w:val="16"/>
         </w:rPr>
+        <w:t xml:space="preserve"/>
+      </w:r>
+      <w:r>
+        <w:rPr>
+          <w:rFonts w:ascii="Arial Narrow" w:eastAsia="Arial Narrow" w:hAnsi="Arial Narrow" w:cs="Arial Narrow"/>
+          <w:sz w:val="16"/>
+          <w:szCs w:val="16"/>
+        </w:rPr>
+      </w:r>
+      <w:r>
+        <w:rPr>
+          <w:rFonts w:ascii="Arial Narrow" w:eastAsia="Arial Narrow" w:hAnsi="Arial Narrow" w:cs="Arial Narrow"/>
+          <w:b/>
+          <w:bCs/>
+          <w:sz w:val="16"/>
+          <w:szCs w:val="16"/>
+        </w:rPr>
         <w:tab/>
-        <w:t xml:space="preserve"/>
-      </w:r>
-      <w:r>
-        <w:rPr>
-          <w:rFonts w:ascii="Arial Narrow" w:eastAsia="Arial Narrow" w:hAnsi="Arial Narrow" w:cs="Arial Narrow"/>
-          <w:sz w:val="16"/>
-          <w:szCs w:val="16"/>
-        </w:rPr>
-        <w:tab/>
-      </w:r>
-      <w:r>
-        <w:rPr>
-          <w:rFonts w:ascii="Arial Narrow" w:eastAsia="Arial Narrow" w:hAnsi="Arial Narrow" w:cs="Arial Narrow"/>
-          <w:b/>
-          <w:bCs/>
-          <w:sz w:val="16"/>
-          <w:szCs w:val="16"/>
-        </w:rPr>
         <w:t xml:space="preserve">Directiva </w:t>
       </w:r>
       <w:proofErr w:type="spellStart"/>
@@ -9135,26 +9219,25 @@
           <w:sz w:val="16"/>
           <w:szCs w:val="16"/>
         </w:rPr>
+        <w:t xml:space="preserve"/>
+      </w:r>
+      <w:r>
+        <w:rPr>
+          <w:rFonts w:ascii="Arial Narrow" w:eastAsia="Arial Narrow" w:hAnsi="Arial Narrow" w:cs="Arial Narrow"/>
+          <w:sz w:val="16"/>
+          <w:szCs w:val="16"/>
+        </w:rPr>
+      </w:r>
+      <w:r>
+        <w:rPr>
+          <w:rStyle w:val="normaltextrun"/>
+          <w:rFonts w:ascii="Arial Narrow" w:eastAsia="Arial Narrow" w:hAnsi="Arial Narrow" w:cs="Arial Narrow"/>
+          <w:b/>
+          <w:bCs/>
+          <w:sz w:val="16"/>
+          <w:szCs w:val="16"/>
+        </w:rPr>
         <w:tab/>
-        <w:t xml:space="preserve"/>
-      </w:r>
-      <w:r>
-        <w:rPr>
-          <w:rFonts w:ascii="Arial Narrow" w:eastAsia="Arial Narrow" w:hAnsi="Arial Narrow" w:cs="Arial Narrow"/>
-          <w:sz w:val="16"/>
-          <w:szCs w:val="16"/>
-        </w:rPr>
-        <w:tab/>
-      </w:r>
-      <w:r>
-        <w:rPr>
-          <w:rStyle w:val="normaltextrun"/>
-          <w:rFonts w:ascii="Arial Narrow" w:eastAsia="Arial Narrow" w:hAnsi="Arial Narrow" w:cs="Arial Narrow"/>
-          <w:b/>
-          <w:bCs/>
-          <w:sz w:val="16"/>
-          <w:szCs w:val="16"/>
-        </w:rPr>
         <w:t xml:space="preserve">DECRETO SUPREMO </w:t>
       </w:r>
       <w:proofErr w:type="spellStart"/>
@@ -9424,17 +9507,27 @@
           <w:sz w:val="16"/>
           <w:szCs w:val="16"/>
         </w:rPr>
+        <w:t xml:space="preserve"/>
+      </w:r>
+      <w:r>
+        <w:rPr>
+          <w:rFonts w:ascii="Arial Narrow" w:eastAsia="Arial Narrow" w:hAnsi="Arial Narrow" w:cs="Arial Narrow"/>
+          <w:sz w:val="16"/>
+          <w:szCs w:val="16"/>
+        </w:rPr>
+      </w:r>
+      <w:r>
+        <w:rPr>
+          <w:rFonts w:ascii="Arial Narrow" w:eastAsia="Arial Narrow" w:hAnsi="Arial Narrow" w:cs="Arial Narrow"/>
+          <w:b/>
+          <w:bCs/>
+          <w:sz w:val="16"/>
+          <w:szCs w:val="16"/>
+        </w:rPr>
         <w:tab/>
-        <w:t xml:space="preserve"/>
-      </w:r>
-      <w:r>
-        <w:rPr>
-          <w:rFonts w:ascii="Arial Narrow" w:eastAsia="Arial Narrow" w:hAnsi="Arial Narrow" w:cs="Arial Narrow"/>
-          <w:sz w:val="16"/>
-          <w:szCs w:val="16"/>
-        </w:rPr>
-        <w:tab/>
-      </w:r>
+        <w:t xml:space="preserve">DIRECTIVA </w:t>
+      </w:r>
+      <w:proofErr w:type="spellStart"/>
       <w:r>
         <w:rPr>
           <w:rFonts w:ascii="Arial Narrow" w:eastAsia="Arial Narrow" w:hAnsi="Arial Narrow" w:cs="Arial Narrow"/>
@@ -9443,7 +9536,18 @@
           <w:sz w:val="16"/>
           <w:szCs w:val="16"/>
         </w:rPr>
-        <w:t xml:space="preserve">DIRECTIVA </w:t>
+        <w:t/>
+      </w:r>
+      <w:proofErr w:type="spellEnd"/>
+      <w:r>
+        <w:rPr>
+          <w:rFonts w:ascii="Arial Narrow" w:eastAsia="Arial Narrow" w:hAnsi="Arial Narrow" w:cs="Arial Narrow"/>
+          <w:b/>
+          <w:bCs/>
+          <w:sz w:val="16"/>
+          <w:szCs w:val="16"/>
+        </w:rPr>
+        <w:t xml:space="preserve">001-2008-TRI-INDECOPI, DIRECTIVA SOBRE CONFIDENCIALIDAD DE LA INFORMACIÓN EN LOS PROCEDIMIENTOS SEGUIDOS POR LOS ÓRGANOS FUNCIONALES DEL INDECOPI, modificada por la DIRECTIVA </w:t>
       </w:r>
       <w:proofErr w:type="spellStart"/>
       <w:r>
@@ -9465,35 +9569,13 @@
           <w:sz w:val="16"/>
           <w:szCs w:val="16"/>
         </w:rPr>
-        <w:t xml:space="preserve">001-2008-TRI-INDECOPI, DIRECTIVA SOBRE CONFIDENCIALIDAD DE LA INFORMACIÓN EN LOS PROCEDIMIENTOS SEGUIDOS POR LOS ÓRGANOS FUNCIONALES DEL INDECOPI, modificada por la DIRECTIVA </w:t>
-      </w:r>
-      <w:proofErr w:type="spellStart"/>
-      <w:r>
-        <w:rPr>
-          <w:rFonts w:ascii="Arial Narrow" w:eastAsia="Arial Narrow" w:hAnsi="Arial Narrow" w:cs="Arial Narrow"/>
-          <w:b/>
-          <w:bCs/>
-          <w:sz w:val="16"/>
-          <w:szCs w:val="16"/>
-        </w:rPr>
-        <w:t/>
-      </w:r>
-      <w:proofErr w:type="spellEnd"/>
-      <w:r>
-        <w:rPr>
-          <w:rFonts w:ascii="Arial Narrow" w:eastAsia="Arial Narrow" w:hAnsi="Arial Narrow" w:cs="Arial Narrow"/>
-          <w:b/>
-          <w:bCs/>
-          <w:sz w:val="16"/>
-          <w:szCs w:val="16"/>
-        </w:rPr>
         <w:t xml:space="preserve">003-2022/TRI-INDECOPI</w:t>
       </w:r>
     </w:p>
     <w:p>
       <w:pPr>
         <w:pStyle w:val="Textonotapie"/>
-        <w:ind w:left="1134" w:hanging="567"/>
+        <w:ind w:left="1134" w:hanging="1134"/>
         <w:jc w:val="both"/>
         <w:rPr>
           <w:rFonts w:ascii="Arial Narrow" w:eastAsia="Arial Narrow" w:hAnsi="Arial Narrow" w:cs="Arial Narrow"/>
@@ -9562,7 +9644,7 @@
     <w:p>
       <w:pPr>
         <w:pStyle w:val="Textonotapie"/>
-        <w:ind w:left="1134" w:hanging="567"/>
+        <w:ind w:left="1134" w:hanging="1134"/>
         <w:jc w:val="both"/>
         <w:rPr>
           <w:rFonts w:ascii="Arial Narrow" w:eastAsia="Arial Narrow" w:hAnsi="Arial Narrow" w:cs="Arial Narrow"/>
@@ -9636,25 +9718,24 @@
           <w:sz w:val="16"/>
           <w:szCs w:val="16"/>
         </w:rPr>
+        <w:t xml:space="preserve"/>
+      </w:r>
+      <w:r>
+        <w:rPr>
+          <w:rFonts w:ascii="Arial Narrow" w:eastAsia="Arial Narrow" w:hAnsi="Arial Narrow" w:cs="Arial Narrow"/>
+          <w:sz w:val="16"/>
+          <w:szCs w:val="16"/>
+        </w:rPr>
+      </w:r>
+      <w:r>
+        <w:rPr>
+          <w:rFonts w:ascii="Arial Narrow" w:eastAsia="Arial Narrow" w:hAnsi="Arial Narrow" w:cs="Arial Narrow"/>
+          <w:b/>
+          <w:bCs/>
+          <w:sz w:val="16"/>
+          <w:szCs w:val="16"/>
+        </w:rPr>
         <w:tab/>
-        <w:t xml:space="preserve"/>
-      </w:r>
-      <w:r>
-        <w:rPr>
-          <w:rFonts w:ascii="Arial Narrow" w:eastAsia="Arial Narrow" w:hAnsi="Arial Narrow" w:cs="Arial Narrow"/>
-          <w:sz w:val="16"/>
-          <w:szCs w:val="16"/>
-        </w:rPr>
-        <w:tab/>
-      </w:r>
-      <w:r>
-        <w:rPr>
-          <w:rFonts w:ascii="Arial Narrow" w:eastAsia="Arial Narrow" w:hAnsi="Arial Narrow" w:cs="Arial Narrow"/>
-          <w:b/>
-          <w:bCs/>
-          <w:sz w:val="16"/>
-          <w:szCs w:val="16"/>
-        </w:rPr>
         <w:t xml:space="preserve">LEY </w:t>
       </w:r>
       <w:proofErr w:type="spellStart"/>
@@ -10076,27 +10157,26 @@
           <w:szCs w:val="16"/>
           <w:lang w:eastAsia="en-US"/>
         </w:rPr>
+        <w:t xml:space="preserve"/>
+      </w:r>
+      <w:r>
+        <w:rPr>
+          <w:rFonts w:ascii="Arial Narrow" w:eastAsia="Arial Narrow" w:hAnsi="Arial Narrow" w:cs="Arial Narrow"/>
+          <w:sz w:val="16"/>
+          <w:szCs w:val="16"/>
+          <w:lang w:val="es-ES"/>
+        </w:rPr>
+      </w:r>
+      <w:r>
+        <w:rPr>
+          <w:rFonts w:ascii="Arial Narrow" w:eastAsia="Arial Narrow" w:hAnsi="Arial Narrow" w:cs="Arial Narrow"/>
+          <w:b/>
+          <w:bCs/>
+          <w:sz w:val="16"/>
+          <w:szCs w:val="16"/>
+          <w:lang w:eastAsia="en-US"/>
+        </w:rPr>
         <w:tab/>
-        <w:t xml:space="preserve"/>
-      </w:r>
-      <w:r>
-        <w:rPr>
-          <w:rFonts w:ascii="Arial Narrow" w:eastAsia="Arial Narrow" w:hAnsi="Arial Narrow" w:cs="Arial Narrow"/>
-          <w:sz w:val="16"/>
-          <w:szCs w:val="16"/>
-          <w:lang w:val="es-ES"/>
-        </w:rPr>
-        <w:tab/>
-      </w:r>
-      <w:r>
-        <w:rPr>
-          <w:rFonts w:ascii="Arial Narrow" w:eastAsia="Arial Narrow" w:hAnsi="Arial Narrow" w:cs="Arial Narrow"/>
-          <w:b/>
-          <w:bCs/>
-          <w:sz w:val="16"/>
-          <w:szCs w:val="16"/>
-          <w:lang w:eastAsia="en-US"/>
-        </w:rPr>
         <w:t xml:space="preserve">LEY 29571, CÓDIGO DE PROTECCIÓN Y DEFENSA DEL CONSUMIDOR, publicado el 2 de setiembre de 2010 y modificado por Decreto Legislativo </w:t>
       </w:r>
       <w:proofErr w:type="spellStart"/>
@@ -10349,25 +10429,24 @@
           <w:sz w:val="16"/>
           <w:szCs w:val="16"/>
         </w:rPr>
+        <w:t xml:space="preserve"/>
+      </w:r>
+      <w:r>
+        <w:rPr>
+          <w:rFonts w:ascii="Arial Narrow" w:eastAsia="Arial Narrow" w:hAnsi="Arial Narrow" w:cs="Arial Narrow"/>
+          <w:sz w:val="16"/>
+          <w:szCs w:val="16"/>
+        </w:rPr>
+      </w:r>
+      <w:r>
+        <w:rPr>
+          <w:rFonts w:ascii="Arial Narrow" w:eastAsia="Arial Narrow" w:hAnsi="Arial Narrow" w:cs="Arial Narrow"/>
+          <w:b/>
+          <w:bCs/>
+          <w:sz w:val="16"/>
+          <w:szCs w:val="16"/>
+        </w:rPr>
         <w:tab/>
-        <w:t xml:space="preserve"/>
-      </w:r>
-      <w:r>
-        <w:rPr>
-          <w:rFonts w:ascii="Arial Narrow" w:eastAsia="Arial Narrow" w:hAnsi="Arial Narrow" w:cs="Arial Narrow"/>
-          <w:sz w:val="16"/>
-          <w:szCs w:val="16"/>
-        </w:rPr>
-        <w:tab/>
-      </w:r>
-      <w:r>
-        <w:rPr>
-          <w:rFonts w:ascii="Arial Narrow" w:eastAsia="Arial Narrow" w:hAnsi="Arial Narrow" w:cs="Arial Narrow"/>
-          <w:b/>
-          <w:bCs/>
-          <w:sz w:val="16"/>
-          <w:szCs w:val="16"/>
-        </w:rPr>
         <w:t xml:space="preserve">LEY </w:t>
       </w:r>
       <w:proofErr w:type="spellStart"/>
@@ -10537,17 +10616,27 @@
           <w:sz w:val="16"/>
           <w:szCs w:val="16"/>
         </w:rPr>
+        <w:t xml:space="preserve"/>
+      </w:r>
+      <w:r>
+        <w:rPr>
+          <w:rFonts w:ascii="Arial Narrow" w:eastAsia="Arial Narrow" w:hAnsi="Arial Narrow" w:cs="Arial Narrow"/>
+          <w:sz w:val="16"/>
+          <w:szCs w:val="16"/>
+        </w:rPr>
+      </w:r>
+      <w:r>
+        <w:rPr>
+          <w:rFonts w:ascii="Arial Narrow" w:eastAsia="Arial Narrow" w:hAnsi="Arial Narrow" w:cs="Arial Narrow"/>
+          <w:b/>
+          <w:bCs/>
+          <w:sz w:val="16"/>
+          <w:szCs w:val="16"/>
+        </w:rPr>
         <w:tab/>
-        <w:t xml:space="preserve"/>
-      </w:r>
-      <w:r>
-        <w:rPr>
-          <w:rFonts w:ascii="Arial Narrow" w:eastAsia="Arial Narrow" w:hAnsi="Arial Narrow" w:cs="Arial Narrow"/>
-          <w:sz w:val="16"/>
-          <w:szCs w:val="16"/>
-        </w:rPr>
-        <w:tab/>
-      </w:r>
+        <w:t xml:space="preserve">LEY SOBRE FACULTADES, NORMAS Y ORGANIZACIÓN DEL INDECOPI, aprobada por Decreto Legislativo </w:t>
+      </w:r>
+      <w:proofErr w:type="spellStart"/>
       <w:r>
         <w:rPr>
           <w:rFonts w:ascii="Arial Narrow" w:eastAsia="Arial Narrow" w:hAnsi="Arial Narrow" w:cs="Arial Narrow"/>
@@ -10556,9 +10645,9 @@
           <w:sz w:val="16"/>
           <w:szCs w:val="16"/>
         </w:rPr>
-        <w:t xml:space="preserve">LEY SOBRE FACULTADES, NORMAS Y ORGANIZACIÓN DEL INDECOPI, aprobada por Decreto Legislativo </w:t>
-      </w:r>
-      <w:proofErr w:type="spellStart"/>
+        <w:t/>
+      </w:r>
+      <w:proofErr w:type="spellEnd"/>
       <w:r>
         <w:rPr>
           <w:rFonts w:ascii="Arial Narrow" w:eastAsia="Arial Narrow" w:hAnsi="Arial Narrow" w:cs="Arial Narrow"/>
@@ -10567,9 +10656,19 @@
           <w:sz w:val="16"/>
           <w:szCs w:val="16"/>
         </w:rPr>
-        <w:t/>
-      </w:r>
-      <w:proofErr w:type="spellEnd"/>
+        <w:t xml:space="preserve">807, publicado el 18 de abril de 1996</w:t>
+      </w:r>
+    </w:p>
+    <w:p>
+      <w:pPr>
+        <w:ind w:left="567"/>
+        <w:jc w:val="both"/>
+        <w:rPr>
+          <w:rFonts w:ascii="Arial Narrow" w:eastAsia="Arial Narrow" w:hAnsi="Arial Narrow" w:cs="Arial Narrow"/>
+          <w:sz w:val="16"/>
+          <w:szCs w:val="16"/>
+        </w:rPr>
+      </w:pPr>
       <w:r>
         <w:rPr>
           <w:rFonts w:ascii="Arial Narrow" w:eastAsia="Arial Narrow" w:hAnsi="Arial Narrow" w:cs="Arial Narrow"/>
@@ -10578,7 +10677,15 @@
           <w:sz w:val="16"/>
           <w:szCs w:val="16"/>
         </w:rPr>
-        <w:t xml:space="preserve">807, publicado el 18 de abril de 1996</w:t>
+        <w:t>Artículo 1.</w:t>
+      </w:r>
+      <w:r>
+        <w:rPr>
+          <w:rFonts w:ascii="Arial Narrow" w:eastAsia="Arial Narrow" w:hAnsi="Arial Narrow" w:cs="Arial Narrow"/>
+          <w:sz w:val="16"/>
+          <w:szCs w:val="16"/>
+        </w:rPr>
+        <w:t>- Las Comisiones y Oficinas del Indecopi gozan de las facultades necesarias para desarrollar investigaciones relacionadas con los temas de su competencia. Dichas facultades serán ejercidas a través de las Secretarías Técnicas o Jefes de Oficinas y de los funcionarios que se designen para tal fin. Podrán ejercerse dentro de los procedimientos iniciados o en las investigaciones preliminares que se lleven a cabo para determinar la apertura de un procedimiento.</w:t>
       </w:r>
     </w:p>
     <w:p>
@@ -10599,15 +10706,15 @@
           <w:sz w:val="16"/>
           <w:szCs w:val="16"/>
         </w:rPr>
-        <w:t>Artículo 1.</w:t>
-      </w:r>
-      <w:r>
-        <w:rPr>
-          <w:rFonts w:ascii="Arial Narrow" w:eastAsia="Arial Narrow" w:hAnsi="Arial Narrow" w:cs="Arial Narrow"/>
-          <w:sz w:val="16"/>
-          <w:szCs w:val="16"/>
-        </w:rPr>
-        <w:t>- Las Comisiones y Oficinas del Indecopi gozan de las facultades necesarias para desarrollar investigaciones relacionadas con los temas de su competencia. Dichas facultades serán ejercidas a través de las Secretarías Técnicas o Jefes de Oficinas y de los funcionarios que se designen para tal fin. Podrán ejercerse dentro de los procedimientos iniciados o en las investigaciones preliminares que se lleven a cabo para determinar la apertura de un procedimiento.</w:t>
+        <w:t xml:space="preserve">Artículo 2.- </w:t>
+      </w:r>
+      <w:r>
+        <w:rPr>
+          <w:rFonts w:ascii="Arial Narrow" w:eastAsia="Arial Narrow" w:hAnsi="Arial Narrow" w:cs="Arial Narrow"/>
+          <w:sz w:val="16"/>
+          <w:szCs w:val="16"/>
+        </w:rPr>
+        <w:t>Sin que la presente enumeración tenga carácter taxativo cada Comisión, Oficina o Sala del Tribunal del INDECOPI tiene las siguientes facultades:</w:t>
       </w:r>
     </w:p>
     <w:p>
@@ -10623,58 +10730,58 @@
       <w:r>
         <w:rPr>
           <w:rFonts w:ascii="Arial Narrow" w:eastAsia="Arial Narrow" w:hAnsi="Arial Narrow" w:cs="Arial Narrow"/>
+          <w:sz w:val="16"/>
+          <w:szCs w:val="16"/>
+        </w:rPr>
+        <w:t>a) Exigir a las personas naturales o jurídicas la exhibición de todo tipo de documentos, incluyendo los libros contables y societarios, los comprobantes de pago, la correspondencia comercial y los registros magnéticos incluyendo, en este caso, los programas que fueran necesarios para su lectura; así como solicitar información referida a la organización, los negocios, el accionariado y la estructura de propiedad de las empresas.</w:t>
+      </w:r>
+    </w:p>
+    <w:p>
+      <w:pPr>
+        <w:ind w:left="567"/>
+        <w:jc w:val="both"/>
+        <w:rPr>
+          <w:rFonts w:ascii="Arial Narrow" w:eastAsia="Arial Narrow" w:hAnsi="Arial Narrow" w:cs="Arial Narrow"/>
+          <w:sz w:val="16"/>
+          <w:szCs w:val="16"/>
+        </w:rPr>
+      </w:pPr>
+      <w:r>
+        <w:rPr>
+          <w:rFonts w:ascii="Arial Narrow" w:eastAsia="Arial Narrow" w:hAnsi="Arial Narrow" w:cs="Arial Narrow"/>
+          <w:sz w:val="16"/>
+          <w:szCs w:val="16"/>
+        </w:rPr>
+        <w:t>(...).</w:t>
+      </w:r>
+    </w:p>
+    <w:p>
+      <w:pPr>
+        <w:ind w:firstLine="567"/>
+        <w:jc w:val="both"/>
+        <w:rPr>
+          <w:rFonts w:ascii="Arial Narrow" w:eastAsia="Arial Narrow" w:hAnsi="Arial Narrow" w:cs="Arial Narrow"/>
+          <w:sz w:val="16"/>
+          <w:szCs w:val="16"/>
+        </w:rPr>
+      </w:pPr>
+      <w:r>
+        <w:rPr>
+          <w:rFonts w:ascii="Arial Narrow" w:eastAsia="Arial Narrow" w:hAnsi="Arial Narrow" w:cs="Arial Narrow"/>
           <w:b/>
           <w:bCs/>
           <w:sz w:val="16"/>
           <w:szCs w:val="16"/>
         </w:rPr>
-        <w:t xml:space="preserve">Artículo 2.- </w:t>
-      </w:r>
-      <w:r>
-        <w:rPr>
-          <w:rFonts w:ascii="Arial Narrow" w:eastAsia="Arial Narrow" w:hAnsi="Arial Narrow" w:cs="Arial Narrow"/>
-          <w:sz w:val="16"/>
-          <w:szCs w:val="16"/>
-        </w:rPr>
-        <w:t>Sin que la presente enumeración tenga carácter taxativo cada Comisión, Oficina o Sala del Tribunal del INDECOPI tiene las siguientes facultades:</w:t>
-      </w:r>
-    </w:p>
-    <w:p>
-      <w:pPr>
-        <w:ind w:left="567"/>
-        <w:jc w:val="both"/>
-        <w:rPr>
-          <w:rFonts w:ascii="Arial Narrow" w:eastAsia="Arial Narrow" w:hAnsi="Arial Narrow" w:cs="Arial Narrow"/>
-          <w:sz w:val="16"/>
-          <w:szCs w:val="16"/>
-        </w:rPr>
-      </w:pPr>
-      <w:r>
-        <w:rPr>
-          <w:rFonts w:ascii="Arial Narrow" w:eastAsia="Arial Narrow" w:hAnsi="Arial Narrow" w:cs="Arial Narrow"/>
-          <w:sz w:val="16"/>
-          <w:szCs w:val="16"/>
-        </w:rPr>
-        <w:t>a) Exigir a las personas naturales o jurídicas la exhibición de todo tipo de documentos, incluyendo los libros contables y societarios, los comprobantes de pago, la correspondencia comercial y los registros magnéticos incluyendo, en este caso, los programas que fueran necesarios para su lectura; así como solicitar información referida a la organización, los negocios, el accionariado y la estructura de propiedad de las empresas.</w:t>
-      </w:r>
-    </w:p>
-    <w:p>
-      <w:pPr>
-        <w:ind w:left="567"/>
-        <w:jc w:val="both"/>
-        <w:rPr>
-          <w:rFonts w:ascii="Arial Narrow" w:eastAsia="Arial Narrow" w:hAnsi="Arial Narrow" w:cs="Arial Narrow"/>
-          <w:sz w:val="16"/>
-          <w:szCs w:val="16"/>
-        </w:rPr>
-      </w:pPr>
-      <w:r>
-        <w:rPr>
-          <w:rFonts w:ascii="Arial Narrow" w:eastAsia="Arial Narrow" w:hAnsi="Arial Narrow" w:cs="Arial Narrow"/>
-          <w:sz w:val="16"/>
-          <w:szCs w:val="16"/>
-        </w:rPr>
-        <w:t>(...).</w:t>
+        <w:t>Artículo 24.-</w:t>
+      </w:r>
+      <w:r>
+        <w:rPr>
+          <w:rFonts w:ascii="Arial Narrow" w:eastAsia="Arial Narrow" w:hAnsi="Arial Narrow" w:cs="Arial Narrow"/>
+          <w:sz w:val="16"/>
+          <w:szCs w:val="16"/>
+        </w:rPr>
+        <w:t xml:space="preserve"> El Secretario Técnico se encargará de la tramitación del procedimiento. Para ello, cuenta con las siguientes facultades:</w:t>
       </w:r>
     </w:p>
     <w:p>
@@ -10690,35 +10797,6 @@
       <w:r>
         <w:rPr>
           <w:rFonts w:ascii="Arial Narrow" w:eastAsia="Arial Narrow" w:hAnsi="Arial Narrow" w:cs="Arial Narrow"/>
-          <w:b/>
-          <w:bCs/>
-          <w:sz w:val="16"/>
-          <w:szCs w:val="16"/>
-        </w:rPr>
-        <w:t>Artículo 24.-</w:t>
-      </w:r>
-      <w:r>
-        <w:rPr>
-          <w:rFonts w:ascii="Arial Narrow" w:eastAsia="Arial Narrow" w:hAnsi="Arial Narrow" w:cs="Arial Narrow"/>
-          <w:sz w:val="16"/>
-          <w:szCs w:val="16"/>
-        </w:rPr>
-        <w:t xml:space="preserve"> El Secretario Técnico se encargará de la tramitación del procedimiento. Para ello, cuenta con las siguientes facultades:</w:t>
-      </w:r>
-    </w:p>
-    <w:p>
-      <w:pPr>
-        <w:ind w:firstLine="567"/>
-        <w:jc w:val="both"/>
-        <w:rPr>
-          <w:rFonts w:ascii="Arial Narrow" w:eastAsia="Arial Narrow" w:hAnsi="Arial Narrow" w:cs="Arial Narrow"/>
-          <w:sz w:val="16"/>
-          <w:szCs w:val="16"/>
-        </w:rPr>
-      </w:pPr>
-      <w:r>
-        <w:rPr>
-          <w:rFonts w:ascii="Arial Narrow" w:eastAsia="Arial Narrow" w:hAnsi="Arial Narrow" w:cs="Arial Narrow"/>
           <w:sz w:val="16"/>
           <w:szCs w:val="16"/>
         </w:rPr>
@@ -10727,7 +10805,7 @@
     </w:p>
     <w:p>
       <w:pPr>
-        <w:ind w:left="567"/>
+        <w:ind w:left="567" w:hanging="567"/>
         <w:jc w:val="both"/>
         <w:rPr>
           <w:rFonts w:ascii="Arial Narrow" w:eastAsia="Arial Narrow" w:hAnsi="Arial Narrow" w:cs="Arial Narrow"/>
@@ -10826,24 +10904,23 @@
           <w:sz w:val="16"/>
           <w:szCs w:val="16"/>
         </w:rPr>
+        <w:t xml:space="preserve"/>
+      </w:r>
+      <w:r>
+        <w:rPr>
+          <w:rFonts w:ascii="Arial Narrow" w:eastAsia="Arial Narrow" w:hAnsi="Arial Narrow" w:cs="Arial Narrow"/>
+          <w:sz w:val="16"/>
+          <w:szCs w:val="16"/>
+        </w:rPr>
+      </w:r>
+      <w:r>
+        <w:rPr>
+          <w:rFonts w:ascii="Arial Narrow" w:eastAsia="Arial Narrow" w:hAnsi="Arial Narrow" w:cs="Arial Narrow"/>
+          <w:sz w:val="16"/>
+          <w:szCs w:val="16"/>
+          <w:lang w:eastAsia="es-PE"/>
+        </w:rPr>
         <w:tab/>
-        <w:t xml:space="preserve"/>
-      </w:r>
-      <w:r>
-        <w:rPr>
-          <w:rFonts w:ascii="Arial Narrow" w:eastAsia="Arial Narrow" w:hAnsi="Arial Narrow" w:cs="Arial Narrow"/>
-          <w:sz w:val="16"/>
-          <w:szCs w:val="16"/>
-        </w:rPr>
-        <w:tab/>
-      </w:r>
-      <w:r>
-        <w:rPr>
-          <w:rFonts w:ascii="Arial Narrow" w:eastAsia="Arial Narrow" w:hAnsi="Arial Narrow" w:cs="Arial Narrow"/>
-          <w:sz w:val="16"/>
-          <w:szCs w:val="16"/>
-          <w:lang w:eastAsia="es-PE"/>
-        </w:rPr>
         <w:t xml:space="preserve">El número de trabajadores se atenderá siempre que la empresa haya sido constituida antes de la vigencia de la Ley </w:t>
       </w:r>
       <w:proofErr w:type="spellStart"/>
@@ -10911,24 +10988,23 @@
           <w:sz w:val="16"/>
           <w:szCs w:val="16"/>
         </w:rPr>
+        <w:t xml:space="preserve"/>
+      </w:r>
+      <w:r>
+        <w:rPr>
+          <w:rFonts w:ascii="Arial Narrow" w:eastAsia="Arial Narrow" w:hAnsi="Arial Narrow" w:cs="Arial Narrow"/>
+          <w:sz w:val="16"/>
+          <w:szCs w:val="16"/>
+        </w:rPr>
+      </w:r>
+      <w:r>
+        <w:rPr>
+          <w:rFonts w:ascii="Arial Narrow" w:eastAsia="Arial Narrow" w:hAnsi="Arial Narrow" w:cs="Arial Narrow"/>
+          <w:b/>
+          <w:sz w:val="16"/>
+          <w:szCs w:val="16"/>
+        </w:rPr>
         <w:tab/>
-        <w:t xml:space="preserve"/>
-      </w:r>
-      <w:r>
-        <w:rPr>
-          <w:rFonts w:ascii="Arial Narrow" w:eastAsia="Arial Narrow" w:hAnsi="Arial Narrow" w:cs="Arial Narrow"/>
-          <w:sz w:val="16"/>
-          <w:szCs w:val="16"/>
-        </w:rPr>
-        <w:tab/>
-      </w:r>
-      <w:r>
-        <w:rPr>
-          <w:rFonts w:ascii="Arial Narrow" w:eastAsia="Arial Narrow" w:hAnsi="Arial Narrow" w:cs="Arial Narrow"/>
-          <w:b/>
-          <w:sz w:val="16"/>
-          <w:szCs w:val="16"/>
-        </w:rPr>
         <w:t xml:space="preserve">LEY </w:t>
       </w:r>
       <w:proofErr w:type="spellStart"/>
@@ -11378,7 +11454,7 @@
     </w:p>
     <w:p>
       <w:pPr>
-        <w:ind w:left="566" w:hanging="566"/>
+        <w:ind w:left="566"/>
         <w:jc w:val="both"/>
         <w:rPr>
           <w:rFonts w:ascii="Arial Narrow" w:eastAsia="Arial Narrow" w:hAnsi="Arial Narrow" w:cs="Arial Narrow"/>
@@ -11751,7 +11827,7 @@
         <w:tabs>
           <w:tab w:val="left" w:pos="568"/>
         </w:tabs>
-        <w:ind w:left="1134" w:hanging="566"/>
+        <w:ind w:left="1134" w:hanging="1134"/>
         <w:jc w:val="both"/>
         <w:rPr>
           <w:rFonts w:ascii="Arial Narrow" w:eastAsia="Arial Narrow" w:hAnsi="Arial Narrow" w:cs="Arial Narrow"/>
@@ -11783,7 +11859,7 @@
           <w:ilvl w:val="0"/>
           <w:numId w:val="7"/>
         </w:numPr>
-        <w:ind w:left="1418" w:hanging="284"/>
+        <w:ind w:left="1418"/>
         <w:jc w:val="both"/>
         <w:rPr>
           <w:rFonts w:ascii="Arial Narrow" w:eastAsia="Arial Narrow" w:hAnsi="Arial Narrow" w:cs="Arial Narrow"/>
@@ -11806,7 +11882,7 @@
           <w:ilvl w:val="0"/>
           <w:numId w:val="7"/>
         </w:numPr>
-        <w:ind w:left="1418" w:hanging="284"/>
+        <w:ind w:left="1418"/>
         <w:jc w:val="both"/>
         <w:rPr>
           <w:rFonts w:ascii="Arial Narrow" w:eastAsia="Arial Narrow" w:hAnsi="Arial Narrow" w:cs="Arial Narrow"/>
@@ -11829,7 +11905,7 @@
           <w:ilvl w:val="0"/>
           <w:numId w:val="7"/>
         </w:numPr>
-        <w:ind w:left="1418" w:hanging="284"/>
+        <w:ind w:left="1418"/>
         <w:jc w:val="both"/>
         <w:rPr>
           <w:rFonts w:ascii="Arial Narrow" w:eastAsia="Arial Narrow" w:hAnsi="Arial Narrow" w:cs="Arial Narrow"/>
@@ -11852,7 +11928,7 @@
           <w:ilvl w:val="0"/>
           <w:numId w:val="7"/>
         </w:numPr>
-        <w:ind w:left="1418" w:hanging="284"/>
+        <w:ind w:left="1418"/>
         <w:jc w:val="both"/>
         <w:rPr>
           <w:rFonts w:ascii="Arial Narrow" w:eastAsia="Arial Narrow" w:hAnsi="Arial Narrow" w:cs="Arial Narrow"/>
@@ -11875,7 +11951,7 @@
           <w:ilvl w:val="0"/>
           <w:numId w:val="7"/>
         </w:numPr>
-        <w:ind w:left="1418" w:hanging="284"/>
+        <w:ind w:left="1418"/>
         <w:jc w:val="both"/>
         <w:rPr>
           <w:rFonts w:ascii="Arial Narrow" w:eastAsia="Arial Narrow" w:hAnsi="Arial Narrow" w:cs="Arial Narrow"/>
@@ -11898,7 +11974,7 @@
           <w:ilvl w:val="0"/>
           <w:numId w:val="7"/>
         </w:numPr>
-        <w:ind w:left="1418" w:hanging="284"/>
+        <w:ind w:left="1418"/>
         <w:jc w:val="both"/>
         <w:rPr>
           <w:rFonts w:ascii="Arial Narrow" w:eastAsia="Arial Narrow" w:hAnsi="Arial Narrow" w:cs="Arial Narrow"/>
@@ -11921,7 +11997,7 @@
           <w:ilvl w:val="0"/>
           <w:numId w:val="7"/>
         </w:numPr>
-        <w:ind w:left="1418" w:hanging="284"/>
+        <w:ind w:left="1418"/>
         <w:jc w:val="both"/>
         <w:rPr>
           <w:rFonts w:ascii="Arial Narrow" w:eastAsia="Arial Narrow" w:hAnsi="Arial Narrow" w:cs="Arial Narrow"/>
@@ -11944,7 +12020,7 @@
           <w:ilvl w:val="0"/>
           <w:numId w:val="7"/>
         </w:numPr>
-        <w:ind w:left="1418" w:hanging="284"/>
+        <w:ind w:left="1418"/>
         <w:jc w:val="both"/>
         <w:rPr>
           <w:rFonts w:ascii="Arial Narrow" w:eastAsia="Arial Narrow" w:hAnsi="Arial Narrow" w:cs="Arial Narrow"/>
@@ -11967,7 +12043,7 @@
           <w:ilvl w:val="0"/>
           <w:numId w:val="7"/>
         </w:numPr>
-        <w:ind w:left="1418" w:hanging="284"/>
+        <w:ind w:left="1418"/>
         <w:jc w:val="both"/>
         <w:rPr>
           <w:rFonts w:ascii="Arial Narrow" w:eastAsia="Arial Narrow" w:hAnsi="Arial Narrow" w:cs="Arial Narrow"/>
@@ -11989,7 +12065,7 @@
         <w:tabs>
           <w:tab w:val="left" w:pos="568"/>
         </w:tabs>
-        <w:ind w:left="1134" w:hanging="566"/>
+        <w:ind w:left="1134"/>
         <w:jc w:val="both"/>
         <w:rPr>
           <w:rFonts w:ascii="Arial Narrow" w:eastAsia="Arial Narrow" w:hAnsi="Arial Narrow" w:cs="Arial Narrow"/>
@@ -12008,7 +12084,7 @@
     </w:p>
     <w:p>
       <w:pPr>
-        <w:ind w:left="1134" w:hanging="567"/>
+        <w:ind w:left="1134"/>
         <w:jc w:val="both"/>
         <w:rPr>
           <w:rFonts w:ascii="Arial Narrow" w:eastAsia="Arial Narrow" w:hAnsi="Arial Narrow" w:cs="Arial Narrow"/>
@@ -12027,7 +12103,7 @@
     </w:p>
     <w:p>
       <w:pPr>
-        <w:ind w:left="1134" w:hanging="567"/>
+        <w:ind w:left="1134"/>
         <w:jc w:val="both"/>
         <w:rPr>
           <w:rFonts w:ascii="Arial Narrow" w:eastAsia="Arial Narrow" w:hAnsi="Arial Narrow" w:cs="Arial Narrow"/>
@@ -12046,7 +12122,7 @@
     </w:p>
     <w:p>
       <w:pPr>
-        <w:ind w:left="1134" w:hanging="567"/>
+        <w:ind w:left="1134"/>
         <w:jc w:val="both"/>
         <w:rPr>
           <w:rFonts w:ascii="Arial Narrow" w:eastAsia="Arial Narrow" w:hAnsi="Arial Narrow" w:cs="Arial Narrow"/>
@@ -12065,7 +12141,7 @@
     </w:p>
     <w:p>
       <w:pPr>
-        <w:ind w:left="1134" w:hanging="567"/>
+        <w:ind w:left="1134"/>
         <w:jc w:val="both"/>
         <w:rPr>
           <w:rFonts w:ascii="Arial Narrow" w:eastAsia="Arial Narrow" w:hAnsi="Arial Narrow" w:cs="Arial Narrow"/>
@@ -12084,7 +12160,7 @@
     </w:p>
     <w:p>
       <w:pPr>
-        <w:ind w:left="1134" w:hanging="567"/>
+        <w:ind w:left="1134" w:hanging="1134"/>
         <w:jc w:val="both"/>
         <w:rPr>
           <w:rFonts w:ascii="Arial Narrow" w:eastAsia="Arial Narrow" w:hAnsi="Arial Narrow" w:cs="Arial Narrow"/>
@@ -12520,24 +12596,23 @@
           <w:sz w:val="16"/>
           <w:szCs w:val="16"/>
         </w:rPr>
+        <w:t xml:space="preserve"/>
+      </w:r>
+      <w:r>
+        <w:rPr>
+          <w:rFonts w:ascii="Arial Narrow" w:eastAsia="Arial Narrow" w:hAnsi="Arial Narrow" w:cs="Arial Narrow"/>
+          <w:sz w:val="16"/>
+          <w:szCs w:val="16"/>
+        </w:rPr>
+      </w:r>
+      <w:r>
+        <w:rPr>
+          <w:rFonts w:ascii="Arial Narrow" w:eastAsia="Arial Narrow" w:hAnsi="Arial Narrow" w:cs="Arial Narrow"/>
+          <w:b/>
+          <w:sz w:val="16"/>
+          <w:szCs w:val="16"/>
+        </w:rPr>
         <w:tab/>
-        <w:t xml:space="preserve"/>
-      </w:r>
-      <w:r>
-        <w:rPr>
-          <w:rFonts w:ascii="Arial Narrow" w:eastAsia="Arial Narrow" w:hAnsi="Arial Narrow" w:cs="Arial Narrow"/>
-          <w:sz w:val="16"/>
-          <w:szCs w:val="16"/>
-        </w:rPr>
-        <w:tab/>
-      </w:r>
-      <w:r>
-        <w:rPr>
-          <w:rFonts w:ascii="Arial Narrow" w:eastAsia="Arial Narrow" w:hAnsi="Arial Narrow" w:cs="Arial Narrow"/>
-          <w:b/>
-          <w:sz w:val="16"/>
-          <w:szCs w:val="16"/>
-        </w:rPr>
         <w:t>LEY 29571, CÓDIGO DE PROTECCIÓN Y DEFENSA DEL CONSUMIDOR</w:t>
       </w:r>
     </w:p>
@@ -12718,7 +12793,6 @@
           <w:sz w:val="16"/>
           <w:szCs w:val="16"/>
         </w:rPr>
-        <w:tab/>
         <w:t xml:space="preserve"/>
       </w:r>
       <w:r>
@@ -12834,31 +12908,30 @@
           <w:sz w:val="16"/>
           <w:szCs w:val="16"/>
         </w:rPr>
+        <w:t xml:space="preserve"/>
+      </w:r>
+      <w:r>
+        <w:rPr>
+          <w:rFonts w:ascii="Arial Narrow" w:eastAsia="Arial Narrow" w:hAnsi="Arial Narrow" w:cs="Arial Narrow"/>
+          <w:sz w:val="16"/>
+          <w:szCs w:val="16"/>
+        </w:rPr>
+      </w:r>
+      <w:r>
+        <w:rPr>
+          <w:rFonts w:ascii="Arial Narrow" w:eastAsia="Arial Narrow" w:hAnsi="Arial Narrow" w:cs="Arial Narrow"/>
+          <w:b/>
+          <w:sz w:val="16"/>
+          <w:szCs w:val="16"/>
+        </w:rPr>
         <w:tab/>
-        <w:t xml:space="preserve"/>
-      </w:r>
-      <w:r>
-        <w:rPr>
-          <w:rFonts w:ascii="Arial Narrow" w:eastAsia="Arial Narrow" w:hAnsi="Arial Narrow" w:cs="Arial Narrow"/>
-          <w:sz w:val="16"/>
-          <w:szCs w:val="16"/>
-        </w:rPr>
-        <w:tab/>
-      </w:r>
-      <w:r>
-        <w:rPr>
-          <w:rFonts w:ascii="Arial Narrow" w:eastAsia="Arial Narrow" w:hAnsi="Arial Narrow" w:cs="Arial Narrow"/>
-          <w:b/>
-          <w:sz w:val="16"/>
-          <w:szCs w:val="16"/>
-        </w:rPr>
         <w:t>TEXTO ÚNICO ORDENADO DE LA LEY DEL PROCEDIMIENTO ADMINISTRATIVO GENERAL, aprobado mediante DECRETO SUPREMO 006-2026-JUS y publicado el 30 de abril de 2026</w:t>
       </w:r>
     </w:p>
     <w:p>
       <w:pPr>
         <w:pStyle w:val="Textonotapie"/>
-        <w:ind w:left="1134" w:hanging="567"/>
+        <w:ind w:left="1134"/>
         <w:jc w:val="both"/>
         <w:rPr>
           <w:rFonts w:ascii="Arial Narrow" w:eastAsia="Arial Narrow" w:hAnsi="Arial Narrow" w:cs="Arial Narrow"/>

--- a/plantillas_maestras/03_seguro_desgravamen/materia_general_asegurativa/1_ddo_aseguradora/varon/TPL_2349_2026_SEGURO_DESGRAVAMEN_MATERIA_GENERAL_ASEGURATIVA_ASEGURADORA_VARON_R0281.docx
+++ b/plantillas_maestras/03_seguro_desgravamen/materia_general_asegurativa/1_ddo_aseguradora/varon/TPL_2349_2026_SEGURO_DESGRAVAMEN_MATERIA_GENERAL_ASEGURATIVA_ASEGURADORA_VARON_R0281.docx
@@ -7024,7 +7024,7 @@
           <w:sz w:val="22"/>
           <w:szCs w:val="22"/>
         </w:rPr>
-        <w:t xml:space="preserve">correr traslado de la presente resolución a Interseguro Compañía de Seguros S.A. para que, de conformidad con lo dispuesto por el artículo 26 de la Ley sobre Facultades, Normas y Organización del Indecopi, aprobada por Decreto Legislativo 807</w:t>
+        <w:t xml:space="preserve">correr traslado de la denuncia del 8 de mayo de 2026, subsanada mediante escrito del 16 de julio de 2026 a Interseguro Compañía de Seguros S.A. para que, de conformidad con lo dispuesto por el artículo 26 de la Ley sobre Facultades, Normas y Organización del Indecopi, aprobada por Decreto Legislativo 807</w:t>
       </w:r>
       <w:r>
         <w:rPr>
